--- a/docs/BusaniNcube-Thesis.docx
+++ b/docs/BusaniNcube-Thesis.docx
@@ -6,7 +6,7 @@
       <w:pPr>
         <w:jc w:val="center"/>
         <w:rPr>
-          <w:rFonts w:ascii="Aptos" w:hAnsi="Aptos" w:eastAsia="Aptos" w:cs="Aptos" w:asciiTheme="minorAscii" w:hAnsiTheme="minorAscii" w:eastAsiaTheme="minorAscii" w:cstheme="minorAscii"/>
+          <w:rFonts w:ascii="Calibri" w:hAnsi="Calibri" w:eastAsia="Calibri" w:cs="Calibri"/>
           <w:b w:val="1"/>
           <w:bCs w:val="1"/>
           <w:sz w:val="36"/>
@@ -15,7 +15,7 @@
       </w:pPr>
       <w:r>
         <w:rPr>
-          <w:rFonts w:ascii="Aptos" w:hAnsi="Aptos" w:eastAsia="Aptos" w:cs="Aptos" w:asciiTheme="minorAscii" w:hAnsiTheme="minorAscii" w:eastAsiaTheme="minorAscii" w:cstheme="minorAscii"/>
+          <w:rFonts w:ascii="Calibri" w:hAnsi="Calibri" w:eastAsia="Calibri" w:cs="Calibri"/>
           <w:b w:val="1"/>
           <w:bCs w:val="1"/>
           <w:sz w:val="36"/>
@@ -43,7 +43,7 @@
       </w:pPr>
       <w:r>
         <w:drawing>
-          <wp:inline wp14:editId="6C118357" wp14:anchorId="7AB77AFB">
+          <wp:inline wp14:editId="4733FBEF" wp14:anchorId="7AB77AFB">
             <wp:extent cx="857250" cy="628650"/>
             <wp:effectExtent l="0" t="0" r="0" b="0"/>
             <wp:docPr id="2074059958" name="drawing" title="wsg_logo_RGB"/>
@@ -109,6 +109,17 @@
       </w:pPr>
       <w:r>
         <w:rPr>
+          <w:rFonts w:ascii="Calibri" w:hAnsi="Calibri" w:eastAsia="Calibri" w:cs="Calibri"/>
+          <w:b w:val="1"/>
+          <w:bCs w:val="1"/>
+          <w:color w:val="808080" w:themeColor="background1" w:themeTint="FF" w:themeShade="80"/>
+          <w:sz w:val="28"/>
+          <w:szCs w:val="28"/>
+        </w:rPr>
+        <w:t>BUSANI</w:t>
+      </w:r>
+      <w:r>
+        <w:rPr>
           <w:rFonts w:ascii="Aptos" w:hAnsi="Aptos" w:eastAsia="Aptos" w:cs="Aptos" w:asciiTheme="minorAscii" w:hAnsiTheme="minorAscii" w:eastAsiaTheme="minorAscii" w:cstheme="minorAscii"/>
           <w:b w:val="1"/>
           <w:bCs w:val="1"/>
@@ -116,7 +127,7 @@
           <w:sz w:val="28"/>
           <w:szCs w:val="28"/>
         </w:rPr>
-        <w:t>BUSANI NCUBE</w:t>
+        <w:t xml:space="preserve"> NCUBE</w:t>
       </w:r>
     </w:p>
     <w:p>
@@ -138,31 +149,6 @@
         <w:pStyle w:val="Normal"/>
         <w:jc w:val="center"/>
         <w:rPr>
-          <w:rFonts w:ascii="Aptos" w:hAnsi="Aptos" w:eastAsia="Aptos" w:cs="Aptos" w:asciiTheme="minorAscii" w:hAnsiTheme="minorAscii" w:eastAsiaTheme="minorAscii" w:cstheme="minorAscii"/>
-          <w:b w:val="1"/>
-          <w:bCs w:val="1"/>
-          <w:color w:val="808080" w:themeColor="background1" w:themeTint="FF" w:themeShade="80"/>
-          <w:sz w:val="32"/>
-          <w:szCs w:val="32"/>
-        </w:rPr>
-      </w:pPr>
-      <w:r>
-        <w:rPr>
-          <w:rFonts w:ascii="Aptos" w:hAnsi="Aptos" w:eastAsia="Aptos" w:cs="Aptos" w:asciiTheme="minorAscii" w:hAnsiTheme="minorAscii" w:eastAsiaTheme="minorAscii" w:cstheme="minorAscii"/>
-          <w:b w:val="1"/>
-          <w:bCs w:val="1"/>
-          <w:color w:val="808080" w:themeColor="background1" w:themeTint="FF" w:themeShade="80"/>
-          <w:sz w:val="32"/>
-          <w:szCs w:val="32"/>
-        </w:rPr>
-        <w:t>MULTI-INTERFACE SMART HOME CONTROLLER</w:t>
-      </w:r>
-    </w:p>
-    <w:p>
-      <w:pPr>
-        <w:pStyle w:val="Normal"/>
-        <w:jc w:val="center"/>
-        <w:rPr>
           <w:rFonts w:ascii="Calibri" w:hAnsi="Calibri" w:eastAsia="Calibri" w:cs="Calibri"/>
           <w:b w:val="1"/>
           <w:bCs w:val="1"/>
@@ -171,15 +157,40 @@
           <w:szCs w:val="28"/>
         </w:rPr>
       </w:pPr>
+      <w:r>
+        <w:rPr>
+          <w:rFonts w:ascii="Calibri" w:hAnsi="Calibri" w:eastAsia="Calibri" w:cs="Calibri"/>
+          <w:b w:val="1"/>
+          <w:bCs w:val="1"/>
+          <w:color w:val="808080" w:themeColor="background1" w:themeTint="FF" w:themeShade="80"/>
+          <w:sz w:val="28"/>
+          <w:szCs w:val="28"/>
+        </w:rPr>
+        <w:t>MULTI-INTERFACE SMART HOME CONTROLLER</w:t>
+      </w:r>
+    </w:p>
+    <w:p>
+      <w:pPr>
+        <w:pStyle w:val="Normal"/>
+        <w:jc w:val="center"/>
+        <w:rPr>
+          <w:rFonts w:ascii="Calibri" w:hAnsi="Calibri" w:eastAsia="Calibri" w:cs="Calibri"/>
+          <w:b w:val="1"/>
+          <w:bCs w:val="1"/>
+          <w:color w:val="808080" w:themeColor="background1" w:themeTint="FF" w:themeShade="80"/>
+          <w:sz w:val="28"/>
+          <w:szCs w:val="28"/>
+        </w:rPr>
+      </w:pPr>
     </w:p>
     <w:p>
       <w:pPr>
         <w:pStyle w:val="Normal"/>
         <w:jc w:val="left"/>
         <w:rPr>
-          <w:rFonts w:ascii="Aptos" w:hAnsi="Aptos" w:eastAsia="Aptos" w:cs="Aptos" w:asciiTheme="minorAscii" w:hAnsiTheme="minorAscii" w:eastAsiaTheme="minorAscii" w:cstheme="minorAscii"/>
-          <w:b w:val="0"/>
-          <w:bCs w:val="0"/>
+          <w:rFonts w:ascii="Times New Roman" w:hAnsi="Times New Roman" w:eastAsia="Times New Roman" w:cs="Times New Roman"/>
+          <w:b w:val="1"/>
+          <w:bCs w:val="1"/>
           <w:color w:val="auto"/>
           <w:sz w:val="28"/>
           <w:szCs w:val="28"/>
@@ -187,9 +198,9 @@
       </w:pPr>
       <w:r>
         <w:rPr>
-          <w:rFonts w:ascii="Aptos" w:hAnsi="Aptos" w:eastAsia="Aptos" w:cs="Aptos" w:asciiTheme="minorAscii" w:hAnsiTheme="minorAscii" w:eastAsiaTheme="minorAscii" w:cstheme="minorAscii"/>
-          <w:b w:val="0"/>
-          <w:bCs w:val="0"/>
+          <w:rFonts w:ascii="Times New Roman" w:hAnsi="Times New Roman" w:eastAsia="Times New Roman" w:cs="Times New Roman"/>
+          <w:b w:val="1"/>
+          <w:bCs w:val="1"/>
           <w:color w:val="auto"/>
           <w:sz w:val="28"/>
           <w:szCs w:val="28"/>
@@ -201,7 +212,7 @@
       <w:pPr>
         <w:spacing w:before="240" w:beforeAutospacing="off" w:after="240" w:afterAutospacing="off"/>
         <w:rPr>
-          <w:rFonts w:ascii="Aptos" w:hAnsi="Aptos" w:eastAsia="Aptos" w:cs="Aptos" w:asciiTheme="minorAscii" w:hAnsiTheme="minorAscii" w:eastAsiaTheme="minorAscii" w:cstheme="minorAscii"/>
+          <w:rFonts w:ascii="Times New Roman" w:hAnsi="Times New Roman" w:eastAsia="Times New Roman" w:cs="Times New Roman"/>
           <w:b w:val="0"/>
           <w:bCs w:val="0"/>
           <w:i w:val="0"/>
@@ -217,7 +228,7 @@
       </w:pPr>
       <w:r>
         <w:rPr>
-          <w:rFonts w:ascii="Aptos" w:hAnsi="Aptos" w:eastAsia="Aptos" w:cs="Aptos" w:asciiTheme="minorAscii" w:hAnsiTheme="minorAscii" w:eastAsiaTheme="minorAscii" w:cstheme="minorAscii"/>
+          <w:rFonts w:ascii="Times New Roman" w:hAnsi="Times New Roman" w:eastAsia="Times New Roman" w:cs="Times New Roman"/>
           <w:b w:val="1"/>
           <w:bCs w:val="1"/>
           <w:i w:val="0"/>
@@ -235,9 +246,12 @@
     </w:p>
     <w:p>
       <w:pPr>
-        <w:spacing w:before="240" w:beforeAutospacing="off" w:after="240" w:afterAutospacing="off"/>
-        <w:rPr>
-          <w:rFonts w:ascii="Aptos" w:hAnsi="Aptos" w:eastAsia="Aptos" w:cs="Aptos" w:asciiTheme="minorAscii" w:hAnsiTheme="minorAscii" w:eastAsiaTheme="minorAscii" w:cstheme="minorAscii"/>
+        <w:pStyle w:val="Normal"/>
+        <w:spacing w:before="240" w:beforeAutospacing="off" w:after="240" w:afterAutospacing="off"/>
+      </w:pPr>
+      <w:r>
+        <w:rPr>
+          <w:rFonts w:ascii="Times New Roman" w:hAnsi="Times New Roman" w:eastAsia="Times New Roman" w:cs="Times New Roman"/>
           <w:b w:val="0"/>
           <w:bCs w:val="0"/>
           <w:i w:val="0"/>
@@ -246,14 +260,15 @@
           <w:smallCaps w:val="0"/>
           <w:noProof w:val="0"/>
           <w:color w:val="000000" w:themeColor="text1" w:themeTint="FF" w:themeShade="FF"/>
-          <w:sz w:val="24"/>
-          <w:szCs w:val="24"/>
-          <w:lang w:val="en-GB"/>
-        </w:rPr>
-      </w:pPr>
-      <w:r>
-        <w:rPr>
-          <w:rFonts w:ascii="Aptos" w:hAnsi="Aptos" w:eastAsia="Aptos" w:cs="Aptos" w:asciiTheme="minorAscii" w:hAnsiTheme="minorAscii" w:eastAsiaTheme="minorAscii" w:cstheme="minorAscii"/>
+          <w:sz w:val="22"/>
+          <w:szCs w:val="22"/>
+          <w:lang w:val="en-GB"/>
+        </w:rPr>
+        <w:t>Home automation has been around for longer than most people thin</w:t>
+      </w:r>
+      <w:r>
+        <w:rPr>
+          <w:rFonts w:ascii="Times New Roman" w:hAnsi="Times New Roman" w:eastAsia="Times New Roman" w:cs="Times New Roman"/>
           <w:b w:val="0"/>
           <w:bCs w:val="0"/>
           <w:i w:val="0"/>
@@ -262,15 +277,15 @@
           <w:smallCaps w:val="0"/>
           <w:noProof w:val="0"/>
           <w:color w:val="000000" w:themeColor="text1" w:themeTint="FF" w:themeShade="FF"/>
-          <w:sz w:val="24"/>
-          <w:szCs w:val="24"/>
-          <w:lang w:val="en-GB"/>
-        </w:rPr>
-        <w:t xml:space="preserve">Home automation has been around for longer than most people think. In 1830, the first mechanical thermostat was invented, which was one of the earliest ways to automatically control something in a home [3]. In the 1930s and 1940s, new home appliances such as washing machines and refrigerators helped people with daily tasks. This marked the beginning of homes becoming more modern and </w:t>
-      </w:r>
-      <w:r>
-        <w:rPr>
-          <w:rFonts w:ascii="Aptos" w:hAnsi="Aptos" w:eastAsia="Aptos" w:cs="Aptos" w:asciiTheme="minorAscii" w:hAnsiTheme="minorAscii" w:eastAsiaTheme="minorAscii" w:cstheme="minorAscii"/>
+          <w:sz w:val="22"/>
+          <w:szCs w:val="22"/>
+          <w:lang w:val="en-GB"/>
+        </w:rPr>
+        <w:t>k</w:t>
+      </w:r>
+      <w:r>
+        <w:rPr>
+          <w:rFonts w:ascii="Times New Roman" w:hAnsi="Times New Roman" w:eastAsia="Times New Roman" w:cs="Times New Roman"/>
           <w:b w:val="0"/>
           <w:bCs w:val="0"/>
           <w:i w:val="0"/>
@@ -279,15 +294,25 @@
           <w:smallCaps w:val="0"/>
           <w:noProof w:val="0"/>
           <w:color w:val="000000" w:themeColor="text1" w:themeTint="FF" w:themeShade="FF"/>
-          <w:sz w:val="24"/>
-          <w:szCs w:val="24"/>
-          <w:lang w:val="en-GB"/>
-        </w:rPr>
-        <w:t>technology-based [2]</w:t>
-      </w:r>
-      <w:r>
-        <w:rPr>
-          <w:rFonts w:ascii="Aptos" w:hAnsi="Aptos" w:eastAsia="Aptos" w:cs="Aptos" w:asciiTheme="minorAscii" w:hAnsiTheme="minorAscii" w:eastAsiaTheme="minorAscii" w:cstheme="minorAscii"/>
+          <w:sz w:val="22"/>
+          <w:szCs w:val="22"/>
+          <w:lang w:val="en-GB"/>
+        </w:rPr>
+        <w:t>.</w:t>
+      </w:r>
+      <w:r>
+        <w:rPr>
+          <w:rFonts w:ascii="Times New Roman" w:hAnsi="Times New Roman" w:eastAsia="Times New Roman" w:cs="Times New Roman"/>
+          <w:noProof w:val="0"/>
+          <w:sz w:val="22"/>
+          <w:szCs w:val="22"/>
+          <w:lang w:val="en-GB"/>
+        </w:rPr>
+        <w:t xml:space="preserve"> In 1970, X10 became the first home automation platform, marking an important milestone. It allowed digital data to be transmitted through household electrical wiring using radio signals. </w:t>
+      </w:r>
+      <w:r>
+        <w:rPr>
+          <w:rFonts w:ascii="Times New Roman" w:hAnsi="Times New Roman" w:eastAsia="Times New Roman" w:cs="Times New Roman"/>
           <w:b w:val="0"/>
           <w:bCs w:val="0"/>
           <w:i w:val="0"/>
@@ -296,19 +321,15 @@
           <w:smallCaps w:val="0"/>
           <w:noProof w:val="0"/>
           <w:color w:val="000000" w:themeColor="text1" w:themeTint="FF" w:themeShade="FF"/>
-          <w:sz w:val="24"/>
-          <w:szCs w:val="24"/>
-          <w:lang w:val="en-GB"/>
-        </w:rPr>
-        <w:t>. As technology continued to grow, the phrase “smart home” was first used in 1984 by the American Association of House Builders [1]. By the late 20th century, technology was advancing rapidly. Home computers and early smart appliances became popular in the 1980s and 1990s, and more people started using them at home [3].</w:t>
-      </w:r>
-    </w:p>
-    <w:p>
-      <w:pPr>
-        <w:pStyle w:val="Normal"/>
-        <w:spacing w:before="240" w:beforeAutospacing="off" w:after="240" w:afterAutospacing="off"/>
-        <w:rPr>
-          <w:rFonts w:ascii="Aptos" w:hAnsi="Aptos" w:eastAsia="Aptos" w:cs="Aptos" w:asciiTheme="minorAscii" w:hAnsiTheme="minorAscii" w:eastAsiaTheme="minorAscii" w:cstheme="minorAscii"/>
+          <w:sz w:val="22"/>
+          <w:szCs w:val="22"/>
+          <w:lang w:val="en-GB"/>
+        </w:rPr>
+        <w:t xml:space="preserve">This marked the beginning of homes becoming more modern and </w:t>
+      </w:r>
+      <w:r>
+        <w:rPr>
+          <w:rFonts w:ascii="Times New Roman" w:hAnsi="Times New Roman" w:eastAsia="Times New Roman" w:cs="Times New Roman"/>
           <w:b w:val="0"/>
           <w:bCs w:val="0"/>
           <w:i w:val="0"/>
@@ -317,14 +338,15 @@
           <w:smallCaps w:val="0"/>
           <w:noProof w:val="0"/>
           <w:color w:val="000000" w:themeColor="text1" w:themeTint="FF" w:themeShade="FF"/>
-          <w:sz w:val="24"/>
-          <w:szCs w:val="24"/>
-          <w:lang w:val="en-GB"/>
-        </w:rPr>
-      </w:pPr>
-      <w:r>
-        <w:rPr>
-          <w:rFonts w:ascii="Aptos" w:hAnsi="Aptos" w:eastAsia="Aptos" w:cs="Aptos" w:asciiTheme="minorAscii" w:hAnsiTheme="minorAscii" w:eastAsiaTheme="minorAscii" w:cstheme="minorAscii"/>
+          <w:sz w:val="22"/>
+          <w:szCs w:val="22"/>
+          <w:lang w:val="en-GB"/>
+        </w:rPr>
+        <w:t>technology based</w:t>
+      </w:r>
+      <w:r>
+        <w:rPr>
+          <w:rFonts w:ascii="Times New Roman" w:hAnsi="Times New Roman" w:eastAsia="Times New Roman" w:cs="Times New Roman"/>
           <w:b w:val="0"/>
           <w:bCs w:val="0"/>
           <w:i w:val="0"/>
@@ -333,25 +355,15 @@
           <w:smallCaps w:val="0"/>
           <w:noProof w:val="0"/>
           <w:color w:val="000000" w:themeColor="text1" w:themeTint="FF" w:themeShade="FF"/>
-          <w:sz w:val="24"/>
-          <w:szCs w:val="24"/>
-          <w:lang w:val="en-GB"/>
-        </w:rPr>
-        <w:t xml:space="preserve">As Wi-Fi improved and became widely available, smart home devices became easier to use. With smartphones, most people now use these devices regularly [3]. Once devices could join a home network and be controlled remotely, smart homes became more common. Instead of just controlling a single device, people could now make all their devices work together [2]. This growth shows up in market numbers - the global smart home market was worth USD 147.52 billion in 2025 and is expected to reach USD 848.47 billion by 2034, growing about 21.4% each year [4]. </w:t>
-      </w:r>
-      <w:r>
-        <w:rPr>
-          <w:rFonts w:ascii="Aptos" w:hAnsi="Aptos" w:eastAsia="Aptos" w:cs="Aptos"/>
-          <w:noProof w:val="0"/>
-          <w:sz w:val="24"/>
-          <w:szCs w:val="24"/>
-          <w:lang w:val="en-GB"/>
-        </w:rPr>
-        <w:t>In 2025, North America held the largest share of the smart home market at 31.7%, while Asia Pacific is projected to experience the fastest growth over the coming years</w:t>
-      </w:r>
-      <w:r>
-        <w:rPr>
-          <w:rFonts w:ascii="Aptos" w:hAnsi="Aptos" w:eastAsia="Aptos" w:cs="Aptos" w:asciiTheme="minorAscii" w:hAnsiTheme="minorAscii" w:eastAsiaTheme="minorAscii" w:cstheme="minorAscii"/>
+          <w:sz w:val="22"/>
+          <w:szCs w:val="22"/>
+          <w:lang w:val="en-GB"/>
+        </w:rPr>
+        <w:t xml:space="preserve">. As technology continued to grow, the phrase “smart home” was first used in 1984 by the American </w:t>
+      </w:r>
+      <w:r>
+        <w:rPr>
+          <w:rFonts w:ascii="Times New Roman" w:hAnsi="Times New Roman" w:eastAsia="Times New Roman" w:cs="Times New Roman"/>
           <w:b w:val="0"/>
           <w:bCs w:val="0"/>
           <w:i w:val="0"/>
@@ -360,18 +372,15 @@
           <w:smallCaps w:val="0"/>
           <w:noProof w:val="0"/>
           <w:color w:val="000000" w:themeColor="text1" w:themeTint="FF" w:themeShade="FF"/>
-          <w:sz w:val="24"/>
-          <w:szCs w:val="24"/>
-          <w:lang w:val="en-GB"/>
-        </w:rPr>
-        <w:t xml:space="preserve"> [4].</w:t>
-      </w:r>
-    </w:p>
-    <w:p>
-      <w:pPr>
-        <w:spacing w:before="240" w:beforeAutospacing="off" w:after="240" w:afterAutospacing="off"/>
-        <w:rPr>
-          <w:rFonts w:ascii="Aptos" w:hAnsi="Aptos" w:eastAsia="Aptos" w:cs="Aptos" w:asciiTheme="minorAscii" w:hAnsiTheme="minorAscii" w:eastAsiaTheme="minorAscii" w:cstheme="minorAscii"/>
+          <w:sz w:val="22"/>
+          <w:szCs w:val="22"/>
+          <w:lang w:val="en-GB"/>
+        </w:rPr>
+        <w:t>Home Builders Association</w:t>
+      </w:r>
+      <w:r>
+        <w:rPr>
+          <w:rFonts w:ascii="Times New Roman" w:hAnsi="Times New Roman" w:eastAsia="Times New Roman" w:cs="Times New Roman"/>
           <w:b w:val="0"/>
           <w:bCs w:val="0"/>
           <w:i w:val="0"/>
@@ -380,14 +389,59 @@
           <w:smallCaps w:val="0"/>
           <w:noProof w:val="0"/>
           <w:color w:val="000000" w:themeColor="text1" w:themeTint="FF" w:themeShade="FF"/>
-          <w:sz w:val="24"/>
-          <w:szCs w:val="24"/>
-          <w:lang w:val="en-GB"/>
-        </w:rPr>
-      </w:pPr>
-      <w:r>
-        <w:rPr>
-          <w:rFonts w:ascii="Aptos" w:hAnsi="Aptos" w:eastAsia="Aptos" w:cs="Aptos" w:asciiTheme="minorAscii" w:hAnsiTheme="minorAscii" w:eastAsiaTheme="minorAscii" w:cstheme="minorAscii"/>
+          <w:sz w:val="22"/>
+          <w:szCs w:val="22"/>
+          <w:lang w:val="en-GB"/>
+        </w:rPr>
+        <w:t>. By the late 20th century, technology was advancing rapidly. Home computers and early smart appliances became popular in the 1980s and 1990s, and more people started using them at home.</w:t>
+      </w:r>
+      <w:r>
+        <w:rPr>
+          <w:rFonts w:ascii="Times New Roman" w:hAnsi="Times New Roman" w:eastAsia="Times New Roman" w:cs="Times New Roman"/>
+          <w:noProof w:val="0"/>
+          <w:sz w:val="22"/>
+          <w:szCs w:val="22"/>
+          <w:lang w:val="en-GB"/>
+        </w:rPr>
+        <w:t xml:space="preserve"> During the late 1990s, there was </w:t>
+      </w:r>
+      <w:r>
+        <w:rPr>
+          <w:rFonts w:ascii="Times New Roman" w:hAnsi="Times New Roman" w:eastAsia="Times New Roman" w:cs="Times New Roman"/>
+          <w:noProof w:val="0"/>
+          <w:sz w:val="22"/>
+          <w:szCs w:val="22"/>
+          <w:lang w:val="en-GB"/>
+        </w:rPr>
+        <w:t>a big increase</w:t>
+      </w:r>
+      <w:r>
+        <w:rPr>
+          <w:rFonts w:ascii="Times New Roman" w:hAnsi="Times New Roman" w:eastAsia="Times New Roman" w:cs="Times New Roman"/>
+          <w:noProof w:val="0"/>
+          <w:sz w:val="22"/>
+          <w:szCs w:val="22"/>
+          <w:lang w:val="en-GB"/>
+        </w:rPr>
+        <w:t xml:space="preserve"> in home network development, mainly because high-speed internet became widely available.</w:t>
+      </w:r>
+      <w:r>
+        <w:rPr>
+          <w:rFonts w:ascii="Times New Roman" w:hAnsi="Times New Roman" w:eastAsia="Times New Roman" w:cs="Times New Roman"/>
+          <w:noProof w:val="0"/>
+          <w:sz w:val="22"/>
+          <w:szCs w:val="22"/>
+          <w:lang w:val="en-GB"/>
+        </w:rPr>
+        <w:t xml:space="preserve"> As smartphones became more popular in the late 2000s, smart homes also grew in popularity since they could now be managed through mobile apps.</w:t>
+      </w:r>
+    </w:p>
+    <w:p>
+      <w:pPr>
+        <w:pStyle w:val="Normal"/>
+        <w:spacing w:before="240" w:beforeAutospacing="off" w:after="240" w:afterAutospacing="off"/>
+        <w:rPr>
+          <w:rFonts w:ascii="Times New Roman" w:hAnsi="Times New Roman" w:eastAsia="Times New Roman" w:cs="Times New Roman"/>
           <w:b w:val="0"/>
           <w:bCs w:val="0"/>
           <w:i w:val="0"/>
@@ -396,15 +450,14 @@
           <w:smallCaps w:val="0"/>
           <w:noProof w:val="0"/>
           <w:color w:val="000000" w:themeColor="text1" w:themeTint="FF" w:themeShade="FF"/>
-          <w:sz w:val="24"/>
-          <w:szCs w:val="24"/>
-          <w:lang w:val="en-GB"/>
-        </w:rPr>
-        <w:t xml:space="preserve">Smart home devices are becoming more popular because they save energy and money. For instance, a smart thermostat can save around 20% on heating and cooling, while smart lighting can reduce energy costs by </w:t>
-      </w:r>
-      <w:r>
-        <w:rPr>
-          <w:rFonts w:ascii="Aptos" w:hAnsi="Aptos" w:eastAsia="Aptos" w:cs="Aptos" w:asciiTheme="minorAscii" w:hAnsiTheme="minorAscii" w:eastAsiaTheme="minorAscii" w:cstheme="minorAscii"/>
+          <w:sz w:val="22"/>
+          <w:szCs w:val="22"/>
+          <w:lang w:val="en-GB"/>
+        </w:rPr>
+      </w:pPr>
+      <w:r>
+        <w:rPr>
+          <w:rFonts w:ascii="Times New Roman" w:hAnsi="Times New Roman" w:eastAsia="Times New Roman" w:cs="Times New Roman"/>
           <w:b w:val="0"/>
           <w:bCs w:val="0"/>
           <w:i w:val="0"/>
@@ -413,15 +466,65 @@
           <w:smallCaps w:val="0"/>
           <w:noProof w:val="0"/>
           <w:color w:val="000000" w:themeColor="text1" w:themeTint="FF" w:themeShade="FF"/>
-          <w:sz w:val="24"/>
-          <w:szCs w:val="24"/>
-          <w:lang w:val="en-GB"/>
-        </w:rPr>
-        <w:t>nearly 30%</w:t>
-      </w:r>
-      <w:r>
-        <w:rPr>
-          <w:rFonts w:ascii="Aptos" w:hAnsi="Aptos" w:eastAsia="Aptos" w:cs="Aptos" w:asciiTheme="minorAscii" w:hAnsiTheme="minorAscii" w:eastAsiaTheme="minorAscii" w:cstheme="minorAscii"/>
+          <w:sz w:val="22"/>
+          <w:szCs w:val="22"/>
+          <w:lang w:val="en-GB"/>
+        </w:rPr>
+        <w:t xml:space="preserve">As Wi-Fi improved and became widely available, smart home devices became easier to use. </w:t>
+      </w:r>
+      <w:r>
+        <w:rPr>
+          <w:rFonts w:ascii="Times New Roman" w:hAnsi="Times New Roman" w:eastAsia="Times New Roman" w:cs="Times New Roman"/>
+          <w:noProof w:val="0"/>
+          <w:sz w:val="22"/>
+          <w:szCs w:val="22"/>
+          <w:lang w:val="en-GB"/>
+        </w:rPr>
+        <w:t xml:space="preserve">With mobile networks such as 4G and 5G, users </w:t>
+      </w:r>
+      <w:r>
+        <w:rPr>
+          <w:rFonts w:ascii="Times New Roman" w:hAnsi="Times New Roman" w:eastAsia="Times New Roman" w:cs="Times New Roman"/>
+          <w:noProof w:val="0"/>
+          <w:sz w:val="22"/>
+          <w:szCs w:val="22"/>
+          <w:lang w:val="en-GB"/>
+        </w:rPr>
+        <w:t>were</w:t>
+      </w:r>
+      <w:r>
+        <w:rPr>
+          <w:rFonts w:ascii="Times New Roman" w:hAnsi="Times New Roman" w:eastAsia="Times New Roman" w:cs="Times New Roman"/>
+          <w:noProof w:val="0"/>
+          <w:sz w:val="22"/>
+          <w:szCs w:val="22"/>
+          <w:lang w:val="en-GB"/>
+        </w:rPr>
+        <w:t xml:space="preserve"> able to </w:t>
+      </w:r>
+      <w:r>
+        <w:rPr>
+          <w:rFonts w:ascii="Times New Roman" w:hAnsi="Times New Roman" w:eastAsia="Times New Roman" w:cs="Times New Roman"/>
+          <w:noProof w:val="0"/>
+          <w:sz w:val="22"/>
+          <w:szCs w:val="22"/>
+          <w:lang w:val="en-GB"/>
+        </w:rPr>
+        <w:t>operate</w:t>
+      </w:r>
+      <w:r>
+        <w:rPr>
+          <w:rFonts w:ascii="Times New Roman" w:hAnsi="Times New Roman" w:eastAsia="Times New Roman" w:cs="Times New Roman"/>
+          <w:noProof w:val="0"/>
+          <w:sz w:val="22"/>
+          <w:szCs w:val="22"/>
+          <w:lang w:val="en-GB"/>
+        </w:rPr>
+        <w:t xml:space="preserve"> their home devices remotely using mobile applications.</w:t>
+      </w:r>
+      <w:r>
+        <w:rPr>
+          <w:rFonts w:ascii="Times New Roman" w:hAnsi="Times New Roman" w:eastAsia="Times New Roman" w:cs="Times New Roman"/>
           <w:b w:val="0"/>
           <w:bCs w:val="0"/>
           <w:i w:val="0"/>
@@ -430,15 +533,45 @@
           <w:smallCaps w:val="0"/>
           <w:noProof w:val="0"/>
           <w:color w:val="000000" w:themeColor="text1" w:themeTint="FF" w:themeShade="FF"/>
-          <w:sz w:val="24"/>
-          <w:szCs w:val="24"/>
-          <w:lang w:val="en-GB"/>
-        </w:rPr>
-        <w:t xml:space="preserve"> [6]. According to the U.S. Department of Energy, a programmable thermostat can help homeowners save </w:t>
-      </w:r>
-      <w:r>
-        <w:rPr>
-          <w:rFonts w:ascii="Aptos" w:hAnsi="Aptos" w:eastAsia="Aptos" w:cs="Aptos" w:asciiTheme="minorAscii" w:hAnsiTheme="minorAscii" w:eastAsiaTheme="minorAscii" w:cstheme="minorAscii"/>
+          <w:sz w:val="22"/>
+          <w:szCs w:val="22"/>
+          <w:lang w:val="en-GB"/>
+        </w:rPr>
+        <w:t xml:space="preserve"> </w:t>
+      </w:r>
+      <w:r>
+        <w:rPr>
+          <w:rFonts w:ascii="Times New Roman" w:hAnsi="Times New Roman" w:eastAsia="Times New Roman" w:cs="Times New Roman"/>
+          <w:noProof w:val="0"/>
+          <w:sz w:val="22"/>
+          <w:szCs w:val="22"/>
+          <w:lang w:val="en-GB"/>
+        </w:rPr>
+        <w:t xml:space="preserve">IoT home systems connect different home devices, allowing them to work together and be controlled easily, making life more convenient, comfortable, safe, and </w:t>
+      </w:r>
+      <w:r>
+        <w:rPr>
+          <w:rFonts w:ascii="Times New Roman" w:hAnsi="Times New Roman" w:eastAsia="Times New Roman" w:cs="Times New Roman"/>
+          <w:noProof w:val="0"/>
+          <w:sz w:val="22"/>
+          <w:szCs w:val="22"/>
+          <w:lang w:val="en-GB"/>
+        </w:rPr>
+        <w:t>energy efficient</w:t>
+      </w:r>
+      <w:r>
+        <w:rPr>
+          <w:rFonts w:ascii="Times New Roman" w:hAnsi="Times New Roman" w:eastAsia="Times New Roman" w:cs="Times New Roman"/>
+          <w:noProof w:val="0"/>
+          <w:sz w:val="22"/>
+          <w:szCs w:val="22"/>
+          <w:lang w:val="en-GB"/>
+        </w:rPr>
+        <w:t>.</w:t>
+      </w:r>
+      <w:r>
+        <w:rPr>
+          <w:rFonts w:ascii="Times New Roman" w:hAnsi="Times New Roman" w:eastAsia="Times New Roman" w:cs="Times New Roman"/>
           <w:b w:val="0"/>
           <w:bCs w:val="0"/>
           <w:i w:val="0"/>
@@ -447,15 +580,15 @@
           <w:smallCaps w:val="0"/>
           <w:noProof w:val="0"/>
           <w:color w:val="000000" w:themeColor="text1" w:themeTint="FF" w:themeShade="FF"/>
-          <w:sz w:val="24"/>
-          <w:szCs w:val="24"/>
-          <w:lang w:val="en-GB"/>
-        </w:rPr>
-        <w:t>nearly $180</w:t>
-      </w:r>
-      <w:r>
-        <w:rPr>
-          <w:rFonts w:ascii="Aptos" w:hAnsi="Aptos" w:eastAsia="Aptos" w:cs="Aptos" w:asciiTheme="minorAscii" w:hAnsiTheme="minorAscii" w:eastAsiaTheme="minorAscii" w:cstheme="minorAscii"/>
+          <w:sz w:val="22"/>
+          <w:szCs w:val="22"/>
+          <w:lang w:val="en-GB"/>
+        </w:rPr>
+        <w:t xml:space="preserve"> This growth </w:t>
+      </w:r>
+      <w:r>
+        <w:rPr>
+          <w:rFonts w:ascii="Times New Roman" w:hAnsi="Times New Roman" w:eastAsia="Times New Roman" w:cs="Times New Roman"/>
           <w:b w:val="0"/>
           <w:bCs w:val="0"/>
           <w:i w:val="0"/>
@@ -464,15 +597,15 @@
           <w:smallCaps w:val="0"/>
           <w:noProof w:val="0"/>
           <w:color w:val="000000" w:themeColor="text1" w:themeTint="FF" w:themeShade="FF"/>
-          <w:sz w:val="24"/>
-          <w:szCs w:val="24"/>
-          <w:lang w:val="en-GB"/>
-        </w:rPr>
-        <w:t xml:space="preserve"> per year [6]. In addition to saving money, smart homes reduce environmental impact. The Carbon Trust discovered that smart devices </w:t>
-      </w:r>
-      <w:r>
-        <w:rPr>
-          <w:rFonts w:ascii="Aptos" w:hAnsi="Aptos" w:eastAsia="Aptos" w:cs="Aptos" w:asciiTheme="minorAscii" w:hAnsiTheme="minorAscii" w:eastAsiaTheme="minorAscii" w:cstheme="minorAscii"/>
+          <w:sz w:val="22"/>
+          <w:szCs w:val="22"/>
+          <w:lang w:val="en-GB"/>
+        </w:rPr>
+        <w:t>is reflected</w:t>
+      </w:r>
+      <w:r>
+        <w:rPr>
+          <w:rFonts w:ascii="Times New Roman" w:hAnsi="Times New Roman" w:eastAsia="Times New Roman" w:cs="Times New Roman"/>
           <w:b w:val="0"/>
           <w:bCs w:val="0"/>
           <w:i w:val="0"/>
@@ -481,15 +614,15 @@
           <w:smallCaps w:val="0"/>
           <w:noProof w:val="0"/>
           <w:color w:val="000000" w:themeColor="text1" w:themeTint="FF" w:themeShade="FF"/>
-          <w:sz w:val="24"/>
-          <w:szCs w:val="24"/>
-          <w:lang w:val="en-GB"/>
-        </w:rPr>
-        <w:t>can</w:t>
-      </w:r>
-      <w:r>
-        <w:rPr>
-          <w:rFonts w:ascii="Aptos" w:hAnsi="Aptos" w:eastAsia="Aptos" w:cs="Aptos" w:asciiTheme="minorAscii" w:hAnsiTheme="minorAscii" w:eastAsiaTheme="minorAscii" w:cstheme="minorAscii"/>
+          <w:sz w:val="22"/>
+          <w:szCs w:val="22"/>
+          <w:lang w:val="en-GB"/>
+        </w:rPr>
+        <w:t xml:space="preserve"> in market </w:t>
+      </w:r>
+      <w:r>
+        <w:rPr>
+          <w:rFonts w:ascii="Times New Roman" w:hAnsi="Times New Roman" w:eastAsia="Times New Roman" w:cs="Times New Roman"/>
           <w:b w:val="0"/>
           <w:bCs w:val="0"/>
           <w:i w:val="0"/>
@@ -498,15 +631,15 @@
           <w:smallCaps w:val="0"/>
           <w:noProof w:val="0"/>
           <w:color w:val="000000" w:themeColor="text1" w:themeTint="FF" w:themeShade="FF"/>
-          <w:sz w:val="24"/>
-          <w:szCs w:val="24"/>
-          <w:lang w:val="en-GB"/>
-        </w:rPr>
-        <w:t xml:space="preserve"> reduce home energy use by 27%, which matters because homes </w:t>
-      </w:r>
-      <w:r>
-        <w:rPr>
-          <w:rFonts w:ascii="Aptos" w:hAnsi="Aptos" w:eastAsia="Aptos" w:cs="Aptos" w:asciiTheme="minorAscii" w:hAnsiTheme="minorAscii" w:eastAsiaTheme="minorAscii" w:cstheme="minorAscii"/>
+          <w:sz w:val="22"/>
+          <w:szCs w:val="22"/>
+          <w:lang w:val="en-GB"/>
+        </w:rPr>
+        <w:t>data</w:t>
+      </w:r>
+      <w:r>
+        <w:rPr>
+          <w:rFonts w:ascii="Times New Roman" w:hAnsi="Times New Roman" w:eastAsia="Times New Roman" w:cs="Times New Roman"/>
           <w:b w:val="0"/>
           <w:bCs w:val="0"/>
           <w:i w:val="0"/>
@@ -515,15 +648,25 @@
           <w:smallCaps w:val="0"/>
           <w:noProof w:val="0"/>
           <w:color w:val="000000" w:themeColor="text1" w:themeTint="FF" w:themeShade="FF"/>
-          <w:sz w:val="24"/>
-          <w:szCs w:val="24"/>
-          <w:lang w:val="en-GB"/>
-        </w:rPr>
-        <w:t>are responsible for</w:t>
-      </w:r>
-      <w:r>
-        <w:rPr>
-          <w:rFonts w:ascii="Aptos" w:hAnsi="Aptos" w:eastAsia="Aptos" w:cs="Aptos" w:asciiTheme="minorAscii" w:hAnsiTheme="minorAscii" w:eastAsiaTheme="minorAscii" w:cstheme="minorAscii"/>
+          <w:sz w:val="22"/>
+          <w:szCs w:val="22"/>
+          <w:lang w:val="en-GB"/>
+        </w:rPr>
+        <w:t xml:space="preserve"> - the global smart home market was worth USD 147.52 billion in 2025 and is expected to reach USD 848.47 billion by 2034, growing about 21.4% each year. </w:t>
+      </w:r>
+      <w:r>
+        <w:rPr>
+          <w:rFonts w:ascii="Times New Roman" w:hAnsi="Times New Roman" w:eastAsia="Times New Roman" w:cs="Times New Roman"/>
+          <w:noProof w:val="0"/>
+          <w:sz w:val="22"/>
+          <w:szCs w:val="22"/>
+          <w:lang w:val="en-GB"/>
+        </w:rPr>
+        <w:t>In 2025, North America held the largest share of the smart home market at 31.7%, while Asia Pacific is projected to experience the fastest growth over the coming years</w:t>
+      </w:r>
+      <w:r>
+        <w:rPr>
+          <w:rFonts w:ascii="Times New Roman" w:hAnsi="Times New Roman" w:eastAsia="Times New Roman" w:cs="Times New Roman"/>
           <w:b w:val="0"/>
           <w:bCs w:val="0"/>
           <w:i w:val="0"/>
@@ -532,15 +675,19 @@
           <w:smallCaps w:val="0"/>
           <w:noProof w:val="0"/>
           <w:color w:val="000000" w:themeColor="text1" w:themeTint="FF" w:themeShade="FF"/>
-          <w:sz w:val="24"/>
-          <w:szCs w:val="24"/>
-          <w:lang w:val="en-GB"/>
-        </w:rPr>
-        <w:t xml:space="preserve"> about 20% of global CO₂ emissions [6]. Smart homes make life safer and easier. They send real-time alerts, let you </w:t>
-      </w:r>
-      <w:r>
-        <w:rPr>
-          <w:rFonts w:ascii="Aptos" w:hAnsi="Aptos" w:eastAsia="Aptos" w:cs="Aptos" w:asciiTheme="minorAscii" w:hAnsiTheme="minorAscii" w:eastAsiaTheme="minorAscii" w:cstheme="minorAscii"/>
+          <w:sz w:val="22"/>
+          <w:szCs w:val="22"/>
+          <w:lang w:val="en-GB"/>
+        </w:rPr>
+        <w:t>.</w:t>
+      </w:r>
+    </w:p>
+    <w:p>
+      <w:pPr>
+        <w:pStyle w:val="Normal"/>
+        <w:spacing w:before="240" w:beforeAutospacing="off" w:after="240" w:afterAutospacing="off"/>
+        <w:rPr>
+          <w:rFonts w:ascii="Times New Roman" w:hAnsi="Times New Roman" w:eastAsia="Times New Roman" w:cs="Times New Roman"/>
           <w:b w:val="0"/>
           <w:bCs w:val="0"/>
           <w:i w:val="0"/>
@@ -549,15 +696,24 @@
           <w:smallCaps w:val="0"/>
           <w:noProof w:val="0"/>
           <w:color w:val="000000" w:themeColor="text1" w:themeTint="FF" w:themeShade="FF"/>
-          <w:sz w:val="24"/>
-          <w:szCs w:val="24"/>
-          <w:lang w:val="en-GB"/>
-        </w:rPr>
-        <w:t>monitor</w:t>
-      </w:r>
-      <w:r>
-        <w:rPr>
-          <w:rFonts w:ascii="Aptos" w:hAnsi="Aptos" w:eastAsia="Aptos" w:cs="Aptos" w:asciiTheme="minorAscii" w:hAnsiTheme="minorAscii" w:eastAsiaTheme="minorAscii" w:cstheme="minorAscii"/>
+          <w:sz w:val="22"/>
+          <w:szCs w:val="22"/>
+          <w:lang w:val="en-GB"/>
+        </w:rPr>
+      </w:pPr>
+      <w:r>
+        <w:rPr>
+          <w:rFonts w:ascii="Times New Roman" w:hAnsi="Times New Roman" w:eastAsia="Times New Roman" w:cs="Times New Roman"/>
+          <w:noProof w:val="0"/>
+          <w:sz w:val="22"/>
+          <w:szCs w:val="22"/>
+          <w:lang w:val="en-GB"/>
+        </w:rPr>
+        <w:t>Home Automation Systems (HASs), which are part of the smart grid and work with Internet of Things (IoT), are one of the best solutions for improving energy efficiency</w:t>
+      </w:r>
+      <w:r>
+        <w:rPr>
+          <w:rFonts w:ascii="Times New Roman" w:hAnsi="Times New Roman" w:eastAsia="Times New Roman" w:cs="Times New Roman"/>
           <w:b w:val="0"/>
           <w:bCs w:val="0"/>
           <w:i w:val="0"/>
@@ -566,18 +722,85 @@
           <w:smallCaps w:val="0"/>
           <w:noProof w:val="0"/>
           <w:color w:val="000000" w:themeColor="text1" w:themeTint="FF" w:themeShade="FF"/>
-          <w:sz w:val="24"/>
-          <w:szCs w:val="24"/>
-          <w:lang w:val="en-GB"/>
-        </w:rPr>
-        <w:t xml:space="preserve"> your home remotely, and can automate daily tasks for more convenience [8]. The National Association of Realtors says that 73% of buyers are ready to pay extra for a home with smart features, showing that smart technology adds value [6].</w:t>
-      </w:r>
-    </w:p>
-    <w:p>
-      <w:pPr>
-        <w:spacing w:before="240" w:beforeAutospacing="off" w:after="240" w:afterAutospacing="off"/>
-        <w:rPr>
-          <w:rFonts w:ascii="Aptos" w:hAnsi="Aptos" w:eastAsia="Aptos" w:cs="Aptos" w:asciiTheme="minorAscii" w:hAnsiTheme="minorAscii" w:eastAsiaTheme="minorAscii" w:cstheme="minorAscii"/>
+          <w:sz w:val="22"/>
+          <w:szCs w:val="22"/>
+          <w:lang w:val="en-GB"/>
+        </w:rPr>
+        <w:t>.</w:t>
+      </w:r>
+      <w:r>
+        <w:rPr>
+          <w:rFonts w:ascii="Times New Roman" w:hAnsi="Times New Roman" w:eastAsia="Times New Roman" w:cs="Times New Roman"/>
+          <w:noProof w:val="0"/>
+          <w:sz w:val="22"/>
+          <w:szCs w:val="22"/>
+          <w:lang w:val="en-GB"/>
+        </w:rPr>
+        <w:t xml:space="preserve"> In </w:t>
+      </w:r>
+      <w:r>
+        <w:rPr>
+          <w:rFonts w:ascii="Times New Roman" w:hAnsi="Times New Roman" w:eastAsia="Times New Roman" w:cs="Times New Roman"/>
+          <w:noProof w:val="0"/>
+          <w:sz w:val="22"/>
+          <w:szCs w:val="22"/>
+          <w:lang w:val="en-GB"/>
+        </w:rPr>
+        <w:t>early stages</w:t>
+      </w:r>
+      <w:r>
+        <w:rPr>
+          <w:rFonts w:ascii="Times New Roman" w:hAnsi="Times New Roman" w:eastAsia="Times New Roman" w:cs="Times New Roman"/>
+          <w:noProof w:val="0"/>
+          <w:sz w:val="22"/>
+          <w:szCs w:val="22"/>
+          <w:lang w:val="en-GB"/>
+        </w:rPr>
+        <w:t xml:space="preserve"> of smart home development</w:t>
+      </w:r>
+      <w:r>
+        <w:rPr>
+          <w:rFonts w:ascii="Times New Roman" w:hAnsi="Times New Roman" w:eastAsia="Times New Roman" w:cs="Times New Roman"/>
+          <w:noProof w:val="0"/>
+          <w:sz w:val="22"/>
+          <w:szCs w:val="22"/>
+          <w:lang w:val="en-GB"/>
+        </w:rPr>
+        <w:t xml:space="preserve">, </w:t>
+      </w:r>
+      <w:r>
+        <w:rPr>
+          <w:rFonts w:ascii="Times New Roman" w:hAnsi="Times New Roman" w:eastAsia="Times New Roman" w:cs="Times New Roman"/>
+          <w:noProof w:val="0"/>
+          <w:sz w:val="22"/>
+          <w:szCs w:val="22"/>
+          <w:lang w:val="en-GB"/>
+        </w:rPr>
+        <w:t xml:space="preserve">the focus was on automating devices and making life easier for users. Over time, saving energy and reducing costs became more </w:t>
+      </w:r>
+      <w:r>
+        <w:rPr>
+          <w:rFonts w:ascii="Times New Roman" w:hAnsi="Times New Roman" w:eastAsia="Times New Roman" w:cs="Times New Roman"/>
+          <w:noProof w:val="0"/>
+          <w:sz w:val="22"/>
+          <w:szCs w:val="22"/>
+          <w:lang w:val="en-GB"/>
+        </w:rPr>
+        <w:t>important. Research</w:t>
+      </w:r>
+      <w:r>
+        <w:rPr>
+          <w:rFonts w:ascii="Times New Roman" w:hAnsi="Times New Roman" w:eastAsia="Times New Roman" w:cs="Times New Roman"/>
+          <w:noProof w:val="0"/>
+          <w:sz w:val="22"/>
+          <w:szCs w:val="22"/>
+          <w:lang w:val="en-GB"/>
+        </w:rPr>
+        <w:t xml:space="preserve"> shows that smart home systems using predictive optimization can save energy costs by about 35.98% to 38.22%.</w:t>
+      </w:r>
+      <w:r>
+        <w:rPr>
+          <w:rFonts w:ascii="Times New Roman" w:hAnsi="Times New Roman" w:eastAsia="Times New Roman" w:cs="Times New Roman"/>
           <w:b w:val="0"/>
           <w:bCs w:val="0"/>
           <w:i w:val="0"/>
@@ -586,14 +809,61 @@
           <w:smallCaps w:val="0"/>
           <w:noProof w:val="0"/>
           <w:color w:val="000000" w:themeColor="text1" w:themeTint="FF" w:themeShade="FF"/>
-          <w:sz w:val="24"/>
-          <w:szCs w:val="24"/>
-          <w:lang w:val="en-GB"/>
-        </w:rPr>
-      </w:pPr>
-      <w:r>
-        <w:rPr>
-          <w:rFonts w:ascii="Aptos" w:hAnsi="Aptos" w:eastAsia="Aptos" w:cs="Aptos" w:asciiTheme="minorAscii" w:hAnsiTheme="minorAscii" w:eastAsiaTheme="minorAscii" w:cstheme="minorAscii"/>
+          <w:sz w:val="22"/>
+          <w:szCs w:val="22"/>
+          <w:lang w:val="en-GB"/>
+        </w:rPr>
+        <w:t xml:space="preserve"> In addition to saving money, smart homes reduce environmental impact. </w:t>
+      </w:r>
+      <w:r>
+        <w:rPr>
+          <w:rFonts w:ascii="Times New Roman" w:hAnsi="Times New Roman" w:eastAsia="Times New Roman" w:cs="Times New Roman"/>
+          <w:noProof w:val="0"/>
+          <w:sz w:val="22"/>
+          <w:szCs w:val="22"/>
+          <w:lang w:val="en-GB"/>
+        </w:rPr>
+        <w:t xml:space="preserve">In a simulated smart home environment, the system outperformed conventional energy systems by increasing efficiency by up to 72.3%, lowering energy costs by up to 61%, and reducing CO₂ emissions by more than 61%. </w:t>
+      </w:r>
+    </w:p>
+    <w:p>
+      <w:pPr>
+        <w:pStyle w:val="Normal"/>
+        <w:spacing w:before="240" w:beforeAutospacing="off" w:after="240" w:afterAutospacing="off"/>
+      </w:pPr>
+      <w:r>
+        <w:rPr>
+          <w:rFonts w:ascii="Times New Roman" w:hAnsi="Times New Roman" w:eastAsia="Times New Roman" w:cs="Times New Roman"/>
+          <w:noProof w:val="0"/>
+          <w:sz w:val="22"/>
+          <w:szCs w:val="22"/>
+          <w:lang w:val="en-GB"/>
+        </w:rPr>
+        <w:t xml:space="preserve">The costs of smart home technology (SHT) have been widely discussed in academic research. Some studies show that cost plays an important role in whether people choose to adopt SHT, and lack of familiarity can make people worried about the price. </w:t>
+      </w:r>
+      <w:r>
+        <w:rPr>
+          <w:rFonts w:ascii="Times New Roman" w:hAnsi="Times New Roman" w:eastAsia="Times New Roman" w:cs="Times New Roman"/>
+          <w:noProof w:val="0"/>
+          <w:sz w:val="22"/>
+          <w:szCs w:val="22"/>
+          <w:lang w:val="en-GB"/>
+        </w:rPr>
+        <w:t xml:space="preserve">People face several barriers when adopting smart homes, such as lack of trust, poor understanding of the technology, money concerns, worries about privacy and security, fear of technology, and negative </w:t>
+      </w:r>
+      <w:r>
+        <w:rPr>
+          <w:rFonts w:ascii="Times New Roman" w:hAnsi="Times New Roman" w:eastAsia="Times New Roman" w:cs="Times New Roman"/>
+          <w:noProof w:val="0"/>
+          <w:sz w:val="22"/>
+          <w:szCs w:val="22"/>
+          <w:lang w:val="en-GB"/>
+        </w:rPr>
+        <w:t>social influence</w:t>
+      </w:r>
+      <w:r>
+        <w:rPr>
+          <w:rFonts w:ascii="Times New Roman" w:hAnsi="Times New Roman" w:eastAsia="Times New Roman" w:cs="Times New Roman"/>
           <w:b w:val="0"/>
           <w:bCs w:val="0"/>
           <w:i w:val="0"/>
@@ -602,15 +872,101 @@
           <w:smallCaps w:val="0"/>
           <w:noProof w:val="0"/>
           <w:color w:val="000000" w:themeColor="text1" w:themeTint="FF" w:themeShade="FF"/>
-          <w:sz w:val="24"/>
-          <w:szCs w:val="24"/>
-          <w:lang w:val="en-GB"/>
-        </w:rPr>
-        <w:t xml:space="preserve">Although smart homes offer many advantages, their cost is still a big hurdle. HomeAdvisor reports that home automation systems typically range from $404 to $1,830, averaging about $1,045 nationwide [9]. Price is the top barrier to smart home adoption worldwide, according to research in 22 of 25 countries, with 43% of consumers saying it’s their biggest obstacle </w:t>
-      </w:r>
-      <w:r>
-        <w:rPr>
-          <w:rFonts w:ascii="Aptos" w:hAnsi="Aptos" w:eastAsia="Aptos" w:cs="Aptos" w:asciiTheme="minorAscii" w:hAnsiTheme="minorAscii" w:eastAsiaTheme="minorAscii" w:cstheme="minorAscii"/>
+          <w:sz w:val="22"/>
+          <w:szCs w:val="22"/>
+          <w:lang w:val="en-GB"/>
+        </w:rPr>
+        <w:t>.</w:t>
+      </w:r>
+      <w:r>
+        <w:rPr>
+          <w:rFonts w:ascii="Times New Roman" w:hAnsi="Times New Roman" w:eastAsia="Times New Roman" w:cs="Times New Roman"/>
+          <w:noProof w:val="0"/>
+          <w:sz w:val="22"/>
+          <w:szCs w:val="22"/>
+          <w:lang w:val="en-GB"/>
+        </w:rPr>
+        <w:t xml:space="preserve"> </w:t>
+      </w:r>
+      <w:r>
+        <w:rPr>
+          <w:rFonts w:ascii="Times New Roman" w:hAnsi="Times New Roman" w:eastAsia="Times New Roman" w:cs="Times New Roman"/>
+          <w:noProof w:val="0"/>
+          <w:sz w:val="22"/>
+          <w:szCs w:val="22"/>
+          <w:lang w:val="en-GB"/>
+        </w:rPr>
+        <w:t xml:space="preserve">Technology adoption depends on how people understand and perceive its benefits compared to the risks. Even though there are many advantages, some users still worry about losing control and facing security </w:t>
+      </w:r>
+      <w:r>
+        <w:rPr>
+          <w:rFonts w:ascii="Times New Roman" w:hAnsi="Times New Roman" w:eastAsia="Times New Roman" w:cs="Times New Roman"/>
+          <w:noProof w:val="0"/>
+          <w:sz w:val="22"/>
+          <w:szCs w:val="22"/>
+          <w:lang w:val="en-GB"/>
+        </w:rPr>
+        <w:t>issues. Concerns</w:t>
+      </w:r>
+      <w:r>
+        <w:rPr>
+          <w:rFonts w:ascii="Times New Roman" w:hAnsi="Times New Roman" w:eastAsia="Times New Roman" w:cs="Times New Roman"/>
+          <w:noProof w:val="0"/>
+          <w:sz w:val="22"/>
+          <w:szCs w:val="22"/>
+          <w:lang w:val="en-GB"/>
+        </w:rPr>
+        <w:t xml:space="preserve"> around security, privacy, and trust continue to be among the most significant obstacles preventing wider smart home technology adoption</w:t>
+      </w:r>
+    </w:p>
+    <w:p>
+      <w:pPr>
+        <w:pStyle w:val="Normal"/>
+        <w:spacing w:before="240" w:beforeAutospacing="off" w:after="240" w:afterAutospacing="off"/>
+      </w:pPr>
+      <w:r>
+        <w:rPr>
+          <w:rFonts w:ascii="Times New Roman" w:hAnsi="Times New Roman" w:eastAsia="Times New Roman" w:cs="Times New Roman"/>
+          <w:noProof w:val="0"/>
+          <w:sz w:val="22"/>
+          <w:szCs w:val="22"/>
+          <w:lang w:val="en-GB"/>
+        </w:rPr>
+        <w:t xml:space="preserve">The Internet of Things (IoT) refers to a network of devices connected to the internet that can share data and be programmed to </w:t>
+      </w:r>
+      <w:r>
+        <w:rPr>
+          <w:rFonts w:ascii="Times New Roman" w:hAnsi="Times New Roman" w:eastAsia="Times New Roman" w:cs="Times New Roman"/>
+          <w:noProof w:val="0"/>
+          <w:sz w:val="22"/>
+          <w:szCs w:val="22"/>
+          <w:lang w:val="en-GB"/>
+        </w:rPr>
+        <w:t>do</w:t>
+      </w:r>
+      <w:r>
+        <w:rPr>
+          <w:rFonts w:ascii="Times New Roman" w:hAnsi="Times New Roman" w:eastAsia="Times New Roman" w:cs="Times New Roman"/>
+          <w:noProof w:val="0"/>
+          <w:sz w:val="22"/>
+          <w:szCs w:val="22"/>
+          <w:lang w:val="en-GB"/>
+        </w:rPr>
+        <w:t xml:space="preserve"> </w:t>
+      </w:r>
+      <w:r>
+        <w:rPr>
+          <w:rFonts w:ascii="Times New Roman" w:hAnsi="Times New Roman" w:eastAsia="Times New Roman" w:cs="Times New Roman"/>
+          <w:noProof w:val="0"/>
+          <w:sz w:val="22"/>
+          <w:szCs w:val="22"/>
+          <w:lang w:val="en-GB"/>
+        </w:rPr>
+        <w:t>tasks. It</w:t>
+      </w:r>
+      <w:r>
+        <w:rPr>
+          <w:rFonts w:ascii="Times New Roman" w:hAnsi="Times New Roman" w:eastAsia="Times New Roman" w:cs="Times New Roman"/>
           <w:b w:val="0"/>
           <w:bCs w:val="0"/>
           <w:i w:val="0"/>
@@ -619,15 +975,45 @@
           <w:smallCaps w:val="0"/>
           <w:noProof w:val="0"/>
           <w:color w:val="000000" w:themeColor="text1" w:themeTint="FF" w:themeShade="FF"/>
-          <w:sz w:val="24"/>
-          <w:szCs w:val="24"/>
-          <w:lang w:val="en-GB"/>
-        </w:rPr>
-        <w:t>[9].</w:t>
-      </w:r>
-      <w:r>
-        <w:rPr>
-          <w:rFonts w:ascii="Aptos" w:hAnsi="Aptos" w:eastAsia="Aptos" w:cs="Aptos" w:asciiTheme="minorAscii" w:hAnsiTheme="minorAscii" w:eastAsiaTheme="minorAscii" w:cstheme="minorAscii"/>
+          <w:sz w:val="22"/>
+          <w:szCs w:val="22"/>
+          <w:lang w:val="en-GB"/>
+        </w:rPr>
+        <w:t xml:space="preserve"> </w:t>
+      </w:r>
+      <w:r>
+        <w:rPr>
+          <w:rFonts w:ascii="Times New Roman" w:hAnsi="Times New Roman" w:eastAsia="Times New Roman" w:cs="Times New Roman"/>
+          <w:noProof w:val="0"/>
+          <w:sz w:val="22"/>
+          <w:szCs w:val="22"/>
+          <w:lang w:val="en-GB"/>
+        </w:rPr>
+        <w:t xml:space="preserve">plays </w:t>
+      </w:r>
+      <w:r>
+        <w:rPr>
+          <w:rFonts w:ascii="Times New Roman" w:hAnsi="Times New Roman" w:eastAsia="Times New Roman" w:cs="Times New Roman"/>
+          <w:noProof w:val="0"/>
+          <w:sz w:val="22"/>
+          <w:szCs w:val="22"/>
+          <w:lang w:val="en-GB"/>
+        </w:rPr>
+        <w:t>a central role</w:t>
+      </w:r>
+      <w:r>
+        <w:rPr>
+          <w:rFonts w:ascii="Times New Roman" w:hAnsi="Times New Roman" w:eastAsia="Times New Roman" w:cs="Times New Roman"/>
+          <w:noProof w:val="0"/>
+          <w:sz w:val="22"/>
+          <w:szCs w:val="22"/>
+          <w:lang w:val="en-GB"/>
+        </w:rPr>
+        <w:t xml:space="preserve"> in the development of modern smart homes</w:t>
+      </w:r>
+      <w:r>
+        <w:rPr>
+          <w:rFonts w:ascii="Times New Roman" w:hAnsi="Times New Roman" w:eastAsia="Times New Roman" w:cs="Times New Roman"/>
           <w:b w:val="0"/>
           <w:bCs w:val="0"/>
           <w:i w:val="0"/>
@@ -636,15 +1022,15 @@
           <w:smallCaps w:val="0"/>
           <w:noProof w:val="0"/>
           <w:color w:val="000000" w:themeColor="text1" w:themeTint="FF" w:themeShade="FF"/>
-          <w:sz w:val="24"/>
-          <w:szCs w:val="24"/>
-          <w:lang w:val="en-GB"/>
-        </w:rPr>
-        <w:t xml:space="preserve">Compatibility is also a problem — over 60% of support calls from </w:t>
-      </w:r>
-      <w:r>
-        <w:rPr>
-          <w:rFonts w:ascii="Aptos" w:hAnsi="Aptos" w:eastAsia="Aptos" w:cs="Aptos" w:asciiTheme="minorAscii" w:hAnsiTheme="minorAscii" w:eastAsiaTheme="minorAscii" w:cstheme="minorAscii"/>
+          <w:sz w:val="22"/>
+          <w:szCs w:val="22"/>
+          <w:lang w:val="en-GB"/>
+        </w:rPr>
+        <w:t xml:space="preserve">. </w:t>
+      </w:r>
+      <w:r>
+        <w:rPr>
+          <w:rFonts w:ascii="Times New Roman" w:hAnsi="Times New Roman" w:eastAsia="Times New Roman" w:cs="Times New Roman"/>
           <w:b w:val="0"/>
           <w:bCs w:val="0"/>
           <w:i w:val="0"/>
@@ -653,724 +1039,1048 @@
           <w:smallCaps w:val="0"/>
           <w:noProof w:val="0"/>
           <w:color w:val="000000" w:themeColor="text1" w:themeTint="FF" w:themeShade="FF"/>
+          <w:sz w:val="22"/>
+          <w:szCs w:val="22"/>
+          <w:lang w:val="en-GB"/>
+        </w:rPr>
+        <w:t>Smart</w:t>
+      </w:r>
+      <w:r>
+        <w:rPr>
+          <w:rFonts w:ascii="Times New Roman" w:hAnsi="Times New Roman" w:eastAsia="Times New Roman" w:cs="Times New Roman"/>
+          <w:noProof w:val="0"/>
+          <w:sz w:val="22"/>
+          <w:szCs w:val="22"/>
+          <w:lang w:val="en-GB"/>
+        </w:rPr>
+        <w:t xml:space="preserve"> home systems have recently grown in popularity due to IoT. These systems make life easier and more efficient by using devices such as thermostats and voice assistants to improve comfort and convenience.</w:t>
+      </w:r>
+      <w:r>
+        <w:rPr>
+          <w:rFonts w:ascii="Times New Roman" w:hAnsi="Times New Roman" w:eastAsia="Times New Roman" w:cs="Times New Roman"/>
+          <w:noProof w:val="0"/>
+          <w:sz w:val="22"/>
+          <w:szCs w:val="22"/>
+          <w:lang w:val="en-GB"/>
+        </w:rPr>
+        <w:t xml:space="preserve"> The number of </w:t>
+      </w:r>
+      <w:r>
+        <w:rPr>
+          <w:rFonts w:ascii="Times New Roman" w:hAnsi="Times New Roman" w:eastAsia="Times New Roman" w:cs="Times New Roman"/>
+          <w:noProof w:val="0"/>
+          <w:sz w:val="22"/>
+          <w:szCs w:val="22"/>
+          <w:lang w:val="en-GB"/>
+        </w:rPr>
+        <w:t xml:space="preserve">connected </w:t>
+      </w:r>
+      <w:r>
+        <w:rPr>
+          <w:rFonts w:ascii="Times New Roman" w:hAnsi="Times New Roman" w:eastAsia="Times New Roman" w:cs="Times New Roman"/>
+          <w:noProof w:val="0"/>
+          <w:sz w:val="22"/>
+          <w:szCs w:val="22"/>
+          <w:lang w:val="en-GB"/>
+        </w:rPr>
+        <w:t>IoT devices worldwide reached 18.5 billion in 2024, showing a 12% rise from 2023</w:t>
+      </w:r>
+      <w:r>
+        <w:rPr>
+          <w:rFonts w:ascii="Times New Roman" w:hAnsi="Times New Roman" w:eastAsia="Times New Roman" w:cs="Times New Roman"/>
+          <w:noProof w:val="0"/>
+          <w:sz w:val="22"/>
+          <w:szCs w:val="22"/>
+          <w:lang w:val="en-GB"/>
+        </w:rPr>
+        <w:t>.</w:t>
+      </w:r>
+      <w:r>
+        <w:rPr>
+          <w:rFonts w:ascii="Times New Roman" w:hAnsi="Times New Roman" w:eastAsia="Times New Roman" w:cs="Times New Roman"/>
+          <w:noProof w:val="0"/>
+          <w:sz w:val="22"/>
+          <w:szCs w:val="22"/>
+          <w:lang w:val="en-GB"/>
+        </w:rPr>
+        <w:t xml:space="preserve"> It is expected that IoT devices will </w:t>
+      </w:r>
+      <w:r>
+        <w:rPr>
+          <w:rFonts w:ascii="Times New Roman" w:hAnsi="Times New Roman" w:eastAsia="Times New Roman" w:cs="Times New Roman"/>
+          <w:noProof w:val="0"/>
+          <w:sz w:val="22"/>
+          <w:szCs w:val="22"/>
+          <w:lang w:val="en-GB"/>
+        </w:rPr>
+        <w:t xml:space="preserve">continue to </w:t>
+      </w:r>
+      <w:r>
+        <w:rPr>
+          <w:rFonts w:ascii="Times New Roman" w:hAnsi="Times New Roman" w:eastAsia="Times New Roman" w:cs="Times New Roman"/>
+          <w:noProof w:val="0"/>
+          <w:sz w:val="22"/>
+          <w:szCs w:val="22"/>
+          <w:lang w:val="en-GB"/>
+        </w:rPr>
+        <w:t>grow by 14%</w:t>
+      </w:r>
+      <w:r>
+        <w:rPr>
+          <w:rFonts w:ascii="Times New Roman" w:hAnsi="Times New Roman" w:eastAsia="Times New Roman" w:cs="Times New Roman"/>
+          <w:noProof w:val="0"/>
+          <w:sz w:val="22"/>
+          <w:szCs w:val="22"/>
+          <w:lang w:val="en-GB"/>
+        </w:rPr>
+        <w:t xml:space="preserve">, </w:t>
+      </w:r>
+      <w:r>
+        <w:rPr>
+          <w:rFonts w:ascii="Times New Roman" w:hAnsi="Times New Roman" w:eastAsia="Times New Roman" w:cs="Times New Roman"/>
+          <w:noProof w:val="0"/>
+          <w:sz w:val="22"/>
+          <w:szCs w:val="22"/>
+          <w:lang w:val="en-GB"/>
+        </w:rPr>
+        <w:t>reaching 21.1 billion by the end of 2025</w:t>
+      </w:r>
+      <w:r>
+        <w:rPr>
+          <w:rFonts w:ascii="Times New Roman" w:hAnsi="Times New Roman" w:eastAsia="Times New Roman" w:cs="Times New Roman"/>
+          <w:noProof w:val="0"/>
+          <w:sz w:val="22"/>
+          <w:szCs w:val="22"/>
+          <w:lang w:val="en-GB"/>
+        </w:rPr>
+        <w:t xml:space="preserve"> and b</w:t>
+      </w:r>
+      <w:r>
+        <w:rPr>
+          <w:rFonts w:ascii="Times New Roman" w:hAnsi="Times New Roman" w:eastAsia="Times New Roman" w:cs="Times New Roman"/>
+          <w:noProof w:val="0"/>
+          <w:sz w:val="22"/>
+          <w:szCs w:val="22"/>
+          <w:lang w:val="en-GB"/>
+        </w:rPr>
+        <w:t>y 2030, IoT devices are predicted to reach 39 billion, growing at a rate of 13.2% from 2025. Artificial Intelligence is expected to p</w:t>
+      </w:r>
+      <w:r>
+        <w:rPr>
+          <w:rFonts w:ascii="Times New Roman" w:hAnsi="Times New Roman" w:eastAsia="Times New Roman" w:cs="Times New Roman"/>
+          <w:noProof w:val="0"/>
+          <w:sz w:val="22"/>
+          <w:szCs w:val="22"/>
+          <w:lang w:val="en-GB"/>
+        </w:rPr>
+        <w:t xml:space="preserve">lay </w:t>
+      </w:r>
+      <w:r>
+        <w:rPr>
+          <w:rFonts w:ascii="Times New Roman" w:hAnsi="Times New Roman" w:eastAsia="Times New Roman" w:cs="Times New Roman"/>
+          <w:noProof w:val="0"/>
+          <w:sz w:val="22"/>
+          <w:szCs w:val="22"/>
+          <w:lang w:val="en-GB"/>
+        </w:rPr>
+        <w:t xml:space="preserve">a major </w:t>
+      </w:r>
+      <w:r>
+        <w:rPr>
+          <w:rFonts w:ascii="Times New Roman" w:hAnsi="Times New Roman" w:eastAsia="Times New Roman" w:cs="Times New Roman"/>
+          <w:noProof w:val="0"/>
+          <w:sz w:val="22"/>
+          <w:szCs w:val="22"/>
+          <w:lang w:val="en-GB"/>
+        </w:rPr>
+        <w:t>role</w:t>
+      </w:r>
+      <w:r>
+        <w:rPr>
+          <w:rFonts w:ascii="Times New Roman" w:hAnsi="Times New Roman" w:eastAsia="Times New Roman" w:cs="Times New Roman"/>
+          <w:noProof w:val="0"/>
+          <w:sz w:val="22"/>
+          <w:szCs w:val="22"/>
+          <w:lang w:val="en-GB"/>
+        </w:rPr>
+        <w:t xml:space="preserve"> in this growth because it increases the demand for </w:t>
+      </w:r>
+      <w:r>
+        <w:rPr>
+          <w:rFonts w:ascii="Times New Roman" w:hAnsi="Times New Roman" w:eastAsia="Times New Roman" w:cs="Times New Roman"/>
+          <w:noProof w:val="0"/>
+          <w:sz w:val="22"/>
+          <w:szCs w:val="22"/>
+          <w:lang w:val="en-GB"/>
+        </w:rPr>
+        <w:t>device data</w:t>
+      </w:r>
+      <w:r>
+        <w:rPr>
+          <w:rFonts w:ascii="Times New Roman" w:hAnsi="Times New Roman" w:eastAsia="Times New Roman" w:cs="Times New Roman"/>
+          <w:noProof w:val="0"/>
+          <w:sz w:val="22"/>
+          <w:szCs w:val="22"/>
+          <w:lang w:val="en-GB"/>
+        </w:rPr>
+        <w:t>.</w:t>
+      </w:r>
+      <w:r>
+        <w:rPr>
+          <w:rFonts w:ascii="Times New Roman" w:hAnsi="Times New Roman" w:eastAsia="Times New Roman" w:cs="Times New Roman"/>
+          <w:noProof w:val="0"/>
+          <w:sz w:val="22"/>
+          <w:szCs w:val="22"/>
+          <w:lang w:val="en-GB"/>
+        </w:rPr>
+        <w:t xml:space="preserve"> This growth is especially clear in the voice assistant market, where over 320 million devices are installed in homes worldwide.</w:t>
+      </w:r>
+    </w:p>
+    <w:p>
+      <w:pPr>
+        <w:pStyle w:val="Normal"/>
+        <w:spacing w:before="240" w:beforeAutospacing="off" w:after="240" w:afterAutospacing="off"/>
+        <w:rPr>
+          <w:rFonts w:ascii="Times New Roman" w:hAnsi="Times New Roman" w:eastAsia="Times New Roman" w:cs="Times New Roman"/>
+          <w:noProof w:val="0"/>
+          <w:sz w:val="22"/>
+          <w:szCs w:val="22"/>
+          <w:lang w:val="en-GB"/>
+        </w:rPr>
+      </w:pPr>
+      <w:r>
+        <w:rPr>
+          <w:rFonts w:ascii="Times New Roman" w:hAnsi="Times New Roman" w:eastAsia="Times New Roman" w:cs="Times New Roman"/>
+          <w:noProof w:val="0"/>
+          <w:sz w:val="22"/>
+          <w:szCs w:val="22"/>
+          <w:lang w:val="en-GB"/>
+        </w:rPr>
+        <w:t xml:space="preserve">This project addresses these challenges by creating a low-cost smart home controller using a Raspberry Pi, with Home Assistant serving as an accessible and affordable alternative to </w:t>
+      </w:r>
+      <w:r>
+        <w:rPr>
+          <w:rFonts w:ascii="Times New Roman" w:hAnsi="Times New Roman" w:eastAsia="Times New Roman" w:cs="Times New Roman"/>
+          <w:noProof w:val="0"/>
+          <w:sz w:val="22"/>
+          <w:szCs w:val="22"/>
+          <w:lang w:val="en-GB"/>
+        </w:rPr>
+        <w:t>high priced</w:t>
+      </w:r>
+      <w:r>
+        <w:rPr>
+          <w:rFonts w:ascii="Times New Roman" w:hAnsi="Times New Roman" w:eastAsia="Times New Roman" w:cs="Times New Roman"/>
+          <w:noProof w:val="0"/>
+          <w:sz w:val="22"/>
+          <w:szCs w:val="22"/>
+          <w:lang w:val="en-GB"/>
+        </w:rPr>
+        <w:t xml:space="preserve"> commercial systems.</w:t>
+      </w:r>
+    </w:p>
+    <w:p>
+      <w:pPr>
+        <w:spacing w:before="240" w:beforeAutospacing="off" w:after="240" w:afterAutospacing="off"/>
+        <w:rPr>
+          <w:rFonts w:ascii="Aptos" w:hAnsi="Aptos" w:eastAsia="Aptos" w:cs="Aptos" w:asciiTheme="minorAscii" w:hAnsiTheme="minorAscii" w:eastAsiaTheme="minorAscii" w:cstheme="minorAscii"/>
+          <w:noProof w:val="0"/>
           <w:sz w:val="24"/>
           <w:szCs w:val="24"/>
           <w:lang w:val="en-GB"/>
         </w:rPr>
-        <w:t xml:space="preserve">new users are about devices not connecting or working together properly [5]. In areas where price matters a lot, the high </w:t>
-      </w:r>
-      <w:r>
-        <w:rPr>
-          <w:rFonts w:ascii="Aptos" w:hAnsi="Aptos" w:eastAsia="Aptos" w:cs="Aptos" w:asciiTheme="minorAscii" w:hAnsiTheme="minorAscii" w:eastAsiaTheme="minorAscii" w:cstheme="minorAscii"/>
-          <w:b w:val="0"/>
-          <w:bCs w:val="0"/>
-          <w:i w:val="0"/>
-          <w:iCs w:val="0"/>
-          <w:caps w:val="0"/>
-          <w:smallCaps w:val="0"/>
-          <w:noProof w:val="0"/>
-          <w:color w:val="000000" w:themeColor="text1" w:themeTint="FF" w:themeShade="FF"/>
+      </w:pPr>
+    </w:p>
+    <w:p>
+      <w:pPr>
+        <w:spacing w:before="240" w:beforeAutospacing="off" w:after="240" w:afterAutospacing="off"/>
+        <w:jc w:val="left"/>
+        <w:rPr>
+          <w:rFonts w:ascii="Times New Roman" w:hAnsi="Times New Roman" w:eastAsia="Times New Roman" w:cs="Times New Roman"/>
+          <w:b w:val="1"/>
+          <w:bCs w:val="1"/>
+          <w:noProof w:val="0"/>
           <w:sz w:val="24"/>
           <w:szCs w:val="24"/>
           <w:lang w:val="en-GB"/>
         </w:rPr>
-        <w:t>initial</w:t>
-      </w:r>
-      <w:r>
-        <w:rPr>
-          <w:rFonts w:ascii="Aptos" w:hAnsi="Aptos" w:eastAsia="Aptos" w:cs="Aptos" w:asciiTheme="minorAscii" w:hAnsiTheme="minorAscii" w:eastAsiaTheme="minorAscii" w:cstheme="minorAscii"/>
-          <w:b w:val="0"/>
-          <w:bCs w:val="0"/>
-          <w:i w:val="0"/>
-          <w:iCs w:val="0"/>
-          <w:caps w:val="0"/>
-          <w:smallCaps w:val="0"/>
-          <w:noProof w:val="0"/>
-          <w:color w:val="000000" w:themeColor="text1" w:themeTint="FF" w:themeShade="FF"/>
+      </w:pPr>
+      <w:r>
+        <w:rPr>
+          <w:rFonts w:ascii="Times New Roman" w:hAnsi="Times New Roman" w:eastAsia="Times New Roman" w:cs="Times New Roman"/>
+          <w:b w:val="1"/>
+          <w:bCs w:val="1"/>
+          <w:noProof w:val="0"/>
           <w:sz w:val="24"/>
           <w:szCs w:val="24"/>
           <w:lang w:val="en-GB"/>
         </w:rPr>
-        <w:t xml:space="preserve"> cost of smart home technology can reduce how many people buy it by as much as 30% [5]. Worries about security and privacy keep some people from getting smart devices. </w:t>
-      </w:r>
-      <w:r>
+        <w:t>1.2 Significance of the Study</w:t>
+      </w:r>
+    </w:p>
+    <w:p>
+      <w:pPr>
+        <w:pStyle w:val="Normal"/>
+        <w:spacing w:before="240" w:beforeAutospacing="off" w:after="240" w:afterAutospacing="off"/>
+        <w:rPr>
+          <w:rFonts w:ascii="Times New Roman" w:hAnsi="Times New Roman" w:eastAsia="Times New Roman" w:cs="Times New Roman"/>
+          <w:noProof w:val="0"/>
+          <w:sz w:val="22"/>
+          <w:szCs w:val="22"/>
+          <w:lang w:val="en-GB"/>
+        </w:rPr>
+      </w:pPr>
+      <w:r>
+        <w:rPr>
+          <w:rFonts w:ascii="Times New Roman" w:hAnsi="Times New Roman" w:eastAsia="Times New Roman" w:cs="Times New Roman"/>
+          <w:noProof w:val="0"/>
+          <w:sz w:val="22"/>
+          <w:szCs w:val="22"/>
+          <w:lang w:val="en-GB"/>
+        </w:rPr>
+        <w:t>IoT and smart home technologies are growing quickly around the world. The global Industrial IoT market reached USD 325.7 billion in 2025 and is projected to rise to USD 944.8 billion by 2034</w:t>
+      </w:r>
+      <w:r>
+        <w:rPr>
+          <w:rFonts w:ascii="Times New Roman" w:hAnsi="Times New Roman" w:eastAsia="Times New Roman" w:cs="Times New Roman"/>
+          <w:noProof w:val="0"/>
+          <w:sz w:val="22"/>
+          <w:szCs w:val="22"/>
+          <w:lang w:val="en-GB"/>
+        </w:rPr>
+        <w:t xml:space="preserve"> </w:t>
+      </w:r>
+      <w:r>
+        <w:rPr>
+          <w:rFonts w:ascii="Times New Roman" w:hAnsi="Times New Roman" w:eastAsia="Times New Roman" w:cs="Times New Roman"/>
+          <w:noProof w:val="0"/>
+          <w:sz w:val="22"/>
+          <w:szCs w:val="22"/>
+          <w:lang w:val="en-GB"/>
+        </w:rPr>
+        <w:t>with</w:t>
+      </w:r>
+      <w:r>
+        <w:rPr>
+          <w:rFonts w:ascii="Times New Roman" w:hAnsi="Times New Roman" w:eastAsia="Times New Roman" w:cs="Times New Roman"/>
+          <w:noProof w:val="0"/>
+          <w:sz w:val="22"/>
+          <w:szCs w:val="22"/>
+          <w:lang w:val="en-GB"/>
+        </w:rPr>
+        <w:t xml:space="preserve"> Europe h</w:t>
+      </w:r>
+      <w:r>
+        <w:rPr>
+          <w:rFonts w:ascii="Times New Roman" w:hAnsi="Times New Roman" w:eastAsia="Times New Roman" w:cs="Times New Roman"/>
+          <w:noProof w:val="0"/>
+          <w:sz w:val="22"/>
+          <w:szCs w:val="22"/>
+          <w:lang w:val="en-GB"/>
+        </w:rPr>
+        <w:t>olding</w:t>
+      </w:r>
+      <w:r>
+        <w:rPr>
+          <w:rFonts w:ascii="Times New Roman" w:hAnsi="Times New Roman" w:eastAsia="Times New Roman" w:cs="Times New Roman"/>
+          <w:noProof w:val="0"/>
+          <w:sz w:val="22"/>
+          <w:szCs w:val="22"/>
+          <w:lang w:val="en-GB"/>
+        </w:rPr>
+        <w:t xml:space="preserve"> the largest share of this market</w:t>
+      </w:r>
+      <w:r>
+        <w:rPr>
+          <w:rFonts w:ascii="Times New Roman" w:hAnsi="Times New Roman" w:eastAsia="Times New Roman" w:cs="Times New Roman"/>
+          <w:noProof w:val="0"/>
+          <w:sz w:val="22"/>
+          <w:szCs w:val="22"/>
+          <w:lang w:val="en-GB"/>
+        </w:rPr>
+        <w:t>.</w:t>
+      </w:r>
+      <w:r>
+        <w:rPr>
+          <w:rFonts w:ascii="Times New Roman" w:hAnsi="Times New Roman" w:eastAsia="Times New Roman" w:cs="Times New Roman"/>
+          <w:noProof w:val="0"/>
+          <w:sz w:val="22"/>
+          <w:szCs w:val="22"/>
+          <w:lang w:val="en-GB"/>
+        </w:rPr>
+        <w:t xml:space="preserve"> Europe is one of the most important markets for IoT development because of its strong industry, government support, and increasing use of digital technology in many sectors.</w:t>
+      </w:r>
+      <w:r>
+        <w:rPr>
+          <w:rFonts w:ascii="Times New Roman" w:hAnsi="Times New Roman" w:eastAsia="Times New Roman" w:cs="Times New Roman"/>
+          <w:noProof w:val="0"/>
+          <w:sz w:val="22"/>
+          <w:szCs w:val="22"/>
+          <w:lang w:val="en-GB"/>
+        </w:rPr>
+        <w:t xml:space="preserve"> </w:t>
+      </w:r>
+      <w:r>
+        <w:rPr>
+          <w:rFonts w:ascii="Times New Roman" w:hAnsi="Times New Roman" w:eastAsia="Times New Roman" w:cs="Times New Roman"/>
+          <w:noProof w:val="0"/>
+          <w:sz w:val="22"/>
+          <w:szCs w:val="22"/>
+          <w:lang w:val="en-GB"/>
+        </w:rPr>
+        <w:t>At the same time, the smart home market in Europe is expected to grow from USD 23.14 billion in 2025 to more than USD 32 billion by 2031, thanks to energy efficiency laws and rising demand from buyers</w:t>
+      </w:r>
+      <w:r>
+        <w:rPr>
+          <w:rFonts w:ascii="Times New Roman" w:hAnsi="Times New Roman" w:eastAsia="Times New Roman" w:cs="Times New Roman"/>
+          <w:noProof w:val="0"/>
+          <w:sz w:val="22"/>
+          <w:szCs w:val="22"/>
+          <w:lang w:val="en-GB"/>
+        </w:rPr>
+        <w:t>.</w:t>
+      </w:r>
+    </w:p>
+    <w:p>
+      <w:pPr>
+        <w:pStyle w:val="Normal"/>
+        <w:spacing w:before="240" w:beforeAutospacing="off" w:after="240" w:afterAutospacing="off"/>
+      </w:pPr>
+      <w:r>
+        <w:rPr>
+          <w:rFonts w:ascii="Times New Roman" w:hAnsi="Times New Roman" w:eastAsia="Times New Roman" w:cs="Times New Roman"/>
+          <w:noProof w:val="0"/>
+          <w:sz w:val="22"/>
+          <w:szCs w:val="22"/>
+          <w:lang w:val="en-GB"/>
+        </w:rPr>
+        <w:t xml:space="preserve">In Poland, the IoT market is growing quickly. It is projected to go from €5.96 billion in 2025 to €9.39 billion in 2029, at a rate of 12.06% per year, </w:t>
+      </w:r>
+      <w:r>
+        <w:rPr>
+          <w:rFonts w:ascii="Times New Roman" w:hAnsi="Times New Roman" w:eastAsia="Times New Roman" w:cs="Times New Roman"/>
+          <w:noProof w:val="0"/>
+          <w:sz w:val="22"/>
+          <w:szCs w:val="22"/>
+          <w:lang w:val="en-GB"/>
+        </w:rPr>
+        <w:t>driven by</w:t>
+      </w:r>
+      <w:r>
+        <w:rPr>
+          <w:rFonts w:ascii="Times New Roman" w:hAnsi="Times New Roman" w:eastAsia="Times New Roman" w:cs="Times New Roman"/>
+          <w:noProof w:val="0"/>
+          <w:sz w:val="22"/>
+          <w:szCs w:val="22"/>
+          <w:lang w:val="en-GB"/>
+        </w:rPr>
+        <w:t xml:space="preserve"> strong demand from manufacturing, energy, and transport </w:t>
+      </w:r>
+      <w:r>
+        <w:rPr>
+          <w:rFonts w:ascii="Times New Roman" w:hAnsi="Times New Roman" w:eastAsia="Times New Roman" w:cs="Times New Roman"/>
+          <w:noProof w:val="0"/>
+          <w:sz w:val="22"/>
+          <w:szCs w:val="22"/>
+          <w:lang w:val="en-GB"/>
+        </w:rPr>
+        <w:t>industries. The</w:t>
+      </w:r>
+      <w:r>
+        <w:rPr>
+          <w:rFonts w:ascii="Times New Roman" w:hAnsi="Times New Roman" w:eastAsia="Times New Roman" w:cs="Times New Roman"/>
+          <w:noProof w:val="0"/>
+          <w:sz w:val="22"/>
+          <w:szCs w:val="22"/>
+          <w:lang w:val="en-GB"/>
+        </w:rPr>
+        <w:t xml:space="preserve"> use of IoT is growing in Poland as many industries use it to become more efficient and productive. </w:t>
+      </w:r>
+      <w:r>
+        <w:rPr>
+          <w:rFonts w:ascii="Times New Roman" w:hAnsi="Times New Roman" w:eastAsia="Times New Roman" w:cs="Times New Roman"/>
+          <w:noProof w:val="0"/>
+          <w:sz w:val="22"/>
+          <w:szCs w:val="22"/>
+          <w:lang w:val="en-GB"/>
+        </w:rPr>
+        <w:t xml:space="preserve">The rising interest in smart homes was clear at the 2026 Smart Home and IoT Expo in Warsaw, which </w:t>
+      </w:r>
+      <w:r>
+        <w:rPr>
+          <w:rFonts w:ascii="Times New Roman" w:hAnsi="Times New Roman" w:eastAsia="Times New Roman" w:cs="Times New Roman"/>
+          <w:noProof w:val="0"/>
+          <w:sz w:val="22"/>
+          <w:szCs w:val="22"/>
+          <w:lang w:val="en-GB"/>
+        </w:rPr>
+        <w:t>attracted</w:t>
+      </w:r>
+      <w:r>
+        <w:rPr>
+          <w:rFonts w:ascii="Times New Roman" w:hAnsi="Times New Roman" w:eastAsia="Times New Roman" w:cs="Times New Roman"/>
+          <w:noProof w:val="0"/>
+          <w:sz w:val="22"/>
+          <w:szCs w:val="22"/>
+          <w:lang w:val="en-GB"/>
+        </w:rPr>
+        <w:t xml:space="preserve"> 8,044 professionals from 31 countries—a 47% increase compared to the previous year</w:t>
+      </w:r>
+      <w:r>
+        <w:rPr>
+          <w:rFonts w:ascii="Times New Roman" w:hAnsi="Times New Roman" w:eastAsia="Times New Roman" w:cs="Times New Roman"/>
+          <w:noProof w:val="0"/>
+          <w:sz w:val="22"/>
+          <w:szCs w:val="22"/>
+          <w:lang w:val="en-GB"/>
+        </w:rPr>
+        <w:t>.</w:t>
+      </w:r>
+    </w:p>
+    <w:p>
+      <w:pPr>
+        <w:pStyle w:val="Normal"/>
+        <w:spacing w:before="240" w:beforeAutospacing="off" w:after="240" w:afterAutospacing="off"/>
+        <w:rPr>
+          <w:rFonts w:ascii="Times New Roman" w:hAnsi="Times New Roman" w:eastAsia="Times New Roman" w:cs="Times New Roman"/>
+          <w:noProof w:val="0"/>
+          <w:sz w:val="22"/>
+          <w:szCs w:val="22"/>
+          <w:lang w:val="en-GB"/>
+        </w:rPr>
+      </w:pPr>
+      <w:r>
+        <w:rPr>
+          <w:rFonts w:ascii="Times New Roman" w:hAnsi="Times New Roman" w:eastAsia="Times New Roman" w:cs="Times New Roman"/>
+          <w:noProof w:val="0"/>
+          <w:sz w:val="22"/>
+          <w:szCs w:val="22"/>
+          <w:lang w:val="en-GB"/>
+        </w:rPr>
+        <w:t xml:space="preserve">Despite the rising popularity of smart home technology, cost </w:t>
+      </w:r>
+      <w:r>
+        <w:rPr>
+          <w:rFonts w:ascii="Times New Roman" w:hAnsi="Times New Roman" w:eastAsia="Times New Roman" w:cs="Times New Roman"/>
+          <w:noProof w:val="0"/>
+          <w:sz w:val="22"/>
+          <w:szCs w:val="22"/>
+          <w:lang w:val="en-GB"/>
+        </w:rPr>
+        <w:t>remains</w:t>
+      </w:r>
+      <w:r>
+        <w:rPr>
+          <w:rFonts w:ascii="Times New Roman" w:hAnsi="Times New Roman" w:eastAsia="Times New Roman" w:cs="Times New Roman"/>
+          <w:noProof w:val="0"/>
+          <w:sz w:val="22"/>
+          <w:szCs w:val="22"/>
+          <w:lang w:val="en-GB"/>
+        </w:rPr>
+        <w:t xml:space="preserve"> a significant barrier to widespread </w:t>
+      </w:r>
+      <w:r>
+        <w:rPr>
+          <w:rFonts w:ascii="Times New Roman" w:hAnsi="Times New Roman" w:eastAsia="Times New Roman" w:cs="Times New Roman"/>
+          <w:noProof w:val="0"/>
+          <w:sz w:val="22"/>
+          <w:szCs w:val="22"/>
+          <w:lang w:val="en-GB"/>
+        </w:rPr>
+        <w:t>use.</w:t>
+      </w:r>
+      <w:r>
+        <w:rPr>
+          <w:rFonts w:ascii="Times New Roman" w:hAnsi="Times New Roman" w:eastAsia="Times New Roman" w:cs="Times New Roman"/>
+          <w:noProof w:val="0"/>
+          <w:sz w:val="22"/>
+          <w:szCs w:val="22"/>
+          <w:lang w:val="en-GB"/>
+        </w:rPr>
+        <w:t xml:space="preserve"> Commercial smart home setups in Europe typically cost between EUR 3,500 and EUR 8,000, making them </w:t>
+      </w:r>
+      <w:r>
+        <w:rPr>
+          <w:rFonts w:ascii="Times New Roman" w:hAnsi="Times New Roman" w:eastAsia="Times New Roman" w:cs="Times New Roman"/>
+          <w:noProof w:val="0"/>
+          <w:sz w:val="22"/>
+          <w:szCs w:val="22"/>
+          <w:lang w:val="en-GB"/>
+        </w:rPr>
+        <w:t>unaffordable</w:t>
+      </w:r>
+      <w:r>
+        <w:rPr>
+          <w:rFonts w:ascii="Times New Roman" w:hAnsi="Times New Roman" w:eastAsia="Times New Roman" w:cs="Times New Roman"/>
+          <w:noProof w:val="0"/>
+          <w:sz w:val="22"/>
+          <w:szCs w:val="22"/>
+          <w:lang w:val="en-GB"/>
+        </w:rPr>
+        <w:t xml:space="preserve"> for many </w:t>
+      </w:r>
+      <w:r>
+        <w:rPr>
+          <w:rFonts w:ascii="Times New Roman" w:hAnsi="Times New Roman" w:eastAsia="Times New Roman" w:cs="Times New Roman"/>
+          <w:noProof w:val="0"/>
+          <w:sz w:val="22"/>
+          <w:szCs w:val="22"/>
+          <w:lang w:val="en-GB"/>
+        </w:rPr>
+        <w:t xml:space="preserve">households </w:t>
+      </w:r>
+      <w:r>
+        <w:rPr>
+          <w:rFonts w:ascii="Times New Roman" w:hAnsi="Times New Roman" w:eastAsia="Times New Roman" w:cs="Times New Roman"/>
+          <w:noProof w:val="0"/>
+          <w:sz w:val="22"/>
+          <w:szCs w:val="22"/>
+          <w:lang w:val="en-GB"/>
+        </w:rPr>
+        <w:t xml:space="preserve">in Poland and other Eastern European </w:t>
+      </w:r>
+      <w:r>
+        <w:rPr>
+          <w:rFonts w:ascii="Times New Roman" w:hAnsi="Times New Roman" w:eastAsia="Times New Roman" w:cs="Times New Roman"/>
+          <w:noProof w:val="0"/>
+          <w:sz w:val="22"/>
+          <w:szCs w:val="22"/>
+          <w:lang w:val="en-GB"/>
+        </w:rPr>
+        <w:t>countries. This</w:t>
+      </w:r>
+      <w:r>
+        <w:rPr>
+          <w:rFonts w:ascii="Times New Roman" w:hAnsi="Times New Roman" w:eastAsia="Times New Roman" w:cs="Times New Roman"/>
+          <w:noProof w:val="0"/>
+          <w:sz w:val="22"/>
+          <w:szCs w:val="22"/>
+          <w:lang w:val="en-GB"/>
+        </w:rPr>
+        <w:t xml:space="preserve"> project </w:t>
+      </w:r>
+      <w:r>
+        <w:rPr>
+          <w:rFonts w:ascii="Times New Roman" w:hAnsi="Times New Roman" w:eastAsia="Times New Roman" w:cs="Times New Roman"/>
+          <w:noProof w:val="0"/>
+          <w:sz w:val="22"/>
+          <w:szCs w:val="22"/>
+          <w:lang w:val="en-GB"/>
+        </w:rPr>
+        <w:t>addresses</w:t>
+      </w:r>
+      <w:r>
+        <w:rPr>
+          <w:rFonts w:ascii="Times New Roman" w:hAnsi="Times New Roman" w:eastAsia="Times New Roman" w:cs="Times New Roman"/>
+          <w:noProof w:val="0"/>
+          <w:sz w:val="22"/>
+          <w:szCs w:val="22"/>
+          <w:lang w:val="en-GB"/>
+        </w:rPr>
+        <w:t xml:space="preserve"> that </w:t>
+      </w:r>
+      <w:r>
+        <w:rPr>
+          <w:rFonts w:ascii="Times New Roman" w:hAnsi="Times New Roman" w:eastAsia="Times New Roman" w:cs="Times New Roman"/>
+          <w:noProof w:val="0"/>
+          <w:sz w:val="22"/>
+          <w:szCs w:val="22"/>
+          <w:lang w:val="en-GB"/>
+        </w:rPr>
+        <w:t>challenge</w:t>
+      </w:r>
+      <w:r>
+        <w:rPr>
+          <w:rFonts w:ascii="Times New Roman" w:hAnsi="Times New Roman" w:eastAsia="Times New Roman" w:cs="Times New Roman"/>
+          <w:noProof w:val="0"/>
+          <w:sz w:val="22"/>
+          <w:szCs w:val="22"/>
+          <w:lang w:val="en-GB"/>
+        </w:rPr>
+        <w:t xml:space="preserve"> by </w:t>
+      </w:r>
+      <w:r>
+        <w:rPr>
+          <w:rFonts w:ascii="Times New Roman" w:hAnsi="Times New Roman" w:eastAsia="Times New Roman" w:cs="Times New Roman"/>
+          <w:noProof w:val="0"/>
+          <w:sz w:val="22"/>
+          <w:szCs w:val="22"/>
+          <w:lang w:val="en-GB"/>
+        </w:rPr>
+        <w:t>developing</w:t>
+      </w:r>
+      <w:r>
+        <w:rPr>
+          <w:rFonts w:ascii="Times New Roman" w:hAnsi="Times New Roman" w:eastAsia="Times New Roman" w:cs="Times New Roman"/>
+          <w:noProof w:val="0"/>
+          <w:sz w:val="22"/>
+          <w:szCs w:val="22"/>
+          <w:lang w:val="en-GB"/>
+        </w:rPr>
+        <w:t xml:space="preserve"> a low-cost smart home system using a Raspberry Pi and Home Assistant, </w:t>
+      </w:r>
+      <w:r>
+        <w:rPr>
+          <w:rFonts w:ascii="Times New Roman" w:hAnsi="Times New Roman" w:eastAsia="Times New Roman" w:cs="Times New Roman"/>
+          <w:noProof w:val="0"/>
+          <w:sz w:val="22"/>
+          <w:szCs w:val="22"/>
+          <w:lang w:val="en-GB"/>
+        </w:rPr>
+        <w:t>offering</w:t>
+      </w:r>
+      <w:r>
+        <w:rPr>
+          <w:rFonts w:ascii="Times New Roman" w:hAnsi="Times New Roman" w:eastAsia="Times New Roman" w:cs="Times New Roman"/>
+          <w:noProof w:val="0"/>
+          <w:sz w:val="22"/>
+          <w:szCs w:val="22"/>
+          <w:lang w:val="en-GB"/>
+        </w:rPr>
+        <w:t xml:space="preserve"> households in Poland a more affordable alternative to </w:t>
+      </w:r>
+      <w:r>
+        <w:rPr>
+          <w:rFonts w:ascii="Times New Roman" w:hAnsi="Times New Roman" w:eastAsia="Times New Roman" w:cs="Times New Roman"/>
+          <w:noProof w:val="0"/>
+          <w:sz w:val="22"/>
+          <w:szCs w:val="22"/>
+          <w:lang w:val="en-GB"/>
+        </w:rPr>
+        <w:t>high priced</w:t>
+      </w:r>
+      <w:r>
+        <w:rPr>
+          <w:rFonts w:ascii="Times New Roman" w:hAnsi="Times New Roman" w:eastAsia="Times New Roman" w:cs="Times New Roman"/>
+          <w:noProof w:val="0"/>
+          <w:sz w:val="22"/>
+          <w:szCs w:val="22"/>
+          <w:lang w:val="en-GB"/>
+        </w:rPr>
+        <w:t xml:space="preserve"> commercial systems.</w:t>
+      </w:r>
+    </w:p>
+    <w:p>
+      <w:pPr>
+        <w:spacing w:before="240" w:beforeAutospacing="off" w:after="240" w:afterAutospacing="off"/>
         <w:rPr>
           <w:rFonts w:ascii="Aptos" w:hAnsi="Aptos" w:eastAsia="Aptos" w:cs="Aptos" w:asciiTheme="minorAscii" w:hAnsiTheme="minorAscii" w:eastAsiaTheme="minorAscii" w:cstheme="minorAscii"/>
-          <w:b w:val="0"/>
-          <w:bCs w:val="0"/>
-          <w:i w:val="0"/>
-          <w:iCs w:val="0"/>
-          <w:caps w:val="0"/>
-          <w:smallCaps w:val="0"/>
-          <w:noProof w:val="0"/>
-          <w:color w:val="000000" w:themeColor="text1" w:themeTint="FF" w:themeShade="FF"/>
+          <w:noProof w:val="0"/>
           <w:sz w:val="24"/>
           <w:szCs w:val="24"/>
           <w:lang w:val="en-GB"/>
         </w:rPr>
-        <w:t>Nearly half</w:t>
-      </w:r>
-      <w:r>
-        <w:rPr>
-          <w:rFonts w:ascii="Aptos" w:hAnsi="Aptos" w:eastAsia="Aptos" w:cs="Aptos" w:asciiTheme="minorAscii" w:hAnsiTheme="minorAscii" w:eastAsiaTheme="minorAscii" w:cstheme="minorAscii"/>
-          <w:b w:val="0"/>
-          <w:bCs w:val="0"/>
-          <w:i w:val="0"/>
-          <w:iCs w:val="0"/>
-          <w:caps w:val="0"/>
-          <w:smallCaps w:val="0"/>
-          <w:noProof w:val="0"/>
-          <w:color w:val="000000" w:themeColor="text1" w:themeTint="FF" w:themeShade="FF"/>
+      </w:pPr>
+    </w:p>
+    <w:p>
+      <w:pPr>
+        <w:pStyle w:val="Normal"/>
+        <w:spacing w:before="240" w:beforeAutospacing="off" w:after="240" w:afterAutospacing="off"/>
+        <w:jc w:val="left"/>
+        <w:rPr>
+          <w:rFonts w:ascii="Times New Roman" w:hAnsi="Times New Roman" w:eastAsia="Times New Roman" w:cs="Times New Roman"/>
+          <w:noProof w:val="0"/>
           <w:sz w:val="24"/>
           <w:szCs w:val="24"/>
           <w:lang w:val="en-GB"/>
         </w:rPr>
-        <w:t xml:space="preserve"> of consumers say </w:t>
-      </w:r>
-      <w:r>
-        <w:rPr>
-          <w:rFonts w:ascii="Aptos" w:hAnsi="Aptos" w:eastAsia="Aptos" w:cs="Aptos" w:asciiTheme="minorAscii" w:hAnsiTheme="minorAscii" w:eastAsiaTheme="minorAscii" w:cstheme="minorAscii"/>
-          <w:b w:val="0"/>
-          <w:bCs w:val="0"/>
-          <w:i w:val="0"/>
-          <w:iCs w:val="0"/>
-          <w:caps w:val="0"/>
-          <w:smallCaps w:val="0"/>
-          <w:noProof w:val="0"/>
-          <w:color w:val="000000" w:themeColor="text1" w:themeTint="FF" w:themeShade="FF"/>
+      </w:pPr>
+      <w:r>
+        <w:rPr>
+          <w:rFonts w:ascii="Times New Roman" w:hAnsi="Times New Roman" w:eastAsia="Times New Roman" w:cs="Times New Roman"/>
+          <w:b w:val="1"/>
+          <w:bCs w:val="1"/>
+          <w:noProof w:val="0"/>
           <w:sz w:val="24"/>
           <w:szCs w:val="24"/>
           <w:lang w:val="en-GB"/>
         </w:rPr>
-        <w:t>they’d</w:t>
-      </w:r>
-      <w:r>
-        <w:rPr>
-          <w:rFonts w:ascii="Aptos" w:hAnsi="Aptos" w:eastAsia="Aptos" w:cs="Aptos" w:asciiTheme="minorAscii" w:hAnsiTheme="minorAscii" w:eastAsiaTheme="minorAscii" w:cstheme="minorAscii"/>
-          <w:b w:val="0"/>
-          <w:bCs w:val="0"/>
-          <w:i w:val="0"/>
-          <w:iCs w:val="0"/>
-          <w:caps w:val="0"/>
-          <w:smallCaps w:val="0"/>
-          <w:noProof w:val="0"/>
-          <w:color w:val="000000" w:themeColor="text1" w:themeTint="FF" w:themeShade="FF"/>
+        <w:t>1.3 Aim of the Project</w:t>
+      </w:r>
+    </w:p>
+    <w:p>
+      <w:pPr>
+        <w:pStyle w:val="Normal"/>
+        <w:spacing w:before="240" w:beforeAutospacing="off" w:after="240" w:afterAutospacing="off"/>
+        <w:jc w:val="left"/>
+        <w:rPr>
+          <w:rFonts w:ascii="Aptos" w:hAnsi="Aptos" w:eastAsia="Aptos" w:cs="Aptos"/>
+          <w:noProof w:val="0"/>
           <w:sz w:val="24"/>
           <w:szCs w:val="24"/>
           <w:lang w:val="en-GB"/>
         </w:rPr>
-        <w:t xml:space="preserve"> be less likely to buy them after hearing about hacks or leaks [9].</w:t>
-      </w:r>
-    </w:p>
-    <w:p>
-      <w:pPr>
-        <w:spacing w:before="240" w:beforeAutospacing="off" w:after="240" w:afterAutospacing="off"/>
-        <w:rPr>
-          <w:rFonts w:ascii="Aptos" w:hAnsi="Aptos" w:eastAsia="Aptos" w:cs="Aptos" w:asciiTheme="minorAscii" w:hAnsiTheme="minorAscii" w:eastAsiaTheme="minorAscii" w:cstheme="minorAscii"/>
-          <w:b w:val="0"/>
-          <w:bCs w:val="0"/>
-          <w:i w:val="0"/>
-          <w:iCs w:val="0"/>
-          <w:caps w:val="0"/>
-          <w:smallCaps w:val="0"/>
-          <w:noProof w:val="0"/>
-          <w:color w:val="000000" w:themeColor="text1" w:themeTint="FF" w:themeShade="FF"/>
+      </w:pPr>
+      <w:r>
+        <w:rPr>
+          <w:rFonts w:ascii="Times New Roman" w:hAnsi="Times New Roman" w:eastAsia="Times New Roman" w:cs="Times New Roman"/>
+          <w:noProof w:val="0"/>
+          <w:sz w:val="22"/>
+          <w:szCs w:val="22"/>
+          <w:lang w:val="en-GB"/>
+        </w:rPr>
+        <w:t xml:space="preserve">The aim of this project is to design and build a low-cost smart home automation system using a Raspberry Pi 4 and Home Assistant. </w:t>
+      </w:r>
+      <w:r>
+        <w:rPr>
+          <w:rFonts w:ascii="Times New Roman" w:hAnsi="Times New Roman" w:eastAsia="Times New Roman" w:cs="Times New Roman"/>
+          <w:noProof w:val="0"/>
+          <w:sz w:val="22"/>
+          <w:szCs w:val="22"/>
+          <w:lang w:val="en-GB"/>
+        </w:rPr>
+        <w:t xml:space="preserve">The system uses different sensors and actuators, including a DHT22 temperature and humidity sensor, a PIR motion sensor, a relay module, and an SG90 servo motor, to </w:t>
+      </w:r>
+      <w:r>
+        <w:rPr>
+          <w:rFonts w:ascii="Times New Roman" w:hAnsi="Times New Roman" w:eastAsia="Times New Roman" w:cs="Times New Roman"/>
+          <w:noProof w:val="0"/>
+          <w:sz w:val="22"/>
+          <w:szCs w:val="22"/>
+          <w:lang w:val="en-GB"/>
+        </w:rPr>
+        <w:t>monitor</w:t>
+      </w:r>
+      <w:r>
+        <w:rPr>
+          <w:rFonts w:ascii="Times New Roman" w:hAnsi="Times New Roman" w:eastAsia="Times New Roman" w:cs="Times New Roman"/>
+          <w:noProof w:val="0"/>
+          <w:sz w:val="22"/>
+          <w:szCs w:val="22"/>
+          <w:lang w:val="en-GB"/>
+        </w:rPr>
+        <w:t xml:space="preserve"> and automate home functions like temperature, motion detection, device control, and door locking.</w:t>
+      </w:r>
+      <w:r>
+        <w:rPr>
+          <w:rFonts w:ascii="Times New Roman" w:hAnsi="Times New Roman" w:eastAsia="Times New Roman" w:cs="Times New Roman"/>
+          <w:noProof w:val="0"/>
+          <w:sz w:val="22"/>
+          <w:szCs w:val="22"/>
+          <w:lang w:val="en-GB"/>
+        </w:rPr>
+        <w:t xml:space="preserve"> </w:t>
+      </w:r>
+      <w:r>
+        <w:rPr>
+          <w:rFonts w:ascii="Times New Roman" w:hAnsi="Times New Roman" w:eastAsia="Times New Roman" w:cs="Times New Roman"/>
+          <w:noProof w:val="0"/>
+          <w:sz w:val="22"/>
+          <w:szCs w:val="22"/>
+          <w:lang w:val="en-GB"/>
+        </w:rPr>
+        <w:t xml:space="preserve">The </w:t>
+      </w:r>
+      <w:r>
+        <w:rPr>
+          <w:rFonts w:ascii="Times New Roman" w:hAnsi="Times New Roman" w:eastAsia="Times New Roman" w:cs="Times New Roman"/>
+          <w:noProof w:val="0"/>
+          <w:sz w:val="22"/>
+          <w:szCs w:val="22"/>
+          <w:lang w:val="en-GB"/>
+        </w:rPr>
+        <w:t>completed</w:t>
+      </w:r>
+      <w:r>
+        <w:rPr>
+          <w:rFonts w:ascii="Times New Roman" w:hAnsi="Times New Roman" w:eastAsia="Times New Roman" w:cs="Times New Roman"/>
+          <w:noProof w:val="0"/>
+          <w:sz w:val="22"/>
+          <w:szCs w:val="22"/>
+          <w:lang w:val="en-GB"/>
+        </w:rPr>
+        <w:t xml:space="preserve"> system can be accessed through a dashboard on any smartphone or browser, </w:t>
+      </w:r>
+      <w:r>
+        <w:rPr>
+          <w:rFonts w:ascii="Times New Roman" w:hAnsi="Times New Roman" w:eastAsia="Times New Roman" w:cs="Times New Roman"/>
+          <w:noProof w:val="0"/>
+          <w:sz w:val="22"/>
+          <w:szCs w:val="22"/>
+          <w:lang w:val="en-GB"/>
+        </w:rPr>
+        <w:t>showing</w:t>
+      </w:r>
+      <w:r>
+        <w:rPr>
+          <w:rFonts w:ascii="Times New Roman" w:hAnsi="Times New Roman" w:eastAsia="Times New Roman" w:cs="Times New Roman"/>
+          <w:noProof w:val="0"/>
+          <w:sz w:val="22"/>
+          <w:szCs w:val="22"/>
+          <w:lang w:val="en-GB"/>
+        </w:rPr>
+        <w:t xml:space="preserve"> </w:t>
+      </w:r>
+      <w:r>
+        <w:rPr>
+          <w:rFonts w:ascii="Times New Roman" w:hAnsi="Times New Roman" w:eastAsia="Times New Roman" w:cs="Times New Roman"/>
+          <w:noProof w:val="0"/>
+          <w:sz w:val="22"/>
+          <w:szCs w:val="22"/>
+          <w:lang w:val="en-GB"/>
+        </w:rPr>
+        <w:t xml:space="preserve">that </w:t>
+      </w:r>
+      <w:r>
+        <w:rPr>
+          <w:rFonts w:ascii="Times New Roman" w:hAnsi="Times New Roman" w:eastAsia="Times New Roman" w:cs="Times New Roman"/>
+          <w:noProof w:val="0"/>
+          <w:sz w:val="22"/>
+          <w:szCs w:val="22"/>
+          <w:lang w:val="en-GB"/>
+        </w:rPr>
+        <w:t xml:space="preserve">a fully functional smart home setup </w:t>
+      </w:r>
+      <w:r>
+        <w:rPr>
+          <w:rFonts w:ascii="Times New Roman" w:hAnsi="Times New Roman" w:eastAsia="Times New Roman" w:cs="Times New Roman"/>
+          <w:noProof w:val="0"/>
+          <w:sz w:val="22"/>
+          <w:szCs w:val="22"/>
+          <w:lang w:val="en-GB"/>
+        </w:rPr>
+        <w:t xml:space="preserve">can </w:t>
+      </w:r>
+      <w:r>
+        <w:rPr>
+          <w:rFonts w:ascii="Times New Roman" w:hAnsi="Times New Roman" w:eastAsia="Times New Roman" w:cs="Times New Roman"/>
+          <w:noProof w:val="0"/>
+          <w:sz w:val="22"/>
+          <w:szCs w:val="22"/>
+          <w:lang w:val="en-GB"/>
+        </w:rPr>
+        <w:t xml:space="preserve">be </w:t>
+      </w:r>
+      <w:r>
+        <w:rPr>
+          <w:rFonts w:ascii="Times New Roman" w:hAnsi="Times New Roman" w:eastAsia="Times New Roman" w:cs="Times New Roman"/>
+          <w:noProof w:val="0"/>
+          <w:sz w:val="22"/>
+          <w:szCs w:val="22"/>
+          <w:lang w:val="en-GB"/>
+        </w:rPr>
+        <w:t>created</w:t>
+      </w:r>
+      <w:r>
+        <w:rPr>
+          <w:rFonts w:ascii="Times New Roman" w:hAnsi="Times New Roman" w:eastAsia="Times New Roman" w:cs="Times New Roman"/>
+          <w:noProof w:val="0"/>
+          <w:sz w:val="22"/>
+          <w:szCs w:val="22"/>
+          <w:lang w:val="en-GB"/>
+        </w:rPr>
+        <w:t xml:space="preserve"> without the </w:t>
+      </w:r>
+      <w:r>
+        <w:rPr>
+          <w:rFonts w:ascii="Times New Roman" w:hAnsi="Times New Roman" w:eastAsia="Times New Roman" w:cs="Times New Roman"/>
+          <w:noProof w:val="0"/>
+          <w:sz w:val="22"/>
+          <w:szCs w:val="22"/>
+          <w:lang w:val="en-GB"/>
+        </w:rPr>
+        <w:t>high costs</w:t>
+      </w:r>
+      <w:r>
+        <w:rPr>
+          <w:rFonts w:ascii="Times New Roman" w:hAnsi="Times New Roman" w:eastAsia="Times New Roman" w:cs="Times New Roman"/>
+          <w:noProof w:val="0"/>
+          <w:sz w:val="22"/>
+          <w:szCs w:val="22"/>
+          <w:lang w:val="en-GB"/>
+        </w:rPr>
+        <w:t xml:space="preserve"> associated with commercial systems</w:t>
+      </w:r>
+      <w:r>
+        <w:rPr>
+          <w:rFonts w:ascii="Aptos" w:hAnsi="Aptos" w:eastAsia="Aptos" w:cs="Aptos"/>
+          <w:noProof w:val="0"/>
           <w:sz w:val="24"/>
           <w:szCs w:val="24"/>
           <w:lang w:val="en-GB"/>
         </w:rPr>
-      </w:pPr>
-      <w:r>
-        <w:rPr>
-          <w:rFonts w:ascii="Aptos" w:hAnsi="Aptos" w:eastAsia="Aptos" w:cs="Aptos" w:asciiTheme="minorAscii" w:hAnsiTheme="minorAscii" w:eastAsiaTheme="minorAscii" w:cstheme="minorAscii"/>
-          <w:b w:val="0"/>
-          <w:bCs w:val="0"/>
-          <w:i w:val="0"/>
-          <w:iCs w:val="0"/>
-          <w:caps w:val="0"/>
-          <w:smallCaps w:val="0"/>
-          <w:noProof w:val="0"/>
-          <w:color w:val="000000" w:themeColor="text1" w:themeTint="FF" w:themeShade="FF"/>
+        <w:t>.</w:t>
+      </w:r>
+    </w:p>
+    <w:p>
+      <w:pPr>
+        <w:pStyle w:val="Normal"/>
+        <w:spacing w:before="240" w:beforeAutospacing="off" w:after="240" w:afterAutospacing="off"/>
+        <w:jc w:val="left"/>
+        <w:rPr>
+          <w:rFonts w:ascii="Aptos" w:hAnsi="Aptos" w:eastAsia="Aptos" w:cs="Aptos"/>
+          <w:noProof w:val="0"/>
           <w:sz w:val="24"/>
           <w:szCs w:val="24"/>
           <w:lang w:val="en-GB"/>
         </w:rPr>
-        <w:t xml:space="preserve">The Internet of Things (IoT) is key to smart homes. </w:t>
-      </w:r>
-      <w:r>
-        <w:rPr>
-          <w:rFonts w:ascii="Aptos" w:hAnsi="Aptos" w:eastAsia="Aptos" w:cs="Aptos" w:asciiTheme="minorAscii" w:hAnsiTheme="minorAscii" w:eastAsiaTheme="minorAscii" w:cstheme="minorAscii"/>
-          <w:b w:val="0"/>
-          <w:bCs w:val="0"/>
-          <w:i w:val="0"/>
-          <w:iCs w:val="0"/>
-          <w:caps w:val="0"/>
-          <w:smallCaps w:val="0"/>
-          <w:noProof w:val="0"/>
-          <w:color w:val="000000" w:themeColor="text1" w:themeTint="FF" w:themeShade="FF"/>
+      </w:pPr>
+    </w:p>
+    <w:p>
+      <w:pPr>
+        <w:spacing w:before="240" w:beforeAutospacing="off" w:after="240" w:afterAutospacing="off"/>
+        <w:jc w:val="left"/>
+        <w:rPr>
+          <w:rFonts w:ascii="Times New Roman" w:hAnsi="Times New Roman" w:eastAsia="Times New Roman" w:cs="Times New Roman"/>
+          <w:b w:val="1"/>
+          <w:bCs w:val="1"/>
+          <w:noProof w:val="0"/>
           <w:sz w:val="24"/>
           <w:szCs w:val="24"/>
           <w:lang w:val="en-GB"/>
         </w:rPr>
-        <w:t>It’s</w:t>
-      </w:r>
-      <w:r>
-        <w:rPr>
-          <w:rFonts w:ascii="Aptos" w:hAnsi="Aptos" w:eastAsia="Aptos" w:cs="Aptos" w:asciiTheme="minorAscii" w:hAnsiTheme="minorAscii" w:eastAsiaTheme="minorAscii" w:cstheme="minorAscii"/>
-          <w:b w:val="0"/>
-          <w:bCs w:val="0"/>
-          <w:i w:val="0"/>
-          <w:iCs w:val="0"/>
-          <w:caps w:val="0"/>
-          <w:smallCaps w:val="0"/>
-          <w:noProof w:val="0"/>
-          <w:color w:val="000000" w:themeColor="text1" w:themeTint="FF" w:themeShade="FF"/>
+      </w:pPr>
+      <w:r>
+        <w:rPr>
+          <w:rFonts w:ascii="Times New Roman" w:hAnsi="Times New Roman" w:eastAsia="Times New Roman" w:cs="Times New Roman"/>
+          <w:b w:val="1"/>
+          <w:bCs w:val="1"/>
+          <w:noProof w:val="0"/>
           <w:sz w:val="24"/>
           <w:szCs w:val="24"/>
           <w:lang w:val="en-GB"/>
         </w:rPr>
-        <w:t xml:space="preserve"> a network of devices connected to the internet that can share data and be programmed to do tasks, making homes more efficient and useful [11]. In 2025, there </w:t>
-      </w:r>
-      <w:r>
-        <w:rPr>
-          <w:rFonts w:ascii="Aptos" w:hAnsi="Aptos" w:eastAsia="Aptos" w:cs="Aptos" w:asciiTheme="minorAscii" w:hAnsiTheme="minorAscii" w:eastAsiaTheme="minorAscii" w:cstheme="minorAscii"/>
-          <w:b w:val="0"/>
-          <w:bCs w:val="0"/>
-          <w:i w:val="0"/>
-          <w:iCs w:val="0"/>
-          <w:caps w:val="0"/>
-          <w:smallCaps w:val="0"/>
-          <w:noProof w:val="0"/>
-          <w:color w:val="000000" w:themeColor="text1" w:themeTint="FF" w:themeShade="FF"/>
-          <w:sz w:val="24"/>
-          <w:szCs w:val="24"/>
-          <w:lang w:val="en-GB"/>
-        </w:rPr>
-        <w:t>were roughly</w:t>
-      </w:r>
-      <w:r>
-        <w:rPr>
-          <w:rFonts w:ascii="Aptos" w:hAnsi="Aptos" w:eastAsia="Aptos" w:cs="Aptos" w:asciiTheme="minorAscii" w:hAnsiTheme="minorAscii" w:eastAsiaTheme="minorAscii" w:cstheme="minorAscii"/>
-          <w:b w:val="0"/>
-          <w:bCs w:val="0"/>
-          <w:i w:val="0"/>
-          <w:iCs w:val="0"/>
-          <w:caps w:val="0"/>
-          <w:smallCaps w:val="0"/>
-          <w:noProof w:val="0"/>
-          <w:color w:val="000000" w:themeColor="text1" w:themeTint="FF" w:themeShade="FF"/>
-          <w:sz w:val="24"/>
-          <w:szCs w:val="24"/>
-          <w:lang w:val="en-GB"/>
-        </w:rPr>
-        <w:t xml:space="preserve"> 18.8 billion IoT devices around the world, and smart home devices accounted for </w:t>
-      </w:r>
-      <w:r>
-        <w:rPr>
-          <w:rFonts w:ascii="Aptos" w:hAnsi="Aptos" w:eastAsia="Aptos" w:cs="Aptos" w:asciiTheme="minorAscii" w:hAnsiTheme="minorAscii" w:eastAsiaTheme="minorAscii" w:cstheme="minorAscii"/>
-          <w:b w:val="0"/>
-          <w:bCs w:val="0"/>
-          <w:i w:val="0"/>
-          <w:iCs w:val="0"/>
-          <w:caps w:val="0"/>
-          <w:smallCaps w:val="0"/>
-          <w:noProof w:val="0"/>
-          <w:color w:val="000000" w:themeColor="text1" w:themeTint="FF" w:themeShade="FF"/>
-          <w:sz w:val="24"/>
-          <w:szCs w:val="24"/>
-          <w:lang w:val="en-GB"/>
-        </w:rPr>
-        <w:t>nearly a</w:t>
-      </w:r>
-      <w:r>
-        <w:rPr>
-          <w:rFonts w:ascii="Aptos" w:hAnsi="Aptos" w:eastAsia="Aptos" w:cs="Aptos" w:asciiTheme="minorAscii" w:hAnsiTheme="minorAscii" w:eastAsiaTheme="minorAscii" w:cstheme="minorAscii"/>
-          <w:b w:val="0"/>
-          <w:bCs w:val="0"/>
-          <w:i w:val="0"/>
-          <w:iCs w:val="0"/>
-          <w:caps w:val="0"/>
-          <w:smallCaps w:val="0"/>
-          <w:noProof w:val="0"/>
-          <w:color w:val="000000" w:themeColor="text1" w:themeTint="FF" w:themeShade="FF"/>
-          <w:sz w:val="24"/>
-          <w:szCs w:val="24"/>
-          <w:lang w:val="en-GB"/>
-        </w:rPr>
-        <w:t xml:space="preserve"> third (32%) of all consumer IoT devices [10]. American homes now typically have 21 connected devices, with 68% having smart thermostats and 71% using voice assistants [10]. Matter, Zigbee, and Z-Wave make it easier for devices from different companies to connect and work together, tackling a major challenge in smart homes [11]. IoT has been shown to lower home energy costs by around 30%, according to Gartner, which proves how useful it is in modern smart homes. [11]. Linux is still the most popular operating system for IoT development, used in 43% of cases, showing that developers prefer open-source platforms [10]. </w:t>
-      </w:r>
-    </w:p>
-    <w:p>
-      <w:pPr>
-        <w:spacing w:before="240" w:beforeAutospacing="off" w:after="240" w:afterAutospacing="off"/>
-        <w:rPr>
-          <w:rFonts w:ascii="Aptos" w:hAnsi="Aptos" w:eastAsia="Aptos" w:cs="Aptos" w:asciiTheme="minorAscii" w:hAnsiTheme="minorAscii" w:eastAsiaTheme="minorAscii" w:cstheme="minorAscii"/>
-          <w:noProof w:val="0"/>
-          <w:sz w:val="24"/>
-          <w:szCs w:val="24"/>
-          <w:lang w:val="en-GB"/>
-        </w:rPr>
-      </w:pPr>
-      <w:r>
-        <w:rPr>
-          <w:rFonts w:ascii="Aptos" w:hAnsi="Aptos" w:eastAsia="Aptos" w:cs="Aptos" w:asciiTheme="minorAscii" w:hAnsiTheme="minorAscii" w:eastAsiaTheme="minorAscii" w:cstheme="minorAscii"/>
-          <w:b w:val="0"/>
-          <w:bCs w:val="0"/>
-          <w:i w:val="0"/>
-          <w:iCs w:val="0"/>
-          <w:caps w:val="0"/>
-          <w:smallCaps w:val="0"/>
-          <w:noProof w:val="0"/>
-          <w:color w:val="000000" w:themeColor="text1" w:themeTint="FF" w:themeShade="FF"/>
-          <w:sz w:val="24"/>
-          <w:szCs w:val="24"/>
-          <w:lang w:val="en-GB"/>
-        </w:rPr>
-        <w:t>This project tackles these problems by creating a low-cost smart home controller with a Raspberry Pi, using Home Assistant as an easy and affordable alternative to pricey commercial systems.</w:t>
-      </w:r>
-      <w:r>
-        <w:rPr>
-          <w:rFonts w:ascii="Aptos" w:hAnsi="Aptos" w:eastAsia="Aptos" w:cs="Aptos" w:asciiTheme="minorAscii" w:hAnsiTheme="minorAscii" w:eastAsiaTheme="minorAscii" w:cstheme="minorAscii"/>
-          <w:noProof w:val="0"/>
-          <w:sz w:val="24"/>
-          <w:szCs w:val="24"/>
-          <w:lang w:val="en-GB"/>
-        </w:rPr>
-        <w:t xml:space="preserve"> </w:t>
-      </w:r>
-    </w:p>
-    <w:p>
-      <w:pPr>
-        <w:spacing w:before="240" w:beforeAutospacing="off" w:after="240" w:afterAutospacing="off"/>
-        <w:rPr>
-          <w:rFonts w:ascii="Aptos" w:hAnsi="Aptos" w:eastAsia="Aptos" w:cs="Aptos" w:asciiTheme="minorAscii" w:hAnsiTheme="minorAscii" w:eastAsiaTheme="minorAscii" w:cstheme="minorAscii"/>
-          <w:noProof w:val="0"/>
-          <w:sz w:val="24"/>
-          <w:szCs w:val="24"/>
-          <w:lang w:val="en-GB"/>
-        </w:rPr>
-      </w:pPr>
+        <w:t>1.4 Objectives</w:t>
+      </w:r>
     </w:p>
     <w:p>
       <w:pPr>
         <w:spacing w:before="240" w:beforeAutospacing="off" w:after="240" w:afterAutospacing="off"/>
         <w:jc w:val="left"/>
         <w:rPr>
-          <w:rFonts w:ascii="Aptos" w:hAnsi="Aptos" w:eastAsia="Aptos" w:cs="Aptos" w:asciiTheme="minorAscii" w:hAnsiTheme="minorAscii" w:eastAsiaTheme="minorAscii" w:cstheme="minorAscii"/>
-          <w:b w:val="1"/>
-          <w:bCs w:val="1"/>
-          <w:noProof w:val="0"/>
-          <w:sz w:val="24"/>
-          <w:szCs w:val="24"/>
-          <w:lang w:val="en-GB"/>
-        </w:rPr>
-      </w:pPr>
-      <w:r>
-        <w:rPr>
-          <w:rFonts w:ascii="Aptos" w:hAnsi="Aptos" w:eastAsia="Aptos" w:cs="Aptos" w:asciiTheme="minorAscii" w:hAnsiTheme="minorAscii" w:eastAsiaTheme="minorAscii" w:cstheme="minorAscii"/>
-          <w:b w:val="1"/>
-          <w:bCs w:val="1"/>
-          <w:noProof w:val="0"/>
-          <w:sz w:val="24"/>
-          <w:szCs w:val="24"/>
-          <w:lang w:val="en-GB"/>
-        </w:rPr>
-        <w:t>1.2 Significance of the Study</w:t>
-      </w:r>
-    </w:p>
-    <w:p>
-      <w:pPr>
-        <w:pStyle w:val="Normal"/>
-        <w:spacing w:before="240" w:beforeAutospacing="off" w:after="240" w:afterAutospacing="off"/>
-        <w:rPr>
-          <w:rFonts w:ascii="Aptos" w:hAnsi="Aptos" w:eastAsia="Aptos" w:cs="Aptos" w:asciiTheme="minorAscii" w:hAnsiTheme="minorAscii" w:eastAsiaTheme="minorAscii" w:cstheme="minorAscii"/>
-          <w:noProof w:val="0"/>
-          <w:sz w:val="24"/>
-          <w:szCs w:val="24"/>
-          <w:lang w:val="en-GB"/>
-        </w:rPr>
-      </w:pPr>
-      <w:r>
-        <w:rPr>
-          <w:rFonts w:ascii="Aptos" w:hAnsi="Aptos" w:eastAsia="Aptos" w:cs="Aptos" w:asciiTheme="minorAscii" w:hAnsiTheme="minorAscii" w:eastAsiaTheme="minorAscii" w:cstheme="minorAscii"/>
-          <w:noProof w:val="0"/>
-          <w:sz w:val="24"/>
-          <w:szCs w:val="24"/>
-          <w:lang w:val="en-GB"/>
-        </w:rPr>
-        <w:t>IoT and smart home technologies are growing quickly around the world. The global Industrial IoT market reached USD 325.7 billion in 2025 and is projected to rise to USD 944.8 billion by 2034. Europe has the largest share of this market</w:t>
-      </w:r>
-      <w:r>
-        <w:rPr>
-          <w:rFonts w:ascii="Aptos" w:hAnsi="Aptos" w:eastAsia="Aptos" w:cs="Aptos" w:asciiTheme="minorAscii" w:hAnsiTheme="minorAscii" w:eastAsiaTheme="minorAscii" w:cstheme="minorAscii"/>
-          <w:noProof w:val="0"/>
-          <w:sz w:val="24"/>
-          <w:szCs w:val="24"/>
-          <w:lang w:val="en-GB"/>
-        </w:rPr>
-        <w:t xml:space="preserve"> </w:t>
-      </w:r>
-      <w:r>
-        <w:rPr>
-          <w:rFonts w:ascii="Aptos" w:hAnsi="Aptos" w:eastAsia="Aptos" w:cs="Aptos" w:asciiTheme="minorAscii" w:hAnsiTheme="minorAscii" w:eastAsiaTheme="minorAscii" w:cstheme="minorAscii"/>
-          <w:noProof w:val="0"/>
-          <w:sz w:val="24"/>
-          <w:szCs w:val="24"/>
-          <w:lang w:val="en-GB"/>
-        </w:rPr>
-        <w:t xml:space="preserve">[16]. </w:t>
-      </w:r>
-      <w:r>
-        <w:rPr>
-          <w:rFonts w:ascii="Aptos" w:hAnsi="Aptos" w:eastAsia="Aptos" w:cs="Aptos" w:asciiTheme="minorAscii" w:hAnsiTheme="minorAscii" w:eastAsiaTheme="minorAscii" w:cstheme="minorAscii"/>
-          <w:noProof w:val="0"/>
-          <w:sz w:val="24"/>
-          <w:szCs w:val="24"/>
-          <w:lang w:val="en-GB"/>
-        </w:rPr>
-        <w:t xml:space="preserve">At the same time, the smart home market in Europe is expected to grow from USD 23.14 billion in 2025 to more than USD 32 billion by 2031, thanks to energy efficiency laws and rising demand from buyers </w:t>
-      </w:r>
-      <w:r>
-        <w:rPr>
-          <w:rFonts w:ascii="Aptos" w:hAnsi="Aptos" w:eastAsia="Aptos" w:cs="Aptos" w:asciiTheme="minorAscii" w:hAnsiTheme="minorAscii" w:eastAsiaTheme="minorAscii" w:cstheme="minorAscii"/>
-          <w:noProof w:val="0"/>
-          <w:sz w:val="24"/>
-          <w:szCs w:val="24"/>
-          <w:lang w:val="en-GB"/>
-        </w:rPr>
-        <w:t>[13].</w:t>
-      </w:r>
-    </w:p>
-    <w:p>
-      <w:pPr>
-        <w:pStyle w:val="Normal"/>
-        <w:spacing w:before="240" w:beforeAutospacing="off" w:after="240" w:afterAutospacing="off"/>
-        <w:rPr>
-          <w:rFonts w:ascii="Aptos" w:hAnsi="Aptos" w:eastAsia="Aptos" w:cs="Aptos" w:asciiTheme="minorAscii" w:hAnsiTheme="minorAscii" w:eastAsiaTheme="minorAscii" w:cstheme="minorAscii"/>
-          <w:noProof w:val="0"/>
-          <w:sz w:val="24"/>
-          <w:szCs w:val="24"/>
-          <w:lang w:val="en-GB"/>
-        </w:rPr>
-      </w:pPr>
-      <w:r>
-        <w:rPr>
-          <w:rFonts w:ascii="Aptos" w:hAnsi="Aptos" w:eastAsia="Aptos" w:cs="Aptos" w:asciiTheme="minorAscii" w:hAnsiTheme="minorAscii" w:eastAsiaTheme="minorAscii" w:cstheme="minorAscii"/>
-          <w:noProof w:val="0"/>
-          <w:sz w:val="24"/>
-          <w:szCs w:val="24"/>
-          <w:lang w:val="en-GB"/>
-        </w:rPr>
-        <w:t>In Poland, the IoT market is growing quickly. It is projected to go from €5.96 billion in 2025 to €9.39 billion in 2029, at a rate of 12.06% per year, thanks to strong demand from manufacturing, energy, and transport industries</w:t>
-      </w:r>
-      <w:r>
-        <w:rPr>
-          <w:rFonts w:ascii="Aptos" w:hAnsi="Aptos" w:eastAsia="Aptos" w:cs="Aptos" w:asciiTheme="minorAscii" w:hAnsiTheme="minorAscii" w:eastAsiaTheme="minorAscii" w:cstheme="minorAscii"/>
-          <w:noProof w:val="0"/>
-          <w:sz w:val="24"/>
-          <w:szCs w:val="24"/>
-          <w:lang w:val="en-GB"/>
-        </w:rPr>
-        <w:t xml:space="preserve"> [17]. </w:t>
-      </w:r>
-      <w:r>
-        <w:rPr>
-          <w:rFonts w:ascii="Aptos" w:hAnsi="Aptos" w:eastAsia="Aptos" w:cs="Aptos" w:asciiTheme="minorAscii" w:hAnsiTheme="minorAscii" w:eastAsiaTheme="minorAscii" w:cstheme="minorAscii"/>
-          <w:noProof w:val="0"/>
-          <w:sz w:val="24"/>
-          <w:szCs w:val="24"/>
-          <w:lang w:val="en-GB"/>
-        </w:rPr>
-        <w:t>The smart home market in Poland is expanding, with home security showing the fastest growth</w:t>
-      </w:r>
-      <w:r>
-        <w:rPr>
-          <w:rFonts w:ascii="Aptos" w:hAnsi="Aptos" w:eastAsia="Aptos" w:cs="Aptos" w:asciiTheme="minorAscii" w:hAnsiTheme="minorAscii" w:eastAsiaTheme="minorAscii" w:cstheme="minorAscii"/>
-          <w:noProof w:val="0"/>
-          <w:sz w:val="24"/>
-          <w:szCs w:val="24"/>
-          <w:lang w:val="en-GB"/>
-        </w:rPr>
-        <w:t>.</w:t>
-      </w:r>
-      <w:r>
-        <w:rPr>
-          <w:rFonts w:ascii="Aptos" w:hAnsi="Aptos" w:eastAsia="Aptos" w:cs="Aptos" w:asciiTheme="minorAscii" w:hAnsiTheme="minorAscii" w:eastAsiaTheme="minorAscii" w:cstheme="minorAscii"/>
-          <w:noProof w:val="0"/>
-          <w:sz w:val="24"/>
-          <w:szCs w:val="24"/>
-          <w:lang w:val="en-GB"/>
-        </w:rPr>
-        <w:t xml:space="preserve">[14]. </w:t>
-      </w:r>
-      <w:r>
-        <w:rPr>
-          <w:rFonts w:ascii="Aptos" w:hAnsi="Aptos" w:eastAsia="Aptos" w:cs="Aptos" w:asciiTheme="minorAscii" w:hAnsiTheme="minorAscii" w:eastAsiaTheme="minorAscii" w:cstheme="minorAscii"/>
-          <w:noProof w:val="0"/>
-          <w:sz w:val="24"/>
-          <w:szCs w:val="24"/>
-          <w:lang w:val="en-GB"/>
-        </w:rPr>
-        <w:t>The rising interest in smart homes was clear at the 2026 Smart Home and IoT Expo in Warsaw, which drew 8,044 professionals from 31 countries—a 47% increase compared to the previous year</w:t>
-      </w:r>
-      <w:r>
-        <w:rPr>
-          <w:rFonts w:ascii="Aptos" w:hAnsi="Aptos" w:eastAsia="Aptos" w:cs="Aptos" w:asciiTheme="minorAscii" w:hAnsiTheme="minorAscii" w:eastAsiaTheme="minorAscii" w:cstheme="minorAscii"/>
-          <w:noProof w:val="0"/>
-          <w:sz w:val="24"/>
-          <w:szCs w:val="24"/>
-          <w:lang w:val="en-GB"/>
-        </w:rPr>
-        <w:t xml:space="preserve"> [15].</w:t>
-      </w:r>
-    </w:p>
-    <w:p>
-      <w:pPr>
-        <w:pStyle w:val="Normal"/>
-        <w:spacing w:before="240" w:beforeAutospacing="off" w:after="240" w:afterAutospacing="off"/>
-        <w:rPr>
-          <w:rFonts w:ascii="Aptos" w:hAnsi="Aptos" w:eastAsia="Aptos" w:cs="Aptos" w:asciiTheme="minorAscii" w:hAnsiTheme="minorAscii" w:eastAsiaTheme="minorAscii" w:cstheme="minorAscii"/>
-          <w:noProof w:val="0"/>
-          <w:sz w:val="24"/>
-          <w:szCs w:val="24"/>
-          <w:lang w:val="en-GB"/>
-        </w:rPr>
-      </w:pPr>
-      <w:r>
-        <w:rPr>
-          <w:rFonts w:ascii="Aptos" w:hAnsi="Aptos" w:eastAsia="Aptos" w:cs="Aptos" w:asciiTheme="minorAscii" w:hAnsiTheme="minorAscii" w:eastAsiaTheme="minorAscii" w:cstheme="minorAscii"/>
-          <w:noProof w:val="0"/>
-          <w:sz w:val="24"/>
-          <w:szCs w:val="24"/>
-          <w:lang w:val="en-GB"/>
-        </w:rPr>
-        <w:t>Despite the rising popularity, cost prevents widespread adoption. Commercial smart home setups in Europe typically cost between EUR 3,500 and EUR 8,000, making them too expensive for many families in Poland and other Eastern European countries</w:t>
-      </w:r>
-      <w:r>
-        <w:rPr>
-          <w:rFonts w:ascii="Aptos" w:hAnsi="Aptos" w:eastAsia="Aptos" w:cs="Aptos" w:asciiTheme="minorAscii" w:hAnsiTheme="minorAscii" w:eastAsiaTheme="minorAscii" w:cstheme="minorAscii"/>
-          <w:noProof w:val="0"/>
-          <w:sz w:val="24"/>
-          <w:szCs w:val="24"/>
-          <w:lang w:val="en-GB"/>
-        </w:rPr>
-        <w:t xml:space="preserve"> [13].</w:t>
-      </w:r>
-      <w:r>
-        <w:rPr>
-          <w:rFonts w:ascii="Aptos" w:hAnsi="Aptos" w:eastAsia="Aptos" w:cs="Aptos" w:asciiTheme="minorAscii" w:hAnsiTheme="minorAscii" w:eastAsiaTheme="minorAscii" w:cstheme="minorAscii"/>
-          <w:noProof w:val="0"/>
-          <w:sz w:val="24"/>
-          <w:szCs w:val="24"/>
-          <w:lang w:val="en-GB"/>
-        </w:rPr>
-        <w:t>This project tackles that problem by creating a low-cost smart home system using a Raspberry Pi and Home Assistant, giving households in Poland a more affordable alternative to expensive commercial systems.</w:t>
-      </w:r>
-    </w:p>
-    <w:p>
-      <w:pPr>
-        <w:spacing w:before="240" w:beforeAutospacing="off" w:after="240" w:afterAutospacing="off"/>
-        <w:rPr>
-          <w:rFonts w:ascii="Aptos" w:hAnsi="Aptos" w:eastAsia="Aptos" w:cs="Aptos" w:asciiTheme="minorAscii" w:hAnsiTheme="minorAscii" w:eastAsiaTheme="minorAscii" w:cstheme="minorAscii"/>
-          <w:noProof w:val="0"/>
-          <w:sz w:val="24"/>
-          <w:szCs w:val="24"/>
-          <w:lang w:val="en-GB"/>
-        </w:rPr>
-      </w:pPr>
-    </w:p>
-    <w:p>
-      <w:pPr>
-        <w:pStyle w:val="Normal"/>
-        <w:spacing w:before="240" w:beforeAutospacing="off" w:after="240" w:afterAutospacing="off"/>
-        <w:jc w:val="left"/>
-        <w:rPr>
-          <w:rFonts w:ascii="Aptos" w:hAnsi="Aptos" w:eastAsia="Aptos" w:cs="Aptos" w:asciiTheme="minorAscii" w:hAnsiTheme="minorAscii" w:eastAsiaTheme="minorAscii" w:cstheme="minorAscii"/>
-          <w:noProof w:val="0"/>
-          <w:sz w:val="24"/>
-          <w:szCs w:val="24"/>
-          <w:lang w:val="en-GB"/>
-        </w:rPr>
-      </w:pPr>
-      <w:r>
-        <w:rPr>
-          <w:rFonts w:ascii="Aptos" w:hAnsi="Aptos" w:eastAsia="Aptos" w:cs="Aptos" w:asciiTheme="minorAscii" w:hAnsiTheme="minorAscii" w:eastAsiaTheme="minorAscii" w:cstheme="minorAscii"/>
-          <w:b w:val="1"/>
-          <w:bCs w:val="1"/>
-          <w:noProof w:val="0"/>
-          <w:sz w:val="24"/>
-          <w:szCs w:val="24"/>
-          <w:lang w:val="en-GB"/>
-        </w:rPr>
-        <w:t>1.3 Aim of the Project</w:t>
-      </w:r>
-    </w:p>
-    <w:p>
-      <w:pPr>
-        <w:pStyle w:val="Normal"/>
-        <w:spacing w:before="240" w:beforeAutospacing="off" w:after="240" w:afterAutospacing="off"/>
-        <w:jc w:val="left"/>
-        <w:rPr>
-          <w:rFonts w:ascii="Aptos" w:hAnsi="Aptos" w:eastAsia="Aptos" w:cs="Aptos"/>
-          <w:noProof w:val="0"/>
-          <w:sz w:val="24"/>
-          <w:szCs w:val="24"/>
-          <w:lang w:val="en-GB"/>
-        </w:rPr>
-      </w:pPr>
-      <w:r>
-        <w:rPr>
-          <w:rFonts w:ascii="Aptos" w:hAnsi="Aptos" w:eastAsia="Aptos" w:cs="Aptos"/>
-          <w:noProof w:val="0"/>
-          <w:sz w:val="24"/>
-          <w:szCs w:val="24"/>
-          <w:lang w:val="en-GB"/>
-        </w:rPr>
-        <w:t xml:space="preserve">The aim of this project is to design and build a low-cost smart home automation system using a Raspberry Pi 4 and Home Assistant. </w:t>
-      </w:r>
-      <w:r>
-        <w:rPr>
-          <w:rFonts w:ascii="Aptos" w:hAnsi="Aptos" w:eastAsia="Aptos" w:cs="Aptos"/>
-          <w:noProof w:val="0"/>
-          <w:sz w:val="24"/>
-          <w:szCs w:val="24"/>
-          <w:lang w:val="en-GB"/>
-        </w:rPr>
-        <w:t xml:space="preserve">The system uses different sensors and actuators, including a DHT22 temperature and humidity sensor, a PIR motion sensor, a relay module, and an SG90 servo motor, to </w:t>
-      </w:r>
-      <w:r>
-        <w:rPr>
-          <w:rFonts w:ascii="Aptos" w:hAnsi="Aptos" w:eastAsia="Aptos" w:cs="Aptos"/>
-          <w:noProof w:val="0"/>
-          <w:sz w:val="24"/>
-          <w:szCs w:val="24"/>
-          <w:lang w:val="en-GB"/>
-        </w:rPr>
-        <w:t>monitor</w:t>
-      </w:r>
-      <w:r>
-        <w:rPr>
-          <w:rFonts w:ascii="Aptos" w:hAnsi="Aptos" w:eastAsia="Aptos" w:cs="Aptos"/>
-          <w:noProof w:val="0"/>
-          <w:sz w:val="24"/>
-          <w:szCs w:val="24"/>
-          <w:lang w:val="en-GB"/>
-        </w:rPr>
-        <w:t xml:space="preserve"> and automate home functions like temperature, motion detection, device control, and door locking.</w:t>
-      </w:r>
-      <w:r>
-        <w:rPr>
-          <w:rFonts w:ascii="Aptos" w:hAnsi="Aptos" w:eastAsia="Aptos" w:cs="Aptos"/>
-          <w:noProof w:val="0"/>
-          <w:sz w:val="24"/>
-          <w:szCs w:val="24"/>
-          <w:lang w:val="en-GB"/>
-        </w:rPr>
-        <w:t xml:space="preserve"> </w:t>
-      </w:r>
-      <w:r>
-        <w:rPr>
-          <w:rFonts w:ascii="Aptos" w:hAnsi="Aptos" w:eastAsia="Aptos" w:cs="Aptos"/>
-          <w:noProof w:val="0"/>
-          <w:sz w:val="24"/>
-          <w:szCs w:val="24"/>
-          <w:lang w:val="en-GB"/>
-        </w:rPr>
-        <w:t xml:space="preserve">The </w:t>
-      </w:r>
-      <w:r>
-        <w:rPr>
-          <w:rFonts w:ascii="Aptos" w:hAnsi="Aptos" w:eastAsia="Aptos" w:cs="Aptos"/>
-          <w:noProof w:val="0"/>
-          <w:sz w:val="24"/>
-          <w:szCs w:val="24"/>
-          <w:lang w:val="en-GB"/>
-        </w:rPr>
-        <w:t>completed</w:t>
-      </w:r>
-      <w:r>
-        <w:rPr>
-          <w:rFonts w:ascii="Aptos" w:hAnsi="Aptos" w:eastAsia="Aptos" w:cs="Aptos"/>
-          <w:noProof w:val="0"/>
-          <w:sz w:val="24"/>
-          <w:szCs w:val="24"/>
-          <w:lang w:val="en-GB"/>
-        </w:rPr>
-        <w:t xml:space="preserve"> system can be accessed through a dashboard on any smartphone or browser, proving that you can make a working smart home setup without spending a lot on commercial systems.</w:t>
-      </w:r>
-    </w:p>
-    <w:p>
-      <w:pPr>
-        <w:pStyle w:val="Normal"/>
-        <w:spacing w:before="240" w:beforeAutospacing="off" w:after="240" w:afterAutospacing="off"/>
-        <w:jc w:val="left"/>
-        <w:rPr>
-          <w:rFonts w:ascii="Aptos" w:hAnsi="Aptos" w:eastAsia="Aptos" w:cs="Aptos"/>
-          <w:noProof w:val="0"/>
-          <w:sz w:val="24"/>
-          <w:szCs w:val="24"/>
-          <w:lang w:val="en-GB"/>
-        </w:rPr>
-      </w:pPr>
-    </w:p>
-    <w:p>
-      <w:pPr>
-        <w:spacing w:before="240" w:beforeAutospacing="off" w:after="240" w:afterAutospacing="off"/>
-        <w:jc w:val="left"/>
-        <w:rPr>
-          <w:rFonts w:ascii="Aptos" w:hAnsi="Aptos" w:eastAsia="Aptos" w:cs="Aptos" w:asciiTheme="minorAscii" w:hAnsiTheme="minorAscii" w:eastAsiaTheme="minorAscii" w:cstheme="minorAscii"/>
-          <w:b w:val="1"/>
-          <w:bCs w:val="1"/>
-          <w:noProof w:val="0"/>
-          <w:sz w:val="24"/>
-          <w:szCs w:val="24"/>
-          <w:lang w:val="en-GB"/>
-        </w:rPr>
-      </w:pPr>
-      <w:r>
-        <w:rPr>
-          <w:rFonts w:ascii="Aptos" w:hAnsi="Aptos" w:eastAsia="Aptos" w:cs="Aptos" w:asciiTheme="minorAscii" w:hAnsiTheme="minorAscii" w:eastAsiaTheme="minorAscii" w:cstheme="minorAscii"/>
-          <w:b w:val="1"/>
-          <w:bCs w:val="1"/>
-          <w:noProof w:val="0"/>
-          <w:sz w:val="24"/>
-          <w:szCs w:val="24"/>
-          <w:lang w:val="en-GB"/>
-        </w:rPr>
-        <w:t>1.4 Objectives</w:t>
-      </w:r>
-    </w:p>
-    <w:p>
-      <w:pPr>
-        <w:spacing w:before="240" w:beforeAutospacing="off" w:after="240" w:afterAutospacing="off"/>
-        <w:jc w:val="left"/>
-      </w:pPr>
-      <w:r>
-        <w:rPr>
-          <w:rFonts w:ascii="Aptos" w:hAnsi="Aptos" w:eastAsia="Aptos" w:cs="Aptos"/>
-          <w:noProof w:val="0"/>
-          <w:sz w:val="24"/>
-          <w:szCs w:val="24"/>
+          <w:rFonts w:ascii="Times New Roman" w:hAnsi="Times New Roman" w:eastAsia="Times New Roman" w:cs="Times New Roman"/>
+          <w:noProof w:val="0"/>
+          <w:sz w:val="22"/>
+          <w:szCs w:val="22"/>
+          <w:lang w:val="en-GB"/>
+        </w:rPr>
+      </w:pPr>
+      <w:r>
+        <w:rPr>
+          <w:rFonts w:ascii="Times New Roman" w:hAnsi="Times New Roman" w:eastAsia="Times New Roman" w:cs="Times New Roman"/>
+          <w:noProof w:val="0"/>
+          <w:sz w:val="22"/>
+          <w:szCs w:val="22"/>
           <w:lang w:val="en-GB"/>
         </w:rPr>
         <w:t xml:space="preserve">The following </w:t>
       </w:r>
       <w:r>
         <w:rPr>
-          <w:rFonts w:ascii="Aptos" w:hAnsi="Aptos" w:eastAsia="Aptos" w:cs="Aptos"/>
-          <w:noProof w:val="0"/>
-          <w:sz w:val="24"/>
-          <w:szCs w:val="24"/>
+          <w:rFonts w:ascii="Times New Roman" w:hAnsi="Times New Roman" w:eastAsia="Times New Roman" w:cs="Times New Roman"/>
+          <w:noProof w:val="0"/>
+          <w:sz w:val="22"/>
+          <w:szCs w:val="22"/>
           <w:lang w:val="en-GB"/>
         </w:rPr>
         <w:t>objectives</w:t>
       </w:r>
       <w:r>
         <w:rPr>
-          <w:rFonts w:ascii="Aptos" w:hAnsi="Aptos" w:eastAsia="Aptos" w:cs="Aptos"/>
-          <w:noProof w:val="0"/>
-          <w:sz w:val="24"/>
-          <w:szCs w:val="24"/>
+          <w:rFonts w:ascii="Times New Roman" w:hAnsi="Times New Roman" w:eastAsia="Times New Roman" w:cs="Times New Roman"/>
+          <w:noProof w:val="0"/>
+          <w:sz w:val="22"/>
+          <w:szCs w:val="22"/>
           <w:lang w:val="en-GB"/>
         </w:rPr>
         <w:t xml:space="preserve"> were set to guide the development of this project:</w:t>
@@ -1386,34 +2096,49 @@
         <w:spacing w:before="240" w:beforeAutospacing="off" w:after="240" w:afterAutospacing="off"/>
         <w:jc w:val="left"/>
         <w:rPr>
-          <w:noProof w:val="0"/>
-          <w:lang w:val="en-GB"/>
-        </w:rPr>
-      </w:pPr>
-      <w:r>
-        <w:rPr>
-          <w:noProof w:val="0"/>
+          <w:rFonts w:ascii="Times New Roman" w:hAnsi="Times New Roman" w:eastAsia="Times New Roman" w:cs="Times New Roman"/>
+          <w:noProof w:val="0"/>
+          <w:sz w:val="22"/>
+          <w:szCs w:val="22"/>
+          <w:lang w:val="en-GB"/>
+        </w:rPr>
+      </w:pPr>
+      <w:r>
+        <w:rPr>
+          <w:rFonts w:ascii="Times New Roman" w:hAnsi="Times New Roman" w:eastAsia="Times New Roman" w:cs="Times New Roman"/>
+          <w:noProof w:val="0"/>
+          <w:sz w:val="22"/>
+          <w:szCs w:val="22"/>
           <w:lang w:val="en-GB"/>
         </w:rPr>
         <w:t xml:space="preserve">To install and set up Home Assistant </w:t>
       </w:r>
       <w:r>
         <w:rPr>
-          <w:noProof w:val="0"/>
+          <w:rFonts w:ascii="Times New Roman" w:hAnsi="Times New Roman" w:eastAsia="Times New Roman" w:cs="Times New Roman"/>
+          <w:noProof w:val="0"/>
+          <w:sz w:val="22"/>
+          <w:szCs w:val="22"/>
           <w:lang w:val="en-GB"/>
         </w:rPr>
         <w:t>OS (</w:t>
       </w:r>
       <w:r>
         <w:rPr>
-          <w:noProof w:val="0"/>
+          <w:rFonts w:ascii="Times New Roman" w:hAnsi="Times New Roman" w:eastAsia="Times New Roman" w:cs="Times New Roman"/>
+          <w:noProof w:val="0"/>
+          <w:sz w:val="22"/>
+          <w:szCs w:val="22"/>
           <w:lang w:val="en-GB"/>
         </w:rPr>
         <w:t xml:space="preserve">operating system) </w:t>
       </w:r>
       <w:r>
         <w:rPr>
-          <w:noProof w:val="0"/>
+          <w:rFonts w:ascii="Times New Roman" w:hAnsi="Times New Roman" w:eastAsia="Times New Roman" w:cs="Times New Roman"/>
+          <w:noProof w:val="0"/>
+          <w:sz w:val="22"/>
+          <w:szCs w:val="22"/>
           <w:lang w:val="en-GB"/>
         </w:rPr>
         <w:t>on a Raspberry Pi 4 as the main platform for the smart home system.</w:t>
@@ -1429,16 +2154,32 @@
         <w:spacing w:before="240" w:beforeAutospacing="off" w:after="240" w:afterAutospacing="off"/>
         <w:jc w:val="left"/>
         <w:rPr>
-          <w:noProof w:val="0"/>
-          <w:lang w:val="en-GB"/>
-        </w:rPr>
-      </w:pPr>
-      <w:r>
-        <w:rPr>
-          <w:noProof w:val="0"/>
+          <w:rFonts w:ascii="Times New Roman" w:hAnsi="Times New Roman" w:eastAsia="Times New Roman" w:cs="Times New Roman"/>
+          <w:noProof w:val="0"/>
+          <w:sz w:val="22"/>
+          <w:szCs w:val="22"/>
+          <w:lang w:val="en-GB"/>
+        </w:rPr>
+      </w:pPr>
+      <w:r>
+        <w:rPr>
+          <w:rFonts w:ascii="Times New Roman" w:hAnsi="Times New Roman" w:eastAsia="Times New Roman" w:cs="Times New Roman"/>
+          <w:noProof w:val="0"/>
+          <w:sz w:val="22"/>
+          <w:szCs w:val="22"/>
           <w:lang w:val="en-GB"/>
         </w:rPr>
         <w:t>To implement a DHT22 sensor for real-time monitoring of indoor temperature and humidity</w:t>
+      </w:r>
+      <w:r>
+        <w:rPr>
+          <w:rFonts w:ascii="Times New Roman" w:hAnsi="Times New Roman" w:eastAsia="Times New Roman" w:cs="Times New Roman"/>
+          <w:noProof w:val="0"/>
+          <w:sz w:val="22"/>
+          <w:szCs w:val="22"/>
+          <w:lang w:val="en-GB"/>
+        </w:rPr>
+        <w:t>.</w:t>
       </w:r>
     </w:p>
     <w:p>
@@ -1451,23 +2192,52 @@
         <w:spacing w:before="240" w:beforeAutospacing="off" w:after="240" w:afterAutospacing="off"/>
         <w:jc w:val="left"/>
         <w:rPr>
-          <w:noProof w:val="0"/>
-          <w:lang w:val="en-GB"/>
-        </w:rPr>
-      </w:pPr>
-      <w:r>
-        <w:rPr>
-          <w:noProof w:val="0"/>
+          <w:rFonts w:ascii="Times New Roman" w:hAnsi="Times New Roman" w:eastAsia="Times New Roman" w:cs="Times New Roman"/>
+          <w:noProof w:val="0"/>
+          <w:sz w:val="22"/>
+          <w:szCs w:val="22"/>
+          <w:lang w:val="en-GB"/>
+        </w:rPr>
+      </w:pPr>
+      <w:r>
+        <w:rPr>
+          <w:rFonts w:ascii="Times New Roman" w:hAnsi="Times New Roman" w:eastAsia="Times New Roman" w:cs="Times New Roman"/>
+          <w:noProof w:val="0"/>
+          <w:sz w:val="22"/>
+          <w:szCs w:val="22"/>
           <w:lang w:val="en-GB"/>
         </w:rPr>
         <w:t xml:space="preserve">To </w:t>
       </w:r>
       <w:r>
         <w:rPr>
-          <w:noProof w:val="0"/>
-          <w:lang w:val="en-GB"/>
-        </w:rPr>
-        <w:t>connect and configure a PIR sensor to automatically respond when motion is detected.</w:t>
+          <w:rFonts w:ascii="Times New Roman" w:hAnsi="Times New Roman" w:eastAsia="Times New Roman" w:cs="Times New Roman"/>
+          <w:noProof w:val="0"/>
+          <w:sz w:val="22"/>
+          <w:szCs w:val="22"/>
+          <w:lang w:val="en-GB"/>
+        </w:rPr>
+        <w:t xml:space="preserve">connect and configure a PIR sensor to </w:t>
+      </w:r>
+      <w:r>
+        <w:rPr>
+          <w:rFonts w:ascii="Times New Roman" w:hAnsi="Times New Roman" w:eastAsia="Times New Roman" w:cs="Times New Roman"/>
+          <w:noProof w:val="0"/>
+          <w:sz w:val="22"/>
+          <w:szCs w:val="22"/>
+          <w:lang w:val="en-GB"/>
+        </w:rPr>
+        <w:t xml:space="preserve">trigger automated responses </w:t>
+      </w:r>
+      <w:r>
+        <w:rPr>
+          <w:rFonts w:ascii="Times New Roman" w:hAnsi="Times New Roman" w:eastAsia="Times New Roman" w:cs="Times New Roman"/>
+          <w:noProof w:val="0"/>
+          <w:sz w:val="22"/>
+          <w:szCs w:val="22"/>
+          <w:lang w:val="en-GB"/>
+        </w:rPr>
+        <w:t>when motion is detected.</w:t>
       </w:r>
     </w:p>
     <w:p>
@@ -1480,13 +2250,19 @@
         <w:spacing w:before="240" w:beforeAutospacing="off" w:after="240" w:afterAutospacing="off"/>
         <w:jc w:val="left"/>
         <w:rPr>
-          <w:noProof w:val="0"/>
-          <w:lang w:val="en-GB"/>
-        </w:rPr>
-      </w:pPr>
-      <w:r>
-        <w:rPr>
-          <w:noProof w:val="0"/>
+          <w:rFonts w:ascii="Times New Roman" w:hAnsi="Times New Roman" w:eastAsia="Times New Roman" w:cs="Times New Roman"/>
+          <w:noProof w:val="0"/>
+          <w:sz w:val="22"/>
+          <w:szCs w:val="22"/>
+          <w:lang w:val="en-GB"/>
+        </w:rPr>
+      </w:pPr>
+      <w:r>
+        <w:rPr>
+          <w:rFonts w:ascii="Times New Roman" w:hAnsi="Times New Roman" w:eastAsia="Times New Roman" w:cs="Times New Roman"/>
+          <w:noProof w:val="0"/>
+          <w:sz w:val="22"/>
+          <w:szCs w:val="22"/>
           <w:lang w:val="en-GB"/>
         </w:rPr>
         <w:t>To wire and control a relay module for switching electrical devices on and off through the Home Assistant dashboard.</w:t>
@@ -1502,13 +2278,19 @@
         <w:spacing w:before="240" w:beforeAutospacing="off" w:after="240" w:afterAutospacing="off"/>
         <w:jc w:val="left"/>
         <w:rPr>
-          <w:noProof w:val="0"/>
-          <w:lang w:val="en-GB"/>
-        </w:rPr>
-      </w:pPr>
-      <w:r>
-        <w:rPr>
-          <w:noProof w:val="0"/>
+          <w:rFonts w:ascii="Times New Roman" w:hAnsi="Times New Roman" w:eastAsia="Times New Roman" w:cs="Times New Roman"/>
+          <w:noProof w:val="0"/>
+          <w:sz w:val="22"/>
+          <w:szCs w:val="22"/>
+          <w:lang w:val="en-GB"/>
+        </w:rPr>
+      </w:pPr>
+      <w:r>
+        <w:rPr>
+          <w:rFonts w:ascii="Times New Roman" w:hAnsi="Times New Roman" w:eastAsia="Times New Roman" w:cs="Times New Roman"/>
+          <w:noProof w:val="0"/>
+          <w:sz w:val="22"/>
+          <w:szCs w:val="22"/>
           <w:lang w:val="en-GB"/>
         </w:rPr>
         <w:t>To implement an SG90 servo motor to act as a door lock, controlled automatically by the system.</w:t>
@@ -1524,13 +2306,19 @@
         <w:spacing w:before="240" w:beforeAutospacing="off" w:after="240" w:afterAutospacing="off"/>
         <w:jc w:val="left"/>
         <w:rPr>
-          <w:noProof w:val="0"/>
-          <w:lang w:val="en-GB"/>
-        </w:rPr>
-      </w:pPr>
-      <w:r>
-        <w:rPr>
-          <w:noProof w:val="0"/>
+          <w:rFonts w:ascii="Times New Roman" w:hAnsi="Times New Roman" w:eastAsia="Times New Roman" w:cs="Times New Roman"/>
+          <w:noProof w:val="0"/>
+          <w:sz w:val="22"/>
+          <w:szCs w:val="22"/>
+          <w:lang w:val="en-GB"/>
+        </w:rPr>
+      </w:pPr>
+      <w:r>
+        <w:rPr>
+          <w:rFonts w:ascii="Times New Roman" w:hAnsi="Times New Roman" w:eastAsia="Times New Roman" w:cs="Times New Roman"/>
+          <w:noProof w:val="0"/>
+          <w:sz w:val="22"/>
+          <w:szCs w:val="22"/>
           <w:lang w:val="en-GB"/>
         </w:rPr>
         <w:t>To evaluate the system through functional testing and user feedback.</w:t>
@@ -1556,7 +2344,7 @@
         <w:spacing w:before="240" w:beforeAutospacing="off" w:after="240" w:afterAutospacing="off"/>
         <w:jc w:val="left"/>
         <w:rPr>
-          <w:rFonts w:ascii="Aptos" w:hAnsi="Aptos" w:eastAsia="Aptos" w:cs="Aptos" w:asciiTheme="minorAscii" w:hAnsiTheme="minorAscii" w:eastAsiaTheme="minorAscii" w:cstheme="minorAscii"/>
+          <w:rFonts w:ascii="Times New Roman" w:hAnsi="Times New Roman" w:eastAsia="Times New Roman" w:cs="Times New Roman"/>
           <w:b w:val="1"/>
           <w:bCs w:val="1"/>
           <w:noProof w:val="0"/>
@@ -1567,7 +2355,7 @@
       </w:pPr>
       <w:r>
         <w:rPr>
-          <w:rFonts w:ascii="Aptos" w:hAnsi="Aptos" w:eastAsia="Aptos" w:cs="Aptos" w:asciiTheme="minorAscii" w:hAnsiTheme="minorAscii" w:eastAsiaTheme="minorAscii" w:cstheme="minorAscii"/>
+          <w:rFonts w:ascii="Times New Roman" w:hAnsi="Times New Roman" w:eastAsia="Times New Roman" w:cs="Times New Roman"/>
           <w:b w:val="1"/>
           <w:bCs w:val="1"/>
           <w:noProof w:val="0"/>
@@ -1583,8 +2371,224 @@
         <w:pStyle w:val="Normal"/>
         <w:spacing w:before="240" w:beforeAutospacing="off" w:after="240" w:afterAutospacing="off"/>
         <w:jc w:val="left"/>
-      </w:pPr>
-      <w:r>
+        <w:rPr>
+          <w:rFonts w:ascii="Times New Roman" w:hAnsi="Times New Roman" w:eastAsia="Times New Roman" w:cs="Times New Roman"/>
+          <w:noProof w:val="0"/>
+          <w:sz w:val="22"/>
+          <w:szCs w:val="22"/>
+          <w:lang w:val="en-GB"/>
+        </w:rPr>
+      </w:pPr>
+      <w:r>
+        <w:rPr>
+          <w:rFonts w:ascii="Times New Roman" w:hAnsi="Times New Roman" w:eastAsia="Times New Roman" w:cs="Times New Roman"/>
+          <w:noProof w:val="0"/>
+          <w:sz w:val="22"/>
+          <w:szCs w:val="22"/>
+          <w:lang w:val="en-GB"/>
+        </w:rPr>
+        <w:t>The focus of this project is to build a functional smart home system as a prototype for academic purposes.</w:t>
+      </w:r>
+      <w:r>
+        <w:rPr>
+          <w:rFonts w:ascii="Times New Roman" w:hAnsi="Times New Roman" w:eastAsia="Times New Roman" w:cs="Times New Roman"/>
+          <w:noProof w:val="0"/>
+          <w:sz w:val="22"/>
+          <w:szCs w:val="22"/>
+          <w:lang w:val="en-GB"/>
+        </w:rPr>
+        <w:t xml:space="preserve"> This setup includes temperature and humidity monitoring, motion sensing, device control, and a simulated door lock</w:t>
+      </w:r>
+      <w:r>
+        <w:rPr>
+          <w:rFonts w:ascii="Times New Roman" w:hAnsi="Times New Roman" w:eastAsia="Times New Roman" w:cs="Times New Roman"/>
+          <w:noProof w:val="0"/>
+          <w:sz w:val="22"/>
+          <w:szCs w:val="22"/>
+          <w:lang w:val="en-GB"/>
+        </w:rPr>
+        <w:t>, all</w:t>
+      </w:r>
+      <w:r>
+        <w:rPr>
+          <w:rFonts w:ascii="Times New Roman" w:hAnsi="Times New Roman" w:eastAsia="Times New Roman" w:cs="Times New Roman"/>
+          <w:noProof w:val="0"/>
+          <w:sz w:val="22"/>
+          <w:szCs w:val="22"/>
+          <w:lang w:val="en-GB"/>
+        </w:rPr>
+        <w:t xml:space="preserve"> accessible through a single dashboard.</w:t>
+      </w:r>
+      <w:r>
+        <w:rPr>
+          <w:rFonts w:ascii="Times New Roman" w:hAnsi="Times New Roman" w:eastAsia="Times New Roman" w:cs="Times New Roman"/>
+          <w:noProof w:val="0"/>
+          <w:sz w:val="22"/>
+          <w:szCs w:val="22"/>
+          <w:lang w:val="en-GB"/>
+        </w:rPr>
+        <w:t xml:space="preserve"> The project does not aim to replace commercial smart home systems but rather to </w:t>
+      </w:r>
+      <w:r>
+        <w:rPr>
+          <w:rFonts w:ascii="Times New Roman" w:hAnsi="Times New Roman" w:eastAsia="Times New Roman" w:cs="Times New Roman"/>
+          <w:noProof w:val="0"/>
+          <w:sz w:val="22"/>
+          <w:szCs w:val="22"/>
+          <w:lang w:val="en-GB"/>
+        </w:rPr>
+        <w:t>show</w:t>
+      </w:r>
+      <w:r>
+        <w:rPr>
+          <w:rFonts w:ascii="Times New Roman" w:hAnsi="Times New Roman" w:eastAsia="Times New Roman" w:cs="Times New Roman"/>
+          <w:noProof w:val="0"/>
+          <w:sz w:val="22"/>
+          <w:szCs w:val="22"/>
+          <w:lang w:val="en-GB"/>
+        </w:rPr>
+        <w:t xml:space="preserve"> </w:t>
+      </w:r>
+      <w:r>
+        <w:rPr>
+          <w:rFonts w:ascii="Times New Roman" w:hAnsi="Times New Roman" w:eastAsia="Times New Roman" w:cs="Times New Roman"/>
+          <w:noProof w:val="0"/>
+          <w:sz w:val="22"/>
+          <w:szCs w:val="22"/>
+          <w:lang w:val="en-GB"/>
+        </w:rPr>
+        <w:t>that a functional alternative can be built at low cost.</w:t>
+      </w:r>
+    </w:p>
+    <w:p>
+      <w:pPr>
+        <w:pStyle w:val="Normal"/>
+        <w:spacing w:before="240" w:beforeAutospacing="off" w:after="240" w:afterAutospacing="off"/>
+        <w:jc w:val="left"/>
+        <w:rPr>
+          <w:rFonts w:ascii="Times New Roman" w:hAnsi="Times New Roman" w:eastAsia="Times New Roman" w:cs="Times New Roman"/>
+          <w:noProof w:val="0"/>
+          <w:sz w:val="22"/>
+          <w:szCs w:val="22"/>
+          <w:lang w:val="en-GB"/>
+        </w:rPr>
+      </w:pPr>
+      <w:r>
+        <w:rPr>
+          <w:rFonts w:ascii="Times New Roman" w:hAnsi="Times New Roman" w:eastAsia="Times New Roman" w:cs="Times New Roman"/>
+          <w:noProof w:val="0"/>
+          <w:sz w:val="22"/>
+          <w:szCs w:val="22"/>
+          <w:lang w:val="en-GB"/>
+        </w:rPr>
+        <w:t xml:space="preserve">This project has some limitations. The system depends entirely on a stable </w:t>
+      </w:r>
+      <w:r>
+        <w:rPr>
+          <w:rFonts w:ascii="Times New Roman" w:hAnsi="Times New Roman" w:eastAsia="Times New Roman" w:cs="Times New Roman"/>
+          <w:noProof w:val="0"/>
+          <w:sz w:val="22"/>
+          <w:szCs w:val="22"/>
+          <w:lang w:val="en-GB"/>
+        </w:rPr>
+        <w:t>Wi-Fi</w:t>
+      </w:r>
+      <w:r>
+        <w:rPr>
+          <w:rFonts w:ascii="Times New Roman" w:hAnsi="Times New Roman" w:eastAsia="Times New Roman" w:cs="Times New Roman"/>
+          <w:noProof w:val="0"/>
+          <w:sz w:val="22"/>
+          <w:szCs w:val="22"/>
+          <w:lang w:val="en-GB"/>
+        </w:rPr>
+        <w:t xml:space="preserve"> connection — if the network is unavailable, remote access to the dashboard is lost.</w:t>
+      </w:r>
+      <w:r>
+        <w:rPr>
+          <w:rFonts w:ascii="Times New Roman" w:hAnsi="Times New Roman" w:eastAsia="Times New Roman" w:cs="Times New Roman"/>
+          <w:noProof w:val="0"/>
+          <w:sz w:val="22"/>
+          <w:szCs w:val="22"/>
+          <w:lang w:val="en-GB"/>
+        </w:rPr>
+        <w:t xml:space="preserve"> The system </w:t>
+      </w:r>
+      <w:r>
+        <w:rPr>
+          <w:rFonts w:ascii="Times New Roman" w:hAnsi="Times New Roman" w:eastAsia="Times New Roman" w:cs="Times New Roman"/>
+          <w:noProof w:val="0"/>
+          <w:sz w:val="22"/>
+          <w:szCs w:val="22"/>
+          <w:lang w:val="en-GB"/>
+        </w:rPr>
+        <w:t>operates</w:t>
+      </w:r>
+      <w:r>
+        <w:rPr>
+          <w:rFonts w:ascii="Times New Roman" w:hAnsi="Times New Roman" w:eastAsia="Times New Roman" w:cs="Times New Roman"/>
+          <w:noProof w:val="0"/>
+          <w:sz w:val="22"/>
+          <w:szCs w:val="22"/>
+          <w:lang w:val="en-GB"/>
+        </w:rPr>
+        <w:t xml:space="preserve"> at prototype level and has not been tested for long-term reliability or </w:t>
+      </w:r>
+      <w:r>
+        <w:rPr>
+          <w:rFonts w:ascii="Times New Roman" w:hAnsi="Times New Roman" w:eastAsia="Times New Roman" w:cs="Times New Roman"/>
+          <w:noProof w:val="0"/>
+          <w:sz w:val="22"/>
+          <w:szCs w:val="22"/>
+          <w:lang w:val="en-GB"/>
+        </w:rPr>
+        <w:t>use</w:t>
+      </w:r>
+      <w:r>
+        <w:rPr>
+          <w:rFonts w:ascii="Times New Roman" w:hAnsi="Times New Roman" w:eastAsia="Times New Roman" w:cs="Times New Roman"/>
+          <w:noProof w:val="0"/>
+          <w:sz w:val="22"/>
+          <w:szCs w:val="22"/>
+          <w:lang w:val="en-GB"/>
+        </w:rPr>
+        <w:t xml:space="preserve"> in a real home environment.</w:t>
+      </w:r>
+      <w:r>
+        <w:rPr>
+          <w:rFonts w:ascii="Times New Roman" w:hAnsi="Times New Roman" w:eastAsia="Times New Roman" w:cs="Times New Roman"/>
+          <w:noProof w:val="0"/>
+          <w:sz w:val="22"/>
+          <w:szCs w:val="22"/>
+          <w:lang w:val="en-GB"/>
+        </w:rPr>
+        <w:t xml:space="preserve"> Security features such as user authentication and encrypted communication are outside the scope of this project and are recommended for future development.</w:t>
+      </w:r>
+      <w:r>
+        <w:rPr>
+          <w:rFonts w:ascii="Times New Roman" w:hAnsi="Times New Roman" w:eastAsia="Times New Roman" w:cs="Times New Roman"/>
+          <w:noProof w:val="0"/>
+          <w:sz w:val="22"/>
+          <w:szCs w:val="22"/>
+          <w:lang w:val="en-GB"/>
+        </w:rPr>
+        <w:t xml:space="preserve"> Hardware development is limited to scheduled sessions at school, which restricts the total time available for physical testing and integration</w:t>
+      </w:r>
+      <w:r>
+        <w:rPr>
+          <w:rFonts w:ascii="Times New Roman" w:hAnsi="Times New Roman" w:eastAsia="Times New Roman" w:cs="Times New Roman"/>
+          <w:noProof w:val="0"/>
+          <w:sz w:val="22"/>
+          <w:szCs w:val="22"/>
+          <w:lang w:val="en-GB"/>
+        </w:rPr>
+        <w:t>.</w:t>
+      </w:r>
+    </w:p>
+    <w:p>
+      <w:pPr>
+        <w:pStyle w:val="Normal"/>
+        <w:spacing w:before="240" w:beforeAutospacing="off" w:after="240" w:afterAutospacing="off"/>
+        <w:jc w:val="left"/>
         <w:rPr>
           <w:rFonts w:ascii="Aptos" w:hAnsi="Aptos" w:eastAsia="Aptos" w:cs="Aptos"/>
           <w:noProof w:val="0"/>
@@ -1592,106 +2596,3324 @@
           <w:szCs w:val="24"/>
           <w:lang w:val="en-GB"/>
         </w:rPr>
-        <w:t>The focus of this project is to build a functional smart home system as a prototype for academic purposes.</w:t>
-      </w:r>
-      <w:r>
-        <w:rPr>
-          <w:rFonts w:ascii="Aptos" w:hAnsi="Aptos" w:eastAsia="Aptos" w:cs="Aptos"/>
+      </w:pPr>
+    </w:p>
+    <w:p>
+      <w:pPr>
+        <w:spacing w:before="240" w:beforeAutospacing="off" w:after="240" w:afterAutospacing="off"/>
+        <w:jc w:val="left"/>
+        <w:rPr>
+          <w:rFonts w:ascii="Times New Roman" w:hAnsi="Times New Roman" w:eastAsia="Times New Roman" w:cs="Times New Roman"/>
+          <w:b w:val="1"/>
+          <w:bCs w:val="1"/>
           <w:noProof w:val="0"/>
           <w:sz w:val="24"/>
           <w:szCs w:val="24"/>
           <w:lang w:val="en-GB"/>
         </w:rPr>
-        <w:t xml:space="preserve"> This setup includes temperature and humidity monitoring, motion sensing, device control, and a simulated door lock — everything accessible through a single dashboard.</w:t>
-      </w:r>
-      <w:r>
-        <w:rPr>
-          <w:rFonts w:ascii="Aptos" w:hAnsi="Aptos" w:eastAsia="Aptos" w:cs="Aptos"/>
+      </w:pPr>
+      <w:r>
+        <w:rPr>
+          <w:rFonts w:ascii="Times New Roman" w:hAnsi="Times New Roman" w:eastAsia="Times New Roman" w:cs="Times New Roman"/>
+          <w:b w:val="1"/>
+          <w:bCs w:val="1"/>
           <w:noProof w:val="0"/>
           <w:sz w:val="24"/>
           <w:szCs w:val="24"/>
           <w:lang w:val="en-GB"/>
         </w:rPr>
-        <w:t xml:space="preserve"> The project does not aim to replace commercial smart home systems but rather to </w:t>
-      </w:r>
-      <w:r>
-        <w:rPr>
-          <w:rFonts w:ascii="Aptos" w:hAnsi="Aptos" w:eastAsia="Aptos" w:cs="Aptos"/>
+        <w:t>1.6 Structure of Thesis</w:t>
+      </w:r>
+    </w:p>
+    <w:p>
+      <w:pPr>
+        <w:pStyle w:val="Normal"/>
+        <w:spacing w:before="240" w:beforeAutospacing="off" w:after="240" w:afterAutospacing="off"/>
+        <w:jc w:val="left"/>
+        <w:rPr>
+          <w:rFonts w:ascii="Times New Roman" w:hAnsi="Times New Roman" w:eastAsia="Times New Roman" w:cs="Times New Roman"/>
+          <w:noProof w:val="0"/>
+          <w:sz w:val="22"/>
+          <w:szCs w:val="22"/>
+          <w:lang w:val="en-GB"/>
+        </w:rPr>
+      </w:pPr>
+      <w:r>
+        <w:rPr>
+          <w:rFonts w:ascii="Times New Roman" w:hAnsi="Times New Roman" w:eastAsia="Times New Roman" w:cs="Times New Roman"/>
+          <w:noProof w:val="0"/>
+          <w:sz w:val="22"/>
+          <w:szCs w:val="22"/>
+          <w:lang w:val="en-GB"/>
+        </w:rPr>
+        <w:t xml:space="preserve">This thesis is organised into six chapters. Chapter 1 introduces the project by providing background context, </w:t>
+      </w:r>
+      <w:r>
+        <w:rPr>
+          <w:rFonts w:ascii="Times New Roman" w:hAnsi="Times New Roman" w:eastAsia="Times New Roman" w:cs="Times New Roman"/>
+          <w:noProof w:val="0"/>
+          <w:sz w:val="22"/>
+          <w:szCs w:val="22"/>
+          <w:lang w:val="en-GB"/>
+        </w:rPr>
+        <w:t>establishing</w:t>
+      </w:r>
+      <w:r>
+        <w:rPr>
+          <w:rFonts w:ascii="Times New Roman" w:hAnsi="Times New Roman" w:eastAsia="Times New Roman" w:cs="Times New Roman"/>
+          <w:noProof w:val="0"/>
+          <w:sz w:val="22"/>
+          <w:szCs w:val="22"/>
+          <w:lang w:val="en-GB"/>
+        </w:rPr>
+        <w:t xml:space="preserve"> the significance of the study, and defining the aim, </w:t>
+      </w:r>
+      <w:r>
+        <w:rPr>
+          <w:rFonts w:ascii="Times New Roman" w:hAnsi="Times New Roman" w:eastAsia="Times New Roman" w:cs="Times New Roman"/>
+          <w:noProof w:val="0"/>
+          <w:sz w:val="22"/>
+          <w:szCs w:val="22"/>
+          <w:lang w:val="en-GB"/>
+        </w:rPr>
+        <w:t>objectives</w:t>
+      </w:r>
+      <w:r>
+        <w:rPr>
+          <w:rFonts w:ascii="Times New Roman" w:hAnsi="Times New Roman" w:eastAsia="Times New Roman" w:cs="Times New Roman"/>
+          <w:noProof w:val="0"/>
+          <w:sz w:val="22"/>
+          <w:szCs w:val="22"/>
+          <w:lang w:val="en-GB"/>
+        </w:rPr>
+        <w:t>, scope, and limitations.</w:t>
+      </w:r>
+      <w:r>
+        <w:rPr>
+          <w:rFonts w:ascii="Times New Roman" w:hAnsi="Times New Roman" w:eastAsia="Times New Roman" w:cs="Times New Roman"/>
+          <w:noProof w:val="0"/>
+          <w:sz w:val="22"/>
+          <w:szCs w:val="22"/>
+          <w:lang w:val="en-GB"/>
+        </w:rPr>
+        <w:t xml:space="preserve"> Chapter 2 presents a review of existing literature covering smart home systems, the Home Assistant platform, Raspberry Pi in IoT applications, </w:t>
+      </w:r>
+      <w:r>
+        <w:rPr>
+          <w:rFonts w:ascii="Times New Roman" w:hAnsi="Times New Roman" w:eastAsia="Times New Roman" w:cs="Times New Roman"/>
+          <w:noProof w:val="0"/>
+          <w:sz w:val="22"/>
+          <w:szCs w:val="22"/>
+          <w:lang w:val="en-GB"/>
+        </w:rPr>
+        <w:t>IIoT</w:t>
+      </w:r>
+      <w:r>
+        <w:rPr>
+          <w:rFonts w:ascii="Times New Roman" w:hAnsi="Times New Roman" w:eastAsia="Times New Roman" w:cs="Times New Roman"/>
+          <w:noProof w:val="0"/>
+          <w:sz w:val="22"/>
+          <w:szCs w:val="22"/>
+          <w:lang w:val="en-GB"/>
+        </w:rPr>
+        <w:t xml:space="preserve"> trends, sensor technologies, and a comparison of existing commercial systems.</w:t>
+      </w:r>
+      <w:r>
+        <w:rPr>
+          <w:rFonts w:ascii="Times New Roman" w:hAnsi="Times New Roman" w:eastAsia="Times New Roman" w:cs="Times New Roman"/>
+          <w:noProof w:val="0"/>
+          <w:sz w:val="22"/>
+          <w:szCs w:val="22"/>
+          <w:lang w:val="en-GB"/>
+        </w:rPr>
+        <w:t xml:space="preserve"> Chapter 3 describes the system design, including the architecture, hardware selection, automation logic, dashboard layout, and wiring diagrams.</w:t>
+      </w:r>
+      <w:r>
+        <w:rPr>
+          <w:rFonts w:ascii="Times New Roman" w:hAnsi="Times New Roman" w:eastAsia="Times New Roman" w:cs="Times New Roman"/>
+          <w:noProof w:val="0"/>
+          <w:sz w:val="22"/>
+          <w:szCs w:val="22"/>
+          <w:lang w:val="en-GB"/>
+        </w:rPr>
+        <w:t xml:space="preserve"> Chapter 4 describes how the system was implemented, including setting up all the hardware parts and creating the automations and dashboard.</w:t>
+      </w:r>
+      <w:r>
+        <w:rPr>
+          <w:rFonts w:ascii="Times New Roman" w:hAnsi="Times New Roman" w:eastAsia="Times New Roman" w:cs="Times New Roman"/>
+          <w:noProof w:val="0"/>
+          <w:sz w:val="22"/>
+          <w:szCs w:val="22"/>
+          <w:lang w:val="en-GB"/>
+        </w:rPr>
+        <w:t xml:space="preserve"> </w:t>
+      </w:r>
+      <w:r>
+        <w:rPr>
+          <w:rFonts w:ascii="Times New Roman" w:hAnsi="Times New Roman" w:eastAsia="Times New Roman" w:cs="Times New Roman"/>
+          <w:noProof w:val="0"/>
+          <w:sz w:val="22"/>
+          <w:szCs w:val="22"/>
+          <w:lang w:val="en-GB"/>
+        </w:rPr>
+        <w:t xml:space="preserve">Chapter 5 explains how the system was tested, </w:t>
+      </w:r>
+      <w:r>
+        <w:rPr>
+          <w:rFonts w:ascii="Times New Roman" w:hAnsi="Times New Roman" w:eastAsia="Times New Roman" w:cs="Times New Roman"/>
+          <w:noProof w:val="0"/>
+          <w:sz w:val="22"/>
+          <w:szCs w:val="22"/>
+          <w:lang w:val="en-GB"/>
+        </w:rPr>
+        <w:t>presents sensor accuracy results</w:t>
+      </w:r>
+      <w:r>
+        <w:rPr>
+          <w:rFonts w:ascii="Times New Roman" w:hAnsi="Times New Roman" w:eastAsia="Times New Roman" w:cs="Times New Roman"/>
+          <w:noProof w:val="0"/>
+          <w:sz w:val="22"/>
+          <w:szCs w:val="22"/>
+          <w:lang w:val="en-GB"/>
+        </w:rPr>
+        <w:t xml:space="preserve">, </w:t>
+      </w:r>
+      <w:r>
+        <w:rPr>
+          <w:rFonts w:ascii="Times New Roman" w:hAnsi="Times New Roman" w:eastAsia="Times New Roman" w:cs="Times New Roman"/>
+          <w:noProof w:val="0"/>
+          <w:sz w:val="22"/>
+          <w:szCs w:val="22"/>
+          <w:lang w:val="en-GB"/>
+        </w:rPr>
+        <w:t>evaluates automation performance</w:t>
+      </w:r>
+      <w:r>
+        <w:rPr>
+          <w:rFonts w:ascii="Times New Roman" w:hAnsi="Times New Roman" w:eastAsia="Times New Roman" w:cs="Times New Roman"/>
+          <w:noProof w:val="0"/>
+          <w:sz w:val="22"/>
+          <w:szCs w:val="22"/>
+          <w:lang w:val="en-GB"/>
+        </w:rPr>
+        <w:t>, and shares feedback from users</w:t>
+      </w:r>
+      <w:r>
+        <w:rPr>
+          <w:rFonts w:ascii="Times New Roman" w:hAnsi="Times New Roman" w:eastAsia="Times New Roman" w:cs="Times New Roman"/>
+          <w:noProof w:val="0"/>
+          <w:sz w:val="22"/>
+          <w:szCs w:val="22"/>
+          <w:lang w:val="en-GB"/>
+        </w:rPr>
+        <w:t>.</w:t>
+      </w:r>
+      <w:r>
+        <w:rPr>
+          <w:rFonts w:ascii="Times New Roman" w:hAnsi="Times New Roman" w:eastAsia="Times New Roman" w:cs="Times New Roman"/>
+          <w:noProof w:val="0"/>
+          <w:sz w:val="22"/>
+          <w:szCs w:val="22"/>
+          <w:lang w:val="en-GB"/>
+        </w:rPr>
+        <w:t xml:space="preserve"> Chapter 6 concludes the thesis by summarizing what was achieved, checking the </w:t>
+      </w:r>
+      <w:r>
+        <w:rPr>
+          <w:rFonts w:ascii="Times New Roman" w:hAnsi="Times New Roman" w:eastAsia="Times New Roman" w:cs="Times New Roman"/>
+          <w:noProof w:val="0"/>
+          <w:sz w:val="22"/>
+          <w:szCs w:val="22"/>
+          <w:lang w:val="en-GB"/>
+        </w:rPr>
+        <w:t>objectives</w:t>
+      </w:r>
+      <w:r>
+        <w:rPr>
+          <w:rFonts w:ascii="Times New Roman" w:hAnsi="Times New Roman" w:eastAsia="Times New Roman" w:cs="Times New Roman"/>
+          <w:noProof w:val="0"/>
+          <w:sz w:val="22"/>
+          <w:szCs w:val="22"/>
+          <w:lang w:val="en-GB"/>
+        </w:rPr>
+        <w:t xml:space="preserve">, noting limitations, suggesting future improvements, and reflecting on how the project relates to </w:t>
+      </w:r>
+      <w:r>
+        <w:rPr>
+          <w:rFonts w:ascii="Times New Roman" w:hAnsi="Times New Roman" w:eastAsia="Times New Roman" w:cs="Times New Roman"/>
+          <w:noProof w:val="0"/>
+          <w:sz w:val="22"/>
+          <w:szCs w:val="22"/>
+          <w:lang w:val="en-GB"/>
+        </w:rPr>
+        <w:t>IIoT</w:t>
+      </w:r>
+      <w:r>
+        <w:rPr>
+          <w:rFonts w:ascii="Times New Roman" w:hAnsi="Times New Roman" w:eastAsia="Times New Roman" w:cs="Times New Roman"/>
+          <w:noProof w:val="0"/>
+          <w:sz w:val="22"/>
+          <w:szCs w:val="22"/>
+          <w:lang w:val="en-GB"/>
+        </w:rPr>
+        <w:t xml:space="preserve"> trends.</w:t>
+      </w:r>
+    </w:p>
+    <w:p>
+      <w:pPr>
+        <w:pStyle w:val="Normal"/>
+        <w:spacing w:before="240" w:beforeAutospacing="off" w:after="240" w:afterAutospacing="off"/>
+        <w:jc w:val="left"/>
+        <w:rPr>
+          <w:rFonts w:ascii="Times New Roman" w:hAnsi="Times New Roman" w:eastAsia="Times New Roman" w:cs="Times New Roman"/>
+          <w:b w:val="1"/>
+          <w:bCs w:val="1"/>
+          <w:noProof w:val="0"/>
+          <w:sz w:val="28"/>
+          <w:szCs w:val="28"/>
+          <w:lang w:val="en-GB"/>
+        </w:rPr>
+      </w:pPr>
+      <w:r>
+        <w:rPr>
+          <w:rFonts w:ascii="Times New Roman" w:hAnsi="Times New Roman" w:eastAsia="Times New Roman" w:cs="Times New Roman"/>
+          <w:b w:val="1"/>
+          <w:bCs w:val="1"/>
+          <w:noProof w:val="0"/>
+          <w:sz w:val="28"/>
+          <w:szCs w:val="28"/>
+          <w:lang w:val="en-GB"/>
+        </w:rPr>
+        <w:t xml:space="preserve">CHAPTER 2 | </w:t>
+      </w:r>
+      <w:r>
+        <w:rPr>
+          <w:rFonts w:ascii="Times New Roman" w:hAnsi="Times New Roman" w:eastAsia="Times New Roman" w:cs="Times New Roman"/>
+          <w:b w:val="1"/>
+          <w:bCs w:val="1"/>
+          <w:noProof w:val="0"/>
+          <w:sz w:val="28"/>
+          <w:szCs w:val="28"/>
+          <w:lang w:val="en-GB"/>
+        </w:rPr>
+        <w:t>LITERATURE REVIEW</w:t>
+      </w:r>
+    </w:p>
+    <w:p>
+      <w:pPr>
+        <w:pStyle w:val="Normal"/>
+        <w:spacing w:before="240" w:beforeAutospacing="off" w:after="240" w:afterAutospacing="off"/>
+        <w:jc w:val="left"/>
+        <w:rPr>
+          <w:rFonts w:ascii="Times New Roman" w:hAnsi="Times New Roman" w:eastAsia="Times New Roman" w:cs="Times New Roman"/>
+          <w:b w:val="1"/>
+          <w:bCs w:val="1"/>
           <w:noProof w:val="0"/>
           <w:sz w:val="24"/>
           <w:szCs w:val="24"/>
           <w:lang w:val="en-GB"/>
         </w:rPr>
-        <w:t>show</w:t>
-      </w:r>
-      <w:r>
-        <w:rPr>
-          <w:rFonts w:ascii="Aptos" w:hAnsi="Aptos" w:eastAsia="Aptos" w:cs="Aptos"/>
+      </w:pPr>
+      <w:r>
+        <w:rPr>
+          <w:rFonts w:ascii="Times New Roman" w:hAnsi="Times New Roman" w:eastAsia="Times New Roman" w:cs="Times New Roman"/>
+          <w:b w:val="1"/>
+          <w:bCs w:val="1"/>
           <w:noProof w:val="0"/>
           <w:sz w:val="24"/>
           <w:szCs w:val="24"/>
           <w:lang w:val="en-GB"/>
         </w:rPr>
+        <w:t>2.1 Overview of Smart Home Systems</w:t>
+      </w:r>
+    </w:p>
+    <w:p>
+      <w:pPr>
+        <w:pStyle w:val="Normal"/>
+        <w:spacing w:before="240" w:beforeAutospacing="off" w:after="240" w:afterAutospacing="off"/>
+        <w:jc w:val="left"/>
+        <w:rPr>
+          <w:rFonts w:ascii="Times New Roman" w:hAnsi="Times New Roman" w:eastAsia="Times New Roman" w:cs="Times New Roman"/>
+          <w:noProof w:val="0"/>
+          <w:sz w:val="22"/>
+          <w:szCs w:val="22"/>
+          <w:lang w:val="en-GB"/>
+        </w:rPr>
+      </w:pPr>
+      <w:r>
+        <w:rPr>
+          <w:rFonts w:ascii="Times New Roman" w:hAnsi="Times New Roman" w:eastAsia="Times New Roman" w:cs="Times New Roman"/>
+          <w:noProof w:val="0"/>
+          <w:sz w:val="22"/>
+          <w:szCs w:val="22"/>
+          <w:lang w:val="en-GB"/>
+        </w:rPr>
+        <w:t xml:space="preserve">The idea of a smart home has changed a lot over the past few decades, moving from simple wired control systems to advanced connected environments using Internet </w:t>
+      </w:r>
+      <w:r>
+        <w:rPr>
+          <w:rFonts w:ascii="Times New Roman" w:hAnsi="Times New Roman" w:eastAsia="Times New Roman" w:cs="Times New Roman"/>
+          <w:noProof w:val="0"/>
+          <w:sz w:val="22"/>
+          <w:szCs w:val="22"/>
+          <w:lang w:val="en-GB"/>
+        </w:rPr>
+        <w:t>Of</w:t>
+      </w:r>
+      <w:r>
+        <w:rPr>
+          <w:rFonts w:ascii="Times New Roman" w:hAnsi="Times New Roman" w:eastAsia="Times New Roman" w:cs="Times New Roman"/>
+          <w:noProof w:val="0"/>
+          <w:sz w:val="22"/>
+          <w:szCs w:val="22"/>
+          <w:lang w:val="en-GB"/>
+        </w:rPr>
+        <w:t xml:space="preserve"> Things (IoT) and artificial intelligence.</w:t>
+      </w:r>
+      <w:r>
+        <w:rPr>
+          <w:rFonts w:ascii="Times New Roman" w:hAnsi="Times New Roman" w:eastAsia="Times New Roman" w:cs="Times New Roman"/>
+          <w:noProof w:val="0"/>
+          <w:sz w:val="22"/>
+          <w:szCs w:val="22"/>
+          <w:lang w:val="en-GB"/>
+        </w:rPr>
         <w:t xml:space="preserve"> </w:t>
       </w:r>
       <w:r>
         <w:rPr>
-          <w:rFonts w:ascii="Aptos" w:hAnsi="Aptos" w:eastAsia="Aptos" w:cs="Aptos"/>
-          <w:noProof w:val="0"/>
+          <w:rFonts w:ascii="Times New Roman" w:hAnsi="Times New Roman" w:eastAsia="Times New Roman" w:cs="Times New Roman"/>
+          <w:noProof w:val="0"/>
+          <w:sz w:val="22"/>
+          <w:szCs w:val="22"/>
+          <w:lang w:val="en-GB"/>
+        </w:rPr>
+        <w:t xml:space="preserve">A smart home can be defined as a connected living space where appliances and systems can be controlled, </w:t>
+      </w:r>
+      <w:r>
+        <w:rPr>
+          <w:rFonts w:ascii="Times New Roman" w:hAnsi="Times New Roman" w:eastAsia="Times New Roman" w:cs="Times New Roman"/>
+          <w:noProof w:val="0"/>
+          <w:sz w:val="22"/>
+          <w:szCs w:val="22"/>
+          <w:lang w:val="en-GB"/>
+        </w:rPr>
+        <w:t>monitored</w:t>
+      </w:r>
+      <w:r>
+        <w:rPr>
+          <w:rFonts w:ascii="Times New Roman" w:hAnsi="Times New Roman" w:eastAsia="Times New Roman" w:cs="Times New Roman"/>
+          <w:noProof w:val="0"/>
+          <w:sz w:val="22"/>
+          <w:szCs w:val="22"/>
+          <w:lang w:val="en-GB"/>
+        </w:rPr>
+        <w:t>, and managed remotely through devices like smartphones, tablets, and voice-controlled interfaces.</w:t>
+      </w:r>
+      <w:r>
+        <w:rPr>
+          <w:rFonts w:ascii="Times New Roman" w:hAnsi="Times New Roman" w:eastAsia="Times New Roman" w:cs="Times New Roman"/>
+          <w:noProof w:val="0"/>
+          <w:sz w:val="22"/>
+          <w:szCs w:val="22"/>
+          <w:lang w:val="en-GB"/>
+        </w:rPr>
+        <w:t xml:space="preserve"> </w:t>
+      </w:r>
+      <w:r>
+        <w:rPr>
+          <w:rFonts w:ascii="Times New Roman" w:hAnsi="Times New Roman" w:eastAsia="Times New Roman" w:cs="Times New Roman"/>
+          <w:noProof w:val="0"/>
+          <w:sz w:val="22"/>
+          <w:szCs w:val="22"/>
+          <w:lang w:val="en-GB"/>
+        </w:rPr>
+        <w:t>These systems combine technologies such as IoT, cloud computing, artificial intelligence, and embedded sensors to enable centralized management and remote control of household devices.</w:t>
+      </w:r>
+      <w:r>
+        <w:rPr>
+          <w:rFonts w:ascii="Times New Roman" w:hAnsi="Times New Roman" w:eastAsia="Times New Roman" w:cs="Times New Roman"/>
+          <w:noProof w:val="0"/>
+          <w:sz w:val="22"/>
+          <w:szCs w:val="22"/>
+          <w:lang w:val="en-GB"/>
+        </w:rPr>
+        <w:t xml:space="preserve"> </w:t>
+      </w:r>
+      <w:r>
+        <w:rPr>
+          <w:rFonts w:ascii="Times New Roman" w:hAnsi="Times New Roman" w:eastAsia="Times New Roman" w:cs="Times New Roman"/>
+          <w:noProof w:val="0"/>
+          <w:sz w:val="22"/>
+          <w:szCs w:val="22"/>
+          <w:lang w:val="en-GB"/>
+        </w:rPr>
+        <w:t>These systems primarily provide better comfort, convenience, energy efficiency, and security, while also automating daily tasks that would otherwise need direct human involvement.</w:t>
+      </w:r>
+    </w:p>
+    <w:p>
+      <w:pPr>
+        <w:pStyle w:val="Normal"/>
+        <w:spacing w:before="240" w:beforeAutospacing="off" w:after="240" w:afterAutospacing="off"/>
+        <w:jc w:val="left"/>
+        <w:rPr>
+          <w:rFonts w:ascii="Times New Roman" w:hAnsi="Times New Roman" w:eastAsia="Times New Roman" w:cs="Times New Roman"/>
+          <w:noProof w:val="0"/>
+          <w:sz w:val="22"/>
+          <w:szCs w:val="22"/>
+          <w:lang w:val="en-GB"/>
+        </w:rPr>
+      </w:pPr>
+      <w:r>
+        <w:rPr>
+          <w:rFonts w:ascii="Times New Roman" w:hAnsi="Times New Roman" w:eastAsia="Times New Roman" w:cs="Times New Roman"/>
+          <w:noProof w:val="0"/>
+          <w:sz w:val="22"/>
+          <w:szCs w:val="22"/>
+          <w:lang w:val="en-GB"/>
+        </w:rPr>
+        <w:t xml:space="preserve">Smart home development began in the 1970s with the X10 platform, a system that used existing electrical wiring to transmit digital </w:t>
+      </w:r>
+      <w:r>
+        <w:rPr>
+          <w:rFonts w:ascii="Times New Roman" w:hAnsi="Times New Roman" w:eastAsia="Times New Roman" w:cs="Times New Roman"/>
+          <w:noProof w:val="0"/>
+          <w:sz w:val="22"/>
+          <w:szCs w:val="22"/>
+          <w:lang w:val="en-GB"/>
+        </w:rPr>
+        <w:t>signals.</w:t>
+      </w:r>
+      <w:r>
+        <w:rPr>
+          <w:rFonts w:ascii="Times New Roman" w:hAnsi="Times New Roman" w:eastAsia="Times New Roman" w:cs="Times New Roman"/>
+          <w:noProof w:val="0"/>
+          <w:sz w:val="22"/>
+          <w:szCs w:val="22"/>
+          <w:lang w:val="en-GB"/>
+        </w:rPr>
+        <w:t>The</w:t>
+      </w:r>
+      <w:r>
+        <w:rPr>
+          <w:rFonts w:ascii="Times New Roman" w:hAnsi="Times New Roman" w:eastAsia="Times New Roman" w:cs="Times New Roman"/>
+          <w:noProof w:val="0"/>
+          <w:sz w:val="22"/>
+          <w:szCs w:val="22"/>
+          <w:lang w:val="en-GB"/>
+        </w:rPr>
+        <w:t xml:space="preserve"> concept of smart homes grew further in the late 1990s with the rise of high-speed internet, and it accelerated again in the 2000s with the spread of smartphones and IoT devices.</w:t>
+      </w:r>
+      <w:r>
+        <w:rPr>
+          <w:rFonts w:ascii="Times New Roman" w:hAnsi="Times New Roman" w:eastAsia="Times New Roman" w:cs="Times New Roman"/>
+          <w:noProof w:val="0"/>
+          <w:sz w:val="22"/>
+          <w:szCs w:val="22"/>
+          <w:lang w:val="en-GB"/>
+        </w:rPr>
+        <w:t xml:space="preserve"> </w:t>
+      </w:r>
+      <w:r>
+        <w:rPr>
+          <w:rFonts w:ascii="Times New Roman" w:hAnsi="Times New Roman" w:eastAsia="Times New Roman" w:cs="Times New Roman"/>
+          <w:noProof w:val="0"/>
+          <w:sz w:val="22"/>
+          <w:szCs w:val="22"/>
+          <w:lang w:val="en-GB"/>
+        </w:rPr>
+        <w:t xml:space="preserve">Research activity has reflected this development trend. According to Park and Han (2025), smart home publications increased sharply after 2014, with most academic work produced between 2018 and 2023, </w:t>
+      </w:r>
+      <w:r>
+        <w:rPr>
+          <w:rFonts w:ascii="Times New Roman" w:hAnsi="Times New Roman" w:eastAsia="Times New Roman" w:cs="Times New Roman"/>
+          <w:noProof w:val="0"/>
+          <w:sz w:val="22"/>
+          <w:szCs w:val="22"/>
+          <w:lang w:val="en-GB"/>
+        </w:rPr>
+        <w:t>indicating</w:t>
+      </w:r>
+      <w:r>
+        <w:rPr>
+          <w:rFonts w:ascii="Times New Roman" w:hAnsi="Times New Roman" w:eastAsia="Times New Roman" w:cs="Times New Roman"/>
+          <w:noProof w:val="0"/>
+          <w:sz w:val="22"/>
+          <w:szCs w:val="22"/>
+          <w:lang w:val="en-GB"/>
+        </w:rPr>
+        <w:t xml:space="preserve"> growing technological maturity and broader applications.</w:t>
+      </w:r>
+    </w:p>
+    <w:p>
+      <w:pPr>
+        <w:pStyle w:val="Normal"/>
+        <w:spacing w:before="240" w:beforeAutospacing="off" w:after="240" w:afterAutospacing="off"/>
+        <w:jc w:val="left"/>
+        <w:rPr>
+          <w:rFonts w:ascii="Times New Roman" w:hAnsi="Times New Roman" w:eastAsia="Times New Roman" w:cs="Times New Roman"/>
+          <w:noProof w:val="0"/>
+          <w:sz w:val="22"/>
+          <w:szCs w:val="22"/>
+          <w:lang w:val="en-GB"/>
+        </w:rPr>
+      </w:pPr>
+    </w:p>
+    <w:p>
+      <w:pPr>
+        <w:pStyle w:val="Normal"/>
+        <w:spacing w:before="240" w:beforeAutospacing="off" w:after="240" w:afterAutospacing="off"/>
+        <w:jc w:val="left"/>
+        <w:rPr>
+          <w:rFonts w:ascii="Times New Roman" w:hAnsi="Times New Roman" w:eastAsia="Times New Roman" w:cs="Times New Roman"/>
+          <w:noProof w:val="0"/>
+          <w:sz w:val="22"/>
+          <w:szCs w:val="22"/>
+          <w:lang w:val="en-GB"/>
+        </w:rPr>
+      </w:pPr>
+      <w:r>
+        <w:rPr>
+          <w:rFonts w:ascii="Times New Roman" w:hAnsi="Times New Roman" w:eastAsia="Times New Roman" w:cs="Times New Roman"/>
+          <w:noProof w:val="0"/>
+          <w:sz w:val="22"/>
+          <w:szCs w:val="22"/>
+          <w:lang w:val="en-GB"/>
+        </w:rPr>
+        <w:t xml:space="preserve">The global market also </w:t>
+      </w:r>
+      <w:r>
+        <w:rPr>
+          <w:rFonts w:ascii="Times New Roman" w:hAnsi="Times New Roman" w:eastAsia="Times New Roman" w:cs="Times New Roman"/>
+          <w:noProof w:val="0"/>
+          <w:sz w:val="22"/>
+          <w:szCs w:val="22"/>
+          <w:lang w:val="en-GB"/>
+        </w:rPr>
+        <w:t>demonstrates</w:t>
+      </w:r>
+      <w:r>
+        <w:rPr>
+          <w:rFonts w:ascii="Times New Roman" w:hAnsi="Times New Roman" w:eastAsia="Times New Roman" w:cs="Times New Roman"/>
+          <w:noProof w:val="0"/>
+          <w:sz w:val="22"/>
+          <w:szCs w:val="22"/>
+          <w:lang w:val="en-GB"/>
+        </w:rPr>
+        <w:t xml:space="preserve"> this continued growth.</w:t>
+      </w:r>
+      <w:r>
+        <w:rPr>
+          <w:rFonts w:ascii="Times New Roman" w:hAnsi="Times New Roman" w:eastAsia="Times New Roman" w:cs="Times New Roman"/>
+          <w:noProof w:val="0"/>
+          <w:sz w:val="22"/>
+          <w:szCs w:val="22"/>
+          <w:lang w:val="en-GB"/>
+        </w:rPr>
+        <w:t xml:space="preserve"> The smart home market was valued at USD 147.52 billion in 2025 and is projected to reach USD 848.47 billion by 2034, growing at a compound annual growth rate of 21.40% </w:t>
+      </w:r>
+      <w:r>
+        <w:rPr>
+          <w:rFonts w:ascii="Times New Roman" w:hAnsi="Times New Roman" w:eastAsia="Times New Roman" w:cs="Times New Roman"/>
+          <w:noProof w:val="0"/>
+          <w:sz w:val="22"/>
+          <w:szCs w:val="22"/>
+          <w:lang w:val="en-GB"/>
+        </w:rPr>
+        <w:t>.</w:t>
+      </w:r>
+      <w:r>
+        <w:rPr>
+          <w:rFonts w:ascii="Times New Roman" w:hAnsi="Times New Roman" w:eastAsia="Times New Roman" w:cs="Times New Roman"/>
+          <w:noProof w:val="0"/>
+          <w:sz w:val="22"/>
+          <w:szCs w:val="22"/>
+          <w:lang w:val="en-GB"/>
+        </w:rPr>
+        <w:t xml:space="preserve"> </w:t>
+      </w:r>
+      <w:r>
+        <w:rPr>
+          <w:rFonts w:ascii="Times New Roman" w:hAnsi="Times New Roman" w:eastAsia="Times New Roman" w:cs="Times New Roman"/>
+          <w:noProof w:val="0"/>
+          <w:sz w:val="22"/>
+          <w:szCs w:val="22"/>
+          <w:lang w:val="en-GB"/>
+        </w:rPr>
+        <w:t>North America currently holds the largest market share at 31.70%, while the Asia Pacific region is expected to grow the fastest due to urbanisation, rising incomes, and increased adoption of IoT devices</w:t>
+      </w:r>
+      <w:r>
+        <w:rPr>
+          <w:rFonts w:ascii="Times New Roman" w:hAnsi="Times New Roman" w:eastAsia="Times New Roman" w:cs="Times New Roman"/>
+          <w:noProof w:val="0"/>
+          <w:sz w:val="22"/>
+          <w:szCs w:val="22"/>
+          <w:lang w:val="en-GB"/>
+        </w:rPr>
+        <w:t xml:space="preserve">. </w:t>
+      </w:r>
+      <w:r>
+        <w:rPr>
+          <w:rFonts w:ascii="Times New Roman" w:hAnsi="Times New Roman" w:eastAsia="Times New Roman" w:cs="Times New Roman"/>
+          <w:noProof w:val="0"/>
+          <w:sz w:val="22"/>
+          <w:szCs w:val="22"/>
+          <w:lang w:val="en-GB"/>
+        </w:rPr>
+        <w:t xml:space="preserve">European adoption of smart home technologies is shaped by factors such as </w:t>
+      </w:r>
+      <w:r>
+        <w:rPr>
+          <w:rFonts w:ascii="Times New Roman" w:hAnsi="Times New Roman" w:eastAsia="Times New Roman" w:cs="Times New Roman"/>
+          <w:noProof w:val="0"/>
+          <w:sz w:val="22"/>
+          <w:szCs w:val="22"/>
+          <w:lang w:val="en-GB"/>
+        </w:rPr>
+        <w:t>hedonic motivation (the enjoyment from using the technology)</w:t>
+      </w:r>
+      <w:r>
+        <w:rPr>
+          <w:rFonts w:ascii="Times New Roman" w:hAnsi="Times New Roman" w:eastAsia="Times New Roman" w:cs="Times New Roman"/>
+          <w:noProof w:val="0"/>
+          <w:sz w:val="22"/>
+          <w:szCs w:val="22"/>
+          <w:lang w:val="en-GB"/>
+        </w:rPr>
+        <w:t>, price value, and social influence, while energy management is becoming important due to increasing energy costs.</w:t>
+      </w:r>
+      <w:r>
+        <w:rPr>
+          <w:rFonts w:ascii="Times New Roman" w:hAnsi="Times New Roman" w:eastAsia="Times New Roman" w:cs="Times New Roman"/>
+          <w:noProof w:val="0"/>
+          <w:sz w:val="22"/>
+          <w:szCs w:val="22"/>
+          <w:lang w:val="en-GB"/>
+        </w:rPr>
+        <w:t>.</w:t>
+      </w:r>
+    </w:p>
+    <w:p>
+      <w:pPr>
+        <w:pStyle w:val="Normal"/>
+        <w:spacing w:before="240" w:beforeAutospacing="off" w:after="240" w:afterAutospacing="off"/>
+        <w:jc w:val="left"/>
+        <w:rPr>
+          <w:rFonts w:ascii="Times New Roman" w:hAnsi="Times New Roman" w:eastAsia="Times New Roman" w:cs="Times New Roman"/>
+          <w:noProof w:val="0"/>
+          <w:sz w:val="22"/>
+          <w:szCs w:val="22"/>
+          <w:lang w:val="en-GB"/>
+        </w:rPr>
+      </w:pPr>
+      <w:r>
+        <w:rPr>
+          <w:rFonts w:ascii="Times New Roman" w:hAnsi="Times New Roman" w:eastAsia="Times New Roman" w:cs="Times New Roman"/>
+          <w:noProof w:val="0"/>
+          <w:sz w:val="22"/>
+          <w:szCs w:val="22"/>
+          <w:lang w:val="en-GB"/>
+        </w:rPr>
+        <w:t>From an infrastructure perspective, Home Automation Systems rely on communication networks to collect, distribute, and process data within the home.</w:t>
+      </w:r>
+      <w:r>
+        <w:rPr>
+          <w:rFonts w:ascii="Times New Roman" w:hAnsi="Times New Roman" w:eastAsia="Times New Roman" w:cs="Times New Roman"/>
+          <w:noProof w:val="0"/>
+          <w:sz w:val="22"/>
+          <w:szCs w:val="22"/>
+          <w:lang w:val="en-GB"/>
+        </w:rPr>
+        <w:t xml:space="preserve"> </w:t>
+      </w:r>
+      <w:r>
+        <w:rPr>
+          <w:rFonts w:ascii="Times New Roman" w:hAnsi="Times New Roman" w:eastAsia="Times New Roman" w:cs="Times New Roman"/>
+          <w:noProof w:val="0"/>
+          <w:sz w:val="22"/>
+          <w:szCs w:val="22"/>
+          <w:lang w:val="en-GB"/>
+        </w:rPr>
+        <w:t>Wired systems have several limitations, such as high installation costs, limited coverage range, and a lack of mobility.</w:t>
+      </w:r>
+      <w:r>
+        <w:rPr>
+          <w:rFonts w:ascii="Times New Roman" w:hAnsi="Times New Roman" w:eastAsia="Times New Roman" w:cs="Times New Roman"/>
+          <w:noProof w:val="0"/>
+          <w:sz w:val="22"/>
+          <w:szCs w:val="22"/>
+          <w:lang w:val="en-GB"/>
+        </w:rPr>
+        <w:t xml:space="preserve"> Wireless Sensor and Actuator Networks (WSANs)</w:t>
+      </w:r>
+      <w:r>
+        <w:rPr>
+          <w:rFonts w:ascii="Times New Roman" w:hAnsi="Times New Roman" w:eastAsia="Times New Roman" w:cs="Times New Roman"/>
+          <w:noProof w:val="0"/>
+          <w:sz w:val="22"/>
+          <w:szCs w:val="22"/>
+          <w:lang w:val="en-GB"/>
+        </w:rPr>
+        <w:t xml:space="preserve"> are a promising alternative to wired systems, offering better scalability, greater flexibility, and simpler integration with other networks</w:t>
+      </w:r>
+      <w:r>
+        <w:rPr>
+          <w:rFonts w:ascii="Times New Roman" w:hAnsi="Times New Roman" w:eastAsia="Times New Roman" w:cs="Times New Roman"/>
+          <w:noProof w:val="0"/>
+          <w:sz w:val="22"/>
+          <w:szCs w:val="22"/>
+          <w:lang w:val="en-GB"/>
+        </w:rPr>
+        <w:t xml:space="preserve">. </w:t>
+      </w:r>
+      <w:r>
+        <w:rPr>
+          <w:rFonts w:ascii="Times New Roman" w:hAnsi="Times New Roman" w:eastAsia="Times New Roman" w:cs="Times New Roman"/>
+          <w:noProof w:val="0"/>
+          <w:sz w:val="22"/>
+          <w:szCs w:val="22"/>
+          <w:lang w:val="en-GB"/>
+        </w:rPr>
+        <w:t xml:space="preserve">Research has shown that shifting from wired to wireless networks supports the use of computational intelligence to enhance decision-making in </w:t>
+      </w:r>
+      <w:r>
+        <w:rPr>
+          <w:rFonts w:ascii="Times New Roman" w:hAnsi="Times New Roman" w:eastAsia="Times New Roman" w:cs="Times New Roman"/>
+          <w:noProof w:val="0"/>
+          <w:sz w:val="22"/>
+          <w:szCs w:val="22"/>
+          <w:lang w:val="en-GB"/>
+        </w:rPr>
+        <w:t>home</w:t>
+      </w:r>
+      <w:r>
+        <w:rPr>
+          <w:rFonts w:ascii="Times New Roman" w:hAnsi="Times New Roman" w:eastAsia="Times New Roman" w:cs="Times New Roman"/>
+          <w:noProof w:val="0"/>
+          <w:sz w:val="22"/>
+          <w:szCs w:val="22"/>
+          <w:lang w:val="en-GB"/>
+        </w:rPr>
+        <w:t xml:space="preserve"> automation</w:t>
+      </w:r>
+      <w:r>
+        <w:rPr>
+          <w:rFonts w:ascii="Times New Roman" w:hAnsi="Times New Roman" w:eastAsia="Times New Roman" w:cs="Times New Roman"/>
+          <w:noProof w:val="0"/>
+          <w:sz w:val="22"/>
+          <w:szCs w:val="22"/>
+          <w:lang w:val="en-GB"/>
+        </w:rPr>
+        <w:t>.</w:t>
+      </w:r>
+    </w:p>
+    <w:p>
+      <w:pPr>
+        <w:pStyle w:val="Normal"/>
+        <w:spacing w:before="240" w:beforeAutospacing="off" w:after="240" w:afterAutospacing="off"/>
+        <w:jc w:val="left"/>
+      </w:pPr>
+      <w:r>
+        <w:rPr>
+          <w:rFonts w:ascii="Times New Roman" w:hAnsi="Times New Roman" w:eastAsia="Times New Roman" w:cs="Times New Roman"/>
+          <w:noProof w:val="0"/>
+          <w:sz w:val="22"/>
+          <w:szCs w:val="22"/>
+          <w:lang w:val="en-GB"/>
+        </w:rPr>
+        <w:t xml:space="preserve">Modern smart home systems use a layered architecture that consists of </w:t>
+      </w:r>
+      <w:r>
+        <w:rPr>
+          <w:rFonts w:ascii="Times New Roman" w:hAnsi="Times New Roman" w:eastAsia="Times New Roman" w:cs="Times New Roman"/>
+          <w:noProof w:val="0"/>
+          <w:sz w:val="22"/>
+          <w:szCs w:val="22"/>
+          <w:lang w:val="en-GB"/>
+        </w:rPr>
+        <w:t>perception</w:t>
+      </w:r>
+      <w:r>
+        <w:rPr>
+          <w:rFonts w:ascii="Times New Roman" w:hAnsi="Times New Roman" w:eastAsia="Times New Roman" w:cs="Times New Roman"/>
+          <w:noProof w:val="0"/>
+          <w:sz w:val="22"/>
+          <w:szCs w:val="22"/>
+          <w:lang w:val="en-GB"/>
+        </w:rPr>
+        <w:t>, network, edge, and cloud layers, along with an application layer that provides the user interface</w:t>
+      </w:r>
+      <w:r>
+        <w:rPr>
+          <w:rFonts w:ascii="Times New Roman" w:hAnsi="Times New Roman" w:eastAsia="Times New Roman" w:cs="Times New Roman"/>
+          <w:noProof w:val="0"/>
+          <w:sz w:val="22"/>
+          <w:szCs w:val="22"/>
+          <w:lang w:val="en-GB"/>
+        </w:rPr>
+        <w:t xml:space="preserve">. </w:t>
+      </w:r>
+      <w:r>
+        <w:rPr>
+          <w:rFonts w:ascii="Times New Roman" w:hAnsi="Times New Roman" w:eastAsia="Times New Roman" w:cs="Times New Roman"/>
+          <w:noProof w:val="0"/>
+          <w:sz w:val="22"/>
+          <w:szCs w:val="22"/>
+          <w:lang w:val="en-GB"/>
+        </w:rPr>
+        <w:t xml:space="preserve">The integration of AI and IoT has improved smart home systems by allowing devices to learn user habits and </w:t>
+      </w:r>
+      <w:r>
+        <w:rPr>
+          <w:rFonts w:ascii="Times New Roman" w:hAnsi="Times New Roman" w:eastAsia="Times New Roman" w:cs="Times New Roman"/>
+          <w:noProof w:val="0"/>
+          <w:sz w:val="22"/>
+          <w:szCs w:val="22"/>
+          <w:lang w:val="en-GB"/>
+        </w:rPr>
+        <w:t xml:space="preserve">preferences, </w:t>
+      </w:r>
+      <w:r>
+        <w:rPr>
+          <w:rFonts w:ascii="Times New Roman" w:hAnsi="Times New Roman" w:eastAsia="Times New Roman" w:cs="Times New Roman"/>
+          <w:noProof w:val="0"/>
+          <w:sz w:val="22"/>
+          <w:szCs w:val="22"/>
+          <w:lang w:val="en-GB"/>
+        </w:rPr>
+        <w:t>and</w:t>
+      </w:r>
+      <w:r>
+        <w:rPr>
+          <w:rFonts w:ascii="Times New Roman" w:hAnsi="Times New Roman" w:eastAsia="Times New Roman" w:cs="Times New Roman"/>
+          <w:noProof w:val="0"/>
+          <w:sz w:val="22"/>
+          <w:szCs w:val="22"/>
+          <w:lang w:val="en-GB"/>
+        </w:rPr>
+        <w:t xml:space="preserve"> automaticall</w:t>
+      </w:r>
+      <w:r>
+        <w:rPr>
+          <w:rFonts w:ascii="Times New Roman" w:hAnsi="Times New Roman" w:eastAsia="Times New Roman" w:cs="Times New Roman"/>
+          <w:noProof w:val="0"/>
+          <w:sz w:val="22"/>
+          <w:szCs w:val="22"/>
+          <w:lang w:val="en-GB"/>
+        </w:rPr>
+        <w:t>y adjust to daily routines and environmental conditions without manual control</w:t>
+      </w:r>
+      <w:r>
+        <w:rPr>
+          <w:rFonts w:ascii="Times New Roman" w:hAnsi="Times New Roman" w:eastAsia="Times New Roman" w:cs="Times New Roman"/>
+          <w:noProof w:val="0"/>
+          <w:sz w:val="22"/>
+          <w:szCs w:val="22"/>
+          <w:lang w:val="en-GB"/>
+        </w:rPr>
+        <w:t>. Ezugwu et al. (2025) note</w:t>
+      </w:r>
+      <w:r>
+        <w:rPr>
+          <w:rFonts w:ascii="Times New Roman" w:hAnsi="Times New Roman" w:eastAsia="Times New Roman" w:cs="Times New Roman"/>
+          <w:noProof w:val="0"/>
+          <w:sz w:val="22"/>
+          <w:szCs w:val="22"/>
+          <w:lang w:val="en-GB"/>
+        </w:rPr>
+        <w:t>s that</w:t>
+      </w:r>
+      <w:r>
+        <w:rPr>
+          <w:rFonts w:ascii="Times New Roman" w:hAnsi="Times New Roman" w:eastAsia="Times New Roman" w:cs="Times New Roman"/>
+          <w:noProof w:val="0"/>
+          <w:sz w:val="22"/>
+          <w:szCs w:val="22"/>
+          <w:lang w:val="en-GB"/>
+        </w:rPr>
+        <w:t xml:space="preserve">, </w:t>
+      </w:r>
+      <w:r>
+        <w:rPr>
+          <w:rFonts w:ascii="Times New Roman" w:hAnsi="Times New Roman" w:eastAsia="Times New Roman" w:cs="Times New Roman"/>
+          <w:noProof w:val="0"/>
+          <w:sz w:val="22"/>
+          <w:szCs w:val="22"/>
+          <w:lang w:val="en-GB"/>
+        </w:rPr>
+        <w:t>smart home systems are likely to evolve into ambient intelligence environments that automatically respond to occupants’ needs. This shift will be driven by machine learning and deep learning, enabling more personalized and predictive automation.</w:t>
+      </w:r>
+    </w:p>
+    <w:p>
+      <w:pPr>
+        <w:pStyle w:val="Normal"/>
+        <w:spacing w:before="240" w:beforeAutospacing="off" w:after="240" w:afterAutospacing="off"/>
+        <w:jc w:val="left"/>
+        <w:rPr>
+          <w:rFonts w:ascii="Times New Roman" w:hAnsi="Times New Roman" w:eastAsia="Times New Roman" w:cs="Times New Roman"/>
+          <w:b w:val="1"/>
+          <w:bCs w:val="1"/>
+          <w:noProof w:val="0"/>
+          <w:color w:val="auto"/>
           <w:sz w:val="24"/>
           <w:szCs w:val="24"/>
           <w:lang w:val="en-GB"/>
         </w:rPr>
-        <w:t>that a functional alternative can be built at low cost.</w:t>
-      </w:r>
-    </w:p>
-    <w:p>
-      <w:pPr>
-        <w:pStyle w:val="Normal"/>
-        <w:spacing w:before="240" w:beforeAutospacing="off" w:after="240" w:afterAutospacing="off"/>
-        <w:jc w:val="left"/>
-      </w:pPr>
-      <w:r>
-        <w:rPr>
-          <w:rFonts w:ascii="Aptos" w:hAnsi="Aptos" w:eastAsia="Aptos" w:cs="Aptos"/>
-          <w:noProof w:val="0"/>
+      </w:pPr>
+      <w:r>
+        <w:rPr>
+          <w:rFonts w:ascii="Times New Roman" w:hAnsi="Times New Roman" w:eastAsia="Times New Roman" w:cs="Times New Roman"/>
+          <w:b w:val="1"/>
+          <w:bCs w:val="1"/>
+          <w:noProof w:val="0"/>
+          <w:color w:val="auto"/>
           <w:sz w:val="24"/>
           <w:szCs w:val="24"/>
           <w:lang w:val="en-GB"/>
         </w:rPr>
-        <w:t xml:space="preserve">This project has some limitations. The system depends entirely on a stable </w:t>
-      </w:r>
-      <w:r>
+        <w:t>2.2 Home Assistant as a Platform</w:t>
+      </w:r>
+    </w:p>
+    <w:p>
+      <w:pPr>
+        <w:pStyle w:val="Normal"/>
+        <w:spacing w:before="240" w:beforeAutospacing="off" w:after="240" w:afterAutospacing="off"/>
+        <w:jc w:val="left"/>
+        <w:rPr>
+          <w:rFonts w:ascii="Times New Roman" w:hAnsi="Times New Roman" w:eastAsia="Times New Roman" w:cs="Times New Roman"/>
+          <w:noProof w:val="0"/>
+          <w:sz w:val="22"/>
+          <w:szCs w:val="22"/>
+          <w:lang w:val="en-GB"/>
+        </w:rPr>
+      </w:pPr>
+      <w:r>
+        <w:rPr>
+          <w:rFonts w:ascii="Times New Roman" w:hAnsi="Times New Roman" w:eastAsia="Times New Roman" w:cs="Times New Roman"/>
+          <w:noProof w:val="0"/>
+          <w:sz w:val="22"/>
+          <w:szCs w:val="22"/>
+          <w:lang w:val="en-GB"/>
+        </w:rPr>
+        <w:t xml:space="preserve">Home Assistant is a free, open-source home automation platform developed and </w:t>
+      </w:r>
+      <w:r>
+        <w:rPr>
+          <w:rFonts w:ascii="Times New Roman" w:hAnsi="Times New Roman" w:eastAsia="Times New Roman" w:cs="Times New Roman"/>
+          <w:noProof w:val="0"/>
+          <w:sz w:val="22"/>
+          <w:szCs w:val="22"/>
+          <w:lang w:val="en-GB"/>
+        </w:rPr>
+        <w:t>maintained</w:t>
+      </w:r>
+      <w:r>
+        <w:rPr>
+          <w:rFonts w:ascii="Times New Roman" w:hAnsi="Times New Roman" w:eastAsia="Times New Roman" w:cs="Times New Roman"/>
+          <w:noProof w:val="0"/>
+          <w:sz w:val="22"/>
+          <w:szCs w:val="22"/>
+          <w:lang w:val="en-GB"/>
+        </w:rPr>
+        <w:t xml:space="preserve"> by the Open Home Foundation, designed around the principles of local data control and user privacy</w:t>
+      </w:r>
+      <w:r>
+        <w:rPr>
+          <w:rFonts w:ascii="Times New Roman" w:hAnsi="Times New Roman" w:eastAsia="Times New Roman" w:cs="Times New Roman"/>
+          <w:noProof w:val="0"/>
+          <w:sz w:val="22"/>
+          <w:szCs w:val="22"/>
+          <w:lang w:val="en-GB"/>
+        </w:rPr>
+        <w:t xml:space="preserve">. </w:t>
+      </w:r>
+      <w:r>
+        <w:rPr>
+          <w:rFonts w:ascii="Times New Roman" w:hAnsi="Times New Roman" w:eastAsia="Times New Roman" w:cs="Times New Roman"/>
+          <w:noProof w:val="0"/>
+          <w:sz w:val="22"/>
+          <w:szCs w:val="22"/>
+          <w:lang w:val="en-GB"/>
+        </w:rPr>
+        <w:t>It has become one of the most widely adopted self-hosted automation systems globally, supporting integration with over 1,000 device brands and services using protocols such as MQTT, Z-Wave, Zigbee, and HTTP.</w:t>
+      </w:r>
+      <w:r>
+        <w:rPr>
+          <w:rFonts w:ascii="Times New Roman" w:hAnsi="Times New Roman" w:eastAsia="Times New Roman" w:cs="Times New Roman"/>
+          <w:noProof w:val="0"/>
+          <w:sz w:val="22"/>
+          <w:szCs w:val="22"/>
+          <w:lang w:val="en-GB"/>
+        </w:rPr>
+        <w:t xml:space="preserve"> </w:t>
+      </w:r>
+      <w:r>
+        <w:rPr>
+          <w:rFonts w:ascii="Times New Roman" w:hAnsi="Times New Roman" w:eastAsia="Times New Roman" w:cs="Times New Roman"/>
+          <w:noProof w:val="0"/>
+          <w:sz w:val="22"/>
+          <w:szCs w:val="22"/>
+          <w:lang w:val="en-GB"/>
+        </w:rPr>
+        <w:t>Unlike cloud-dependent commercial platforms such as Google Nest, Amazon Alexa, or Apple HomeKit, which process data externally and may introduce privacy risks through cloud transmission, Home Assistant processes all data locally on the host device, ensuring that no personal information is sent to or stored on external servers.</w:t>
+      </w:r>
+    </w:p>
+    <w:p>
+      <w:pPr>
+        <w:pStyle w:val="Normal"/>
+        <w:spacing w:before="240" w:beforeAutospacing="off" w:after="240" w:afterAutospacing="off"/>
+        <w:jc w:val="left"/>
+        <w:rPr>
+          <w:rFonts w:ascii="Times New Roman" w:hAnsi="Times New Roman" w:eastAsia="Times New Roman" w:cs="Times New Roman"/>
+          <w:noProof w:val="0"/>
+          <w:sz w:val="22"/>
+          <w:szCs w:val="22"/>
+          <w:lang w:val="en-GB"/>
+        </w:rPr>
+      </w:pPr>
+      <w:r>
+        <w:rPr>
+          <w:rFonts w:ascii="Times New Roman" w:hAnsi="Times New Roman" w:eastAsia="Times New Roman" w:cs="Times New Roman"/>
+          <w:noProof w:val="0"/>
+          <w:sz w:val="22"/>
+          <w:szCs w:val="22"/>
+          <w:lang w:val="en-GB"/>
+        </w:rPr>
+        <w:t xml:space="preserve">By processing data locally, this architecture directly addresses a key issue identified in smart home adoption research, </w:t>
+      </w:r>
+      <w:r>
+        <w:rPr>
+          <w:rFonts w:ascii="Times New Roman" w:hAnsi="Times New Roman" w:eastAsia="Times New Roman" w:cs="Times New Roman"/>
+          <w:noProof w:val="0"/>
+          <w:sz w:val="22"/>
+          <w:szCs w:val="22"/>
+          <w:lang w:val="en-GB"/>
+        </w:rPr>
+        <w:t>mainly</w:t>
+      </w:r>
+      <w:r>
+        <w:rPr>
+          <w:rFonts w:ascii="Times New Roman" w:hAnsi="Times New Roman" w:eastAsia="Times New Roman" w:cs="Times New Roman"/>
+          <w:noProof w:val="0"/>
+          <w:sz w:val="22"/>
+          <w:szCs w:val="22"/>
+          <w:lang w:val="en-GB"/>
+        </w:rPr>
+        <w:t xml:space="preserve"> concerns over data privacy and unauthorized third-party access to sensitive household information.</w:t>
+      </w:r>
+      <w:r>
+        <w:rPr>
+          <w:rFonts w:ascii="Times New Roman" w:hAnsi="Times New Roman" w:eastAsia="Times New Roman" w:cs="Times New Roman"/>
+          <w:noProof w:val="0"/>
+          <w:sz w:val="22"/>
+          <w:szCs w:val="22"/>
+          <w:lang w:val="en-GB"/>
+        </w:rPr>
+        <w:t xml:space="preserve"> </w:t>
+      </w:r>
+      <w:r>
+        <w:rPr>
+          <w:rFonts w:ascii="Times New Roman" w:hAnsi="Times New Roman" w:eastAsia="Times New Roman" w:cs="Times New Roman"/>
+          <w:noProof w:val="0"/>
+          <w:sz w:val="22"/>
+          <w:szCs w:val="22"/>
+          <w:lang w:val="en-GB"/>
+        </w:rPr>
+        <w:t xml:space="preserve">According to </w:t>
+      </w:r>
+      <w:r>
+        <w:rPr>
+          <w:rFonts w:ascii="Times New Roman" w:hAnsi="Times New Roman" w:eastAsia="Times New Roman" w:cs="Times New Roman"/>
+          <w:noProof w:val="0"/>
+          <w:sz w:val="22"/>
+          <w:szCs w:val="22"/>
+          <w:lang w:val="en-GB"/>
+        </w:rPr>
+        <w:t>Gøthesen</w:t>
+      </w:r>
+      <w:r>
+        <w:rPr>
+          <w:rFonts w:ascii="Times New Roman" w:hAnsi="Times New Roman" w:eastAsia="Times New Roman" w:cs="Times New Roman"/>
+          <w:noProof w:val="0"/>
+          <w:sz w:val="22"/>
+          <w:szCs w:val="22"/>
+          <w:lang w:val="en-GB"/>
+        </w:rPr>
+        <w:t xml:space="preserve"> et al. (2023), privacy and security issues remain important obstacles to smart home adoption, particularly for users who are concerned about personal data being collected and processed in cloud environments. </w:t>
+      </w:r>
+      <w:r>
+        <w:rPr>
+          <w:rFonts w:ascii="Times New Roman" w:hAnsi="Times New Roman" w:eastAsia="Times New Roman" w:cs="Times New Roman"/>
+          <w:noProof w:val="0"/>
+          <w:sz w:val="22"/>
+          <w:szCs w:val="22"/>
+          <w:lang w:val="en-GB"/>
+        </w:rPr>
+        <w:t xml:space="preserve">Home Assistant </w:t>
+      </w:r>
+      <w:r>
+        <w:rPr>
+          <w:rFonts w:ascii="Times New Roman" w:hAnsi="Times New Roman" w:eastAsia="Times New Roman" w:cs="Times New Roman"/>
+          <w:noProof w:val="0"/>
+          <w:sz w:val="22"/>
+          <w:szCs w:val="22"/>
+          <w:lang w:val="en-GB"/>
+        </w:rPr>
+        <w:t>eliminates</w:t>
+      </w:r>
+      <w:r>
+        <w:rPr>
+          <w:rFonts w:ascii="Times New Roman" w:hAnsi="Times New Roman" w:eastAsia="Times New Roman" w:cs="Times New Roman"/>
+          <w:noProof w:val="0"/>
+          <w:sz w:val="22"/>
+          <w:szCs w:val="22"/>
+          <w:lang w:val="en-GB"/>
+        </w:rPr>
+        <w:t xml:space="preserve"> this issue by ensuring that both device communication and automation processing remain entirely within the local network.</w:t>
+      </w:r>
+    </w:p>
+    <w:p>
+      <w:pPr>
+        <w:pStyle w:val="Normal"/>
+        <w:spacing w:before="240" w:beforeAutospacing="off" w:after="240" w:afterAutospacing="off"/>
+        <w:jc w:val="left"/>
+        <w:rPr>
+          <w:rFonts w:ascii="Times New Roman" w:hAnsi="Times New Roman" w:eastAsia="Times New Roman" w:cs="Times New Roman"/>
+          <w:noProof w:val="0"/>
+          <w:sz w:val="22"/>
+          <w:szCs w:val="22"/>
+          <w:lang w:val="en-GB"/>
+        </w:rPr>
+      </w:pPr>
+    </w:p>
+    <w:p>
+      <w:pPr>
+        <w:pStyle w:val="Normal"/>
+        <w:spacing w:before="240" w:beforeAutospacing="off" w:after="240" w:afterAutospacing="off"/>
+        <w:jc w:val="left"/>
+        <w:rPr>
+          <w:rFonts w:ascii="Times New Roman" w:hAnsi="Times New Roman" w:eastAsia="Times New Roman" w:cs="Times New Roman"/>
+          <w:noProof w:val="0"/>
+          <w:sz w:val="22"/>
+          <w:szCs w:val="22"/>
+          <w:lang w:val="en-GB"/>
+        </w:rPr>
+      </w:pPr>
+      <w:r>
+        <w:rPr>
+          <w:rFonts w:ascii="Times New Roman" w:hAnsi="Times New Roman" w:eastAsia="Times New Roman" w:cs="Times New Roman"/>
+          <w:noProof w:val="0"/>
+          <w:sz w:val="22"/>
+          <w:szCs w:val="22"/>
+          <w:lang w:val="en-GB"/>
+        </w:rPr>
+        <w:t xml:space="preserve">The system is installed as </w:t>
+      </w:r>
+      <w:r>
+        <w:rPr>
+          <w:rFonts w:ascii="Times New Roman" w:hAnsi="Times New Roman" w:eastAsia="Times New Roman" w:cs="Times New Roman"/>
+          <w:noProof w:val="0"/>
+          <w:sz w:val="22"/>
+          <w:szCs w:val="22"/>
+          <w:lang w:val="en-GB"/>
+        </w:rPr>
+        <w:t>a</w:t>
+      </w:r>
+      <w:r>
+        <w:rPr>
+          <w:rFonts w:ascii="Times New Roman" w:hAnsi="Times New Roman" w:eastAsia="Times New Roman" w:cs="Times New Roman"/>
+          <w:noProof w:val="0"/>
+          <w:sz w:val="22"/>
+          <w:szCs w:val="22"/>
+          <w:lang w:val="en-GB"/>
+        </w:rPr>
+        <w:t xml:space="preserve"> operating system (OS) image on compatible hardware and then accessed using a web browser over the local network. </w:t>
+      </w:r>
+      <w:r>
+        <w:rPr>
+          <w:rFonts w:ascii="Times New Roman" w:hAnsi="Times New Roman" w:eastAsia="Times New Roman" w:cs="Times New Roman"/>
+          <w:noProof w:val="0"/>
+          <w:sz w:val="22"/>
+          <w:szCs w:val="22"/>
+          <w:lang w:val="en-GB"/>
+        </w:rPr>
+        <w:t xml:space="preserve">The official Home Assistant installation documentation recommends running the system on a Raspberry Pi 4 or 5 with at least 2 GB of RAM, a 32 GB A2-class microSD card, and a wired Ethernet connection for stable and reliable performance. </w:t>
+      </w:r>
+      <w:r>
+        <w:rPr>
+          <w:rFonts w:ascii="Times New Roman" w:hAnsi="Times New Roman" w:eastAsia="Times New Roman" w:cs="Times New Roman"/>
+          <w:noProof w:val="0"/>
+          <w:sz w:val="22"/>
+          <w:szCs w:val="22"/>
+          <w:lang w:val="en-GB"/>
+        </w:rPr>
+        <w:t xml:space="preserve"> </w:t>
+      </w:r>
+      <w:r>
+        <w:rPr>
+          <w:rFonts w:ascii="Times New Roman" w:hAnsi="Times New Roman" w:eastAsia="Times New Roman" w:cs="Times New Roman"/>
+          <w:noProof w:val="0"/>
+          <w:sz w:val="22"/>
+          <w:szCs w:val="22"/>
+          <w:lang w:val="en-GB"/>
+        </w:rPr>
+        <w:t xml:space="preserve">Following installation, the system operates without a monitor (headless) and is typically accessible at </w:t>
+      </w:r>
+      <w:r>
+        <w:rPr>
+          <w:rFonts w:ascii="Times New Roman" w:hAnsi="Times New Roman" w:eastAsia="Times New Roman" w:cs="Times New Roman"/>
+          <w:b w:val="1"/>
+          <w:bCs w:val="1"/>
+          <w:noProof w:val="0"/>
+          <w:sz w:val="22"/>
+          <w:szCs w:val="22"/>
+          <w:lang w:val="en-GB"/>
+        </w:rPr>
+        <w:t xml:space="preserve">homeassistant.local:8123 </w:t>
+      </w:r>
+      <w:r>
+        <w:rPr>
+          <w:rFonts w:ascii="Times New Roman" w:hAnsi="Times New Roman" w:eastAsia="Times New Roman" w:cs="Times New Roman"/>
+          <w:noProof w:val="0"/>
+          <w:sz w:val="22"/>
+          <w:szCs w:val="22"/>
+          <w:lang w:val="en-GB"/>
+        </w:rPr>
+        <w:t>within one minute when using a Raspberry Pi 4 or 5.</w:t>
+      </w:r>
+      <w:r>
+        <w:rPr>
+          <w:rFonts w:ascii="Times New Roman" w:hAnsi="Times New Roman" w:eastAsia="Times New Roman" w:cs="Times New Roman"/>
+          <w:noProof w:val="0"/>
+          <w:sz w:val="22"/>
+          <w:szCs w:val="22"/>
+          <w:lang w:val="en-GB"/>
+        </w:rPr>
+        <w:t xml:space="preserve"> </w:t>
+      </w:r>
+      <w:r>
+        <w:rPr>
+          <w:rFonts w:ascii="Times New Roman" w:hAnsi="Times New Roman" w:eastAsia="Times New Roman" w:cs="Times New Roman"/>
+          <w:noProof w:val="0"/>
+          <w:sz w:val="22"/>
+          <w:szCs w:val="22"/>
+          <w:lang w:val="en-GB"/>
+        </w:rPr>
+        <w:t>The initial setup process involves setting up credentials, a username, and a geographic location, with the location being particularly important for enabling automations based on time events such as sunrise and sunset.</w:t>
+      </w:r>
+    </w:p>
+    <w:p>
+      <w:pPr>
+        <w:pStyle w:val="Normal"/>
+        <w:spacing w:before="240" w:beforeAutospacing="off" w:after="240" w:afterAutospacing="off"/>
+        <w:jc w:val="left"/>
+        <w:rPr>
+          <w:rFonts w:ascii="Times New Roman" w:hAnsi="Times New Roman" w:eastAsia="Times New Roman" w:cs="Times New Roman"/>
+          <w:noProof w:val="0"/>
+          <w:sz w:val="22"/>
+          <w:szCs w:val="22"/>
+          <w:lang w:val="en-GB"/>
+        </w:rPr>
+      </w:pPr>
+      <w:r>
+        <w:rPr>
+          <w:rFonts w:ascii="Times New Roman" w:hAnsi="Times New Roman" w:eastAsia="Times New Roman" w:cs="Times New Roman"/>
+          <w:noProof w:val="0"/>
+          <w:sz w:val="22"/>
+          <w:szCs w:val="22"/>
+          <w:lang w:val="en-GB"/>
+        </w:rPr>
+        <w:t>Home Assistant was selected as the core software platform for this project based on several well-supported and practical reasons.</w:t>
+      </w:r>
+      <w:r>
+        <w:rPr>
+          <w:rFonts w:ascii="Times New Roman" w:hAnsi="Times New Roman" w:eastAsia="Times New Roman" w:cs="Times New Roman"/>
+          <w:noProof w:val="0"/>
+          <w:sz w:val="22"/>
+          <w:szCs w:val="22"/>
+          <w:lang w:val="en-GB"/>
+        </w:rPr>
+        <w:t xml:space="preserve"> </w:t>
+      </w:r>
+      <w:r>
+        <w:rPr>
+          <w:rFonts w:ascii="Times New Roman" w:hAnsi="Times New Roman" w:eastAsia="Times New Roman" w:cs="Times New Roman"/>
+          <w:noProof w:val="0"/>
+          <w:sz w:val="22"/>
+          <w:szCs w:val="22"/>
+          <w:lang w:val="en-GB"/>
+        </w:rPr>
+        <w:t>First</w:t>
+      </w:r>
+      <w:r>
+        <w:rPr>
+          <w:rFonts w:ascii="Times New Roman" w:hAnsi="Times New Roman" w:eastAsia="Times New Roman" w:cs="Times New Roman"/>
+          <w:noProof w:val="0"/>
+          <w:sz w:val="22"/>
+          <w:szCs w:val="22"/>
+          <w:lang w:val="en-GB"/>
+        </w:rPr>
+        <w:t>ly</w:t>
+      </w:r>
+      <w:r>
+        <w:rPr>
+          <w:rFonts w:ascii="Times New Roman" w:hAnsi="Times New Roman" w:eastAsia="Times New Roman" w:cs="Times New Roman"/>
+          <w:noProof w:val="0"/>
+          <w:sz w:val="22"/>
+          <w:szCs w:val="22"/>
+          <w:lang w:val="en-GB"/>
+        </w:rPr>
+        <w:t xml:space="preserve">, its local-first design eliminates relying on cloud services and subscription fees, which makes it well suited for a low-cost, self-funded prototype. </w:t>
+      </w:r>
+      <w:r>
+        <w:rPr>
+          <w:rFonts w:ascii="Times New Roman" w:hAnsi="Times New Roman" w:eastAsia="Times New Roman" w:cs="Times New Roman"/>
+          <w:noProof w:val="0"/>
+          <w:sz w:val="22"/>
+          <w:szCs w:val="22"/>
+          <w:lang w:val="en-GB"/>
+        </w:rPr>
+        <w:t>Second</w:t>
+      </w:r>
+      <w:r>
+        <w:rPr>
+          <w:rFonts w:ascii="Times New Roman" w:hAnsi="Times New Roman" w:eastAsia="Times New Roman" w:cs="Times New Roman"/>
+          <w:noProof w:val="0"/>
+          <w:sz w:val="22"/>
+          <w:szCs w:val="22"/>
+          <w:lang w:val="en-GB"/>
+        </w:rPr>
+        <w:t>ly</w:t>
+      </w:r>
+      <w:r>
+        <w:rPr>
+          <w:rFonts w:ascii="Times New Roman" w:hAnsi="Times New Roman" w:eastAsia="Times New Roman" w:cs="Times New Roman"/>
+          <w:noProof w:val="0"/>
+          <w:sz w:val="22"/>
+          <w:szCs w:val="22"/>
+          <w:lang w:val="en-GB"/>
+        </w:rPr>
+        <w:t>, the Lovelace dashboard system offers a highly customizable drag-and-drop interface, allowing devices, sensors, and automation outputs to be arranged and displayed to suit the specific needs of the project.</w:t>
+      </w:r>
+      <w:r>
+        <w:rPr>
+          <w:rFonts w:ascii="Times New Roman" w:hAnsi="Times New Roman" w:eastAsia="Times New Roman" w:cs="Times New Roman"/>
+          <w:noProof w:val="0"/>
+          <w:sz w:val="22"/>
+          <w:szCs w:val="22"/>
+          <w:lang w:val="en-GB"/>
+        </w:rPr>
+        <w:t xml:space="preserve"> </w:t>
+      </w:r>
+      <w:r>
+        <w:rPr>
+          <w:rFonts w:ascii="Times New Roman" w:hAnsi="Times New Roman" w:eastAsia="Times New Roman" w:cs="Times New Roman"/>
+          <w:noProof w:val="0"/>
+          <w:sz w:val="22"/>
+          <w:szCs w:val="22"/>
+          <w:lang w:val="en-GB"/>
+        </w:rPr>
+        <w:t>Thirdly, the platform’s automation engine enables conditional logic using sensor data, time schedules, occupancy, and external triggers, which supports the control and monitoring goals of this thesis.</w:t>
+      </w:r>
+      <w:r>
+        <w:rPr>
+          <w:rFonts w:ascii="Times New Roman" w:hAnsi="Times New Roman" w:eastAsia="Times New Roman" w:cs="Times New Roman"/>
+          <w:noProof w:val="0"/>
+          <w:sz w:val="22"/>
+          <w:szCs w:val="22"/>
+          <w:lang w:val="en-GB"/>
+        </w:rPr>
+        <w:t xml:space="preserve"> </w:t>
+      </w:r>
+      <w:r>
+        <w:rPr>
+          <w:rFonts w:ascii="Times New Roman" w:hAnsi="Times New Roman" w:eastAsia="Times New Roman" w:cs="Times New Roman"/>
+          <w:noProof w:val="0"/>
+          <w:sz w:val="22"/>
+          <w:szCs w:val="22"/>
+          <w:lang w:val="en-GB"/>
+        </w:rPr>
+        <w:t>Lastly, Ho</w:t>
+      </w:r>
+      <w:r>
+        <w:rPr>
+          <w:rFonts w:ascii="Times New Roman" w:hAnsi="Times New Roman" w:eastAsia="Times New Roman" w:cs="Times New Roman"/>
+          <w:noProof w:val="0"/>
+          <w:sz w:val="22"/>
+          <w:szCs w:val="22"/>
+          <w:lang w:val="en-GB"/>
+        </w:rPr>
+        <w:t xml:space="preserve">me Assistant appears </w:t>
+      </w:r>
+      <w:r>
+        <w:rPr>
+          <w:rFonts w:ascii="Times New Roman" w:hAnsi="Times New Roman" w:eastAsia="Times New Roman" w:cs="Times New Roman"/>
+          <w:noProof w:val="0"/>
+          <w:sz w:val="22"/>
+          <w:szCs w:val="22"/>
+          <w:lang w:val="en-GB"/>
+        </w:rPr>
+        <w:t>frequently</w:t>
+      </w:r>
+      <w:r>
+        <w:rPr>
+          <w:rFonts w:ascii="Times New Roman" w:hAnsi="Times New Roman" w:eastAsia="Times New Roman" w:cs="Times New Roman"/>
+          <w:noProof w:val="0"/>
+          <w:sz w:val="22"/>
+          <w:szCs w:val="22"/>
+          <w:lang w:val="en-GB"/>
+        </w:rPr>
+        <w:t xml:space="preserve"> in recent academic research on Raspberry Pi-based IoT systems, reinforcing its credibility as a suitable platform.</w:t>
+      </w:r>
+      <w:r>
+        <w:rPr>
+          <w:rFonts w:ascii="Times New Roman" w:hAnsi="Times New Roman" w:eastAsia="Times New Roman" w:cs="Times New Roman"/>
+          <w:noProof w:val="0"/>
+          <w:sz w:val="22"/>
+          <w:szCs w:val="22"/>
+          <w:lang w:val="en-GB"/>
+        </w:rPr>
+        <w:t xml:space="preserve"> </w:t>
+      </w:r>
+      <w:r>
+        <w:rPr>
+          <w:rFonts w:ascii="Times New Roman" w:hAnsi="Times New Roman" w:eastAsia="Times New Roman" w:cs="Times New Roman"/>
+          <w:noProof w:val="0"/>
+          <w:sz w:val="22"/>
+          <w:szCs w:val="22"/>
+          <w:lang w:val="en-GB"/>
+        </w:rPr>
+        <w:t xml:space="preserve">In comparison with platforms like </w:t>
+      </w:r>
+      <w:r>
+        <w:rPr>
+          <w:rFonts w:ascii="Times New Roman" w:hAnsi="Times New Roman" w:eastAsia="Times New Roman" w:cs="Times New Roman"/>
+          <w:noProof w:val="0"/>
+          <w:sz w:val="22"/>
+          <w:szCs w:val="22"/>
+          <w:lang w:val="en-GB"/>
+        </w:rPr>
+        <w:t>OpenHAB</w:t>
+      </w:r>
+      <w:r>
+        <w:rPr>
+          <w:rFonts w:ascii="Times New Roman" w:hAnsi="Times New Roman" w:eastAsia="Times New Roman" w:cs="Times New Roman"/>
+          <w:noProof w:val="0"/>
+          <w:sz w:val="22"/>
+          <w:szCs w:val="22"/>
+          <w:lang w:val="en-GB"/>
+        </w:rPr>
+        <w:t xml:space="preserve"> and </w:t>
+      </w:r>
+      <w:r>
+        <w:rPr>
+          <w:rFonts w:ascii="Times New Roman" w:hAnsi="Times New Roman" w:eastAsia="Times New Roman" w:cs="Times New Roman"/>
+          <w:noProof w:val="0"/>
+          <w:sz w:val="22"/>
+          <w:szCs w:val="22"/>
+          <w:lang w:val="en-GB"/>
+        </w:rPr>
+        <w:t>Domoticz</w:t>
+      </w:r>
+      <w:r>
+        <w:rPr>
+          <w:rFonts w:ascii="Times New Roman" w:hAnsi="Times New Roman" w:eastAsia="Times New Roman" w:cs="Times New Roman"/>
+          <w:noProof w:val="0"/>
+          <w:sz w:val="22"/>
+          <w:szCs w:val="22"/>
+          <w:lang w:val="en-GB"/>
+        </w:rPr>
+        <w:t xml:space="preserve">, Home Assistant </w:t>
+      </w:r>
+      <w:r>
+        <w:rPr>
+          <w:rFonts w:ascii="Times New Roman" w:hAnsi="Times New Roman" w:eastAsia="Times New Roman" w:cs="Times New Roman"/>
+          <w:noProof w:val="0"/>
+          <w:sz w:val="22"/>
+          <w:szCs w:val="22"/>
+          <w:lang w:val="en-GB"/>
+        </w:rPr>
+        <w:t>provides</w:t>
+      </w:r>
+      <w:r>
+        <w:rPr>
+          <w:rFonts w:ascii="Times New Roman" w:hAnsi="Times New Roman" w:eastAsia="Times New Roman" w:cs="Times New Roman"/>
+          <w:noProof w:val="0"/>
+          <w:sz w:val="22"/>
+          <w:szCs w:val="22"/>
+          <w:lang w:val="en-GB"/>
+        </w:rPr>
+        <w:t xml:space="preserve"> a wider range of integrations, stronger community support, and better documentation for beginners.</w:t>
+      </w:r>
+    </w:p>
+    <w:p>
+      <w:pPr>
+        <w:pStyle w:val="ListParagraph"/>
+        <w:spacing w:before="0" w:beforeAutospacing="off" w:after="0" w:afterAutospacing="off"/>
+        <w:ind w:left="720"/>
+        <w:jc w:val="left"/>
         <w:rPr>
           <w:rFonts w:ascii="Aptos" w:hAnsi="Aptos" w:eastAsia="Aptos" w:cs="Aptos"/>
-          <w:noProof w:val="0"/>
+          <w:b w:val="1"/>
+          <w:bCs w:val="1"/>
+          <w:noProof w:val="0"/>
+          <w:color w:val="auto"/>
           <w:sz w:val="24"/>
           <w:szCs w:val="24"/>
           <w:lang w:val="en-GB"/>
         </w:rPr>
-        <w:t>Wi-Fi</w:t>
-      </w:r>
-      <w:r>
-        <w:rPr>
-          <w:rFonts w:ascii="Aptos" w:hAnsi="Aptos" w:eastAsia="Aptos" w:cs="Aptos"/>
-          <w:noProof w:val="0"/>
+      </w:pPr>
+    </w:p>
+    <w:p>
+      <w:pPr>
+        <w:pStyle w:val="Normal"/>
+        <w:spacing w:before="0" w:beforeAutospacing="off" w:after="0" w:afterAutospacing="off"/>
+        <w:ind w:left="0"/>
+        <w:jc w:val="left"/>
+        <w:rPr>
+          <w:rFonts w:ascii="Times New Roman" w:hAnsi="Times New Roman" w:eastAsia="Times New Roman" w:cs="Times New Roman"/>
+          <w:b w:val="1"/>
+          <w:bCs w:val="1"/>
+          <w:noProof w:val="0"/>
+          <w:color w:val="auto"/>
           <w:sz w:val="24"/>
           <w:szCs w:val="24"/>
           <w:lang w:val="en-GB"/>
         </w:rPr>
-        <w:t xml:space="preserve"> connection — if the network is unavailable, remote access to the dashboard is lost.</w:t>
-      </w:r>
-      <w:r>
-        <w:rPr>
-          <w:rFonts w:ascii="Aptos" w:hAnsi="Aptos" w:eastAsia="Aptos" w:cs="Aptos"/>
-          <w:noProof w:val="0"/>
+      </w:pPr>
+      <w:r>
+        <w:rPr>
+          <w:rFonts w:ascii="Times New Roman" w:hAnsi="Times New Roman" w:eastAsia="Times New Roman" w:cs="Times New Roman"/>
+          <w:b w:val="1"/>
+          <w:bCs w:val="1"/>
+          <w:noProof w:val="0"/>
+          <w:color w:val="auto"/>
           <w:sz w:val="24"/>
           <w:szCs w:val="24"/>
           <w:lang w:val="en-GB"/>
         </w:rPr>
-        <w:t xml:space="preserve"> The system </w:t>
-      </w:r>
-      <w:r>
+        <w:t>2.3 Raspberry Pi in IoT</w:t>
+      </w:r>
+    </w:p>
+    <w:p>
+      <w:pPr>
+        <w:pStyle w:val="Normal"/>
+        <w:spacing w:before="240" w:beforeAutospacing="off" w:after="240" w:afterAutospacing="off"/>
+        <w:jc w:val="left"/>
+        <w:rPr>
+          <w:rFonts w:ascii="Times New Roman" w:hAnsi="Times New Roman" w:eastAsia="Times New Roman" w:cs="Times New Roman"/>
+          <w:noProof w:val="0"/>
+          <w:sz w:val="22"/>
+          <w:szCs w:val="22"/>
+          <w:lang w:val="en-GB"/>
+        </w:rPr>
+      </w:pPr>
+      <w:r>
+        <w:rPr>
+          <w:rFonts w:ascii="Times New Roman" w:hAnsi="Times New Roman" w:eastAsia="Times New Roman" w:cs="Times New Roman"/>
+          <w:noProof w:val="0"/>
+          <w:sz w:val="22"/>
+          <w:szCs w:val="22"/>
+          <w:lang w:val="en-GB"/>
+        </w:rPr>
+        <w:t xml:space="preserve">The Raspberry Pi is a single-board computer created by the Raspberry Pi Foundation to support computer science education. Over time, it has become one of the most widely used platforms for IoT prototyping and development in both research and </w:t>
+      </w:r>
+      <w:r>
+        <w:rPr>
+          <w:rFonts w:ascii="Times New Roman" w:hAnsi="Times New Roman" w:eastAsia="Times New Roman" w:cs="Times New Roman"/>
+          <w:noProof w:val="0"/>
+          <w:sz w:val="22"/>
+          <w:szCs w:val="22"/>
+          <w:lang w:val="en-GB"/>
+        </w:rPr>
+        <w:t>industry. The</w:t>
+      </w:r>
+      <w:r>
+        <w:rPr>
+          <w:rFonts w:ascii="Times New Roman" w:hAnsi="Times New Roman" w:eastAsia="Times New Roman" w:cs="Times New Roman"/>
+          <w:noProof w:val="0"/>
+          <w:sz w:val="22"/>
+          <w:szCs w:val="22"/>
+          <w:lang w:val="en-GB"/>
+        </w:rPr>
+        <w:t xml:space="preserve"> combination of low cost, compact design, and real computing ability makes it useful for many applications, from simple monitoring and educational projects to full home automation systems that control multiple devices at the same time.</w:t>
+      </w:r>
+      <w:r>
+        <w:rPr>
+          <w:rFonts w:ascii="Times New Roman" w:hAnsi="Times New Roman" w:eastAsia="Times New Roman" w:cs="Times New Roman"/>
+          <w:noProof w:val="0"/>
+          <w:sz w:val="22"/>
+          <w:szCs w:val="22"/>
+          <w:lang w:val="en-GB"/>
+        </w:rPr>
+        <w:t xml:space="preserve"> </w:t>
+      </w:r>
+      <w:r>
+        <w:rPr>
+          <w:rFonts w:ascii="Times New Roman" w:hAnsi="Times New Roman" w:eastAsia="Times New Roman" w:cs="Times New Roman"/>
+          <w:noProof w:val="0"/>
+          <w:sz w:val="22"/>
+          <w:szCs w:val="22"/>
+          <w:lang w:val="en-GB"/>
+        </w:rPr>
+        <w:t>The Raspberry Pi 4B offers improved processing power, more USB and display ports, dual-band wireless connectivity, and better overall standards compared to earlier models. This makes it suitable for more demanding applications involving multiple sensors and networked systems.</w:t>
+      </w:r>
+      <w:r>
+        <w:rPr>
+          <w:rFonts w:ascii="Times New Roman" w:hAnsi="Times New Roman" w:eastAsia="Times New Roman" w:cs="Times New Roman"/>
+          <w:noProof w:val="0"/>
+          <w:sz w:val="22"/>
+          <w:szCs w:val="22"/>
+          <w:lang w:val="en-GB"/>
+        </w:rPr>
+        <w:t xml:space="preserve"> </w:t>
+      </w:r>
+    </w:p>
+    <w:p>
+      <w:pPr>
+        <w:pStyle w:val="Normal"/>
+        <w:spacing w:before="240" w:beforeAutospacing="off" w:after="240" w:afterAutospacing="off"/>
+        <w:jc w:val="left"/>
+        <w:rPr>
+          <w:rFonts w:ascii="Times New Roman" w:hAnsi="Times New Roman" w:eastAsia="Times New Roman" w:cs="Times New Roman"/>
+          <w:noProof w:val="0"/>
+          <w:sz w:val="22"/>
+          <w:szCs w:val="22"/>
+          <w:lang w:val="en-GB"/>
+        </w:rPr>
+      </w:pPr>
+      <w:r>
+        <w:rPr>
+          <w:rFonts w:ascii="Times New Roman" w:hAnsi="Times New Roman" w:eastAsia="Times New Roman" w:cs="Times New Roman"/>
+          <w:noProof w:val="0"/>
+          <w:sz w:val="22"/>
+          <w:szCs w:val="22"/>
+          <w:lang w:val="en-GB"/>
+        </w:rPr>
+        <w:t>A key technical advantage of the Raspberry Pi for IoT applications is its 40-pin General Purpose Input/Output (</w:t>
+      </w:r>
+      <w:r>
+        <w:rPr>
+          <w:rFonts w:ascii="Times New Roman" w:hAnsi="Times New Roman" w:eastAsia="Times New Roman" w:cs="Times New Roman"/>
+          <w:noProof w:val="0"/>
+          <w:sz w:val="22"/>
+          <w:szCs w:val="22"/>
+          <w:lang w:val="en-GB"/>
+        </w:rPr>
+        <w:t>GPIO) interface</w:t>
+      </w:r>
+      <w:r>
+        <w:rPr>
+          <w:rFonts w:ascii="Times New Roman" w:hAnsi="Times New Roman" w:eastAsia="Times New Roman" w:cs="Times New Roman"/>
+          <w:noProof w:val="0"/>
+          <w:sz w:val="22"/>
+          <w:szCs w:val="22"/>
+          <w:lang w:val="en-GB"/>
+        </w:rPr>
+        <w:t xml:space="preserve">, which enables direct </w:t>
+      </w:r>
+      <w:r>
+        <w:rPr>
+          <w:rFonts w:ascii="Times New Roman" w:hAnsi="Times New Roman" w:eastAsia="Times New Roman" w:cs="Times New Roman"/>
+          <w:noProof w:val="0"/>
+          <w:sz w:val="22"/>
+          <w:szCs w:val="22"/>
+          <w:lang w:val="en-GB"/>
+        </w:rPr>
+        <w:t xml:space="preserve">connection </w:t>
+      </w:r>
+      <w:r>
+        <w:rPr>
+          <w:rFonts w:ascii="Times New Roman" w:hAnsi="Times New Roman" w:eastAsia="Times New Roman" w:cs="Times New Roman"/>
+          <w:noProof w:val="0"/>
+          <w:sz w:val="22"/>
+          <w:szCs w:val="22"/>
+          <w:lang w:val="en-GB"/>
+        </w:rPr>
+        <w:t xml:space="preserve">with a wide variety of sensors, actuators, relay modules, and </w:t>
+      </w:r>
+      <w:r>
+        <w:rPr>
+          <w:rFonts w:ascii="Times New Roman" w:hAnsi="Times New Roman" w:eastAsia="Times New Roman" w:cs="Times New Roman"/>
+          <w:noProof w:val="0"/>
+          <w:sz w:val="22"/>
+          <w:szCs w:val="22"/>
+          <w:lang w:val="en-GB"/>
+        </w:rPr>
+        <w:t>components</w:t>
+      </w:r>
+      <w:r>
+        <w:rPr>
+          <w:rFonts w:ascii="Times New Roman" w:hAnsi="Times New Roman" w:eastAsia="Times New Roman" w:cs="Times New Roman"/>
+          <w:noProof w:val="0"/>
+          <w:sz w:val="22"/>
+          <w:szCs w:val="22"/>
+          <w:lang w:val="en-GB"/>
+        </w:rPr>
+        <w:t xml:space="preserve">. </w:t>
+      </w:r>
+      <w:r>
+        <w:rPr>
+          <w:rFonts w:ascii="Times New Roman" w:hAnsi="Times New Roman" w:eastAsia="Times New Roman" w:cs="Times New Roman"/>
+          <w:noProof w:val="0"/>
+          <w:sz w:val="22"/>
+          <w:szCs w:val="22"/>
+          <w:lang w:val="en-GB"/>
+        </w:rPr>
+        <w:t>This makes it ideal for embedded systems that rely on real-time collection of data from environmental sensors.</w:t>
+      </w:r>
+      <w:r>
+        <w:rPr>
+          <w:rFonts w:ascii="Times New Roman" w:hAnsi="Times New Roman" w:eastAsia="Times New Roman" w:cs="Times New Roman"/>
+          <w:noProof w:val="0"/>
+          <w:sz w:val="22"/>
+          <w:szCs w:val="22"/>
+          <w:lang w:val="en-GB"/>
+        </w:rPr>
+        <w:t xml:space="preserve"> </w:t>
+      </w:r>
+      <w:r>
+        <w:rPr>
+          <w:rFonts w:ascii="Times New Roman" w:hAnsi="Times New Roman" w:eastAsia="Times New Roman" w:cs="Times New Roman"/>
+          <w:noProof w:val="0"/>
+          <w:sz w:val="22"/>
+          <w:szCs w:val="22"/>
+          <w:lang w:val="en-GB"/>
+        </w:rPr>
+        <w:t xml:space="preserve">The platform supports programming languages such as Python, Java, C++, Ruby, and C#, giving developers flexibility across </w:t>
+      </w:r>
+      <w:r>
+        <w:rPr>
+          <w:rFonts w:ascii="Times New Roman" w:hAnsi="Times New Roman" w:eastAsia="Times New Roman" w:cs="Times New Roman"/>
+          <w:noProof w:val="0"/>
+          <w:sz w:val="22"/>
+          <w:szCs w:val="22"/>
+          <w:lang w:val="en-GB"/>
+        </w:rPr>
+        <w:t>different types</w:t>
+      </w:r>
+      <w:r>
+        <w:rPr>
+          <w:rFonts w:ascii="Times New Roman" w:hAnsi="Times New Roman" w:eastAsia="Times New Roman" w:cs="Times New Roman"/>
+          <w:noProof w:val="0"/>
+          <w:sz w:val="22"/>
+          <w:szCs w:val="22"/>
+          <w:lang w:val="en-GB"/>
+        </w:rPr>
+        <w:t xml:space="preserve"> of applications.</w:t>
+      </w:r>
+      <w:r>
+        <w:rPr>
+          <w:rFonts w:ascii="Times New Roman" w:hAnsi="Times New Roman" w:eastAsia="Times New Roman" w:cs="Times New Roman"/>
+          <w:noProof w:val="0"/>
+          <w:sz w:val="22"/>
+          <w:szCs w:val="22"/>
+          <w:lang w:val="en-GB"/>
+        </w:rPr>
+        <w:t xml:space="preserve"> </w:t>
+      </w:r>
+      <w:r>
+        <w:rPr>
+          <w:rFonts w:ascii="Times New Roman" w:hAnsi="Times New Roman" w:eastAsia="Times New Roman" w:cs="Times New Roman"/>
+          <w:noProof w:val="0"/>
+          <w:sz w:val="22"/>
+          <w:szCs w:val="22"/>
+          <w:lang w:val="en-GB"/>
+        </w:rPr>
+        <w:t xml:space="preserve">In home automation, Raspberry Pi often acts as a central control hub that manages lighting, </w:t>
+      </w:r>
+      <w:r>
+        <w:rPr>
+          <w:rFonts w:ascii="Times New Roman" w:hAnsi="Times New Roman" w:eastAsia="Times New Roman" w:cs="Times New Roman"/>
+          <w:noProof w:val="0"/>
+          <w:sz w:val="22"/>
+          <w:szCs w:val="22"/>
+          <w:lang w:val="en-GB"/>
+        </w:rPr>
+        <w:t>heating, ventilation</w:t>
+      </w:r>
+      <w:r>
+        <w:rPr>
+          <w:rFonts w:ascii="Times New Roman" w:hAnsi="Times New Roman" w:eastAsia="Times New Roman" w:cs="Times New Roman"/>
+          <w:noProof w:val="0"/>
+          <w:sz w:val="22"/>
+          <w:szCs w:val="22"/>
+          <w:lang w:val="en-GB"/>
+        </w:rPr>
+        <w:t xml:space="preserve"> and air-condition systems </w:t>
+      </w:r>
+      <w:r>
+        <w:rPr>
+          <w:rFonts w:ascii="Times New Roman" w:hAnsi="Times New Roman" w:eastAsia="Times New Roman" w:cs="Times New Roman"/>
+          <w:noProof w:val="0"/>
+          <w:sz w:val="22"/>
+          <w:szCs w:val="22"/>
+          <w:lang w:val="en-GB"/>
+        </w:rPr>
+        <w:t>(</w:t>
+      </w:r>
+      <w:r>
+        <w:rPr>
+          <w:rFonts w:ascii="Times New Roman" w:hAnsi="Times New Roman" w:eastAsia="Times New Roman" w:cs="Times New Roman"/>
+          <w:noProof w:val="0"/>
+          <w:sz w:val="22"/>
+          <w:szCs w:val="22"/>
+          <w:lang w:val="en-GB"/>
+        </w:rPr>
+        <w:t>HVAC), security locks, and environmental monitoring, while communicating with devices using wireless technologies such as Zigbee, Z-Wave, and Wi-Fi</w:t>
+      </w:r>
+      <w:r>
+        <w:rPr>
+          <w:rFonts w:ascii="Times New Roman" w:hAnsi="Times New Roman" w:eastAsia="Times New Roman" w:cs="Times New Roman"/>
+          <w:noProof w:val="0"/>
+          <w:sz w:val="22"/>
+          <w:szCs w:val="22"/>
+          <w:lang w:val="en-GB"/>
+        </w:rPr>
+        <w:t xml:space="preserve">. </w:t>
+      </w:r>
+      <w:r>
+        <w:rPr>
+          <w:rFonts w:ascii="Times New Roman" w:hAnsi="Times New Roman" w:eastAsia="Times New Roman" w:cs="Times New Roman"/>
+          <w:noProof w:val="0"/>
+          <w:sz w:val="22"/>
+          <w:szCs w:val="22"/>
+          <w:lang w:val="en-GB"/>
+        </w:rPr>
+        <w:t xml:space="preserve">Research also shows that in many Home Automation Systems; Raspberry Pi boards are used as the main embedded computing unit connected to wired sensors. The time when sensors are inactive can be used to perform extra processing tasks, which improves overall system efficiency in home environments. </w:t>
+      </w:r>
+    </w:p>
+    <w:p>
+      <w:pPr>
+        <w:pStyle w:val="Normal"/>
+        <w:spacing w:before="240" w:beforeAutospacing="off" w:after="240" w:afterAutospacing="off"/>
+        <w:jc w:val="left"/>
+        <w:rPr>
+          <w:rFonts w:ascii="Times New Roman" w:hAnsi="Times New Roman" w:eastAsia="Times New Roman" w:cs="Times New Roman"/>
+          <w:noProof w:val="0"/>
+          <w:sz w:val="22"/>
+          <w:szCs w:val="22"/>
+          <w:lang w:val="en-GB"/>
+        </w:rPr>
+      </w:pPr>
+      <w:r>
+        <w:rPr>
+          <w:rFonts w:ascii="Times New Roman" w:hAnsi="Times New Roman" w:eastAsia="Times New Roman" w:cs="Times New Roman"/>
+          <w:noProof w:val="0"/>
+          <w:sz w:val="22"/>
+          <w:szCs w:val="22"/>
+          <w:lang w:val="en-GB"/>
+        </w:rPr>
+        <w:t xml:space="preserve">Novak et al. (2025) carried out a systematic review </w:t>
+      </w:r>
+      <w:r>
+        <w:rPr>
+          <w:rFonts w:ascii="Times New Roman" w:hAnsi="Times New Roman" w:eastAsia="Times New Roman" w:cs="Times New Roman"/>
+          <w:noProof w:val="0"/>
+          <w:sz w:val="22"/>
+          <w:szCs w:val="22"/>
+          <w:lang w:val="en-GB"/>
+        </w:rPr>
+        <w:t>and  network</w:t>
+      </w:r>
+      <w:r>
+        <w:rPr>
+          <w:rFonts w:ascii="Times New Roman" w:hAnsi="Times New Roman" w:eastAsia="Times New Roman" w:cs="Times New Roman"/>
+          <w:noProof w:val="0"/>
+          <w:sz w:val="22"/>
+          <w:szCs w:val="22"/>
+          <w:lang w:val="en-GB"/>
+        </w:rPr>
+        <w:t xml:space="preserve"> analysis of smart home security research using Raspberry Pi, </w:t>
+      </w:r>
+      <w:r>
+        <w:rPr>
+          <w:rFonts w:ascii="Times New Roman" w:hAnsi="Times New Roman" w:eastAsia="Times New Roman" w:cs="Times New Roman"/>
+          <w:noProof w:val="0"/>
+          <w:sz w:val="22"/>
+          <w:szCs w:val="22"/>
+          <w:lang w:val="en-GB"/>
+        </w:rPr>
+        <w:t>analyzing</w:t>
+      </w:r>
+      <w:r>
+        <w:rPr>
+          <w:rFonts w:ascii="Times New Roman" w:hAnsi="Times New Roman" w:eastAsia="Times New Roman" w:cs="Times New Roman"/>
+          <w:noProof w:val="0"/>
+          <w:sz w:val="22"/>
+          <w:szCs w:val="22"/>
+          <w:lang w:val="en-GB"/>
+        </w:rPr>
+        <w:t xml:space="preserve"> 174 papers from the Web of Science, IEEE, and Scopus databases. Their analysis confirmed that Raspberry Pi is </w:t>
+      </w:r>
+      <w:r>
+        <w:rPr>
+          <w:rFonts w:ascii="Times New Roman" w:hAnsi="Times New Roman" w:eastAsia="Times New Roman" w:cs="Times New Roman"/>
+          <w:noProof w:val="0"/>
+          <w:sz w:val="22"/>
+          <w:szCs w:val="22"/>
+          <w:lang w:val="en-GB"/>
+        </w:rPr>
+        <w:t>mainly used</w:t>
+      </w:r>
+      <w:r>
+        <w:rPr>
+          <w:rFonts w:ascii="Times New Roman" w:hAnsi="Times New Roman" w:eastAsia="Times New Roman" w:cs="Times New Roman"/>
+          <w:noProof w:val="0"/>
+          <w:sz w:val="22"/>
+          <w:szCs w:val="22"/>
+          <w:lang w:val="en-GB"/>
+        </w:rPr>
+        <w:t xml:space="preserve"> in smart home security for intrusion detection, surveillance systems, fire detection, and assistive systems for elderly users, with cost-effectiveness being a key advantage repeatedly highlighted in the literature.</w:t>
+      </w:r>
+      <w:r>
+        <w:rPr>
+          <w:rFonts w:ascii="Times New Roman" w:hAnsi="Times New Roman" w:eastAsia="Times New Roman" w:cs="Times New Roman"/>
+          <w:noProof w:val="0"/>
+          <w:sz w:val="22"/>
+          <w:szCs w:val="22"/>
+          <w:lang w:val="en-GB"/>
+        </w:rPr>
+        <w:t xml:space="preserve"> </w:t>
+      </w:r>
+      <w:r>
+        <w:rPr>
+          <w:rFonts w:ascii="Times New Roman" w:hAnsi="Times New Roman" w:eastAsia="Times New Roman" w:cs="Times New Roman"/>
+          <w:noProof w:val="0"/>
+          <w:sz w:val="22"/>
+          <w:szCs w:val="22"/>
+          <w:lang w:val="en-GB"/>
+        </w:rPr>
+        <w:t xml:space="preserve">The study further highlighted two main concerns in Raspberry Pi-based smart home systems: </w:t>
+      </w:r>
+      <w:r>
+        <w:rPr>
+          <w:rFonts w:ascii="Times New Roman" w:hAnsi="Times New Roman" w:eastAsia="Times New Roman" w:cs="Times New Roman"/>
+          <w:noProof w:val="0"/>
+          <w:sz w:val="22"/>
+          <w:szCs w:val="22"/>
+          <w:lang w:val="en-GB"/>
+        </w:rPr>
+        <w:t>developing security systems that protect users</w:t>
+      </w:r>
+      <w:r>
+        <w:rPr>
+          <w:rFonts w:ascii="Times New Roman" w:hAnsi="Times New Roman" w:eastAsia="Times New Roman" w:cs="Times New Roman"/>
+          <w:noProof w:val="0"/>
+          <w:sz w:val="22"/>
+          <w:szCs w:val="22"/>
+          <w:lang w:val="en-GB"/>
+        </w:rPr>
+        <w:t>, and ensuring the systems are secure against cyber threats including attacks, unauthorized access, and privacy violations.</w:t>
+      </w:r>
+      <w:r>
+        <w:rPr>
+          <w:rFonts w:ascii="Times New Roman" w:hAnsi="Times New Roman" w:eastAsia="Times New Roman" w:cs="Times New Roman"/>
+          <w:noProof w:val="0"/>
+          <w:sz w:val="22"/>
+          <w:szCs w:val="22"/>
+          <w:lang w:val="en-GB"/>
+        </w:rPr>
+        <w:t xml:space="preserve"> </w:t>
+      </w:r>
+      <w:r>
+        <w:rPr>
+          <w:rFonts w:ascii="Times New Roman" w:hAnsi="Times New Roman" w:eastAsia="Times New Roman" w:cs="Times New Roman"/>
+          <w:noProof w:val="0"/>
+          <w:sz w:val="22"/>
+          <w:szCs w:val="22"/>
+          <w:lang w:val="en-GB"/>
+        </w:rPr>
+        <w:t xml:space="preserve">Evans (2025) additionally confirms that when Home Assistant is deployed on a Raspberry Pi 4, it </w:t>
+      </w:r>
+      <w:r>
+        <w:rPr>
+          <w:rFonts w:ascii="Times New Roman" w:hAnsi="Times New Roman" w:eastAsia="Times New Roman" w:cs="Times New Roman"/>
+          <w:noProof w:val="0"/>
+          <w:sz w:val="22"/>
+          <w:szCs w:val="22"/>
+          <w:lang w:val="en-GB"/>
+        </w:rPr>
+        <w:t>operates</w:t>
+      </w:r>
+      <w:r>
+        <w:rPr>
+          <w:rFonts w:ascii="Times New Roman" w:hAnsi="Times New Roman" w:eastAsia="Times New Roman" w:cs="Times New Roman"/>
+          <w:noProof w:val="0"/>
+          <w:sz w:val="22"/>
+          <w:szCs w:val="22"/>
+          <w:lang w:val="en-GB"/>
+        </w:rPr>
+        <w:t xml:space="preserve"> as a fully functional headless home automation server accessible over the local network, requiring only minimal hardware such as a microSD card and a stable Ethernet connection.</w:t>
+      </w:r>
+    </w:p>
+    <w:p>
+      <w:pPr>
+        <w:pStyle w:val="Normal"/>
+        <w:spacing w:before="240" w:beforeAutospacing="off" w:after="240" w:afterAutospacing="off"/>
+        <w:jc w:val="left"/>
+        <w:rPr>
+          <w:rFonts w:ascii="Times New Roman" w:hAnsi="Times New Roman" w:eastAsia="Times New Roman" w:cs="Times New Roman"/>
+          <w:noProof w:val="0"/>
+          <w:sz w:val="22"/>
+          <w:szCs w:val="22"/>
+          <w:lang w:val="en-GB"/>
+        </w:rPr>
+      </w:pPr>
+    </w:p>
+    <w:p>
+      <w:pPr>
+        <w:pStyle w:val="Normal"/>
+        <w:spacing w:before="240" w:beforeAutospacing="off" w:after="240" w:afterAutospacing="off"/>
+        <w:ind/>
+        <w:jc w:val="left"/>
+        <w:rPr>
+          <w:rFonts w:ascii="Times New Roman" w:hAnsi="Times New Roman" w:eastAsia="Times New Roman" w:cs="Times New Roman"/>
+          <w:noProof w:val="0"/>
+          <w:sz w:val="22"/>
+          <w:szCs w:val="22"/>
+          <w:lang w:val="en-GB"/>
+        </w:rPr>
+      </w:pPr>
+      <w:r>
+        <w:rPr>
+          <w:rFonts w:ascii="Times New Roman" w:hAnsi="Times New Roman" w:eastAsia="Times New Roman" w:cs="Times New Roman"/>
+          <w:noProof w:val="0"/>
+          <w:sz w:val="22"/>
+          <w:szCs w:val="22"/>
+          <w:lang w:val="en-GB"/>
+        </w:rPr>
+        <w:t>Despite these advantages, limitations exist and must be</w:t>
+      </w:r>
+      <w:r>
+        <w:rPr>
+          <w:rFonts w:ascii="Times New Roman" w:hAnsi="Times New Roman" w:eastAsia="Times New Roman" w:cs="Times New Roman"/>
+          <w:noProof w:val="0"/>
+          <w:sz w:val="22"/>
+          <w:szCs w:val="22"/>
+          <w:lang w:val="en-GB"/>
+        </w:rPr>
+        <w:t xml:space="preserve"> recognized</w:t>
+      </w:r>
+      <w:r>
+        <w:rPr>
+          <w:rFonts w:ascii="Times New Roman" w:hAnsi="Times New Roman" w:eastAsia="Times New Roman" w:cs="Times New Roman"/>
+          <w:noProof w:val="0"/>
+          <w:sz w:val="22"/>
+          <w:szCs w:val="22"/>
+          <w:lang w:val="en-GB"/>
+        </w:rPr>
+        <w:t xml:space="preserve">. </w:t>
+      </w:r>
+      <w:r>
+        <w:rPr>
+          <w:rFonts w:ascii="Times New Roman" w:hAnsi="Times New Roman" w:eastAsia="Times New Roman" w:cs="Times New Roman"/>
+          <w:noProof w:val="0"/>
+          <w:sz w:val="22"/>
+          <w:szCs w:val="22"/>
+          <w:lang w:val="en-GB"/>
+        </w:rPr>
+        <w:t xml:space="preserve">Mathe et al. (2024) notes that Raspberry Pi may not </w:t>
+      </w:r>
+      <w:r>
+        <w:rPr>
+          <w:rFonts w:ascii="Times New Roman" w:hAnsi="Times New Roman" w:eastAsia="Times New Roman" w:cs="Times New Roman"/>
+          <w:noProof w:val="0"/>
+          <w:sz w:val="22"/>
+          <w:szCs w:val="22"/>
+          <w:lang w:val="en-GB"/>
+        </w:rPr>
+        <w:t>operate</w:t>
+      </w:r>
+      <w:r>
+        <w:rPr>
+          <w:rFonts w:ascii="Times New Roman" w:hAnsi="Times New Roman" w:eastAsia="Times New Roman" w:cs="Times New Roman"/>
+          <w:noProof w:val="0"/>
+          <w:sz w:val="22"/>
+          <w:szCs w:val="22"/>
+          <w:lang w:val="en-GB"/>
+        </w:rPr>
+        <w:t xml:space="preserve"> reliably in harsh industrial environments and does not offer the same durability and long-term reliability as industrial control systems.</w:t>
+      </w:r>
+      <w:r>
+        <w:rPr>
+          <w:rFonts w:ascii="Times New Roman" w:hAnsi="Times New Roman" w:eastAsia="Times New Roman" w:cs="Times New Roman"/>
+          <w:noProof w:val="0"/>
+          <w:sz w:val="22"/>
+          <w:szCs w:val="22"/>
+          <w:lang w:val="en-GB"/>
+        </w:rPr>
+        <w:t xml:space="preserve"> </w:t>
+      </w:r>
+      <w:r>
+        <w:rPr>
+          <w:rFonts w:ascii="Times New Roman" w:hAnsi="Times New Roman" w:eastAsia="Times New Roman" w:cs="Times New Roman"/>
+          <w:noProof w:val="0"/>
+          <w:sz w:val="22"/>
+          <w:szCs w:val="22"/>
+          <w:lang w:val="en-GB"/>
+        </w:rPr>
+        <w:t>Challenges such as data security, hardware compatibility, and managing large volumes of sensor data are also identified as technical obstacles that need to be addressed in production systems.</w:t>
+      </w:r>
+      <w:r>
+        <w:rPr>
+          <w:rFonts w:ascii="Times New Roman" w:hAnsi="Times New Roman" w:eastAsia="Times New Roman" w:cs="Times New Roman"/>
+          <w:noProof w:val="0"/>
+          <w:sz w:val="22"/>
+          <w:szCs w:val="22"/>
+          <w:lang w:val="en-GB"/>
+        </w:rPr>
+        <w:t xml:space="preserve"> </w:t>
+      </w:r>
+      <w:r>
+        <w:rPr>
+          <w:rFonts w:ascii="Times New Roman" w:hAnsi="Times New Roman" w:eastAsia="Times New Roman" w:cs="Times New Roman"/>
+          <w:noProof w:val="0"/>
+          <w:sz w:val="22"/>
+          <w:szCs w:val="22"/>
+          <w:lang w:val="en-GB"/>
+        </w:rPr>
+        <w:t>For the purposes of this thesis-based smart home prototype, the Raspberry Pi 4B provides a well-established, affordable, and technically suitable platform, supported by a large community and clear integration pathways for Home Assistant and IoT sensor networks.</w:t>
+      </w:r>
+    </w:p>
+    <w:p>
+      <w:pPr>
+        <w:pStyle w:val="ListParagraph"/>
+        <w:spacing w:before="0" w:beforeAutospacing="off" w:after="0" w:afterAutospacing="off"/>
+        <w:ind w:left="720"/>
+        <w:jc w:val="left"/>
+      </w:pPr>
+    </w:p>
+    <w:p>
+      <w:pPr>
+        <w:pStyle w:val="Normal"/>
+        <w:spacing w:before="0" w:beforeAutospacing="off" w:after="0" w:afterAutospacing="off"/>
+        <w:ind w:left="0"/>
+        <w:jc w:val="left"/>
+        <w:rPr>
+          <w:rFonts w:ascii="Times New Roman" w:hAnsi="Times New Roman" w:eastAsia="Times New Roman" w:cs="Times New Roman"/>
+          <w:b w:val="1"/>
+          <w:bCs w:val="1"/>
+          <w:noProof w:val="0"/>
+          <w:sz w:val="28"/>
+          <w:szCs w:val="28"/>
+          <w:lang w:val="en-GB"/>
+        </w:rPr>
+      </w:pPr>
+      <w:r>
+        <w:rPr>
+          <w:rFonts w:ascii="Times New Roman" w:hAnsi="Times New Roman" w:eastAsia="Times New Roman" w:cs="Times New Roman"/>
+          <w:b w:val="1"/>
+          <w:bCs w:val="1"/>
+          <w:noProof w:val="0"/>
+          <w:color w:val="auto"/>
+          <w:sz w:val="28"/>
+          <w:szCs w:val="28"/>
+          <w:lang w:val="en-GB"/>
+        </w:rPr>
+        <w:t xml:space="preserve">Section 2.4 — </w:t>
+      </w:r>
+      <w:r>
+        <w:rPr>
+          <w:rFonts w:ascii="Times New Roman" w:hAnsi="Times New Roman" w:eastAsia="Times New Roman" w:cs="Times New Roman"/>
+          <w:b w:val="1"/>
+          <w:bCs w:val="1"/>
+          <w:noProof w:val="0"/>
+          <w:color w:val="auto"/>
+          <w:sz w:val="28"/>
+          <w:szCs w:val="28"/>
+          <w:lang w:val="en-GB"/>
+        </w:rPr>
+        <w:t>IIoT</w:t>
+      </w:r>
+      <w:r>
+        <w:rPr>
+          <w:rFonts w:ascii="Times New Roman" w:hAnsi="Times New Roman" w:eastAsia="Times New Roman" w:cs="Times New Roman"/>
+          <w:b w:val="1"/>
+          <w:bCs w:val="1"/>
+          <w:noProof w:val="0"/>
+          <w:color w:val="auto"/>
+          <w:sz w:val="28"/>
+          <w:szCs w:val="28"/>
+          <w:lang w:val="en-GB"/>
+        </w:rPr>
+        <w:t xml:space="preserve"> Trends and Relevance</w:t>
+      </w:r>
+      <w:r>
+        <w:rPr>
+          <w:rFonts w:ascii="Times New Roman" w:hAnsi="Times New Roman" w:eastAsia="Times New Roman" w:cs="Times New Roman"/>
+          <w:b w:val="1"/>
+          <w:bCs w:val="1"/>
+          <w:noProof w:val="0"/>
+          <w:sz w:val="28"/>
+          <w:szCs w:val="28"/>
+          <w:lang w:val="en-GB"/>
+        </w:rPr>
+        <w:t xml:space="preserve"> </w:t>
+      </w:r>
+    </w:p>
+    <w:p>
+      <w:pPr>
+        <w:spacing w:before="240" w:beforeAutospacing="off" w:after="240" w:afterAutospacing="off"/>
+        <w:jc w:val="left"/>
+        <w:rPr>
+          <w:rFonts w:ascii="Times New Roman" w:hAnsi="Times New Roman" w:eastAsia="Times New Roman" w:cs="Times New Roman"/>
+          <w:b w:val="1"/>
+          <w:bCs w:val="1"/>
+          <w:noProof w:val="0"/>
+          <w:sz w:val="22"/>
+          <w:szCs w:val="22"/>
+          <w:lang w:val="en-GB"/>
+        </w:rPr>
+      </w:pPr>
+      <w:r>
+        <w:rPr>
+          <w:rFonts w:ascii="Times New Roman" w:hAnsi="Times New Roman" w:eastAsia="Times New Roman" w:cs="Times New Roman"/>
+          <w:b w:val="1"/>
+          <w:bCs w:val="1"/>
+          <w:noProof w:val="0"/>
+          <w:sz w:val="22"/>
+          <w:szCs w:val="22"/>
+          <w:lang w:val="en-GB"/>
+        </w:rPr>
+        <w:t>IIoT</w:t>
+      </w:r>
+      <w:r>
+        <w:rPr>
+          <w:rFonts w:ascii="Times New Roman" w:hAnsi="Times New Roman" w:eastAsia="Times New Roman" w:cs="Times New Roman"/>
+          <w:b w:val="1"/>
+          <w:bCs w:val="1"/>
+          <w:noProof w:val="0"/>
+          <w:sz w:val="22"/>
+          <w:szCs w:val="22"/>
+          <w:lang w:val="en-GB"/>
+        </w:rPr>
+        <w:t xml:space="preserve"> market scale and growth</w:t>
+      </w:r>
+    </w:p>
+    <w:p>
+      <w:pPr>
+        <w:pStyle w:val="Normal"/>
+        <w:spacing w:before="240" w:beforeAutospacing="off" w:after="240" w:afterAutospacing="off"/>
+        <w:jc w:val="left"/>
+        <w:rPr>
+          <w:rFonts w:ascii="Times New Roman" w:hAnsi="Times New Roman" w:eastAsia="Times New Roman" w:cs="Times New Roman"/>
+          <w:noProof w:val="0"/>
+          <w:sz w:val="22"/>
+          <w:szCs w:val="22"/>
+          <w:lang w:val="en-GB"/>
+        </w:rPr>
+      </w:pPr>
+      <w:r>
+        <w:rPr>
+          <w:rFonts w:ascii="Times New Roman" w:hAnsi="Times New Roman" w:eastAsia="Times New Roman" w:cs="Times New Roman"/>
+          <w:noProof w:val="0"/>
+          <w:sz w:val="22"/>
+          <w:szCs w:val="22"/>
+          <w:lang w:val="en-GB"/>
+        </w:rPr>
+        <w:t xml:space="preserve">The Industrial Internet of Things is one of the fastest-growing technology sectors globally. </w:t>
+      </w:r>
+      <w:r>
+        <w:rPr>
+          <w:rFonts w:ascii="Times New Roman" w:hAnsi="Times New Roman" w:eastAsia="Times New Roman" w:cs="Times New Roman"/>
+          <w:noProof w:val="0"/>
+          <w:sz w:val="22"/>
+          <w:szCs w:val="22"/>
+          <w:lang w:val="en-GB"/>
+        </w:rPr>
+        <w:t>According to IMARC Group, the Industr</w:t>
+      </w:r>
+      <w:r>
+        <w:rPr>
+          <w:rFonts w:ascii="Times New Roman" w:hAnsi="Times New Roman" w:eastAsia="Times New Roman" w:cs="Times New Roman"/>
+          <w:noProof w:val="0"/>
+          <w:sz w:val="22"/>
+          <w:szCs w:val="22"/>
+          <w:lang w:val="en-GB"/>
+        </w:rPr>
+        <w:t xml:space="preserve">ial </w:t>
+      </w:r>
+      <w:r>
+        <w:rPr>
+          <w:rFonts w:ascii="Times New Roman" w:hAnsi="Times New Roman" w:eastAsia="Times New Roman" w:cs="Times New Roman"/>
+          <w:noProof w:val="0"/>
+          <w:sz w:val="22"/>
+          <w:szCs w:val="22"/>
+          <w:lang w:val="en-GB"/>
+        </w:rPr>
+        <w:t>Internet of Things (</w:t>
+      </w:r>
+      <w:r>
+        <w:rPr>
+          <w:rFonts w:ascii="Times New Roman" w:hAnsi="Times New Roman" w:eastAsia="Times New Roman" w:cs="Times New Roman"/>
+          <w:noProof w:val="0"/>
+          <w:sz w:val="22"/>
+          <w:szCs w:val="22"/>
+          <w:lang w:val="en-GB"/>
+        </w:rPr>
+        <w:t>IIoT</w:t>
+      </w:r>
+      <w:r>
+        <w:rPr>
+          <w:rFonts w:ascii="Times New Roman" w:hAnsi="Times New Roman" w:eastAsia="Times New Roman" w:cs="Times New Roman"/>
+          <w:noProof w:val="0"/>
+          <w:sz w:val="22"/>
+          <w:szCs w:val="22"/>
+          <w:lang w:val="en-GB"/>
+        </w:rPr>
+        <w:t>) market reached USD 325.7 billion in 2025 and is expected to increase to USD 944.8 billion by 2034, representing a compound annual growth rate (CAGR) of 12.18%.</w:t>
+      </w:r>
+      <w:r>
+        <w:rPr>
+          <w:rFonts w:ascii="Times New Roman" w:hAnsi="Times New Roman" w:eastAsia="Times New Roman" w:cs="Times New Roman"/>
+          <w:noProof w:val="0"/>
+          <w:sz w:val="22"/>
+          <w:szCs w:val="22"/>
+          <w:lang w:val="en-GB"/>
+        </w:rPr>
+        <w:t xml:space="preserve">CBI reports that Europe’s IoT market is expected to grow from €179 billion in 2025 to €258 billion by 2029, at a CAGR of 9.62%. Globally, there are around 20 billion active IoT devices in 2025, projected to exceed 40 billion by 2034, with Europe accounting for approximately one-fifth of these </w:t>
+      </w:r>
+      <w:r>
+        <w:rPr>
+          <w:rFonts w:ascii="Times New Roman" w:hAnsi="Times New Roman" w:eastAsia="Times New Roman" w:cs="Times New Roman"/>
+          <w:noProof w:val="0"/>
+          <w:sz w:val="22"/>
+          <w:szCs w:val="22"/>
+          <w:lang w:val="en-GB"/>
+        </w:rPr>
+        <w:t>devices. Key</w:t>
+      </w:r>
+      <w:r>
+        <w:rPr>
+          <w:rFonts w:ascii="Times New Roman" w:hAnsi="Times New Roman" w:eastAsia="Times New Roman" w:cs="Times New Roman"/>
+          <w:noProof w:val="0"/>
+          <w:sz w:val="22"/>
+          <w:szCs w:val="22"/>
+          <w:lang w:val="en-GB"/>
+        </w:rPr>
+        <w:t xml:space="preserve"> factors driving this growth are the expansion of 5G connectivity, developments in edge computing, and the rising use of artificial intelligence within IoT systems.</w:t>
+      </w:r>
+      <w:r>
+        <w:rPr>
+          <w:rFonts w:ascii="Times New Roman" w:hAnsi="Times New Roman" w:eastAsia="Times New Roman" w:cs="Times New Roman"/>
+          <w:noProof w:val="0"/>
+          <w:sz w:val="22"/>
+          <w:szCs w:val="22"/>
+          <w:lang w:val="en-GB"/>
+        </w:rPr>
+        <w:t xml:space="preserve"> </w:t>
+      </w:r>
+      <w:r>
+        <w:rPr>
+          <w:rFonts w:ascii="Times New Roman" w:hAnsi="Times New Roman" w:eastAsia="Times New Roman" w:cs="Times New Roman"/>
+          <w:noProof w:val="0"/>
+          <w:sz w:val="22"/>
+          <w:szCs w:val="22"/>
+          <w:lang w:val="en-GB"/>
+        </w:rPr>
+        <w:t>Europe’s str</w:t>
+      </w:r>
+      <w:r>
+        <w:rPr>
+          <w:rFonts w:ascii="Times New Roman" w:hAnsi="Times New Roman" w:eastAsia="Times New Roman" w:cs="Times New Roman"/>
+          <w:noProof w:val="0"/>
+          <w:sz w:val="22"/>
+          <w:szCs w:val="22"/>
+          <w:lang w:val="en-GB"/>
+        </w:rPr>
+        <w:t xml:space="preserve">ong </w:t>
+      </w:r>
+      <w:r>
+        <w:rPr>
+          <w:rFonts w:ascii="Times New Roman" w:hAnsi="Times New Roman" w:eastAsia="Times New Roman" w:cs="Times New Roman"/>
+          <w:noProof w:val="0"/>
+          <w:sz w:val="22"/>
+          <w:szCs w:val="22"/>
+          <w:lang w:val="en-GB"/>
+        </w:rPr>
+        <w:t xml:space="preserve">position in </w:t>
+      </w:r>
+      <w:r>
+        <w:rPr>
+          <w:rFonts w:ascii="Times New Roman" w:hAnsi="Times New Roman" w:eastAsia="Times New Roman" w:cs="Times New Roman"/>
+          <w:noProof w:val="0"/>
+          <w:sz w:val="22"/>
+          <w:szCs w:val="22"/>
+          <w:lang w:val="en-GB"/>
+        </w:rPr>
+        <w:t>IIoT</w:t>
+      </w:r>
+      <w:r>
+        <w:rPr>
+          <w:rFonts w:ascii="Times New Roman" w:hAnsi="Times New Roman" w:eastAsia="Times New Roman" w:cs="Times New Roman"/>
+          <w:noProof w:val="0"/>
+          <w:sz w:val="22"/>
+          <w:szCs w:val="22"/>
+          <w:lang w:val="en-GB"/>
+        </w:rPr>
+        <w:t xml:space="preserve"> adoption is supported by its established manufacturing industry, government-led digital transformation strategies, and sustainability requirements under initiatives such as the European Green Deal.</w:t>
+      </w:r>
+    </w:p>
+    <w:p>
+      <w:pPr>
+        <w:spacing w:before="240" w:beforeAutospacing="off" w:after="240" w:afterAutospacing="off"/>
+        <w:jc w:val="left"/>
+        <w:rPr>
+          <w:rFonts w:ascii="Times New Roman" w:hAnsi="Times New Roman" w:eastAsia="Times New Roman" w:cs="Times New Roman"/>
+          <w:b w:val="1"/>
+          <w:bCs w:val="1"/>
+          <w:noProof w:val="0"/>
+          <w:sz w:val="22"/>
+          <w:szCs w:val="22"/>
+          <w:lang w:val="en-GB"/>
+        </w:rPr>
+      </w:pPr>
+      <w:r>
+        <w:rPr>
+          <w:rFonts w:ascii="Times New Roman" w:hAnsi="Times New Roman" w:eastAsia="Times New Roman" w:cs="Times New Roman"/>
+          <w:b w:val="1"/>
+          <w:bCs w:val="1"/>
+          <w:noProof w:val="0"/>
+          <w:sz w:val="22"/>
+          <w:szCs w:val="22"/>
+          <w:lang w:val="en-GB"/>
+        </w:rPr>
+        <w:t>IIoT</w:t>
+      </w:r>
+      <w:r>
+        <w:rPr>
+          <w:rFonts w:ascii="Times New Roman" w:hAnsi="Times New Roman" w:eastAsia="Times New Roman" w:cs="Times New Roman"/>
+          <w:b w:val="1"/>
+          <w:bCs w:val="1"/>
+          <w:noProof w:val="0"/>
+          <w:sz w:val="22"/>
+          <w:szCs w:val="22"/>
+          <w:lang w:val="en-GB"/>
+        </w:rPr>
+        <w:t xml:space="preserve"> in smart homes and energy relevance</w:t>
+      </w:r>
+    </w:p>
+    <w:p>
+      <w:pPr>
+        <w:pStyle w:val="Normal"/>
+        <w:spacing w:before="240" w:beforeAutospacing="off" w:after="240" w:afterAutospacing="off"/>
+        <w:jc w:val="left"/>
+        <w:rPr>
+          <w:rFonts w:ascii="Times New Roman" w:hAnsi="Times New Roman" w:eastAsia="Times New Roman" w:cs="Times New Roman"/>
+          <w:noProof w:val="0"/>
+          <w:sz w:val="22"/>
+          <w:szCs w:val="22"/>
+          <w:lang w:val="en-GB"/>
+        </w:rPr>
+      </w:pPr>
+      <w:r>
+        <w:rPr>
+          <w:rFonts w:ascii="Times New Roman" w:hAnsi="Times New Roman" w:eastAsia="Times New Roman" w:cs="Times New Roman"/>
+          <w:noProof w:val="0"/>
+          <w:sz w:val="22"/>
+          <w:szCs w:val="22"/>
+          <w:lang w:val="en-GB"/>
+        </w:rPr>
+        <w:t>In the residential sector, IoT-based energy management systems are becoming increasingly important.</w:t>
+      </w:r>
+      <w:r>
+        <w:rPr>
+          <w:rFonts w:ascii="Times New Roman" w:hAnsi="Times New Roman" w:eastAsia="Times New Roman" w:cs="Times New Roman"/>
+          <w:noProof w:val="0"/>
+          <w:sz w:val="22"/>
+          <w:szCs w:val="22"/>
+          <w:lang w:val="en-GB"/>
+        </w:rPr>
+        <w:t xml:space="preserve"> </w:t>
+      </w:r>
+      <w:r>
+        <w:rPr>
+          <w:rFonts w:ascii="Times New Roman" w:hAnsi="Times New Roman" w:eastAsia="Times New Roman" w:cs="Times New Roman"/>
+          <w:noProof w:val="0"/>
+          <w:sz w:val="22"/>
+          <w:szCs w:val="22"/>
+          <w:lang w:val="en-GB"/>
+        </w:rPr>
+        <w:t>Bagdadee</w:t>
+      </w:r>
+      <w:r>
+        <w:rPr>
+          <w:rFonts w:ascii="Times New Roman" w:hAnsi="Times New Roman" w:eastAsia="Times New Roman" w:cs="Times New Roman"/>
+          <w:noProof w:val="0"/>
+          <w:sz w:val="22"/>
+          <w:szCs w:val="22"/>
+          <w:lang w:val="en-GB"/>
+        </w:rPr>
+        <w:t xml:space="preserve"> et al. (2025) </w:t>
+      </w:r>
+      <w:r>
+        <w:rPr>
+          <w:rFonts w:ascii="Times New Roman" w:hAnsi="Times New Roman" w:eastAsia="Times New Roman" w:cs="Times New Roman"/>
+          <w:noProof w:val="0"/>
+          <w:sz w:val="22"/>
+          <w:szCs w:val="22"/>
+          <w:lang w:val="en-GB"/>
+        </w:rPr>
+        <w:t>demonstrated</w:t>
+      </w:r>
+      <w:r>
+        <w:rPr>
+          <w:rFonts w:ascii="Times New Roman" w:hAnsi="Times New Roman" w:eastAsia="Times New Roman" w:cs="Times New Roman"/>
+          <w:noProof w:val="0"/>
+          <w:sz w:val="22"/>
+          <w:szCs w:val="22"/>
+          <w:lang w:val="en-GB"/>
+        </w:rPr>
+        <w:t xml:space="preserve"> that an IoT-based hybrid renewable energy system integrating solar panels, wind turbines, and battery </w:t>
+      </w:r>
+      <w:r>
+        <w:rPr>
+          <w:rFonts w:ascii="Times New Roman" w:hAnsi="Times New Roman" w:eastAsia="Times New Roman" w:cs="Times New Roman"/>
+          <w:noProof w:val="0"/>
+          <w:sz w:val="22"/>
+          <w:szCs w:val="22"/>
+          <w:lang w:val="en-GB"/>
+        </w:rPr>
+        <w:t xml:space="preserve">storage managed </w:t>
+      </w:r>
+      <w:r>
+        <w:rPr>
+          <w:rFonts w:ascii="Times New Roman" w:hAnsi="Times New Roman" w:eastAsia="Times New Roman" w:cs="Times New Roman"/>
+          <w:noProof w:val="0"/>
+          <w:sz w:val="22"/>
+          <w:szCs w:val="22"/>
+          <w:lang w:val="en-GB"/>
+        </w:rPr>
+        <w:t>through</w:t>
+      </w:r>
+      <w:r>
+        <w:rPr>
+          <w:rFonts w:ascii="Times New Roman" w:hAnsi="Times New Roman" w:eastAsia="Times New Roman" w:cs="Times New Roman"/>
+          <w:noProof w:val="0"/>
+          <w:sz w:val="22"/>
+          <w:szCs w:val="22"/>
+          <w:lang w:val="en-GB"/>
+        </w:rPr>
+        <w:t xml:space="preserve"> sensors using Zigbee, Z-Wave, and Wi-Fi protocols achieved 80% system efficiency and reduced energy costs by 61% compared to conventional grid-connected systems. </w:t>
+      </w:r>
+      <w:r>
+        <w:rPr>
+          <w:rFonts w:ascii="Times New Roman" w:hAnsi="Times New Roman" w:eastAsia="Times New Roman" w:cs="Times New Roman"/>
+          <w:noProof w:val="0"/>
+          <w:sz w:val="22"/>
+          <w:szCs w:val="22"/>
+          <w:lang w:val="en-GB"/>
+        </w:rPr>
+        <w:t>Real-time monitoring through IoT sensors enabled adaptive control of energy flows, directly reducing CO₂ emissions by over 61%</w:t>
+      </w:r>
+      <w:r>
+        <w:rPr>
+          <w:rFonts w:ascii="Times New Roman" w:hAnsi="Times New Roman" w:eastAsia="Times New Roman" w:cs="Times New Roman"/>
+          <w:noProof w:val="0"/>
+          <w:sz w:val="22"/>
+          <w:szCs w:val="22"/>
+          <w:lang w:val="en-GB"/>
+        </w:rPr>
+        <w:t xml:space="preserve">. </w:t>
+      </w:r>
+      <w:r>
+        <w:rPr>
+          <w:rFonts w:ascii="Times New Roman" w:hAnsi="Times New Roman" w:eastAsia="Times New Roman" w:cs="Times New Roman"/>
+          <w:noProof w:val="0"/>
+          <w:sz w:val="22"/>
+          <w:szCs w:val="22"/>
+          <w:lang w:val="en-GB"/>
+        </w:rPr>
+        <w:t xml:space="preserve">This highlights the practical value of </w:t>
+      </w:r>
+      <w:r>
+        <w:rPr>
+          <w:rFonts w:ascii="Times New Roman" w:hAnsi="Times New Roman" w:eastAsia="Times New Roman" w:cs="Times New Roman"/>
+          <w:noProof w:val="0"/>
+          <w:sz w:val="22"/>
+          <w:szCs w:val="22"/>
+          <w:lang w:val="en-GB"/>
+        </w:rPr>
+        <w:t>IIoT</w:t>
+      </w:r>
+      <w:r>
+        <w:rPr>
+          <w:rFonts w:ascii="Times New Roman" w:hAnsi="Times New Roman" w:eastAsia="Times New Roman" w:cs="Times New Roman"/>
+          <w:noProof w:val="0"/>
+          <w:sz w:val="22"/>
+          <w:szCs w:val="22"/>
+          <w:lang w:val="en-GB"/>
+        </w:rPr>
+        <w:t xml:space="preserve"> principles </w:t>
+      </w:r>
+      <w:r>
+        <w:rPr>
+          <w:rFonts w:ascii="Times New Roman" w:hAnsi="Times New Roman" w:eastAsia="Times New Roman" w:cs="Times New Roman"/>
+          <w:noProof w:val="0"/>
+          <w:sz w:val="22"/>
+          <w:szCs w:val="22"/>
+          <w:lang w:val="en-GB"/>
+        </w:rPr>
+        <w:t xml:space="preserve">being </w:t>
+      </w:r>
+      <w:r>
+        <w:rPr>
+          <w:rFonts w:ascii="Times New Roman" w:hAnsi="Times New Roman" w:eastAsia="Times New Roman" w:cs="Times New Roman"/>
+          <w:noProof w:val="0"/>
+          <w:sz w:val="22"/>
+          <w:szCs w:val="22"/>
+          <w:lang w:val="en-GB"/>
+        </w:rPr>
+        <w:t xml:space="preserve">applied at residential </w:t>
+      </w:r>
+      <w:r>
+        <w:rPr>
+          <w:rFonts w:ascii="Times New Roman" w:hAnsi="Times New Roman" w:eastAsia="Times New Roman" w:cs="Times New Roman"/>
+          <w:noProof w:val="0"/>
+          <w:sz w:val="22"/>
+          <w:szCs w:val="22"/>
+          <w:lang w:val="en-GB"/>
+        </w:rPr>
+        <w:t>environments</w:t>
+      </w:r>
+      <w:r>
+        <w:rPr>
+          <w:rFonts w:ascii="Times New Roman" w:hAnsi="Times New Roman" w:eastAsia="Times New Roman" w:cs="Times New Roman"/>
+          <w:noProof w:val="0"/>
+          <w:sz w:val="22"/>
+          <w:szCs w:val="22"/>
+          <w:lang w:val="en-GB"/>
+        </w:rPr>
+        <w:t xml:space="preserve">, where distributed sensing, real-time feedback, and automated </w:t>
+      </w:r>
+      <w:r>
+        <w:rPr>
+          <w:rFonts w:ascii="Times New Roman" w:hAnsi="Times New Roman" w:eastAsia="Times New Roman" w:cs="Times New Roman"/>
+          <w:noProof w:val="0"/>
+          <w:sz w:val="22"/>
+          <w:szCs w:val="22"/>
+          <w:lang w:val="en-GB"/>
+        </w:rPr>
+        <w:t xml:space="preserve">operation </w:t>
+      </w:r>
+      <w:r>
+        <w:rPr>
+          <w:rFonts w:ascii="Times New Roman" w:hAnsi="Times New Roman" w:eastAsia="Times New Roman" w:cs="Times New Roman"/>
+          <w:noProof w:val="0"/>
+          <w:sz w:val="22"/>
+          <w:szCs w:val="22"/>
+          <w:lang w:val="en-GB"/>
+        </w:rPr>
+        <w:t>work together to optimise resource use</w:t>
+      </w:r>
+      <w:r>
+        <w:rPr>
+          <w:rFonts w:ascii="Times New Roman" w:hAnsi="Times New Roman" w:eastAsia="Times New Roman" w:cs="Times New Roman"/>
+          <w:noProof w:val="0"/>
+          <w:sz w:val="22"/>
+          <w:szCs w:val="22"/>
+          <w:lang w:val="en-GB"/>
+        </w:rPr>
+        <w:t>.</w:t>
+      </w:r>
+      <w:r>
+        <w:rPr>
+          <w:rFonts w:ascii="Times New Roman" w:hAnsi="Times New Roman" w:eastAsia="Times New Roman" w:cs="Times New Roman"/>
+          <w:noProof w:val="0"/>
+          <w:sz w:val="22"/>
+          <w:szCs w:val="22"/>
+          <w:lang w:val="en-GB"/>
+        </w:rPr>
+        <w:t xml:space="preserve"> According to Mordor </w:t>
+      </w:r>
+      <w:r>
+        <w:rPr>
+          <w:rFonts w:ascii="Times New Roman" w:hAnsi="Times New Roman" w:eastAsia="Times New Roman" w:cs="Times New Roman"/>
+          <w:noProof w:val="0"/>
+          <w:sz w:val="22"/>
+          <w:szCs w:val="22"/>
+          <w:lang w:val="en-GB"/>
+        </w:rPr>
+        <w:t>Intelligence (2025)</w:t>
+      </w:r>
+      <w:r>
+        <w:rPr>
+          <w:rFonts w:ascii="Times New Roman" w:hAnsi="Times New Roman" w:eastAsia="Times New Roman" w:cs="Times New Roman"/>
+          <w:noProof w:val="0"/>
+          <w:sz w:val="22"/>
+          <w:szCs w:val="22"/>
+          <w:lang w:val="en-GB"/>
+        </w:rPr>
+        <w:t xml:space="preserve">, the </w:t>
+      </w:r>
+      <w:r>
+        <w:rPr>
+          <w:rFonts w:ascii="Times New Roman" w:hAnsi="Times New Roman" w:eastAsia="Times New Roman" w:cs="Times New Roman"/>
+          <w:noProof w:val="0"/>
+          <w:sz w:val="22"/>
+          <w:szCs w:val="22"/>
+          <w:lang w:val="en-GB"/>
+        </w:rPr>
+        <w:t xml:space="preserve">European smart homes market </w:t>
+      </w:r>
+      <w:r>
+        <w:rPr>
+          <w:rFonts w:ascii="Times New Roman" w:hAnsi="Times New Roman" w:eastAsia="Times New Roman" w:cs="Times New Roman"/>
+          <w:noProof w:val="0"/>
+          <w:sz w:val="22"/>
+          <w:szCs w:val="22"/>
+          <w:lang w:val="en-GB"/>
+        </w:rPr>
+        <w:t>was</w:t>
+      </w:r>
+      <w:r>
+        <w:rPr>
+          <w:rFonts w:ascii="Times New Roman" w:hAnsi="Times New Roman" w:eastAsia="Times New Roman" w:cs="Times New Roman"/>
+          <w:noProof w:val="0"/>
+          <w:sz w:val="22"/>
+          <w:szCs w:val="22"/>
+          <w:lang w:val="en-GB"/>
+        </w:rPr>
+        <w:t xml:space="preserve"> valued at USD 23.14 billion in 2025 and is expected to grow to USD 32.12 billion by 2031, driven by energy efficiency regulations, automated load-shifting requirements, and dynamic electricity pricing</w:t>
+      </w:r>
+      <w:r>
+        <w:rPr>
+          <w:rFonts w:ascii="Times New Roman" w:hAnsi="Times New Roman" w:eastAsia="Times New Roman" w:cs="Times New Roman"/>
+          <w:noProof w:val="0"/>
+          <w:sz w:val="22"/>
+          <w:szCs w:val="22"/>
+          <w:lang w:val="en-GB"/>
+        </w:rPr>
+        <w:t>,</w:t>
+      </w:r>
+      <w:r>
+        <w:rPr>
+          <w:rFonts w:ascii="Times New Roman" w:hAnsi="Times New Roman" w:eastAsia="Times New Roman" w:cs="Times New Roman"/>
+          <w:noProof w:val="0"/>
+          <w:sz w:val="22"/>
+          <w:szCs w:val="22"/>
+          <w:lang w:val="en-GB"/>
+        </w:rPr>
+        <w:t xml:space="preserve"> all of which require the kind of sensor-actuator-controller architecture that </w:t>
+      </w:r>
+      <w:r>
+        <w:rPr>
+          <w:rFonts w:ascii="Times New Roman" w:hAnsi="Times New Roman" w:eastAsia="Times New Roman" w:cs="Times New Roman"/>
+          <w:b w:val="0"/>
+          <w:bCs w:val="0"/>
+          <w:noProof w:val="0"/>
+          <w:sz w:val="22"/>
+          <w:szCs w:val="22"/>
+          <w:lang w:val="en-GB"/>
+        </w:rPr>
+        <w:t>Industrial Internet of Things</w:t>
+      </w:r>
+      <w:r>
+        <w:rPr>
+          <w:rFonts w:ascii="Times New Roman" w:hAnsi="Times New Roman" w:eastAsia="Times New Roman" w:cs="Times New Roman"/>
+          <w:noProof w:val="0"/>
+          <w:sz w:val="22"/>
+          <w:szCs w:val="22"/>
+          <w:lang w:val="en-GB"/>
+        </w:rPr>
+        <w:t xml:space="preserve"> (</w:t>
+      </w:r>
+      <w:r>
+        <w:rPr>
+          <w:rFonts w:ascii="Times New Roman" w:hAnsi="Times New Roman" w:eastAsia="Times New Roman" w:cs="Times New Roman"/>
+          <w:noProof w:val="0"/>
+          <w:sz w:val="22"/>
+          <w:szCs w:val="22"/>
+          <w:lang w:val="en-GB"/>
+        </w:rPr>
+        <w:t>IIoT</w:t>
+      </w:r>
+      <w:r>
+        <w:rPr>
+          <w:rFonts w:ascii="Times New Roman" w:hAnsi="Times New Roman" w:eastAsia="Times New Roman" w:cs="Times New Roman"/>
+          <w:noProof w:val="0"/>
+          <w:sz w:val="22"/>
+          <w:szCs w:val="22"/>
+          <w:lang w:val="en-GB"/>
+        </w:rPr>
+        <w:t>)</w:t>
+      </w:r>
+      <w:r>
+        <w:rPr>
+          <w:rFonts w:ascii="Times New Roman" w:hAnsi="Times New Roman" w:eastAsia="Times New Roman" w:cs="Times New Roman"/>
+          <w:noProof w:val="0"/>
+          <w:sz w:val="22"/>
+          <w:szCs w:val="22"/>
+          <w:lang w:val="en-GB"/>
+        </w:rPr>
+        <w:t xml:space="preserve"> provides.</w:t>
+      </w:r>
+    </w:p>
+    <w:p>
+      <w:pPr>
+        <w:spacing w:before="240" w:beforeAutospacing="off" w:after="240" w:afterAutospacing="off"/>
+        <w:jc w:val="left"/>
+        <w:rPr>
+          <w:rFonts w:ascii="Times New Roman" w:hAnsi="Times New Roman" w:eastAsia="Times New Roman" w:cs="Times New Roman"/>
+          <w:b w:val="1"/>
+          <w:bCs w:val="1"/>
+          <w:noProof w:val="0"/>
+          <w:sz w:val="22"/>
+          <w:szCs w:val="22"/>
+          <w:lang w:val="en-GB"/>
+        </w:rPr>
+      </w:pPr>
+      <w:r>
+        <w:rPr>
+          <w:rFonts w:ascii="Times New Roman" w:hAnsi="Times New Roman" w:eastAsia="Times New Roman" w:cs="Times New Roman"/>
+          <w:b w:val="1"/>
+          <w:bCs w:val="1"/>
+          <w:noProof w:val="0"/>
+          <w:sz w:val="22"/>
+          <w:szCs w:val="22"/>
+          <w:lang w:val="en-GB"/>
+        </w:rPr>
+        <w:t>Scalability, Poland, and the DIY link</w:t>
+      </w:r>
+    </w:p>
+    <w:p>
+      <w:pPr>
+        <w:pStyle w:val="Normal"/>
+        <w:spacing w:before="240" w:beforeAutospacing="off" w:after="240" w:afterAutospacing="off"/>
+        <w:jc w:val="left"/>
+      </w:pPr>
+      <w:r>
+        <w:rPr>
+          <w:rFonts w:ascii="Times New Roman" w:hAnsi="Times New Roman" w:eastAsia="Times New Roman" w:cs="Times New Roman"/>
+          <w:noProof w:val="0"/>
+          <w:sz w:val="22"/>
+          <w:szCs w:val="22"/>
+          <w:lang w:val="en-GB"/>
+        </w:rPr>
+        <w:t>Ezugwu et al. (2025</w:t>
+      </w:r>
+      <w:r>
+        <w:rPr>
+          <w:rFonts w:ascii="Times New Roman" w:hAnsi="Times New Roman" w:eastAsia="Times New Roman" w:cs="Times New Roman"/>
+          <w:noProof w:val="0"/>
+          <w:sz w:val="22"/>
+          <w:szCs w:val="22"/>
+          <w:lang w:val="en-GB"/>
+        </w:rPr>
+        <w:t>) states</w:t>
+      </w:r>
+      <w:r>
+        <w:rPr>
+          <w:rFonts w:ascii="Times New Roman" w:hAnsi="Times New Roman" w:eastAsia="Times New Roman" w:cs="Times New Roman"/>
+          <w:noProof w:val="0"/>
+          <w:sz w:val="22"/>
+          <w:szCs w:val="22"/>
+          <w:lang w:val="en-GB"/>
+        </w:rPr>
+        <w:t xml:space="preserve"> that h</w:t>
+      </w:r>
+      <w:r>
+        <w:rPr>
+          <w:rFonts w:ascii="Times New Roman" w:hAnsi="Times New Roman" w:eastAsia="Times New Roman" w:cs="Times New Roman"/>
+          <w:noProof w:val="0"/>
+          <w:sz w:val="22"/>
+          <w:szCs w:val="22"/>
+          <w:lang w:val="en-GB"/>
+        </w:rPr>
+        <w:t>ome automation developers rely on hardware from multiple manufacturers, which often leads to systems that are not fully scalable</w:t>
+      </w:r>
+      <w:r>
+        <w:rPr>
+          <w:rFonts w:ascii="Times New Roman" w:hAnsi="Times New Roman" w:eastAsia="Times New Roman" w:cs="Times New Roman"/>
+          <w:noProof w:val="0"/>
+          <w:sz w:val="22"/>
+          <w:szCs w:val="22"/>
+          <w:lang w:val="en-GB"/>
+        </w:rPr>
+        <w:t xml:space="preserve"> or compatible</w:t>
+      </w:r>
+      <w:r>
+        <w:rPr>
+          <w:rFonts w:ascii="Times New Roman" w:hAnsi="Times New Roman" w:eastAsia="Times New Roman" w:cs="Times New Roman"/>
+          <w:noProof w:val="0"/>
+          <w:sz w:val="22"/>
+          <w:szCs w:val="22"/>
+          <w:lang w:val="en-GB"/>
+        </w:rPr>
+        <w:t xml:space="preserve">. Differences in IoT hardware standards can cause communication and connectivity problems between devices. </w:t>
+      </w:r>
+      <w:r>
+        <w:rPr>
+          <w:rFonts w:ascii="Times New Roman" w:hAnsi="Times New Roman" w:eastAsia="Times New Roman" w:cs="Times New Roman"/>
+          <w:noProof w:val="0"/>
+          <w:sz w:val="22"/>
+          <w:szCs w:val="22"/>
+          <w:lang w:val="en-GB"/>
+        </w:rPr>
+        <w:t xml:space="preserve">The integration of AI with IoT transforms systems from simple monitoring tools into predictive solutions capable of </w:t>
+      </w:r>
+      <w:r>
+        <w:rPr>
+          <w:rFonts w:ascii="Times New Roman" w:hAnsi="Times New Roman" w:eastAsia="Times New Roman" w:cs="Times New Roman"/>
+          <w:noProof w:val="0"/>
+          <w:sz w:val="22"/>
+          <w:szCs w:val="22"/>
+          <w:lang w:val="en-GB"/>
+        </w:rPr>
+        <w:t>identifying</w:t>
+      </w:r>
+      <w:r>
+        <w:rPr>
+          <w:rFonts w:ascii="Times New Roman" w:hAnsi="Times New Roman" w:eastAsia="Times New Roman" w:cs="Times New Roman"/>
+          <w:noProof w:val="0"/>
+          <w:sz w:val="22"/>
+          <w:szCs w:val="22"/>
+          <w:lang w:val="en-GB"/>
+        </w:rPr>
+        <w:t xml:space="preserve"> and preventing potential issues within the home environment.</w:t>
+      </w:r>
+      <w:r>
+        <w:rPr>
+          <w:rFonts w:ascii="Times New Roman" w:hAnsi="Times New Roman" w:eastAsia="Times New Roman" w:cs="Times New Roman"/>
+          <w:noProof w:val="0"/>
+          <w:sz w:val="22"/>
+          <w:szCs w:val="22"/>
+          <w:lang w:val="en-GB"/>
+        </w:rPr>
+        <w:t xml:space="preserve"> </w:t>
+      </w:r>
+      <w:r>
+        <w:rPr>
+          <w:rFonts w:ascii="Times New Roman" w:hAnsi="Times New Roman" w:eastAsia="Times New Roman" w:cs="Times New Roman"/>
+          <w:noProof w:val="0"/>
+          <w:sz w:val="22"/>
+          <w:szCs w:val="22"/>
+          <w:lang w:val="en-GB"/>
+        </w:rPr>
+        <w:t>However, these</w:t>
+      </w:r>
+      <w:r>
+        <w:rPr>
+          <w:rFonts w:ascii="Times New Roman" w:hAnsi="Times New Roman" w:eastAsia="Times New Roman" w:cs="Times New Roman"/>
+          <w:noProof w:val="0"/>
+          <w:sz w:val="22"/>
+          <w:szCs w:val="22"/>
+          <w:lang w:val="en-GB"/>
+        </w:rPr>
+        <w:t xml:space="preserve"> advanced</w:t>
+      </w:r>
+      <w:r>
+        <w:rPr>
+          <w:rFonts w:ascii="Times New Roman" w:hAnsi="Times New Roman" w:eastAsia="Times New Roman" w:cs="Times New Roman"/>
+          <w:noProof w:val="0"/>
+          <w:sz w:val="22"/>
+          <w:szCs w:val="22"/>
+          <w:lang w:val="en-GB"/>
+        </w:rPr>
+        <w:t xml:space="preserve"> systems often demand high processing power and </w:t>
+      </w:r>
+      <w:r>
+        <w:rPr>
+          <w:rFonts w:ascii="Times New Roman" w:hAnsi="Times New Roman" w:eastAsia="Times New Roman" w:cs="Times New Roman"/>
+          <w:noProof w:val="0"/>
+          <w:sz w:val="22"/>
+          <w:szCs w:val="22"/>
+          <w:lang w:val="en-GB"/>
+        </w:rPr>
+        <w:t xml:space="preserve">infrastructure </w:t>
+      </w:r>
+      <w:r>
+        <w:rPr>
+          <w:rFonts w:ascii="Times New Roman" w:hAnsi="Times New Roman" w:eastAsia="Times New Roman" w:cs="Times New Roman"/>
+          <w:noProof w:val="0"/>
+          <w:sz w:val="22"/>
+          <w:szCs w:val="22"/>
+          <w:lang w:val="en-GB"/>
+        </w:rPr>
+        <w:t>investment.</w:t>
+      </w:r>
+      <w:r>
+        <w:rPr>
+          <w:rFonts w:ascii="Times New Roman" w:hAnsi="Times New Roman" w:eastAsia="Times New Roman" w:cs="Times New Roman"/>
+          <w:noProof w:val="0"/>
+          <w:sz w:val="22"/>
+          <w:szCs w:val="22"/>
+          <w:lang w:val="en-GB"/>
+        </w:rPr>
+        <w:t xml:space="preserve"> </w:t>
+      </w:r>
+      <w:r>
+        <w:rPr>
+          <w:rFonts w:ascii="Times New Roman" w:hAnsi="Times New Roman" w:eastAsia="Times New Roman" w:cs="Times New Roman"/>
+          <w:noProof w:val="0"/>
+          <w:sz w:val="22"/>
+          <w:szCs w:val="22"/>
+          <w:lang w:val="en-GB"/>
+        </w:rPr>
+        <w:t>CBI (2025</w:t>
+      </w:r>
+      <w:r>
+        <w:rPr>
+          <w:rFonts w:ascii="Times New Roman" w:hAnsi="Times New Roman" w:eastAsia="Times New Roman" w:cs="Times New Roman"/>
+          <w:noProof w:val="0"/>
+          <w:sz w:val="22"/>
+          <w:szCs w:val="22"/>
+          <w:lang w:val="en-GB"/>
+        </w:rPr>
+        <w:t>) reports</w:t>
+      </w:r>
+      <w:r>
+        <w:rPr>
+          <w:rFonts w:ascii="Times New Roman" w:hAnsi="Times New Roman" w:eastAsia="Times New Roman" w:cs="Times New Roman"/>
+          <w:noProof w:val="0"/>
+          <w:sz w:val="22"/>
+          <w:szCs w:val="22"/>
+          <w:lang w:val="en-GB"/>
+        </w:rPr>
+        <w:t xml:space="preserve"> that Poland is one of Europe’s fastest-growing IoT markets, with a projected CAGR of 12.06% through 2029, driven by key sectors such as manufacturing, energy, and </w:t>
+      </w:r>
+      <w:r>
+        <w:rPr>
+          <w:rFonts w:ascii="Times New Roman" w:hAnsi="Times New Roman" w:eastAsia="Times New Roman" w:cs="Times New Roman"/>
+          <w:noProof w:val="0"/>
+          <w:sz w:val="22"/>
+          <w:szCs w:val="22"/>
+          <w:lang w:val="en-GB"/>
+        </w:rPr>
+        <w:t>logistics</w:t>
+      </w:r>
+      <w:r>
+        <w:rPr>
+          <w:rFonts w:ascii="Times New Roman" w:hAnsi="Times New Roman" w:eastAsia="Times New Roman" w:cs="Times New Roman"/>
+          <w:noProof w:val="0"/>
+          <w:sz w:val="22"/>
+          <w:szCs w:val="22"/>
+          <w:lang w:val="en-GB"/>
+        </w:rPr>
+        <w:t>.</w:t>
+      </w:r>
+      <w:r>
+        <w:rPr>
+          <w:rFonts w:ascii="Times New Roman" w:hAnsi="Times New Roman" w:eastAsia="Times New Roman" w:cs="Times New Roman"/>
+          <w:noProof w:val="0"/>
+          <w:sz w:val="22"/>
+          <w:szCs w:val="22"/>
+          <w:lang w:val="en-GB"/>
+        </w:rPr>
+        <w:t xml:space="preserve"> </w:t>
+      </w:r>
+      <w:r>
+        <w:rPr>
+          <w:rFonts w:ascii="Times New Roman" w:hAnsi="Times New Roman" w:eastAsia="Times New Roman" w:cs="Times New Roman"/>
+          <w:noProof w:val="0"/>
+          <w:sz w:val="22"/>
+          <w:szCs w:val="22"/>
+          <w:lang w:val="en-GB"/>
+        </w:rPr>
+        <w:t xml:space="preserve">For most households, high-level </w:t>
+      </w:r>
+      <w:r>
+        <w:rPr>
+          <w:rFonts w:ascii="Times New Roman" w:hAnsi="Times New Roman" w:eastAsia="Times New Roman" w:cs="Times New Roman"/>
+          <w:noProof w:val="0"/>
+          <w:sz w:val="22"/>
+          <w:szCs w:val="22"/>
+          <w:lang w:val="en-GB"/>
+        </w:rPr>
+        <w:t>IIoT</w:t>
+      </w:r>
+      <w:r>
+        <w:rPr>
+          <w:rFonts w:ascii="Times New Roman" w:hAnsi="Times New Roman" w:eastAsia="Times New Roman" w:cs="Times New Roman"/>
+          <w:noProof w:val="0"/>
+          <w:sz w:val="22"/>
+          <w:szCs w:val="22"/>
+          <w:lang w:val="en-GB"/>
+        </w:rPr>
+        <w:t xml:space="preserve"> systems are too expensive and complex to implement. Platforms like Home Assistant, when deployed on a Raspberry Pi 4, help bridge this gap by offering a low-cost, open-source alternative.</w:t>
+      </w:r>
+      <w:r>
+        <w:rPr>
+          <w:rFonts w:ascii="Times New Roman" w:hAnsi="Times New Roman" w:eastAsia="Times New Roman" w:cs="Times New Roman"/>
+          <w:noProof w:val="0"/>
+          <w:sz w:val="22"/>
+          <w:szCs w:val="22"/>
+          <w:lang w:val="en-GB"/>
+        </w:rPr>
+        <w:t xml:space="preserve"> </w:t>
+      </w:r>
+      <w:r>
+        <w:rPr>
+          <w:rFonts w:ascii="Times New Roman" w:hAnsi="Times New Roman" w:eastAsia="Times New Roman" w:cs="Times New Roman"/>
+          <w:noProof w:val="0"/>
+          <w:sz w:val="22"/>
+          <w:szCs w:val="22"/>
+          <w:lang w:val="en-GB"/>
+        </w:rPr>
+        <w:t xml:space="preserve">The system developed in this thesis applies a layered </w:t>
+      </w:r>
+      <w:r>
+        <w:rPr>
+          <w:rFonts w:ascii="Times New Roman" w:hAnsi="Times New Roman" w:eastAsia="Times New Roman" w:cs="Times New Roman"/>
+          <w:noProof w:val="0"/>
+          <w:sz w:val="22"/>
+          <w:szCs w:val="22"/>
+          <w:lang w:val="en-GB"/>
+        </w:rPr>
+        <w:t>IIoT</w:t>
+      </w:r>
+      <w:r>
+        <w:rPr>
+          <w:rFonts w:ascii="Times New Roman" w:hAnsi="Times New Roman" w:eastAsia="Times New Roman" w:cs="Times New Roman"/>
+          <w:noProof w:val="0"/>
+          <w:sz w:val="22"/>
+          <w:szCs w:val="22"/>
+          <w:lang w:val="en-GB"/>
+        </w:rPr>
+        <w:t xml:space="preserve"> architecture (sensor, gateway, and control) at </w:t>
+      </w:r>
+      <w:r>
+        <w:rPr>
+          <w:rFonts w:ascii="Times New Roman" w:hAnsi="Times New Roman" w:eastAsia="Times New Roman" w:cs="Times New Roman"/>
+          <w:noProof w:val="0"/>
+          <w:sz w:val="22"/>
+          <w:szCs w:val="22"/>
+          <w:lang w:val="en-GB"/>
+        </w:rPr>
+        <w:t>a</w:t>
+      </w:r>
+      <w:r>
+        <w:rPr>
+          <w:rFonts w:ascii="Times New Roman" w:hAnsi="Times New Roman" w:eastAsia="Times New Roman" w:cs="Times New Roman"/>
+          <w:noProof w:val="0"/>
+          <w:sz w:val="22"/>
+          <w:szCs w:val="22"/>
+          <w:lang w:val="en-GB"/>
+        </w:rPr>
+        <w:t xml:space="preserve"> household scale, making </w:t>
+      </w:r>
+      <w:r>
+        <w:rPr>
+          <w:rFonts w:ascii="Times New Roman" w:hAnsi="Times New Roman" w:eastAsia="Times New Roman" w:cs="Times New Roman"/>
+          <w:noProof w:val="0"/>
+          <w:sz w:val="22"/>
+          <w:szCs w:val="22"/>
+          <w:lang w:val="en-GB"/>
+        </w:rPr>
+        <w:t>IIoT</w:t>
+      </w:r>
+      <w:r>
+        <w:rPr>
+          <w:rFonts w:ascii="Times New Roman" w:hAnsi="Times New Roman" w:eastAsia="Times New Roman" w:cs="Times New Roman"/>
+          <w:noProof w:val="0"/>
+          <w:sz w:val="22"/>
+          <w:szCs w:val="22"/>
+          <w:lang w:val="en-GB"/>
+        </w:rPr>
+        <w:t xml:space="preserve"> functionality accessible to ordinary users without significant costs.</w:t>
+      </w:r>
+    </w:p>
+    <w:p>
+      <w:pPr>
+        <w:pStyle w:val="Normal"/>
+        <w:spacing w:before="240" w:beforeAutospacing="off" w:after="240" w:afterAutospacing="off"/>
+        <w:jc w:val="left"/>
+        <w:rPr>
+          <w:rFonts w:ascii="Times New Roman" w:hAnsi="Times New Roman" w:eastAsia="Times New Roman" w:cs="Times New Roman"/>
+          <w:noProof w:val="0"/>
+          <w:sz w:val="22"/>
+          <w:szCs w:val="22"/>
+          <w:lang w:val="en-GB"/>
+        </w:rPr>
+      </w:pPr>
+    </w:p>
+    <w:p>
+      <w:pPr>
+        <w:pStyle w:val="Heading3"/>
+        <w:spacing w:before="281" w:beforeAutospacing="off" w:after="281" w:afterAutospacing="off"/>
+        <w:jc w:val="left"/>
+      </w:pPr>
+      <w:r>
+        <w:rPr>
+          <w:rFonts w:ascii="Times New Roman" w:hAnsi="Times New Roman" w:eastAsia="Times New Roman" w:cs="Times New Roman"/>
+          <w:b w:val="1"/>
+          <w:bCs w:val="1"/>
+          <w:noProof w:val="0"/>
+          <w:sz w:val="28"/>
+          <w:szCs w:val="28"/>
+          <w:lang w:val="en-GB"/>
+        </w:rPr>
+        <w:t>2.4 IIoT Trends and Relevance</w:t>
+      </w:r>
+    </w:p>
+    <w:p>
+      <w:pPr>
+        <w:spacing w:before="240" w:beforeAutospacing="off" w:after="240" w:afterAutospacing="off"/>
+        <w:jc w:val="left"/>
+      </w:pPr>
+      <w:r>
+        <w:rPr>
+          <w:rFonts w:ascii="Times New Roman" w:hAnsi="Times New Roman" w:eastAsia="Times New Roman" w:cs="Times New Roman"/>
+          <w:noProof w:val="0"/>
+          <w:sz w:val="22"/>
+          <w:szCs w:val="22"/>
+          <w:lang w:val="en-GB"/>
+        </w:rPr>
+        <w:t>The Industrial Internet of Things represents one of the most significant technological developments of the current decade, transforming how industries monitor, control, and optimise physical processes through interconnected sensor networks and real-time data analytics. According to IMARC Group (2025), the global IIoT market reached USD 325.7 billion in 2025 and is projected to grow to USD 944.8 billion by 2034, at a compound annual growth rate of 12.18%. The primary drivers of this expansion include the proliferation of smart city initiatives, advances in edge computing, and the rapid deployment of 5G connectivity. The Centre for the Promotion of Imports (CBI, 2025) reports that Europe's broader IoT market is expected to grow from €179 billion in 2025 to €258 billion by 2029, with Europe holding the largest regional IIoT share globally due to its robust manufacturing base and strong government investment in digital infrastructure. Germany alone is projected to have 84% of its manufacturers investing approximately EUR 10 billion annually in smart manufacturing technologies by 2025 (IMARC, 2025).</w:t>
+      </w:r>
+    </w:p>
+    <w:p>
+      <w:pPr>
+        <w:spacing w:before="240" w:beforeAutospacing="off" w:after="240" w:afterAutospacing="off"/>
+        <w:jc w:val="left"/>
+      </w:pPr>
+      <w:r>
+        <w:rPr>
+          <w:rFonts w:ascii="Times New Roman" w:hAnsi="Times New Roman" w:eastAsia="Times New Roman" w:cs="Times New Roman"/>
+          <w:noProof w:val="0"/>
+          <w:sz w:val="22"/>
+          <w:szCs w:val="22"/>
+          <w:lang w:val="en-GB"/>
+        </w:rPr>
+        <w:t>A core principle of IIoT that has direct relevance to residential smart home applications is the integration of distributed sensor networks with real-time data processing and automated actuation. Bagdadee et al. (2025) demonstrated this principle at the household scale, showing that an IoT-based hybrid energy system — coordinating solar panels, wind turbines, and battery storage through Zigbee, Z-Wave, and Wi-Fi communication protocols — achieved system efficiency of 80% and reduced energy costs by 61% compared to conventional grid-connected systems. CO₂ emissions were simultaneously reduced by over 61%. The authors attribute these gains to real-time monitoring and adaptive energy management enabled by IoT sensors and controllers, confirming that the architectural logic of IIoT — distributed sensing, centralised decision-making, and automated response — produces measurable efficiency improvements even at the residential level. The Mordor Intelligence Europe Smart Homes Market Report (2026) contextualises this within market trends, projecting the European smart homes market to grow from USD 23.14 billion in 2025 to USD 32.12 billion by 2031, driven substantially by energy performance mandates, dynamic electricity tariffs, and demand for automated load-shifting capabilities.</w:t>
+      </w:r>
+    </w:p>
+    <w:p>
+      <w:pPr>
+        <w:spacing w:before="240" w:beforeAutospacing="off" w:after="240" w:afterAutospacing="off"/>
+        <w:jc w:val="left"/>
+      </w:pPr>
+      <w:r>
+        <w:rPr>
+          <w:rFonts w:ascii="Times New Roman" w:hAnsi="Times New Roman" w:eastAsia="Times New Roman" w:cs="Times New Roman"/>
+          <w:noProof w:val="0"/>
+          <w:sz w:val="22"/>
+          <w:szCs w:val="22"/>
+          <w:lang w:val="en-GB"/>
+        </w:rPr>
+        <w:t>Beyond energy management, the convergence of AI and IoT — increasingly referred to as AIoT — introduces predictive and adaptive capabilities that extend smart home functionality beyond reactive automation. Ezugwu et al. (2025) note that intelligent smart home automation systems go beyond mere monitoring and control, possessing the capability to predict and prevent potential incidents within the home environment. Their proposed six-layer architecture — encompassing a smart device and sensor layer, a communication and gateway layer, an intelligent management and decision layer, a cloud computing layer, a control layer, and a security layer — directly mirrors the layered architectures developed for industrial IIoT deployments. The CBI (2025) highlights Poland as one of the fastest-growing IoT markets in Europe, with a projected CAGR of 12.06% through 2029, underscoring the regional relevance of IoT adoption trends to the deployment context of this project. While enterprise-grade IIoT systems typically require significant infrastructure investment, the system developed in this thesis applies these same architectural principles at an accessible scale using a Raspberry Pi 4 and Home Assistant, demonstrating that IIoT design logic can be replicated affordably without sacrificing core functionality.</w:t>
+      </w:r>
+    </w:p>
+    <w:p>
+      <w:pPr>
+        <w:pStyle w:val="Normal"/>
+        <w:spacing w:before="240" w:beforeAutospacing="off" w:after="240" w:afterAutospacing="off"/>
+        <w:jc w:val="left"/>
+        <w:rPr>
+          <w:rFonts w:ascii="Times New Roman" w:hAnsi="Times New Roman" w:eastAsia="Times New Roman" w:cs="Times New Roman"/>
+          <w:noProof w:val="0"/>
+          <w:sz w:val="22"/>
+          <w:szCs w:val="22"/>
+          <w:lang w:val="en-GB"/>
+        </w:rPr>
+      </w:pPr>
+    </w:p>
+    <w:p>
+      <w:pPr>
+        <w:pStyle w:val="Normal"/>
+        <w:spacing w:before="240" w:beforeAutospacing="off" w:after="240" w:afterAutospacing="off"/>
+        <w:jc w:val="left"/>
         <w:rPr>
           <w:rFonts w:ascii="Aptos" w:hAnsi="Aptos" w:eastAsia="Aptos" w:cs="Aptos"/>
           <w:noProof w:val="0"/>
@@ -1699,18 +5921,60 @@
           <w:szCs w:val="24"/>
           <w:lang w:val="en-GB"/>
         </w:rPr>
-        <w:t>operates</w:t>
-      </w:r>
-      <w:r>
+      </w:pPr>
+    </w:p>
+    <w:p>
+      <w:pPr>
+        <w:spacing w:before="240" w:beforeAutospacing="off" w:after="240" w:afterAutospacing="off"/>
+        <w:jc w:val="left"/>
         <w:rPr>
           <w:rFonts w:ascii="Aptos" w:hAnsi="Aptos" w:eastAsia="Aptos" w:cs="Aptos"/>
+          <w:b w:val="1"/>
+          <w:bCs w:val="1"/>
+          <w:noProof w:val="0"/>
+          <w:color w:val="auto"/>
+          <w:sz w:val="36"/>
+          <w:szCs w:val="36"/>
+          <w:lang w:val="en-GB"/>
+        </w:rPr>
+      </w:pPr>
+      <w:r>
+        <w:rPr>
+          <w:rFonts w:ascii="Aptos" w:hAnsi="Aptos" w:eastAsia="Aptos" w:cs="Aptos"/>
+          <w:b w:val="1"/>
+          <w:bCs w:val="1"/>
+          <w:noProof w:val="0"/>
+          <w:color w:val="auto"/>
+          <w:sz w:val="36"/>
+          <w:szCs w:val="36"/>
+          <w:lang w:val="en-GB"/>
+        </w:rPr>
+        <w:t xml:space="preserve">Section 2.5 — Sensor Technologies: DHT22, PIR, Relay </w:t>
+      </w:r>
+    </w:p>
+    <w:p>
+      <w:pPr>
+        <w:spacing w:before="240" w:beforeAutospacing="off" w:after="240" w:afterAutospacing="off"/>
+        <w:jc w:val="left"/>
+      </w:pPr>
+      <w:r>
+        <w:rPr>
+          <w:rFonts w:ascii="Aptos" w:hAnsi="Aptos" w:eastAsia="Aptos" w:cs="Aptos"/>
+          <w:b w:val="1"/>
+          <w:bCs w:val="1"/>
           <w:noProof w:val="0"/>
           <w:sz w:val="24"/>
           <w:szCs w:val="24"/>
           <w:lang w:val="en-GB"/>
         </w:rPr>
-        <w:t xml:space="preserve"> at prototype level and has not been tested for long-term reliability or </w:t>
-      </w:r>
+        <w:t>DHT22 temperature and humidity sensor</w:t>
+      </w:r>
+    </w:p>
+    <w:p>
+      <w:pPr>
+        <w:spacing w:before="240" w:beforeAutospacing="off" w:after="240" w:afterAutospacing="off"/>
+        <w:jc w:val="left"/>
+      </w:pPr>
       <w:r>
         <w:rPr>
           <w:rFonts w:ascii="Aptos" w:hAnsi="Aptos" w:eastAsia="Aptos" w:cs="Aptos"/>
@@ -1719,18 +5983,32 @@
           <w:szCs w:val="24"/>
           <w:lang w:val="en-GB"/>
         </w:rPr>
-        <w:t>use</w:t>
-      </w:r>
+        <w:t>Khan et al. (2024) deployed DHT sensors on a Raspberry Pi device to collect indoor temperature and humidity data at hourly intervals as part of a predictive energy optimisation framework. The DHT sensor combines a thermistor for temperature measurement with a capacitative element for humidity detection. The collected data was used to train deep learning models — including LSTM, RNN, and GRU networks — to predict environmental conditions and energy consumption one time-step ahead, enabling proactive rather than reactive control of heating and cooling actuators. Ezugwu et al. (2025) classify DHT22 as an environmental sensor used for measuring humidity and temperature in smart home contexts, noting it as an improved alternative to the DHT11 with greater accuracy. In the system developed for this thesis, two DHT22 sensors are deployed — one indoors and one to monitor ambient conditions — providing the environmental data that drives Home Assistant automations for fan and ventilation control.</w:t>
+      </w:r>
+    </w:p>
+    <w:p>
+      <w:pPr>
+        <w:spacing w:before="240" w:beforeAutospacing="off" w:after="240" w:afterAutospacing="off"/>
+        <w:jc w:val="left"/>
+      </w:pPr>
       <w:r>
         <w:rPr>
           <w:rFonts w:ascii="Aptos" w:hAnsi="Aptos" w:eastAsia="Aptos" w:cs="Aptos"/>
+          <w:b w:val="1"/>
+          <w:bCs w:val="1"/>
           <w:noProof w:val="0"/>
           <w:sz w:val="24"/>
           <w:szCs w:val="24"/>
           <w:lang w:val="en-GB"/>
         </w:rPr>
-        <w:t xml:space="preserve"> in a real home environment.</w:t>
-      </w:r>
+        <w:t>PIR motion sensor</w:t>
+      </w:r>
+    </w:p>
+    <w:p>
+      <w:pPr>
+        <w:spacing w:before="240" w:beforeAutospacing="off" w:after="240" w:afterAutospacing="off"/>
+        <w:jc w:val="left"/>
+      </w:pPr>
       <w:r>
         <w:rPr>
           <w:rFonts w:ascii="Aptos" w:hAnsi="Aptos" w:eastAsia="Aptos" w:cs="Aptos"/>
@@ -1739,24 +6017,33 @@
           <w:szCs w:val="24"/>
           <w:lang w:val="en-GB"/>
         </w:rPr>
-        <w:t xml:space="preserve"> Security features such as user authentication and encrypted communication are outside the scope of this project and are recommended for future development.</w:t>
-      </w:r>
+        <w:t>Gagote et al. (2026) present a PIR-based automatic lighting system designed to detect human motion and activate LED outputs without a microcontroller, demonstrating that the sensor can directly control a circuit through motion detection alone. The PIR sensor works by detecting changes in infrared radiation emitted by the human body — when a person enters the detection zone, the sensor triggers a response. In their prototype, the system successfully detected motion within its effective indoor range with minimal delay, and showed consistent performance for lighting automation applications. Limitations noted include sensitivity to environmental temperature changes and a restricted detection range. Ezugwu et al. (2025) categorise the HC-SR501 PIR as an environmental sensor used for motion detection and home monitoring, noting its use for safety and security through detection and alarm triggering. In the thesis project, the PIR sensor is connected to the Raspberry Pi GPIO pins, allowing Home Assistant to trigger automations — such as activating a relay-controlled device — whenever occupancy is detected.</w:t>
+      </w:r>
+    </w:p>
+    <w:p>
+      <w:pPr>
+        <w:spacing w:before="240" w:beforeAutospacing="off" w:after="240" w:afterAutospacing="off"/>
+        <w:jc w:val="left"/>
+      </w:pPr>
       <w:r>
         <w:rPr>
           <w:rFonts w:ascii="Aptos" w:hAnsi="Aptos" w:eastAsia="Aptos" w:cs="Aptos"/>
+          <w:b w:val="1"/>
+          <w:bCs w:val="1"/>
           <w:noProof w:val="0"/>
           <w:sz w:val="24"/>
           <w:szCs w:val="24"/>
           <w:lang w:val="en-GB"/>
         </w:rPr>
-        <w:t xml:space="preserve"> Hardware development is limited to scheduled sessions at school, which restricts the total time available for physical testing and integration</w:t>
-      </w:r>
-    </w:p>
-    <w:p>
-      <w:pPr>
-        <w:pStyle w:val="Normal"/>
+        <w:t>Relay module and the sense-decide-actuate loop</w:t>
+      </w:r>
+    </w:p>
+    <w:p>
+      <w:pPr>
         <w:spacing w:before="240" w:beforeAutospacing="off" w:after="240" w:afterAutospacing="off"/>
         <w:jc w:val="left"/>
+      </w:pPr>
+      <w:r>
         <w:rPr>
           <w:rFonts w:ascii="Aptos" w:hAnsi="Aptos" w:eastAsia="Aptos" w:cs="Aptos"/>
           <w:noProof w:val="0"/>
@@ -1764,25 +6051,140 @@
           <w:szCs w:val="24"/>
           <w:lang w:val="en-GB"/>
         </w:rPr>
-      </w:pPr>
+        <w:t xml:space="preserve">Mathe et al. (2024) provide a comprehensive review of Raspberry Pi applications in home automation, </w:t>
+      </w:r>
+      <w:r>
+        <w:rPr>
+          <w:rFonts w:ascii="Aptos" w:hAnsi="Aptos" w:eastAsia="Aptos" w:cs="Aptos"/>
+          <w:noProof w:val="0"/>
+          <w:sz w:val="24"/>
+          <w:szCs w:val="24"/>
+          <w:lang w:val="en-GB"/>
+        </w:rPr>
+        <w:t>identifying</w:t>
+      </w:r>
+      <w:r>
+        <w:rPr>
+          <w:rFonts w:ascii="Aptos" w:hAnsi="Aptos" w:eastAsia="Aptos" w:cs="Aptos"/>
+          <w:noProof w:val="0"/>
+          <w:sz w:val="24"/>
+          <w:szCs w:val="24"/>
+          <w:lang w:val="en-GB"/>
+        </w:rPr>
+        <w:t xml:space="preserve"> relay modules as standard components for controlling household appliances from a low-voltage microcontroller signal. Their review documents relay use across </w:t>
+      </w:r>
+      <w:r>
+        <w:rPr>
+          <w:rFonts w:ascii="Aptos" w:hAnsi="Aptos" w:eastAsia="Aptos" w:cs="Aptos"/>
+          <w:noProof w:val="0"/>
+          <w:sz w:val="24"/>
+          <w:szCs w:val="24"/>
+          <w:lang w:val="en-GB"/>
+        </w:rPr>
+        <w:t>numerous</w:t>
+      </w:r>
+      <w:r>
+        <w:rPr>
+          <w:rFonts w:ascii="Aptos" w:hAnsi="Aptos" w:eastAsia="Aptos" w:cs="Aptos"/>
+          <w:noProof w:val="0"/>
+          <w:sz w:val="24"/>
+          <w:szCs w:val="24"/>
+          <w:lang w:val="en-GB"/>
+        </w:rPr>
+        <w:t xml:space="preserve"> automation studies, where the relay acts as an electrically operated switch — allowing the Raspberry Pi to turn on or off mains-voltage devices safely. Ezugwu et al. (2025) similarly document relay modules as core hardware in smart home automation systems, noting that they are essential for translating digital control signals into physical actuation of appliances such as lights, fans, and heating elements. In the system developed for this thesis, the relay module connects to the Raspberry Pi and is controlled through Home Assistant, while an SG90 servo provides </w:t>
+      </w:r>
+      <w:r>
+        <w:rPr>
+          <w:rFonts w:ascii="Aptos" w:hAnsi="Aptos" w:eastAsia="Aptos" w:cs="Aptos"/>
+          <w:noProof w:val="0"/>
+          <w:sz w:val="24"/>
+          <w:szCs w:val="24"/>
+          <w:lang w:val="en-GB"/>
+        </w:rPr>
+        <w:t>additional</w:t>
+      </w:r>
+      <w:r>
+        <w:rPr>
+          <w:rFonts w:ascii="Aptos" w:hAnsi="Aptos" w:eastAsia="Aptos" w:cs="Aptos"/>
+          <w:noProof w:val="0"/>
+          <w:sz w:val="24"/>
+          <w:szCs w:val="24"/>
+          <w:lang w:val="en-GB"/>
+        </w:rPr>
+        <w:t xml:space="preserve"> physical actuation — for example, triggering a mechanical lock or vent. Together, the DHT22, PIR, relay, and servo form a complete sense-decide-actuate loop: the sensors gather data, Home Assistant processes it and applies automation logic, and the actuators respond accordingly.</w:t>
+      </w:r>
     </w:p>
     <w:p>
       <w:pPr>
         <w:spacing w:before="240" w:beforeAutospacing="off" w:after="240" w:afterAutospacing="off"/>
         <w:jc w:val="left"/>
         <w:rPr>
-          <w:rFonts w:ascii="Aptos" w:hAnsi="Aptos" w:eastAsia="Aptos" w:cs="Aptos" w:asciiTheme="minorAscii" w:hAnsiTheme="minorAscii" w:eastAsiaTheme="minorAscii" w:cstheme="minorAscii"/>
+          <w:rFonts w:ascii="Aptos" w:hAnsi="Aptos" w:eastAsia="Aptos" w:cs="Aptos"/>
           <w:b w:val="1"/>
           <w:bCs w:val="1"/>
           <w:noProof w:val="0"/>
+          <w:color w:val="auto"/>
+          <w:sz w:val="36"/>
+          <w:szCs w:val="36"/>
+          <w:lang w:val="en-GB"/>
+        </w:rPr>
+      </w:pPr>
+      <w:r>
+        <w:rPr>
+          <w:rFonts w:ascii="Aptos" w:hAnsi="Aptos" w:eastAsia="Aptos" w:cs="Aptos"/>
+          <w:b w:val="1"/>
+          <w:bCs w:val="1"/>
+          <w:noProof w:val="0"/>
+          <w:color w:val="auto"/>
+          <w:sz w:val="36"/>
+          <w:szCs w:val="36"/>
+          <w:lang w:val="en-GB"/>
+        </w:rPr>
+        <w:t xml:space="preserve">Section 2.6 — Comparison of Existing Solutions </w:t>
+      </w:r>
+    </w:p>
+    <w:p>
+      <w:pPr>
+        <w:spacing w:before="240" w:beforeAutospacing="off" w:after="240" w:afterAutospacing="off"/>
+        <w:jc w:val="left"/>
+      </w:pPr>
+      <w:r>
+        <w:rPr>
+          <w:rFonts w:ascii="Aptos" w:hAnsi="Aptos" w:eastAsia="Aptos" w:cs="Aptos"/>
+          <w:b w:val="1"/>
+          <w:bCs w:val="1"/>
+          <w:noProof w:val="0"/>
           <w:sz w:val="24"/>
           <w:szCs w:val="24"/>
           <w:lang w:val="en-GB"/>
         </w:rPr>
-      </w:pPr>
-      <w:r>
-        <w:rPr>
-          <w:rFonts w:ascii="Aptos" w:hAnsi="Aptos" w:eastAsia="Aptos" w:cs="Aptos" w:asciiTheme="minorAscii" w:hAnsiTheme="minorAscii" w:eastAsiaTheme="minorAscii" w:cstheme="minorAscii"/>
+        <w:t>Commercial smart home barriers</w:t>
+      </w:r>
+    </w:p>
+    <w:p>
+      <w:pPr>
+        <w:spacing w:before="240" w:beforeAutospacing="off" w:after="240" w:afterAutospacing="off"/>
+        <w:jc w:val="left"/>
+      </w:pPr>
+      <w:r>
+        <w:rPr>
+          <w:rFonts w:ascii="Aptos" w:hAnsi="Aptos" w:eastAsia="Aptos" w:cs="Aptos"/>
+          <w:noProof w:val="0"/>
+          <w:sz w:val="24"/>
+          <w:szCs w:val="24"/>
+          <w:lang w:val="en-GB"/>
+        </w:rPr>
+        <w:t>Li and Yigitcanlar et al. (2021) conducted a systematic literature review identifying the primary barriers to smart home adoption. Their findings show that high upfront costs, limited consumer understanding of the technology, and concerns around privacy and data security are the dominant obstacles preventing wider uptake. They note that while energy efficiency, healthcare monitoring, and security are the main motivations for adoption, the risks — including privacy threats, difficulty integrating technology into domestic life, and energy rebound effects — consistently deter households. Valencia-Arias et al. (2023) similarly found that perceived reliability is the most critical adoption variable across all study populations, with users expressing strong reluctance to allow companies access to personal home data. The Mordor Intelligence Europe Smart Homes report (2026) quantifies one aspect of this barrier directly: comprehensive smart home packages average €3,500–8,000 in hardware costs, with professional installation adding a further €1,200–2,500. Payback periods in lower-tariff markets can exceed nine years, making commercial systems financially inaccessible for most middle-income households.</w:t>
+      </w:r>
+    </w:p>
+    <w:p>
+      <w:pPr>
+        <w:spacing w:before="240" w:beforeAutospacing="off" w:after="240" w:afterAutospacing="off"/>
+        <w:jc w:val="left"/>
+      </w:pPr>
+      <w:r>
+        <w:rPr>
+          <w:rFonts w:ascii="Aptos" w:hAnsi="Aptos" w:eastAsia="Aptos" w:cs="Aptos"/>
           <w:b w:val="1"/>
           <w:bCs w:val="1"/>
           <w:noProof w:val="0"/>
@@ -1790,14 +6192,15 @@
           <w:szCs w:val="24"/>
           <w:lang w:val="en-GB"/>
         </w:rPr>
-        <w:t>1.6 Structure of Thesis</w:t>
-      </w:r>
-    </w:p>
-    <w:p>
-      <w:pPr>
-        <w:pStyle w:val="Normal"/>
+        <w:t>Home Assistant and Raspberry Pi as an alternative</w:t>
+      </w:r>
+    </w:p>
+    <w:p>
+      <w:pPr>
         <w:spacing w:before="240" w:beforeAutospacing="off" w:after="240" w:afterAutospacing="off"/>
         <w:jc w:val="left"/>
+      </w:pPr>
+      <w:r>
         <w:rPr>
           <w:rFonts w:ascii="Aptos" w:hAnsi="Aptos" w:eastAsia="Aptos" w:cs="Aptos"/>
           <w:noProof w:val="0"/>
@@ -1805,17 +6208,32 @@
           <w:szCs w:val="24"/>
           <w:lang w:val="en-GB"/>
         </w:rPr>
+        <w:t>Novak, Picek, and Andročec (2025) reviewed 174 papers on Raspberry Pi-based smart home security systems and consistently identified cost-effectiveness as a defining advantage of the platform. Their analysis shows that Raspberry Pi supports intrusion detection, surveillance, fire detection, and assistance for elderly users at a fraction of commercial system costs. Home Assistant is identified by Mathe et al. (2024) as a leading open-source platform for home automation, used across numerous studies to manage sensors, actuators, and communication protocols under a unified interface. The Home Assistant project itself (2026) reports integration with over 1,000 device brands and 3,500+ integrations, operates entirely on local infrastructure with no mandatory cloud dependency, and is actively maintained by a global open-source community. Critically, it runs effectively on Raspberry Pi hardware, enabling a full home automation hub for under €100 in hardware costs — compared to thousands for commercial alternatives.</w:t>
+      </w:r>
+    </w:p>
+    <w:p>
+      <w:pPr>
+        <w:spacing w:before="240" w:beforeAutospacing="off" w:after="240" w:afterAutospacing="off"/>
+        <w:jc w:val="left"/>
       </w:pPr>
       <w:r>
         <w:rPr>
           <w:rFonts w:ascii="Aptos" w:hAnsi="Aptos" w:eastAsia="Aptos" w:cs="Aptos"/>
+          <w:b w:val="1"/>
+          <w:bCs w:val="1"/>
           <w:noProof w:val="0"/>
           <w:sz w:val="24"/>
           <w:szCs w:val="24"/>
           <w:lang w:val="en-GB"/>
         </w:rPr>
-        <w:t xml:space="preserve">This thesis is organised into six chapters. Chapter 1 introduces the project by providing background context, </w:t>
-      </w:r>
+        <w:t>Adaptive gap and positioning of this thesis</w:t>
+      </w:r>
+    </w:p>
+    <w:p>
+      <w:pPr>
+        <w:spacing w:before="240" w:beforeAutospacing="off" w:after="240" w:afterAutospacing="off"/>
+        <w:jc w:val="left"/>
+      </w:pPr>
       <w:r>
         <w:rPr>
           <w:rFonts w:ascii="Aptos" w:hAnsi="Aptos" w:eastAsia="Aptos" w:cs="Aptos"/>
@@ -1824,9 +6242,14 @@
           <w:szCs w:val="24"/>
           <w:lang w:val="en-GB"/>
         </w:rPr>
-        <w:t>establishing</w:t>
-      </w:r>
-      <w:r>
+        <w:t>Rey-Jouanchicot et al. (2025) highlight that current smart home automation systems — including commercial voice assistants with over 320 million units installed globally — remain largely reactive, responding to explicit commands rather than adapting proactively to user behaviour and environmental context. Their systematic review identifies adaptive decision-making as the most significant open challenge in the field: systems must be able to handle changes in device availability, incorporate natural user feedback, and support multiple occupants. Commercial platforms partly address this through cloud-based machine learning, but doing so requires persistent data upload — reinforcing the privacy concerns identified by Li et al. and Valencia-Arias et al. The system developed in this thesis takes a different approach: by running Home Assistant locally on a Raspberry Pi 4, incorporating DHT22 environmental sensing, PIR-based occupancy detection, and relay-controlled actuation, it delivers a functionally adaptive system that processes all data on-device, at low cost, and without dependency on external cloud infrastructure. This positions the project as a practical response to the twin barriers of cost and privacy that continue to limit commercial smart home adoption in the European market.</w:t>
+      </w:r>
+    </w:p>
+    <w:p>
+      <w:pPr>
+        <w:pStyle w:val="Normal"/>
+        <w:spacing w:before="0" w:beforeAutospacing="off" w:after="0" w:afterAutospacing="off"/>
+        <w:jc w:val="left"/>
         <w:rPr>
           <w:rFonts w:ascii="Aptos" w:hAnsi="Aptos" w:eastAsia="Aptos" w:cs="Aptos"/>
           <w:noProof w:val="0"/>
@@ -1834,217 +6257,35 @@
           <w:szCs w:val="24"/>
           <w:lang w:val="en-GB"/>
         </w:rPr>
-        <w:t xml:space="preserve"> the significance of the study, and defining the aim, </w:t>
-      </w:r>
-      <w:r>
-        <w:rPr>
-          <w:rFonts w:ascii="Aptos" w:hAnsi="Aptos" w:eastAsia="Aptos" w:cs="Aptos"/>
-          <w:noProof w:val="0"/>
-          <w:sz w:val="24"/>
-          <w:szCs w:val="24"/>
-          <w:lang w:val="en-GB"/>
-        </w:rPr>
-        <w:t>objectives</w:t>
-      </w:r>
-      <w:r>
-        <w:rPr>
-          <w:rFonts w:ascii="Aptos" w:hAnsi="Aptos" w:eastAsia="Aptos" w:cs="Aptos"/>
-          <w:noProof w:val="0"/>
-          <w:sz w:val="24"/>
-          <w:szCs w:val="24"/>
-          <w:lang w:val="en-GB"/>
-        </w:rPr>
-        <w:t>, scope, and limitations.</w:t>
-      </w:r>
-      <w:r>
-        <w:rPr>
-          <w:rFonts w:ascii="Aptos" w:hAnsi="Aptos" w:eastAsia="Aptos" w:cs="Aptos"/>
-          <w:noProof w:val="0"/>
-          <w:sz w:val="24"/>
-          <w:szCs w:val="24"/>
-          <w:lang w:val="en-GB"/>
-        </w:rPr>
-        <w:t xml:space="preserve"> Chapter 2 presents a review of existing literature covering smart home systems, the Home Assistant platform, Raspberry Pi in IoT applications, </w:t>
-      </w:r>
-      <w:r>
-        <w:rPr>
-          <w:rFonts w:ascii="Aptos" w:hAnsi="Aptos" w:eastAsia="Aptos" w:cs="Aptos"/>
-          <w:noProof w:val="0"/>
-          <w:sz w:val="24"/>
-          <w:szCs w:val="24"/>
-          <w:lang w:val="en-GB"/>
-        </w:rPr>
-        <w:t>IIoT</w:t>
-      </w:r>
-      <w:r>
-        <w:rPr>
-          <w:rFonts w:ascii="Aptos" w:hAnsi="Aptos" w:eastAsia="Aptos" w:cs="Aptos"/>
-          <w:noProof w:val="0"/>
-          <w:sz w:val="24"/>
-          <w:szCs w:val="24"/>
-          <w:lang w:val="en-GB"/>
-        </w:rPr>
-        <w:t xml:space="preserve"> trends, sensor technologies, and a comparison of existing commercial systems.</w:t>
-      </w:r>
-      <w:r>
-        <w:rPr>
-          <w:rFonts w:ascii="Aptos" w:hAnsi="Aptos" w:eastAsia="Aptos" w:cs="Aptos"/>
-          <w:noProof w:val="0"/>
-          <w:sz w:val="24"/>
-          <w:szCs w:val="24"/>
-          <w:lang w:val="en-GB"/>
-        </w:rPr>
-        <w:t xml:space="preserve"> Chapter 3 describes the system design, including the architecture, hardware selection, automation logic, dashboard layout, and wiring diagrams.</w:t>
-      </w:r>
-      <w:r>
-        <w:rPr>
-          <w:rFonts w:ascii="Aptos" w:hAnsi="Aptos" w:eastAsia="Aptos" w:cs="Aptos"/>
-          <w:noProof w:val="0"/>
-          <w:sz w:val="24"/>
-          <w:szCs w:val="24"/>
-          <w:lang w:val="en-GB"/>
-        </w:rPr>
-        <w:t xml:space="preserve"> Chapter 4 describes how the system was implemented, including setting up all the hardware parts and creating the automations and dashboard.</w:t>
-      </w:r>
-      <w:r>
-        <w:rPr>
-          <w:rFonts w:ascii="Aptos" w:hAnsi="Aptos" w:eastAsia="Aptos" w:cs="Aptos"/>
-          <w:noProof w:val="0"/>
-          <w:sz w:val="24"/>
-          <w:szCs w:val="24"/>
-          <w:lang w:val="en-GB"/>
-        </w:rPr>
-        <w:t xml:space="preserve"> </w:t>
-      </w:r>
-      <w:r>
-        <w:rPr>
-          <w:rFonts w:ascii="Aptos" w:hAnsi="Aptos" w:eastAsia="Aptos" w:cs="Aptos"/>
-          <w:noProof w:val="0"/>
-          <w:sz w:val="24"/>
-          <w:szCs w:val="24"/>
-          <w:lang w:val="en-GB"/>
-        </w:rPr>
-        <w:t xml:space="preserve">Chapter 5 explains how the system was tested, shows how </w:t>
-      </w:r>
-      <w:r>
-        <w:rPr>
-          <w:rFonts w:ascii="Aptos" w:hAnsi="Aptos" w:eastAsia="Aptos" w:cs="Aptos"/>
-          <w:noProof w:val="0"/>
-          <w:sz w:val="24"/>
-          <w:szCs w:val="24"/>
-          <w:lang w:val="en-GB"/>
-        </w:rPr>
-        <w:t>accurate</w:t>
-      </w:r>
-      <w:r>
-        <w:rPr>
-          <w:rFonts w:ascii="Aptos" w:hAnsi="Aptos" w:eastAsia="Aptos" w:cs="Aptos"/>
-          <w:noProof w:val="0"/>
-          <w:sz w:val="24"/>
-          <w:szCs w:val="24"/>
-          <w:lang w:val="en-GB"/>
-        </w:rPr>
-        <w:t xml:space="preserve"> the sensors were, checks how the automations responded, and shares feedback from users</w:t>
-      </w:r>
-      <w:r>
-        <w:rPr>
-          <w:rFonts w:ascii="Aptos" w:hAnsi="Aptos" w:eastAsia="Aptos" w:cs="Aptos"/>
-          <w:noProof w:val="0"/>
-          <w:sz w:val="24"/>
-          <w:szCs w:val="24"/>
-          <w:lang w:val="en-GB"/>
-        </w:rPr>
-        <w:t>.</w:t>
-      </w:r>
-      <w:r>
-        <w:rPr>
-          <w:rFonts w:ascii="Aptos" w:hAnsi="Aptos" w:eastAsia="Aptos" w:cs="Aptos"/>
-          <w:noProof w:val="0"/>
-          <w:sz w:val="24"/>
-          <w:szCs w:val="24"/>
-          <w:lang w:val="en-GB"/>
-        </w:rPr>
-        <w:t xml:space="preserve"> Chapter 6 concludes the thesis by summarizing what was achieved, checking the </w:t>
-      </w:r>
-      <w:r>
-        <w:rPr>
-          <w:rFonts w:ascii="Aptos" w:hAnsi="Aptos" w:eastAsia="Aptos" w:cs="Aptos"/>
-          <w:noProof w:val="0"/>
-          <w:sz w:val="24"/>
-          <w:szCs w:val="24"/>
-          <w:lang w:val="en-GB"/>
-        </w:rPr>
-        <w:t>objectives</w:t>
-      </w:r>
-      <w:r>
-        <w:rPr>
-          <w:rFonts w:ascii="Aptos" w:hAnsi="Aptos" w:eastAsia="Aptos" w:cs="Aptos"/>
-          <w:noProof w:val="0"/>
-          <w:sz w:val="24"/>
-          <w:szCs w:val="24"/>
-          <w:lang w:val="en-GB"/>
-        </w:rPr>
-        <w:t xml:space="preserve">, noting limitations, suggesting future improvements, and reflecting on how the project relates to </w:t>
-      </w:r>
-      <w:r>
-        <w:rPr>
-          <w:rFonts w:ascii="Aptos" w:hAnsi="Aptos" w:eastAsia="Aptos" w:cs="Aptos"/>
-          <w:noProof w:val="0"/>
-          <w:sz w:val="24"/>
-          <w:szCs w:val="24"/>
-          <w:lang w:val="en-GB"/>
-        </w:rPr>
-        <w:t>IIoT</w:t>
-      </w:r>
-      <w:r>
-        <w:rPr>
-          <w:rFonts w:ascii="Aptos" w:hAnsi="Aptos" w:eastAsia="Aptos" w:cs="Aptos"/>
-          <w:noProof w:val="0"/>
-          <w:sz w:val="24"/>
-          <w:szCs w:val="24"/>
-          <w:lang w:val="en-GB"/>
-        </w:rPr>
-        <w:t xml:space="preserve"> trends.</w:t>
-      </w:r>
+      </w:pPr>
     </w:p>
     <w:p>
       <w:pPr>
         <w:pStyle w:val="Normal"/>
         <w:spacing w:before="240" w:beforeAutospacing="off" w:after="240" w:afterAutospacing="off"/>
+        <w:ind w:left="0"/>
         <w:jc w:val="left"/>
         <w:rPr>
-          <w:rFonts w:ascii="Aptos" w:hAnsi="Aptos" w:eastAsia="Aptos" w:cs="Aptos" w:asciiTheme="minorAscii" w:hAnsiTheme="minorAscii" w:eastAsiaTheme="minorAscii" w:cstheme="minorAscii"/>
+          <w:rFonts w:ascii="Times New Roman" w:hAnsi="Times New Roman" w:eastAsia="Times New Roman" w:cs="Times New Roman"/>
           <w:b w:val="1"/>
           <w:bCs w:val="1"/>
           <w:noProof w:val="0"/>
-          <w:sz w:val="24"/>
-          <w:szCs w:val="24"/>
-          <w:lang w:val="en-GB"/>
-        </w:rPr>
-      </w:pPr>
-      <w:r>
-        <w:rPr>
-          <w:rFonts w:ascii="Aptos" w:hAnsi="Aptos" w:eastAsia="Aptos" w:cs="Aptos" w:asciiTheme="minorAscii" w:hAnsiTheme="minorAscii" w:eastAsiaTheme="minorAscii" w:cstheme="minorAscii"/>
+          <w:sz w:val="22"/>
+          <w:szCs w:val="22"/>
+          <w:lang w:val="en-GB"/>
+        </w:rPr>
+      </w:pPr>
+      <w:r>
+        <w:rPr>
+          <w:rFonts w:ascii="Times New Roman" w:hAnsi="Times New Roman" w:eastAsia="Times New Roman" w:cs="Times New Roman"/>
           <w:b w:val="1"/>
           <w:bCs w:val="1"/>
           <w:noProof w:val="0"/>
-          <w:sz w:val="24"/>
-          <w:szCs w:val="24"/>
-          <w:lang w:val="en-GB"/>
-        </w:rPr>
-        <w:t>Sources</w:t>
-      </w:r>
-      <w:r>
-        <w:rPr>
-          <w:rFonts w:ascii="Aptos" w:hAnsi="Aptos" w:eastAsia="Aptos" w:cs="Aptos" w:asciiTheme="minorAscii" w:hAnsiTheme="minorAscii" w:eastAsiaTheme="minorAscii" w:cstheme="minorAscii"/>
-          <w:b w:val="1"/>
-          <w:bCs w:val="1"/>
-          <w:noProof w:val="0"/>
-          <w:sz w:val="24"/>
-          <w:szCs w:val="24"/>
-          <w:lang w:val="en-GB"/>
-        </w:rPr>
-        <w:t>;</w:t>
+          <w:sz w:val="22"/>
+          <w:szCs w:val="22"/>
+          <w:lang w:val="en-GB"/>
+        </w:rPr>
+        <w:t>REFERENCES</w:t>
       </w:r>
     </w:p>
     <w:p>
@@ -2057,22 +6298,57 @@
         <w:spacing w:before="240" w:beforeAutospacing="off" w:after="240" w:afterAutospacing="off"/>
         <w:jc w:val="left"/>
         <w:rPr>
-          <w:rFonts w:ascii="Aptos" w:hAnsi="Aptos" w:eastAsia="Aptos" w:cs="Aptos" w:asciiTheme="minorAscii" w:hAnsiTheme="minorAscii" w:eastAsiaTheme="minorAscii" w:cstheme="minorAscii"/>
-          <w:sz w:val="24"/>
-          <w:szCs w:val="24"/>
-        </w:rPr>
-      </w:pPr>
-      <w:hyperlink r:id="R329407b00da64d91">
+          <w:rStyle w:val="Hyperlink"/>
+          <w:rFonts w:ascii="Times New Roman" w:hAnsi="Times New Roman" w:eastAsia="Times New Roman" w:cs="Times New Roman"/>
+          <w:noProof w:val="0"/>
+          <w:sz w:val="22"/>
+          <w:szCs w:val="22"/>
+          <w:lang w:val="en-GB"/>
+        </w:rPr>
+      </w:pPr>
+      <w:r>
+        <w:rPr>
+          <w:rFonts w:ascii="Times New Roman" w:hAnsi="Times New Roman" w:eastAsia="Times New Roman" w:cs="Times New Roman"/>
+          <w:noProof w:val="0"/>
+          <w:sz w:val="22"/>
+          <w:szCs w:val="22"/>
+          <w:lang w:val="en-GB"/>
+        </w:rPr>
+        <w:t xml:space="preserve">Park, Y., &amp; Han, J. (2025). Smart home advancements for health care and beyond: Systematic review of two decades of user-centric innovation. </w:t>
+      </w:r>
+      <w:r>
+        <w:rPr>
+          <w:rFonts w:ascii="Times New Roman" w:hAnsi="Times New Roman" w:eastAsia="Times New Roman" w:cs="Times New Roman"/>
+          <w:i w:val="1"/>
+          <w:iCs w:val="1"/>
+          <w:noProof w:val="0"/>
+          <w:sz w:val="22"/>
+          <w:szCs w:val="22"/>
+          <w:lang w:val="en-GB"/>
+        </w:rPr>
+        <w:t>Journal of Medical Internet Research, 27</w:t>
+      </w:r>
+      <w:r>
+        <w:rPr>
+          <w:rFonts w:ascii="Times New Roman" w:hAnsi="Times New Roman" w:eastAsia="Times New Roman" w:cs="Times New Roman"/>
+          <w:noProof w:val="0"/>
+          <w:sz w:val="22"/>
+          <w:szCs w:val="22"/>
+          <w:lang w:val="en-GB"/>
+        </w:rPr>
+        <w:t xml:space="preserve">, e62793. </w:t>
+      </w:r>
+      <w:hyperlink r:id="Rac2651bf3dd54a35">
         <w:r>
           <w:rPr>
             <w:rStyle w:val="Hyperlink"/>
-            <w:rFonts w:ascii="Aptos" w:hAnsi="Aptos" w:eastAsia="Aptos" w:cs="Aptos" w:asciiTheme="minorAscii" w:hAnsiTheme="minorAscii" w:eastAsiaTheme="minorAscii" w:cstheme="minorAscii"/>
+            <w:rFonts w:ascii="Times New Roman" w:hAnsi="Times New Roman" w:eastAsia="Times New Roman" w:cs="Times New Roman"/>
             <w:noProof w:val="0"/>
-            <w:sz w:val="24"/>
-            <w:szCs w:val="24"/>
+            <w:sz w:val="22"/>
+            <w:szCs w:val="22"/>
             <w:lang w:val="en-GB"/>
           </w:rPr>
-          <w:t>https://www.hdlautomation.com/Articles_100000095877533.html</w:t>
+          <w:t>https://doi.org/10.2196/62793</w:t>
         </w:r>
       </w:hyperlink>
     </w:p>
@@ -2086,24 +6362,76 @@
         <w:spacing w:before="240" w:beforeAutospacing="off" w:after="240" w:afterAutospacing="off"/>
         <w:jc w:val="left"/>
         <w:rPr>
-          <w:rFonts w:ascii="Aptos" w:hAnsi="Aptos" w:eastAsia="Aptos" w:cs="Aptos" w:asciiTheme="minorAscii" w:hAnsiTheme="minorAscii" w:eastAsiaTheme="minorAscii" w:cstheme="minorAscii"/>
-          <w:noProof w:val="0"/>
-          <w:sz w:val="24"/>
-          <w:szCs w:val="24"/>
-          <w:lang w:val="en-GB"/>
-        </w:rPr>
-      </w:pPr>
-      <w:hyperlink r:id="R7d9bc44bf9d14753">
+          <w:rFonts w:ascii="Times New Roman" w:hAnsi="Times New Roman" w:eastAsia="Times New Roman" w:cs="Times New Roman"/>
+          <w:noProof w:val="0"/>
+          <w:sz w:val="22"/>
+          <w:szCs w:val="22"/>
+          <w:lang w:val="en-GB"/>
+        </w:rPr>
+      </w:pPr>
+      <w:r>
+        <w:rPr>
+          <w:rFonts w:ascii="Times New Roman" w:hAnsi="Times New Roman" w:eastAsia="Times New Roman" w:cs="Times New Roman"/>
+          <w:noProof w:val="0"/>
+          <w:sz w:val="22"/>
+          <w:szCs w:val="22"/>
+          <w:lang w:val="en-GB"/>
+        </w:rPr>
+        <w:t xml:space="preserve">Zhao, C. (2025). The evolutionary revolution of smart home systems based on </w:t>
+      </w:r>
+      <w:r>
+        <w:rPr>
+          <w:rFonts w:ascii="Times New Roman" w:hAnsi="Times New Roman" w:eastAsia="Times New Roman" w:cs="Times New Roman"/>
+          <w:noProof w:val="0"/>
+          <w:sz w:val="22"/>
+          <w:szCs w:val="22"/>
+          <w:lang w:val="en-GB"/>
+        </w:rPr>
+        <w:t>AI+IoT</w:t>
+      </w:r>
+      <w:r>
+        <w:rPr>
+          <w:rFonts w:ascii="Times New Roman" w:hAnsi="Times New Roman" w:eastAsia="Times New Roman" w:cs="Times New Roman"/>
+          <w:noProof w:val="0"/>
+          <w:sz w:val="22"/>
+          <w:szCs w:val="22"/>
+          <w:lang w:val="en-GB"/>
+        </w:rPr>
+        <w:t xml:space="preserve">. </w:t>
+      </w:r>
+      <w:r>
+        <w:rPr>
+          <w:rFonts w:ascii="Times New Roman" w:hAnsi="Times New Roman" w:eastAsia="Times New Roman" w:cs="Times New Roman"/>
+          <w:i w:val="1"/>
+          <w:iCs w:val="1"/>
+          <w:noProof w:val="0"/>
+          <w:sz w:val="22"/>
+          <w:szCs w:val="22"/>
+          <w:lang w:val="en-GB"/>
+        </w:rPr>
+        <w:t>DEAI '25: Proceedings of the 2nd Guangdong-Hong Kong-Macao Greater Bay Area International Conference on Digital Economy and Artificial Intelligence</w:t>
+      </w:r>
+      <w:r>
+        <w:rPr>
+          <w:rFonts w:ascii="Times New Roman" w:hAnsi="Times New Roman" w:eastAsia="Times New Roman" w:cs="Times New Roman"/>
+          <w:noProof w:val="0"/>
+          <w:sz w:val="22"/>
+          <w:szCs w:val="22"/>
+          <w:lang w:val="en-GB"/>
+        </w:rPr>
+        <w:t xml:space="preserve">, 1174–1179. </w:t>
+      </w:r>
+      <w:hyperlink r:id="Rf2a3d2d2d3a54267">
         <w:r>
           <w:rPr>
             <w:rStyle w:val="Hyperlink"/>
-            <w:rFonts w:ascii="Aptos" w:hAnsi="Aptos" w:eastAsia="Aptos" w:cs="Aptos" w:asciiTheme="minorAscii" w:hAnsiTheme="minorAscii" w:eastAsiaTheme="minorAscii" w:cstheme="minorAscii"/>
+            <w:rFonts w:ascii="Times New Roman" w:hAnsi="Times New Roman" w:eastAsia="Times New Roman" w:cs="Times New Roman"/>
             <w:noProof w:val="0"/>
-            <w:sz w:val="24"/>
-            <w:szCs w:val="24"/>
+            <w:sz w:val="22"/>
+            <w:szCs w:val="22"/>
             <w:lang w:val="en-GB"/>
           </w:rPr>
-          <w:t>https://www.liaisontechgroup.com/when-how-smart-technology-start/</w:t>
+          <w:t>https://doi.org/10.1145/3745238.3745421</w:t>
         </w:r>
       </w:hyperlink>
     </w:p>
@@ -2117,24 +6445,56 @@
         <w:spacing w:before="240" w:beforeAutospacing="off" w:after="240" w:afterAutospacing="off"/>
         <w:jc w:val="left"/>
         <w:rPr>
-          <w:rFonts w:ascii="Aptos" w:hAnsi="Aptos" w:eastAsia="Aptos" w:cs="Aptos" w:asciiTheme="minorAscii" w:hAnsiTheme="minorAscii" w:eastAsiaTheme="minorAscii" w:cstheme="minorAscii"/>
-          <w:noProof w:val="0"/>
-          <w:sz w:val="24"/>
-          <w:szCs w:val="24"/>
-          <w:lang w:val="en-GB"/>
-        </w:rPr>
-      </w:pPr>
-      <w:hyperlink r:id="R0521115b3ce74754">
+          <w:rFonts w:ascii="Times New Roman" w:hAnsi="Times New Roman" w:eastAsia="Times New Roman" w:cs="Times New Roman"/>
+          <w:noProof w:val="0"/>
+          <w:sz w:val="22"/>
+          <w:szCs w:val="22"/>
+          <w:lang w:val="en-GB"/>
+        </w:rPr>
+      </w:pPr>
+      <w:r>
+        <w:rPr>
+          <w:rFonts w:ascii="Times New Roman" w:hAnsi="Times New Roman" w:eastAsia="Times New Roman" w:cs="Times New Roman"/>
+          <w:noProof w:val="0"/>
+          <w:sz w:val="22"/>
+          <w:szCs w:val="22"/>
+          <w:lang w:val="en-GB"/>
+        </w:rPr>
+        <w:t xml:space="preserve">Fortune Business Insights. (2026). </w:t>
+      </w:r>
+      <w:r>
+        <w:rPr>
+          <w:rFonts w:ascii="Times New Roman" w:hAnsi="Times New Roman" w:eastAsia="Times New Roman" w:cs="Times New Roman"/>
+          <w:i w:val="1"/>
+          <w:iCs w:val="1"/>
+          <w:noProof w:val="0"/>
+          <w:sz w:val="22"/>
+          <w:szCs w:val="22"/>
+          <w:lang w:val="en-GB"/>
+        </w:rPr>
+        <w:t>Smart home market size, share &amp; industry analysis</w:t>
+      </w:r>
+      <w:r>
+        <w:rPr>
+          <w:rFonts w:ascii="Times New Roman" w:hAnsi="Times New Roman" w:eastAsia="Times New Roman" w:cs="Times New Roman"/>
+          <w:noProof w:val="0"/>
+          <w:sz w:val="22"/>
+          <w:szCs w:val="22"/>
+          <w:lang w:val="en-GB"/>
+        </w:rPr>
+        <w:t xml:space="preserve">. </w:t>
+      </w:r>
+      <w:hyperlink r:id="R035bd9f2e22a497b">
         <w:r>
           <w:rPr>
             <w:rStyle w:val="Hyperlink"/>
-            <w:rFonts w:ascii="Aptos" w:hAnsi="Aptos" w:eastAsia="Aptos" w:cs="Aptos" w:asciiTheme="minorAscii" w:hAnsiTheme="minorAscii" w:eastAsiaTheme="minorAscii" w:cstheme="minorAscii"/>
+            <w:rFonts w:ascii="Times New Roman" w:hAnsi="Times New Roman" w:eastAsia="Times New Roman" w:cs="Times New Roman"/>
             <w:noProof w:val="0"/>
-            <w:sz w:val="24"/>
-            <w:szCs w:val="24"/>
+            <w:sz w:val="22"/>
+            <w:szCs w:val="22"/>
             <w:lang w:val="en-GB"/>
           </w:rPr>
-          <w:t>https://cedia.org/en-us/homeowners/knowledge/understanding-the-history-of-smart-homes/</w:t>
+          <w:t>https://www.fortunebusinessinsights.com/industry-reports/smart-home-market-101900</w:t>
         </w:r>
       </w:hyperlink>
     </w:p>
@@ -2148,24 +6508,56 @@
         <w:spacing w:before="240" w:beforeAutospacing="off" w:after="240" w:afterAutospacing="off"/>
         <w:jc w:val="left"/>
         <w:rPr>
-          <w:rFonts w:ascii="Aptos" w:hAnsi="Aptos" w:eastAsia="Aptos" w:cs="Aptos" w:asciiTheme="minorAscii" w:hAnsiTheme="minorAscii" w:eastAsiaTheme="minorAscii" w:cstheme="minorAscii"/>
-          <w:noProof w:val="0"/>
-          <w:sz w:val="24"/>
-          <w:szCs w:val="24"/>
-          <w:lang w:val="en-GB"/>
-        </w:rPr>
-      </w:pPr>
-      <w:hyperlink r:id="Rc96879d04e0543d5">
+          <w:rFonts w:ascii="Times New Roman" w:hAnsi="Times New Roman" w:eastAsia="Times New Roman" w:cs="Times New Roman"/>
+          <w:noProof w:val="0"/>
+          <w:sz w:val="22"/>
+          <w:szCs w:val="22"/>
+          <w:lang w:val="en-GB"/>
+        </w:rPr>
+      </w:pPr>
+      <w:r>
+        <w:rPr>
+          <w:rFonts w:ascii="Times New Roman" w:hAnsi="Times New Roman" w:eastAsia="Times New Roman" w:cs="Times New Roman"/>
+          <w:noProof w:val="0"/>
+          <w:sz w:val="22"/>
+          <w:szCs w:val="22"/>
+          <w:lang w:val="en-GB"/>
+        </w:rPr>
+        <w:t xml:space="preserve">Filho, G. P. R., Villas, L. A., Gonçalves, V. P., Pessin, G., Loureiro, A. A. F., &amp; Ueyama, J. (2019). Energy-efficient smart home systems: Infrastructure and decision-making process. </w:t>
+      </w:r>
+      <w:r>
+        <w:rPr>
+          <w:rFonts w:ascii="Times New Roman" w:hAnsi="Times New Roman" w:eastAsia="Times New Roman" w:cs="Times New Roman"/>
+          <w:i w:val="1"/>
+          <w:iCs w:val="1"/>
+          <w:noProof w:val="0"/>
+          <w:sz w:val="22"/>
+          <w:szCs w:val="22"/>
+          <w:lang w:val="en-GB"/>
+        </w:rPr>
+        <w:t>Internet of Things, 5</w:t>
+      </w:r>
+      <w:r>
+        <w:rPr>
+          <w:rFonts w:ascii="Times New Roman" w:hAnsi="Times New Roman" w:eastAsia="Times New Roman" w:cs="Times New Roman"/>
+          <w:noProof w:val="0"/>
+          <w:sz w:val="22"/>
+          <w:szCs w:val="22"/>
+          <w:lang w:val="en-GB"/>
+        </w:rPr>
+        <w:t xml:space="preserve">, 153–167. </w:t>
+      </w:r>
+      <w:hyperlink r:id="Rb05c5d7c524b4e84">
         <w:r>
           <w:rPr>
             <w:rStyle w:val="Hyperlink"/>
-            <w:rFonts w:ascii="Aptos" w:hAnsi="Aptos" w:eastAsia="Aptos" w:cs="Aptos" w:asciiTheme="minorAscii" w:hAnsiTheme="minorAscii" w:eastAsiaTheme="minorAscii" w:cstheme="minorAscii"/>
+            <w:rFonts w:ascii="Times New Roman" w:hAnsi="Times New Roman" w:eastAsia="Times New Roman" w:cs="Times New Roman"/>
             <w:noProof w:val="0"/>
-            <w:sz w:val="24"/>
-            <w:szCs w:val="24"/>
+            <w:sz w:val="22"/>
+            <w:szCs w:val="22"/>
             <w:lang w:val="en-GB"/>
           </w:rPr>
-          <w:t>https://www.fortunebusinessinsights.com/industry-reports/smart-home-market-101900</w:t>
+          <w:t>https://doi.org/10.1016/j.iot.2018.12.004</w:t>
         </w:r>
       </w:hyperlink>
     </w:p>
@@ -2179,24 +6571,66 @@
         <w:spacing w:before="240" w:beforeAutospacing="off" w:after="240" w:afterAutospacing="off"/>
         <w:jc w:val="left"/>
         <w:rPr>
-          <w:rFonts w:ascii="Aptos" w:hAnsi="Aptos" w:eastAsia="Aptos" w:cs="Aptos" w:asciiTheme="minorAscii" w:hAnsiTheme="minorAscii" w:eastAsiaTheme="minorAscii" w:cstheme="minorAscii"/>
-          <w:noProof w:val="0"/>
-          <w:sz w:val="24"/>
-          <w:szCs w:val="24"/>
-          <w:lang w:val="en-GB"/>
-        </w:rPr>
-      </w:pPr>
-      <w:hyperlink r:id="R7905664cbbec48ee">
+          <w:rFonts w:ascii="Times New Roman" w:hAnsi="Times New Roman" w:eastAsia="Times New Roman" w:cs="Times New Roman"/>
+          <w:noProof w:val="0"/>
+          <w:sz w:val="22"/>
+          <w:szCs w:val="22"/>
+          <w:lang w:val="en-GB"/>
+        </w:rPr>
+      </w:pPr>
+      <w:r>
+        <w:rPr>
+          <w:rFonts w:ascii="Times New Roman" w:hAnsi="Times New Roman" w:eastAsia="Times New Roman" w:cs="Times New Roman"/>
+          <w:noProof w:val="0"/>
+          <w:sz w:val="22"/>
+          <w:szCs w:val="22"/>
+          <w:lang w:val="en-GB"/>
+        </w:rPr>
+        <w:t>Alayed</w:t>
+      </w:r>
+      <w:r>
+        <w:rPr>
+          <w:rFonts w:ascii="Times New Roman" w:hAnsi="Times New Roman" w:eastAsia="Times New Roman" w:cs="Times New Roman"/>
+          <w:noProof w:val="0"/>
+          <w:sz w:val="22"/>
+          <w:szCs w:val="22"/>
+          <w:lang w:val="en-GB"/>
+        </w:rPr>
+        <w:t xml:space="preserve">, W., Akhtar, A., Hassan, W. U., &amp; Zeeshan, A. (2025). Maximizing energy savings in smart homes through artificial neural network-based artificial intelligence solutions. </w:t>
+      </w:r>
+      <w:r>
+        <w:rPr>
+          <w:rFonts w:ascii="Times New Roman" w:hAnsi="Times New Roman" w:eastAsia="Times New Roman" w:cs="Times New Roman"/>
+          <w:i w:val="1"/>
+          <w:iCs w:val="1"/>
+          <w:noProof w:val="0"/>
+          <w:sz w:val="22"/>
+          <w:szCs w:val="22"/>
+          <w:lang w:val="en-GB"/>
+        </w:rPr>
+        <w:t>Clean Energy, 9</w:t>
+      </w:r>
+      <w:r>
+        <w:rPr>
+          <w:rFonts w:ascii="Times New Roman" w:hAnsi="Times New Roman" w:eastAsia="Times New Roman" w:cs="Times New Roman"/>
+          <w:noProof w:val="0"/>
+          <w:sz w:val="22"/>
+          <w:szCs w:val="22"/>
+          <w:lang w:val="en-GB"/>
+        </w:rPr>
+        <w:t xml:space="preserve">(2), 140–149. </w:t>
+      </w:r>
+      <w:hyperlink r:id="R57ceae39564c4f9f">
         <w:r>
           <w:rPr>
             <w:rStyle w:val="Hyperlink"/>
-            <w:rFonts w:ascii="Aptos" w:hAnsi="Aptos" w:eastAsia="Aptos" w:cs="Aptos" w:asciiTheme="minorAscii" w:hAnsiTheme="minorAscii" w:eastAsiaTheme="minorAscii" w:cstheme="minorAscii"/>
+            <w:rFonts w:ascii="Times New Roman" w:hAnsi="Times New Roman" w:eastAsia="Times New Roman" w:cs="Times New Roman"/>
             <w:noProof w:val="0"/>
-            <w:sz w:val="24"/>
-            <w:szCs w:val="24"/>
+            <w:sz w:val="22"/>
+            <w:szCs w:val="22"/>
             <w:lang w:val="en-GB"/>
           </w:rPr>
-          <w:t>https://www.technavio.com/report/smart-home-market-industry-analysis</w:t>
+          <w:t>https://doi.org/10.1093/ce/zkae113</w:t>
         </w:r>
       </w:hyperlink>
     </w:p>
@@ -2210,24 +6644,76 @@
         <w:spacing w:before="240" w:beforeAutospacing="off" w:after="240" w:afterAutospacing="off"/>
         <w:jc w:val="left"/>
         <w:rPr>
-          <w:rFonts w:ascii="Aptos" w:hAnsi="Aptos" w:eastAsia="Aptos" w:cs="Aptos" w:asciiTheme="minorAscii" w:hAnsiTheme="minorAscii" w:eastAsiaTheme="minorAscii" w:cstheme="minorAscii"/>
-          <w:noProof w:val="0"/>
-          <w:sz w:val="24"/>
-          <w:szCs w:val="24"/>
-          <w:lang w:val="en-GB"/>
-        </w:rPr>
-      </w:pPr>
-      <w:hyperlink r:id="Rcb14f6632ea143e0">
+          <w:rFonts w:ascii="Times New Roman" w:hAnsi="Times New Roman" w:eastAsia="Times New Roman" w:cs="Times New Roman"/>
+          <w:noProof w:val="0"/>
+          <w:sz w:val="22"/>
+          <w:szCs w:val="22"/>
+          <w:lang w:val="en-GB"/>
+        </w:rPr>
+      </w:pPr>
+      <w:r>
+        <w:rPr>
+          <w:rFonts w:ascii="Times New Roman" w:hAnsi="Times New Roman" w:eastAsia="Times New Roman" w:cs="Times New Roman"/>
+          <w:noProof w:val="0"/>
+          <w:sz w:val="22"/>
+          <w:szCs w:val="22"/>
+          <w:lang w:val="en-GB"/>
+        </w:rPr>
+        <w:t xml:space="preserve">Khan, Q. W., Ahmad, R., Rizwan, A., Khan, A. N., Lee, K., &amp; Kim, D. H. (2024). </w:t>
+      </w:r>
+      <w:r>
+        <w:rPr>
+          <w:rFonts w:ascii="Times New Roman" w:hAnsi="Times New Roman" w:eastAsia="Times New Roman" w:cs="Times New Roman"/>
+          <w:noProof w:val="0"/>
+          <w:sz w:val="22"/>
+          <w:szCs w:val="22"/>
+          <w:lang w:val="en-GB"/>
+        </w:rPr>
+        <w:t>Optimizing</w:t>
+      </w:r>
+      <w:r>
+        <w:rPr>
+          <w:rFonts w:ascii="Times New Roman" w:hAnsi="Times New Roman" w:eastAsia="Times New Roman" w:cs="Times New Roman"/>
+          <w:noProof w:val="0"/>
+          <w:sz w:val="22"/>
+          <w:szCs w:val="22"/>
+          <w:lang w:val="en-GB"/>
+        </w:rPr>
+        <w:t xml:space="preserve"> energy efficiency and comfort in smart homes through predictive optimization. </w:t>
+      </w:r>
+      <w:r>
+        <w:rPr>
+          <w:rFonts w:ascii="Times New Roman" w:hAnsi="Times New Roman" w:eastAsia="Times New Roman" w:cs="Times New Roman"/>
+          <w:i w:val="1"/>
+          <w:iCs w:val="1"/>
+          <w:noProof w:val="0"/>
+          <w:sz w:val="22"/>
+          <w:szCs w:val="22"/>
+          <w:lang w:val="en-GB"/>
+        </w:rPr>
+        <w:t>Energy Reports, 11</w:t>
+      </w:r>
+      <w:r>
+        <w:rPr>
+          <w:rFonts w:ascii="Times New Roman" w:hAnsi="Times New Roman" w:eastAsia="Times New Roman" w:cs="Times New Roman"/>
+          <w:noProof w:val="0"/>
+          <w:sz w:val="22"/>
+          <w:szCs w:val="22"/>
+          <w:lang w:val="en-GB"/>
+        </w:rPr>
+        <w:t xml:space="preserve">, 5619–5637. </w:t>
+      </w:r>
+      <w:hyperlink r:id="R730b79f88c6f4ac0">
         <w:r>
           <w:rPr>
             <w:rStyle w:val="Hyperlink"/>
-            <w:rFonts w:ascii="Aptos" w:hAnsi="Aptos" w:eastAsia="Aptos" w:cs="Aptos" w:asciiTheme="minorAscii" w:hAnsiTheme="minorAscii" w:eastAsiaTheme="minorAscii" w:cstheme="minorAscii"/>
+            <w:rFonts w:ascii="Times New Roman" w:hAnsi="Times New Roman" w:eastAsia="Times New Roman" w:cs="Times New Roman"/>
             <w:noProof w:val="0"/>
-            <w:sz w:val="24"/>
-            <w:szCs w:val="24"/>
+            <w:sz w:val="22"/>
+            <w:szCs w:val="22"/>
             <w:lang w:val="en-GB"/>
           </w:rPr>
-          <w:t>https://www.vetbuilthomes.com/2024/05/28/understanding-the-benefits-of-smart-homes-in-energy-efficiency/</w:t>
+          <w:t>https://doi.org/10.1016/j.egyr.2024.05.038</w:t>
         </w:r>
       </w:hyperlink>
     </w:p>
@@ -2241,24 +6727,66 @@
         <w:spacing w:before="240" w:beforeAutospacing="off" w:after="240" w:afterAutospacing="off"/>
         <w:jc w:val="left"/>
         <w:rPr>
-          <w:rFonts w:ascii="Aptos" w:hAnsi="Aptos" w:eastAsia="Aptos" w:cs="Aptos" w:asciiTheme="minorAscii" w:hAnsiTheme="minorAscii" w:eastAsiaTheme="minorAscii" w:cstheme="minorAscii"/>
-          <w:noProof w:val="0"/>
-          <w:sz w:val="24"/>
-          <w:szCs w:val="24"/>
-          <w:lang w:val="en-GB"/>
-        </w:rPr>
-      </w:pPr>
-      <w:hyperlink r:id="R796308b7566a40ef">
+          <w:rFonts w:ascii="Times New Roman" w:hAnsi="Times New Roman" w:eastAsia="Times New Roman" w:cs="Times New Roman"/>
+          <w:noProof w:val="0"/>
+          <w:sz w:val="22"/>
+          <w:szCs w:val="22"/>
+          <w:lang w:val="en-GB"/>
+        </w:rPr>
+      </w:pPr>
+      <w:r>
+        <w:rPr>
+          <w:rFonts w:ascii="Times New Roman" w:hAnsi="Times New Roman" w:eastAsia="Times New Roman" w:cs="Times New Roman"/>
+          <w:noProof w:val="0"/>
+          <w:sz w:val="22"/>
+          <w:szCs w:val="22"/>
+          <w:lang w:val="en-GB"/>
+        </w:rPr>
+        <w:t>Bagdadee</w:t>
+      </w:r>
+      <w:r>
+        <w:rPr>
+          <w:rFonts w:ascii="Times New Roman" w:hAnsi="Times New Roman" w:eastAsia="Times New Roman" w:cs="Times New Roman"/>
+          <w:noProof w:val="0"/>
+          <w:sz w:val="22"/>
+          <w:szCs w:val="22"/>
+          <w:lang w:val="en-GB"/>
+        </w:rPr>
+        <w:t xml:space="preserve">, A. H., Rahman, M. S., Al Mamoon, I., Dewi, D. A., Islam, A. K. M. M., &amp; Zhang, L. (2025). Empowering smart homes by IoT-driven hybrid renewable energy integration for enhanced efficiency. </w:t>
+      </w:r>
+      <w:r>
+        <w:rPr>
+          <w:rFonts w:ascii="Times New Roman" w:hAnsi="Times New Roman" w:eastAsia="Times New Roman" w:cs="Times New Roman"/>
+          <w:i w:val="1"/>
+          <w:iCs w:val="1"/>
+          <w:noProof w:val="0"/>
+          <w:sz w:val="22"/>
+          <w:szCs w:val="22"/>
+          <w:lang w:val="en-GB"/>
+        </w:rPr>
+        <w:t>Scientific Reports, 15</w:t>
+      </w:r>
+      <w:r>
+        <w:rPr>
+          <w:rFonts w:ascii="Times New Roman" w:hAnsi="Times New Roman" w:eastAsia="Times New Roman" w:cs="Times New Roman"/>
+          <w:noProof w:val="0"/>
+          <w:sz w:val="22"/>
+          <w:szCs w:val="22"/>
+          <w:lang w:val="en-GB"/>
+        </w:rPr>
+        <w:t xml:space="preserve">, 41491. </w:t>
+      </w:r>
+      <w:hyperlink r:id="R894cecb9965d452a">
         <w:r>
           <w:rPr>
             <w:rStyle w:val="Hyperlink"/>
-            <w:rFonts w:ascii="Aptos" w:hAnsi="Aptos" w:eastAsia="Aptos" w:cs="Aptos" w:asciiTheme="minorAscii" w:hAnsiTheme="minorAscii" w:eastAsiaTheme="minorAscii" w:cstheme="minorAscii"/>
+            <w:rFonts w:ascii="Times New Roman" w:hAnsi="Times New Roman" w:eastAsia="Times New Roman" w:cs="Times New Roman"/>
             <w:noProof w:val="0"/>
-            <w:sz w:val="24"/>
-            <w:szCs w:val="24"/>
+            <w:sz w:val="22"/>
+            <w:szCs w:val="22"/>
             <w:lang w:val="en-GB"/>
           </w:rPr>
-          <w:t>https://www.fyraprojects.com/post/top-12-advantages-of-smart-home-automation</w:t>
+          <w:t>https://doi.org/10.1038/s41598-025-25328-2</w:t>
         </w:r>
       </w:hyperlink>
     </w:p>
@@ -2272,24 +6800,86 @@
         <w:spacing w:before="240" w:beforeAutospacing="off" w:after="240" w:afterAutospacing="off"/>
         <w:jc w:val="left"/>
         <w:rPr>
-          <w:rFonts w:ascii="Aptos" w:hAnsi="Aptos" w:eastAsia="Aptos" w:cs="Aptos" w:asciiTheme="minorAscii" w:hAnsiTheme="minorAscii" w:eastAsiaTheme="minorAscii" w:cstheme="minorAscii"/>
-          <w:noProof w:val="0"/>
-          <w:sz w:val="24"/>
-          <w:szCs w:val="24"/>
-          <w:lang w:val="en-GB"/>
-        </w:rPr>
-      </w:pPr>
-      <w:hyperlink r:id="Ra04cef21c2724971">
+          <w:rFonts w:ascii="Times New Roman" w:hAnsi="Times New Roman" w:eastAsia="Times New Roman" w:cs="Times New Roman"/>
+          <w:noProof w:val="0"/>
+          <w:sz w:val="22"/>
+          <w:szCs w:val="22"/>
+          <w:lang w:val="en-GB"/>
+        </w:rPr>
+      </w:pPr>
+      <w:r>
+        <w:rPr>
+          <w:rFonts w:ascii="Times New Roman" w:hAnsi="Times New Roman" w:eastAsia="Times New Roman" w:cs="Times New Roman"/>
+          <w:noProof w:val="0"/>
+          <w:sz w:val="22"/>
+          <w:szCs w:val="22"/>
+          <w:lang w:val="en-GB"/>
+        </w:rPr>
+        <w:t>Gøthesen</w:t>
+      </w:r>
+      <w:r>
+        <w:rPr>
+          <w:rFonts w:ascii="Times New Roman" w:hAnsi="Times New Roman" w:eastAsia="Times New Roman" w:cs="Times New Roman"/>
+          <w:noProof w:val="0"/>
+          <w:sz w:val="22"/>
+          <w:szCs w:val="22"/>
+          <w:lang w:val="en-GB"/>
+        </w:rPr>
+        <w:t xml:space="preserve">, S., </w:t>
+      </w:r>
+      <w:r>
+        <w:rPr>
+          <w:rFonts w:ascii="Times New Roman" w:hAnsi="Times New Roman" w:eastAsia="Times New Roman" w:cs="Times New Roman"/>
+          <w:noProof w:val="0"/>
+          <w:sz w:val="22"/>
+          <w:szCs w:val="22"/>
+          <w:lang w:val="en-GB"/>
+        </w:rPr>
+        <w:t>Haddara</w:t>
+      </w:r>
+      <w:r>
+        <w:rPr>
+          <w:rFonts w:ascii="Times New Roman" w:hAnsi="Times New Roman" w:eastAsia="Times New Roman" w:cs="Times New Roman"/>
+          <w:noProof w:val="0"/>
+          <w:sz w:val="22"/>
+          <w:szCs w:val="22"/>
+          <w:lang w:val="en-GB"/>
+        </w:rPr>
+        <w:t xml:space="preserve">, M., &amp; Kumar, K. N. (2023). Empowering homes with intelligence: An investigation of smart home technology adoption and usage. </w:t>
+      </w:r>
+      <w:r>
+        <w:rPr>
+          <w:rFonts w:ascii="Times New Roman" w:hAnsi="Times New Roman" w:eastAsia="Times New Roman" w:cs="Times New Roman"/>
+          <w:i w:val="1"/>
+          <w:iCs w:val="1"/>
+          <w:noProof w:val="0"/>
+          <w:sz w:val="22"/>
+          <w:szCs w:val="22"/>
+          <w:lang w:val="en-GB"/>
+        </w:rPr>
+        <w:t>Internet of Things, 24</w:t>
+      </w:r>
+      <w:r>
+        <w:rPr>
+          <w:rFonts w:ascii="Times New Roman" w:hAnsi="Times New Roman" w:eastAsia="Times New Roman" w:cs="Times New Roman"/>
+          <w:noProof w:val="0"/>
+          <w:sz w:val="22"/>
+          <w:szCs w:val="22"/>
+          <w:lang w:val="en-GB"/>
+        </w:rPr>
+        <w:t xml:space="preserve">, 100944. </w:t>
+      </w:r>
+      <w:hyperlink r:id="R0166ed20b0364462">
         <w:r>
           <w:rPr>
             <w:rStyle w:val="Hyperlink"/>
-            <w:rFonts w:ascii="Aptos" w:hAnsi="Aptos" w:eastAsia="Aptos" w:cs="Aptos" w:asciiTheme="minorAscii" w:hAnsiTheme="minorAscii" w:eastAsiaTheme="minorAscii" w:cstheme="minorAscii"/>
+            <w:rFonts w:ascii="Times New Roman" w:hAnsi="Times New Roman" w:eastAsia="Times New Roman" w:cs="Times New Roman"/>
             <w:noProof w:val="0"/>
-            <w:sz w:val="24"/>
-            <w:szCs w:val="24"/>
+            <w:sz w:val="22"/>
+            <w:szCs w:val="22"/>
             <w:lang w:val="en-GB"/>
           </w:rPr>
-          <w:t>https://intermaxnetworks.com/smart-homes-pros-and-cons/</w:t>
+          <w:t>https://doi.org/10.1016/j.iot.2023.100944</w:t>
         </w:r>
       </w:hyperlink>
     </w:p>
@@ -2303,24 +6893,96 @@
         <w:spacing w:before="240" w:beforeAutospacing="off" w:after="240" w:afterAutospacing="off"/>
         <w:jc w:val="left"/>
         <w:rPr>
-          <w:rFonts w:ascii="Aptos" w:hAnsi="Aptos" w:eastAsia="Aptos" w:cs="Aptos" w:asciiTheme="minorAscii" w:hAnsiTheme="minorAscii" w:eastAsiaTheme="minorAscii" w:cstheme="minorAscii"/>
-          <w:noProof w:val="0"/>
-          <w:sz w:val="24"/>
-          <w:szCs w:val="24"/>
-          <w:lang w:val="en-GB"/>
-        </w:rPr>
-      </w:pPr>
-      <w:hyperlink r:id="R86076e8c5bb747b6">
+          <w:rFonts w:ascii="Times New Roman" w:hAnsi="Times New Roman" w:eastAsia="Times New Roman" w:cs="Times New Roman"/>
+          <w:noProof w:val="0"/>
+          <w:sz w:val="22"/>
+          <w:szCs w:val="22"/>
+          <w:lang w:val="en-GB"/>
+        </w:rPr>
+      </w:pPr>
+      <w:r>
+        <w:rPr>
+          <w:rFonts w:ascii="Times New Roman" w:hAnsi="Times New Roman" w:eastAsia="Times New Roman" w:cs="Times New Roman"/>
+          <w:noProof w:val="0"/>
+          <w:sz w:val="22"/>
+          <w:szCs w:val="22"/>
+          <w:lang w:val="en-GB"/>
+        </w:rPr>
+        <w:t xml:space="preserve">Li, W., </w:t>
+      </w:r>
+      <w:r>
+        <w:rPr>
+          <w:rFonts w:ascii="Times New Roman" w:hAnsi="Times New Roman" w:eastAsia="Times New Roman" w:cs="Times New Roman"/>
+          <w:noProof w:val="0"/>
+          <w:sz w:val="22"/>
+          <w:szCs w:val="22"/>
+          <w:lang w:val="en-GB"/>
+        </w:rPr>
+        <w:t>Yigitcanlar</w:t>
+      </w:r>
+      <w:r>
+        <w:rPr>
+          <w:rFonts w:ascii="Times New Roman" w:hAnsi="Times New Roman" w:eastAsia="Times New Roman" w:cs="Times New Roman"/>
+          <w:noProof w:val="0"/>
+          <w:sz w:val="22"/>
+          <w:szCs w:val="22"/>
+          <w:lang w:val="en-GB"/>
+        </w:rPr>
+        <w:t xml:space="preserve">, T., Erol, I., &amp; Liu, A. (2021). Motivations, </w:t>
+      </w:r>
+      <w:r>
+        <w:rPr>
+          <w:rFonts w:ascii="Times New Roman" w:hAnsi="Times New Roman" w:eastAsia="Times New Roman" w:cs="Times New Roman"/>
+          <w:noProof w:val="0"/>
+          <w:sz w:val="22"/>
+          <w:szCs w:val="22"/>
+          <w:lang w:val="en-GB"/>
+        </w:rPr>
+        <w:t>barriers</w:t>
+      </w:r>
+      <w:r>
+        <w:rPr>
+          <w:rFonts w:ascii="Times New Roman" w:hAnsi="Times New Roman" w:eastAsia="Times New Roman" w:cs="Times New Roman"/>
+          <w:noProof w:val="0"/>
+          <w:sz w:val="22"/>
+          <w:szCs w:val="22"/>
+          <w:lang w:val="en-GB"/>
+        </w:rPr>
+        <w:t xml:space="preserve"> and risks of smart home adoption: From systematic literature review to conceptual framework. </w:t>
+      </w:r>
+      <w:r>
+        <w:rPr>
+          <w:rFonts w:ascii="Times New Roman" w:hAnsi="Times New Roman" w:eastAsia="Times New Roman" w:cs="Times New Roman"/>
+          <w:i w:val="1"/>
+          <w:iCs w:val="1"/>
+          <w:noProof w:val="0"/>
+          <w:sz w:val="22"/>
+          <w:szCs w:val="22"/>
+          <w:lang w:val="en-GB"/>
+        </w:rPr>
+        <w:t>Energy Research &amp; Social Science, 80</w:t>
+      </w:r>
+      <w:r>
+        <w:rPr>
+          <w:rFonts w:ascii="Times New Roman" w:hAnsi="Times New Roman" w:eastAsia="Times New Roman" w:cs="Times New Roman"/>
+          <w:noProof w:val="0"/>
+          <w:sz w:val="22"/>
+          <w:szCs w:val="22"/>
+          <w:lang w:val="en-GB"/>
+        </w:rPr>
+        <w:t xml:space="preserve">, 102211. </w:t>
+      </w:r>
+      <w:hyperlink r:id="R557c2276ccab452c">
         <w:r>
           <w:rPr>
             <w:rStyle w:val="Hyperlink"/>
-            <w:rFonts w:ascii="Aptos" w:hAnsi="Aptos" w:eastAsia="Aptos" w:cs="Aptos" w:asciiTheme="minorAscii" w:hAnsiTheme="minorAscii" w:eastAsiaTheme="minorAscii" w:cstheme="minorAscii"/>
+            <w:rFonts w:ascii="Times New Roman" w:hAnsi="Times New Roman" w:eastAsia="Times New Roman" w:cs="Times New Roman"/>
             <w:noProof w:val="0"/>
-            <w:sz w:val="24"/>
-            <w:szCs w:val="24"/>
+            <w:sz w:val="22"/>
+            <w:szCs w:val="22"/>
             <w:lang w:val="en-GB"/>
           </w:rPr>
-          <w:t>https://www.iotforall.com/is-market-ready-for-smart-homes</w:t>
+          <w:t>https://doi.org/10.1016/j.erss.2021.102211</w:t>
         </w:r>
       </w:hyperlink>
     </w:p>
@@ -2334,24 +6996,56 @@
         <w:spacing w:before="240" w:beforeAutospacing="off" w:after="240" w:afterAutospacing="off"/>
         <w:jc w:val="left"/>
         <w:rPr>
-          <w:rFonts w:ascii="Aptos" w:hAnsi="Aptos" w:eastAsia="Aptos" w:cs="Aptos" w:asciiTheme="minorAscii" w:hAnsiTheme="minorAscii" w:eastAsiaTheme="minorAscii" w:cstheme="minorAscii"/>
-          <w:noProof w:val="0"/>
-          <w:sz w:val="24"/>
-          <w:szCs w:val="24"/>
-          <w:lang w:val="en-GB"/>
-        </w:rPr>
-      </w:pPr>
-      <w:hyperlink r:id="Rfaea0737aaba4e14">
+          <w:rFonts w:ascii="Times New Roman" w:hAnsi="Times New Roman" w:eastAsia="Times New Roman" w:cs="Times New Roman"/>
+          <w:noProof w:val="0"/>
+          <w:sz w:val="22"/>
+          <w:szCs w:val="22"/>
+          <w:lang w:val="en-GB"/>
+        </w:rPr>
+      </w:pPr>
+      <w:r>
+        <w:rPr>
+          <w:rFonts w:ascii="Times New Roman" w:hAnsi="Times New Roman" w:eastAsia="Times New Roman" w:cs="Times New Roman"/>
+          <w:noProof w:val="0"/>
+          <w:sz w:val="22"/>
+          <w:szCs w:val="22"/>
+          <w:lang w:val="en-GB"/>
+        </w:rPr>
+        <w:t xml:space="preserve">Valencia-Arias, A., Cardona-Acevedo, S., Gómez-Molina, S., Gonzalez-Ruiz, J. D., &amp; Valencia, J. (2023). Smart home adoption factors: A systematic literature review and research agenda. </w:t>
+      </w:r>
+      <w:r>
+        <w:rPr>
+          <w:rFonts w:ascii="Times New Roman" w:hAnsi="Times New Roman" w:eastAsia="Times New Roman" w:cs="Times New Roman"/>
+          <w:i w:val="1"/>
+          <w:iCs w:val="1"/>
+          <w:noProof w:val="0"/>
+          <w:sz w:val="22"/>
+          <w:szCs w:val="22"/>
+          <w:lang w:val="en-GB"/>
+        </w:rPr>
+        <w:t>PLOS ONE, 18</w:t>
+      </w:r>
+      <w:r>
+        <w:rPr>
+          <w:rFonts w:ascii="Times New Roman" w:hAnsi="Times New Roman" w:eastAsia="Times New Roman" w:cs="Times New Roman"/>
+          <w:noProof w:val="0"/>
+          <w:sz w:val="22"/>
+          <w:szCs w:val="22"/>
+          <w:lang w:val="en-GB"/>
+        </w:rPr>
+        <w:t xml:space="preserve">(10), e0292558. </w:t>
+      </w:r>
+      <w:hyperlink r:id="R9190b991b4574c29">
         <w:r>
           <w:rPr>
             <w:rStyle w:val="Hyperlink"/>
-            <w:rFonts w:ascii="Aptos" w:hAnsi="Aptos" w:eastAsia="Aptos" w:cs="Aptos" w:asciiTheme="minorAscii" w:hAnsiTheme="minorAscii" w:eastAsiaTheme="minorAscii" w:cstheme="minorAscii"/>
+            <w:rFonts w:ascii="Times New Roman" w:hAnsi="Times New Roman" w:eastAsia="Times New Roman" w:cs="Times New Roman"/>
             <w:noProof w:val="0"/>
-            <w:sz w:val="24"/>
-            <w:szCs w:val="24"/>
+            <w:sz w:val="22"/>
+            <w:szCs w:val="22"/>
             <w:lang w:val="en-GB"/>
           </w:rPr>
-          <w:t>https://sqmagazine.co.uk/internet-of-things-statistics/</w:t>
+          <w:t>https://doi.org/10.1371/journal.pone.0292558</w:t>
         </w:r>
       </w:hyperlink>
     </w:p>
@@ -2365,24 +7059,76 @@
         <w:spacing w:before="240" w:beforeAutospacing="off" w:after="240" w:afterAutospacing="off"/>
         <w:jc w:val="left"/>
         <w:rPr>
-          <w:rFonts w:ascii="Aptos" w:hAnsi="Aptos" w:eastAsia="Aptos" w:cs="Aptos" w:asciiTheme="minorAscii" w:hAnsiTheme="minorAscii" w:eastAsiaTheme="minorAscii" w:cstheme="minorAscii"/>
-          <w:noProof w:val="0"/>
-          <w:sz w:val="24"/>
-          <w:szCs w:val="24"/>
-          <w:lang w:val="en-GB"/>
-        </w:rPr>
-      </w:pPr>
-      <w:hyperlink r:id="Rd2943a435af74698">
+          <w:rFonts w:ascii="Times New Roman" w:hAnsi="Times New Roman" w:eastAsia="Times New Roman" w:cs="Times New Roman"/>
+          <w:noProof w:val="0"/>
+          <w:sz w:val="22"/>
+          <w:szCs w:val="22"/>
+          <w:lang w:val="en-GB"/>
+        </w:rPr>
+      </w:pPr>
+      <w:r>
+        <w:rPr>
+          <w:rFonts w:ascii="Times New Roman" w:hAnsi="Times New Roman" w:eastAsia="Times New Roman" w:cs="Times New Roman"/>
+          <w:noProof w:val="0"/>
+          <w:sz w:val="22"/>
+          <w:szCs w:val="22"/>
+          <w:lang w:val="en-GB"/>
+        </w:rPr>
+        <w:t>Rey-</w:t>
+      </w:r>
+      <w:r>
+        <w:rPr>
+          <w:rFonts w:ascii="Times New Roman" w:hAnsi="Times New Roman" w:eastAsia="Times New Roman" w:cs="Times New Roman"/>
+          <w:noProof w:val="0"/>
+          <w:sz w:val="22"/>
+          <w:szCs w:val="22"/>
+          <w:lang w:val="en-GB"/>
+        </w:rPr>
+        <w:t>Jouanchicot</w:t>
+      </w:r>
+      <w:r>
+        <w:rPr>
+          <w:rFonts w:ascii="Times New Roman" w:hAnsi="Times New Roman" w:eastAsia="Times New Roman" w:cs="Times New Roman"/>
+          <w:noProof w:val="0"/>
+          <w:sz w:val="22"/>
+          <w:szCs w:val="22"/>
+          <w:lang w:val="en-GB"/>
+        </w:rPr>
+        <w:t xml:space="preserve">, J., Campo, E., Bouraoui, J., Bottaro, A., &amp; Vigouroux, N. (2025). Adaptation in smart home automation systems: A systematic review of decision-making and interaction. </w:t>
+      </w:r>
+      <w:r>
+        <w:rPr>
+          <w:rFonts w:ascii="Times New Roman" w:hAnsi="Times New Roman" w:eastAsia="Times New Roman" w:cs="Times New Roman"/>
+          <w:i w:val="1"/>
+          <w:iCs w:val="1"/>
+          <w:noProof w:val="0"/>
+          <w:sz w:val="22"/>
+          <w:szCs w:val="22"/>
+          <w:lang w:val="en-GB"/>
+        </w:rPr>
+        <w:t>Internet of Things, 31</w:t>
+      </w:r>
+      <w:r>
+        <w:rPr>
+          <w:rFonts w:ascii="Times New Roman" w:hAnsi="Times New Roman" w:eastAsia="Times New Roman" w:cs="Times New Roman"/>
+          <w:noProof w:val="0"/>
+          <w:sz w:val="22"/>
+          <w:szCs w:val="22"/>
+          <w:lang w:val="en-GB"/>
+        </w:rPr>
+        <w:t xml:space="preserve">, 101588. </w:t>
+      </w:r>
+      <w:hyperlink r:id="R3614480da9334a77">
         <w:r>
           <w:rPr>
             <w:rStyle w:val="Hyperlink"/>
-            <w:rFonts w:ascii="Aptos" w:hAnsi="Aptos" w:eastAsia="Aptos" w:cs="Aptos" w:asciiTheme="minorAscii" w:hAnsiTheme="minorAscii" w:eastAsiaTheme="minorAscii" w:cstheme="minorAscii"/>
+            <w:rFonts w:ascii="Times New Roman" w:hAnsi="Times New Roman" w:eastAsia="Times New Roman" w:cs="Times New Roman"/>
             <w:noProof w:val="0"/>
-            <w:sz w:val="24"/>
-            <w:szCs w:val="24"/>
+            <w:sz w:val="22"/>
+            <w:szCs w:val="22"/>
             <w:lang w:val="en-GB"/>
           </w:rPr>
-          <w:t>https://www.smartifydaily.com/2025/05/how-iot-will-revolutionize-smart-homes.html</w:t>
+          <w:t>https://doi.org/10.1016/j.iot.2025.101588</w:t>
         </w:r>
       </w:hyperlink>
     </w:p>
@@ -2396,24 +7142,56 @@
         <w:spacing w:before="240" w:beforeAutospacing="off" w:after="240" w:afterAutospacing="off"/>
         <w:jc w:val="left"/>
         <w:rPr>
-          <w:rFonts w:ascii="Aptos" w:hAnsi="Aptos" w:eastAsia="Aptos" w:cs="Aptos" w:asciiTheme="minorAscii" w:hAnsiTheme="minorAscii" w:eastAsiaTheme="minorAscii" w:cstheme="minorAscii"/>
-          <w:noProof w:val="0"/>
-          <w:sz w:val="24"/>
-          <w:szCs w:val="24"/>
-          <w:lang w:val="en-GB"/>
-        </w:rPr>
-      </w:pPr>
-      <w:hyperlink r:id="R05d2c28e65f44a78">
+          <w:rFonts w:ascii="Times New Roman" w:hAnsi="Times New Roman" w:eastAsia="Times New Roman" w:cs="Times New Roman"/>
+          <w:noProof w:val="0"/>
+          <w:sz w:val="22"/>
+          <w:szCs w:val="22"/>
+          <w:lang w:val="en-GB"/>
+        </w:rPr>
+      </w:pPr>
+      <w:r>
+        <w:rPr>
+          <w:rFonts w:ascii="Times New Roman" w:hAnsi="Times New Roman" w:eastAsia="Times New Roman" w:cs="Times New Roman"/>
+          <w:noProof w:val="0"/>
+          <w:sz w:val="22"/>
+          <w:szCs w:val="22"/>
+          <w:lang w:val="en-GB"/>
+        </w:rPr>
+        <w:t xml:space="preserve">IoT Analytics. (2025). </w:t>
+      </w:r>
+      <w:r>
+        <w:rPr>
+          <w:rFonts w:ascii="Times New Roman" w:hAnsi="Times New Roman" w:eastAsia="Times New Roman" w:cs="Times New Roman"/>
+          <w:i w:val="1"/>
+          <w:iCs w:val="1"/>
+          <w:noProof w:val="0"/>
+          <w:sz w:val="22"/>
+          <w:szCs w:val="22"/>
+          <w:lang w:val="en-GB"/>
+        </w:rPr>
+        <w:t>State of IoT 2025: Number of connected IoT devices growing 14% to 21.1 billion globally</w:t>
+      </w:r>
+      <w:r>
+        <w:rPr>
+          <w:rFonts w:ascii="Times New Roman" w:hAnsi="Times New Roman" w:eastAsia="Times New Roman" w:cs="Times New Roman"/>
+          <w:noProof w:val="0"/>
+          <w:sz w:val="22"/>
+          <w:szCs w:val="22"/>
+          <w:lang w:val="en-GB"/>
+        </w:rPr>
+        <w:t xml:space="preserve">. </w:t>
+      </w:r>
+      <w:hyperlink r:id="Rb333dd9d8b774105">
         <w:r>
           <w:rPr>
             <w:rStyle w:val="Hyperlink"/>
-            <w:rFonts w:ascii="Aptos" w:hAnsi="Aptos" w:eastAsia="Aptos" w:cs="Aptos" w:asciiTheme="minorAscii" w:hAnsiTheme="minorAscii" w:eastAsiaTheme="minorAscii" w:cstheme="minorAscii"/>
+            <w:rFonts w:ascii="Times New Roman" w:hAnsi="Times New Roman" w:eastAsia="Times New Roman" w:cs="Times New Roman"/>
             <w:noProof w:val="0"/>
-            <w:sz w:val="24"/>
-            <w:szCs w:val="24"/>
+            <w:sz w:val="22"/>
+            <w:szCs w:val="22"/>
             <w:lang w:val="en-GB"/>
           </w:rPr>
-          <w:t>https://iotbreakthrough.com/the-smart-home-in-2026-whats-actually-sticking-and-whats-not/</w:t>
+          <w:t>https://iot-analytics.com/number-connected-iot-devices/</w:t>
         </w:r>
       </w:hyperlink>
     </w:p>
@@ -2427,21 +7205,179 @@
         <w:spacing w:before="240" w:beforeAutospacing="off" w:after="240" w:afterAutospacing="off"/>
         <w:jc w:val="left"/>
         <w:rPr>
-          <w:rFonts w:ascii="Aptos" w:hAnsi="Aptos" w:eastAsia="Aptos" w:cs="Aptos" w:asciiTheme="minorAscii" w:hAnsiTheme="minorAscii" w:eastAsiaTheme="minorAscii" w:cstheme="minorAscii"/>
-          <w:noProof w:val="0"/>
-          <w:sz w:val="24"/>
-          <w:szCs w:val="24"/>
-          <w:lang w:val="en-GB"/>
-        </w:rPr>
-      </w:pPr>
-      <w:hyperlink r:id="Raf4d3f58504b420d">
+          <w:rFonts w:ascii="Times New Roman" w:hAnsi="Times New Roman" w:eastAsia="Times New Roman" w:cs="Times New Roman"/>
+          <w:noProof w:val="0"/>
+          <w:sz w:val="22"/>
+          <w:szCs w:val="22"/>
+          <w:lang w:val="en-GB"/>
+        </w:rPr>
+      </w:pPr>
+      <w:r>
+        <w:rPr>
+          <w:rFonts w:ascii="Times New Roman" w:hAnsi="Times New Roman" w:eastAsia="Times New Roman" w:cs="Times New Roman"/>
+          <w:noProof w:val="0"/>
+          <w:sz w:val="22"/>
+          <w:szCs w:val="22"/>
+          <w:lang w:val="en-GB"/>
+        </w:rPr>
+        <w:t xml:space="preserve">IMARC Group. (2025). </w:t>
+      </w:r>
+      <w:r>
+        <w:rPr>
+          <w:rFonts w:ascii="Times New Roman" w:hAnsi="Times New Roman" w:eastAsia="Times New Roman" w:cs="Times New Roman"/>
+          <w:i w:val="1"/>
+          <w:iCs w:val="1"/>
+          <w:noProof w:val="0"/>
+          <w:sz w:val="22"/>
+          <w:szCs w:val="22"/>
+          <w:lang w:val="en-GB"/>
+        </w:rPr>
+        <w:t>Industrial IoT market report</w:t>
+      </w:r>
+      <w:r>
+        <w:rPr>
+          <w:rFonts w:ascii="Times New Roman" w:hAnsi="Times New Roman" w:eastAsia="Times New Roman" w:cs="Times New Roman"/>
+          <w:noProof w:val="0"/>
+          <w:sz w:val="22"/>
+          <w:szCs w:val="22"/>
+          <w:lang w:val="en-GB"/>
+        </w:rPr>
+        <w:t xml:space="preserve">. </w:t>
+      </w:r>
+      <w:hyperlink r:id="Rcf272b59807c43e2">
         <w:r>
           <w:rPr>
             <w:rStyle w:val="Hyperlink"/>
-            <w:rFonts w:ascii="Aptos" w:hAnsi="Aptos" w:eastAsia="Aptos" w:cs="Aptos" w:asciiTheme="minorAscii" w:hAnsiTheme="minorAscii" w:eastAsiaTheme="minorAscii" w:cstheme="minorAscii"/>
+            <w:rFonts w:ascii="Times New Roman" w:hAnsi="Times New Roman" w:eastAsia="Times New Roman" w:cs="Times New Roman"/>
             <w:noProof w:val="0"/>
-            <w:sz w:val="24"/>
-            <w:szCs w:val="24"/>
+            <w:sz w:val="22"/>
+            <w:szCs w:val="22"/>
+            <w:lang w:val="en-GB"/>
+          </w:rPr>
+          <w:t>https://www.imarcgroup.com/industrial-iot-market</w:t>
+        </w:r>
+      </w:hyperlink>
+    </w:p>
+    <w:p>
+      <w:pPr>
+        <w:pStyle w:val="ListParagraph"/>
+        <w:numPr>
+          <w:ilvl w:val="0"/>
+          <w:numId w:val="5"/>
+        </w:numPr>
+        <w:spacing w:before="240" w:beforeAutospacing="off" w:after="240" w:afterAutospacing="off"/>
+        <w:jc w:val="left"/>
+        <w:rPr>
+          <w:rFonts w:ascii="Times New Roman" w:hAnsi="Times New Roman" w:eastAsia="Times New Roman" w:cs="Times New Roman"/>
+          <w:noProof w:val="0"/>
+          <w:sz w:val="22"/>
+          <w:szCs w:val="22"/>
+          <w:lang w:val="en-GB"/>
+        </w:rPr>
+      </w:pPr>
+      <w:r>
+        <w:rPr>
+          <w:rFonts w:ascii="Times New Roman" w:hAnsi="Times New Roman" w:eastAsia="Times New Roman" w:cs="Times New Roman"/>
+          <w:noProof w:val="0"/>
+          <w:sz w:val="22"/>
+          <w:szCs w:val="22"/>
+          <w:lang w:val="en-GB"/>
+        </w:rPr>
+        <w:t xml:space="preserve">CBI. (2025). </w:t>
+      </w:r>
+      <w:r>
+        <w:rPr>
+          <w:rFonts w:ascii="Times New Roman" w:hAnsi="Times New Roman" w:eastAsia="Times New Roman" w:cs="Times New Roman"/>
+          <w:i w:val="1"/>
+          <w:iCs w:val="1"/>
+          <w:noProof w:val="0"/>
+          <w:sz w:val="22"/>
+          <w:szCs w:val="22"/>
+          <w:lang w:val="en-GB"/>
+        </w:rPr>
+        <w:t>Industrial Internet of Things: Market potential</w:t>
+      </w:r>
+      <w:r>
+        <w:rPr>
+          <w:rFonts w:ascii="Times New Roman" w:hAnsi="Times New Roman" w:eastAsia="Times New Roman" w:cs="Times New Roman"/>
+          <w:noProof w:val="0"/>
+          <w:sz w:val="22"/>
+          <w:szCs w:val="22"/>
+          <w:lang w:val="en-GB"/>
+        </w:rPr>
+        <w:t xml:space="preserve">. </w:t>
+      </w:r>
+      <w:hyperlink r:id="Ra4180c5ef41544fc">
+        <w:r>
+          <w:rPr>
+            <w:rStyle w:val="Hyperlink"/>
+            <w:rFonts w:ascii="Times New Roman" w:hAnsi="Times New Roman" w:eastAsia="Times New Roman" w:cs="Times New Roman"/>
+            <w:noProof w:val="0"/>
+            <w:sz w:val="22"/>
+            <w:szCs w:val="22"/>
+            <w:lang w:val="en-GB"/>
+          </w:rPr>
+          <w:t>https://www.cbi.eu/market-information/outsourcing-itobpo/industrial-internet-things/market-potential</w:t>
+        </w:r>
+      </w:hyperlink>
+    </w:p>
+    <w:p>
+      <w:pPr>
+        <w:pStyle w:val="ListParagraph"/>
+        <w:numPr>
+          <w:ilvl w:val="0"/>
+          <w:numId w:val="5"/>
+        </w:numPr>
+        <w:spacing w:before="240" w:beforeAutospacing="off" w:after="240" w:afterAutospacing="off"/>
+        <w:jc w:val="left"/>
+        <w:rPr>
+          <w:rFonts w:ascii="Times New Roman" w:hAnsi="Times New Roman" w:eastAsia="Times New Roman" w:cs="Times New Roman"/>
+          <w:noProof w:val="0"/>
+          <w:sz w:val="22"/>
+          <w:szCs w:val="22"/>
+          <w:lang w:val="en-GB"/>
+        </w:rPr>
+      </w:pPr>
+      <w:r>
+        <w:rPr>
+          <w:rFonts w:ascii="Times New Roman" w:hAnsi="Times New Roman" w:eastAsia="Times New Roman" w:cs="Times New Roman"/>
+          <w:noProof w:val="0"/>
+          <w:sz w:val="22"/>
+          <w:szCs w:val="22"/>
+          <w:lang w:val="en-GB"/>
+        </w:rPr>
+        <w:t xml:space="preserve">Mordor Intelligence. (2025). </w:t>
+      </w:r>
+      <w:r>
+        <w:rPr>
+          <w:rFonts w:ascii="Times New Roman" w:hAnsi="Times New Roman" w:eastAsia="Times New Roman" w:cs="Times New Roman"/>
+          <w:i w:val="1"/>
+          <w:iCs w:val="1"/>
+          <w:noProof w:val="0"/>
+          <w:sz w:val="22"/>
+          <w:szCs w:val="22"/>
+          <w:lang w:val="en-GB"/>
+        </w:rPr>
+        <w:t>Europe smart homes market</w:t>
+      </w:r>
+      <w:r>
+        <w:rPr>
+          <w:rFonts w:ascii="Times New Roman" w:hAnsi="Times New Roman" w:eastAsia="Times New Roman" w:cs="Times New Roman"/>
+          <w:noProof w:val="0"/>
+          <w:sz w:val="22"/>
+          <w:szCs w:val="22"/>
+          <w:lang w:val="en-GB"/>
+        </w:rPr>
+        <w:t xml:space="preserve">. </w:t>
+      </w:r>
+      <w:hyperlink r:id="R58c92e6da949436d">
+        <w:r>
+          <w:rPr>
+            <w:rStyle w:val="Hyperlink"/>
+            <w:rFonts w:ascii="Times New Roman" w:hAnsi="Times New Roman" w:eastAsia="Times New Roman" w:cs="Times New Roman"/>
+            <w:noProof w:val="0"/>
+            <w:sz w:val="22"/>
+            <w:szCs w:val="22"/>
             <w:lang w:val="en-GB"/>
           </w:rPr>
           <w:t>https://www.mordorintelligence.com/industry-reports/europe-smart-homes-market-industry</w:t>
@@ -2458,24 +7394,56 @@
         <w:spacing w:before="240" w:beforeAutospacing="off" w:after="240" w:afterAutospacing="off"/>
         <w:jc w:val="left"/>
         <w:rPr>
-          <w:rFonts w:ascii="Aptos" w:hAnsi="Aptos" w:eastAsia="Aptos" w:cs="Aptos" w:asciiTheme="minorAscii" w:hAnsiTheme="minorAscii" w:eastAsiaTheme="minorAscii" w:cstheme="minorAscii"/>
-          <w:noProof w:val="0"/>
-          <w:sz w:val="24"/>
-          <w:szCs w:val="24"/>
-          <w:lang w:val="en-GB"/>
-        </w:rPr>
-      </w:pPr>
-      <w:hyperlink r:id="R182790f05cb147fb">
+          <w:rFonts w:ascii="Times New Roman" w:hAnsi="Times New Roman" w:eastAsia="Times New Roman" w:cs="Times New Roman"/>
+          <w:noProof w:val="0"/>
+          <w:sz w:val="22"/>
+          <w:szCs w:val="22"/>
+          <w:lang w:val="en-GB"/>
+        </w:rPr>
+      </w:pPr>
+      <w:r>
+        <w:rPr>
+          <w:rFonts w:ascii="Times New Roman" w:hAnsi="Times New Roman" w:eastAsia="Times New Roman" w:cs="Times New Roman"/>
+          <w:noProof w:val="0"/>
+          <w:sz w:val="22"/>
+          <w:szCs w:val="22"/>
+          <w:lang w:val="en-GB"/>
+        </w:rPr>
+        <w:t xml:space="preserve">Smart Home Expo. (2026). </w:t>
+      </w:r>
+      <w:r>
+        <w:rPr>
+          <w:rFonts w:ascii="Times New Roman" w:hAnsi="Times New Roman" w:eastAsia="Times New Roman" w:cs="Times New Roman"/>
+          <w:i w:val="1"/>
+          <w:iCs w:val="1"/>
+          <w:noProof w:val="0"/>
+          <w:sz w:val="22"/>
+          <w:szCs w:val="22"/>
+          <w:lang w:val="en-GB"/>
+        </w:rPr>
+        <w:t>Smart Home &amp; IoT Expo 2026: 2nd edition</w:t>
+      </w:r>
+      <w:r>
+        <w:rPr>
+          <w:rFonts w:ascii="Times New Roman" w:hAnsi="Times New Roman" w:eastAsia="Times New Roman" w:cs="Times New Roman"/>
+          <w:noProof w:val="0"/>
+          <w:sz w:val="22"/>
+          <w:szCs w:val="22"/>
+          <w:lang w:val="en-GB"/>
+        </w:rPr>
+        <w:t xml:space="preserve">. </w:t>
+      </w:r>
+      <w:hyperlink r:id="R86f9280f645345ea">
         <w:r>
           <w:rPr>
             <w:rStyle w:val="Hyperlink"/>
-            <w:rFonts w:ascii="Aptos" w:hAnsi="Aptos" w:eastAsia="Aptos" w:cs="Aptos" w:asciiTheme="minorAscii" w:hAnsiTheme="minorAscii" w:eastAsiaTheme="minorAscii" w:cstheme="minorAscii"/>
+            <w:rFonts w:ascii="Times New Roman" w:hAnsi="Times New Roman" w:eastAsia="Times New Roman" w:cs="Times New Roman"/>
             <w:noProof w:val="0"/>
-            <w:sz w:val="24"/>
-            <w:szCs w:val="24"/>
+            <w:sz w:val="22"/>
+            <w:szCs w:val="22"/>
             <w:lang w:val="en-GB"/>
           </w:rPr>
-          <w:t>https://www.yalehome.com/pl/pl/stories/news/trendy-technologii-smart-home</w:t>
+          <w:t>https://www.smarthomeexpo.pl</w:t>
         </w:r>
       </w:hyperlink>
     </w:p>
@@ -2489,24 +7457,116 @@
         <w:spacing w:before="240" w:beforeAutospacing="off" w:after="240" w:afterAutospacing="off"/>
         <w:jc w:val="left"/>
         <w:rPr>
-          <w:rFonts w:ascii="Aptos" w:hAnsi="Aptos" w:eastAsia="Aptos" w:cs="Aptos" w:asciiTheme="minorAscii" w:hAnsiTheme="minorAscii" w:eastAsiaTheme="minorAscii" w:cstheme="minorAscii"/>
-          <w:noProof w:val="0"/>
-          <w:sz w:val="24"/>
-          <w:szCs w:val="24"/>
-          <w:lang w:val="en-GB"/>
-        </w:rPr>
-      </w:pPr>
-      <w:hyperlink r:id="R002a0741e88848d2">
+          <w:rFonts w:ascii="Times New Roman" w:hAnsi="Times New Roman" w:eastAsia="Times New Roman" w:cs="Times New Roman"/>
+          <w:noProof w:val="0"/>
+          <w:sz w:val="22"/>
+          <w:szCs w:val="22"/>
+          <w:lang w:val="en-GB"/>
+        </w:rPr>
+      </w:pPr>
+      <w:r>
+        <w:rPr>
+          <w:rFonts w:ascii="Times New Roman" w:hAnsi="Times New Roman" w:eastAsia="Times New Roman" w:cs="Times New Roman"/>
+          <w:noProof w:val="0"/>
+          <w:sz w:val="22"/>
+          <w:szCs w:val="22"/>
+          <w:lang w:val="en-GB"/>
+        </w:rPr>
+        <w:t xml:space="preserve">Ezugwu, A. E., Taiwo, O., </w:t>
+      </w:r>
+      <w:r>
+        <w:rPr>
+          <w:rFonts w:ascii="Times New Roman" w:hAnsi="Times New Roman" w:eastAsia="Times New Roman" w:cs="Times New Roman"/>
+          <w:noProof w:val="0"/>
+          <w:sz w:val="22"/>
+          <w:szCs w:val="22"/>
+          <w:lang w:val="en-GB"/>
+        </w:rPr>
+        <w:t>Egwuche</w:t>
+      </w:r>
+      <w:r>
+        <w:rPr>
+          <w:rFonts w:ascii="Times New Roman" w:hAnsi="Times New Roman" w:eastAsia="Times New Roman" w:cs="Times New Roman"/>
+          <w:noProof w:val="0"/>
+          <w:sz w:val="22"/>
+          <w:szCs w:val="22"/>
+          <w:lang w:val="en-GB"/>
+        </w:rPr>
+        <w:t xml:space="preserve">, O. S., </w:t>
+      </w:r>
+      <w:r>
+        <w:rPr>
+          <w:rFonts w:ascii="Times New Roman" w:hAnsi="Times New Roman" w:eastAsia="Times New Roman" w:cs="Times New Roman"/>
+          <w:noProof w:val="0"/>
+          <w:sz w:val="22"/>
+          <w:szCs w:val="22"/>
+          <w:lang w:val="en-GB"/>
+        </w:rPr>
+        <w:t>Abualigah</w:t>
+      </w:r>
+      <w:r>
+        <w:rPr>
+          <w:rFonts w:ascii="Times New Roman" w:hAnsi="Times New Roman" w:eastAsia="Times New Roman" w:cs="Times New Roman"/>
+          <w:noProof w:val="0"/>
+          <w:sz w:val="22"/>
+          <w:szCs w:val="22"/>
+          <w:lang w:val="en-GB"/>
+        </w:rPr>
+        <w:t xml:space="preserve">, L., Van Der Merwe, A., Pal, J., Saha, A. K., Alzahrani, A. I., </w:t>
+      </w:r>
+      <w:r>
+        <w:rPr>
+          <w:rFonts w:ascii="Times New Roman" w:hAnsi="Times New Roman" w:eastAsia="Times New Roman" w:cs="Times New Roman"/>
+          <w:noProof w:val="0"/>
+          <w:sz w:val="22"/>
+          <w:szCs w:val="22"/>
+          <w:lang w:val="en-GB"/>
+        </w:rPr>
+        <w:t>Alblehai</w:t>
+      </w:r>
+      <w:r>
+        <w:rPr>
+          <w:rFonts w:ascii="Times New Roman" w:hAnsi="Times New Roman" w:eastAsia="Times New Roman" w:cs="Times New Roman"/>
+          <w:noProof w:val="0"/>
+          <w:sz w:val="22"/>
+          <w:szCs w:val="22"/>
+          <w:lang w:val="en-GB"/>
+        </w:rPr>
+        <w:t xml:space="preserve">, F., Greeff, J., &amp; Olusanya, M. O. (2025). Smart homes of the future. </w:t>
+      </w:r>
+      <w:r>
+        <w:rPr>
+          <w:rFonts w:ascii="Times New Roman" w:hAnsi="Times New Roman" w:eastAsia="Times New Roman" w:cs="Times New Roman"/>
+          <w:i w:val="1"/>
+          <w:iCs w:val="1"/>
+          <w:noProof w:val="0"/>
+          <w:sz w:val="22"/>
+          <w:szCs w:val="22"/>
+          <w:lang w:val="en-GB"/>
+        </w:rPr>
+        <w:t>Transactions on Emerging Telecommunications Technologies, 36</w:t>
+      </w:r>
+      <w:r>
+        <w:rPr>
+          <w:rFonts w:ascii="Times New Roman" w:hAnsi="Times New Roman" w:eastAsia="Times New Roman" w:cs="Times New Roman"/>
+          <w:noProof w:val="0"/>
+          <w:sz w:val="22"/>
+          <w:szCs w:val="22"/>
+          <w:lang w:val="en-GB"/>
+        </w:rPr>
+        <w:t xml:space="preserve">(1), e70041. </w:t>
+      </w:r>
+      <w:hyperlink r:id="Rbe120d8f56704da8">
         <w:r>
           <w:rPr>
             <w:rStyle w:val="Hyperlink"/>
-            <w:rFonts w:ascii="Aptos" w:hAnsi="Aptos" w:eastAsia="Aptos" w:cs="Aptos" w:asciiTheme="minorAscii" w:hAnsiTheme="minorAscii" w:eastAsiaTheme="minorAscii" w:cstheme="minorAscii"/>
+            <w:rFonts w:ascii="Times New Roman" w:hAnsi="Times New Roman" w:eastAsia="Times New Roman" w:cs="Times New Roman"/>
             <w:noProof w:val="0"/>
-            <w:sz w:val="24"/>
-            <w:szCs w:val="24"/>
+            <w:sz w:val="22"/>
+            <w:szCs w:val="22"/>
             <w:lang w:val="en-GB"/>
           </w:rPr>
-          <w:t>https://smarthomeexpo.pl/en/smart-home-iot-expo-2026-2nd-edition-of-the-international-trade-fair-for-interior-and-residential-building-automation/</w:t>
+          <w:t>https://doi.org/10.1002/ett.70041</w:t>
         </w:r>
       </w:hyperlink>
     </w:p>
@@ -2520,24 +7580,54 @@
         <w:spacing w:before="240" w:beforeAutospacing="off" w:after="240" w:afterAutospacing="off"/>
         <w:jc w:val="left"/>
         <w:rPr>
-          <w:rFonts w:ascii="Aptos" w:hAnsi="Aptos" w:eastAsia="Aptos" w:cs="Aptos" w:asciiTheme="minorAscii" w:hAnsiTheme="minorAscii" w:eastAsiaTheme="minorAscii" w:cstheme="minorAscii"/>
-          <w:noProof w:val="0"/>
-          <w:sz w:val="24"/>
-          <w:szCs w:val="24"/>
-          <w:lang w:val="en-GB"/>
-        </w:rPr>
-      </w:pPr>
-      <w:hyperlink r:id="Re35fdb4587a24be1">
+          <w:rFonts w:ascii="Times New Roman" w:hAnsi="Times New Roman" w:eastAsia="Times New Roman" w:cs="Times New Roman"/>
+          <w:noProof w:val="0"/>
+          <w:sz w:val="22"/>
+          <w:szCs w:val="22"/>
+          <w:lang w:val="en-GB"/>
+        </w:rPr>
+      </w:pPr>
+      <w:r>
+        <w:rPr>
+          <w:rFonts w:ascii="Times New Roman" w:hAnsi="Times New Roman" w:eastAsia="Times New Roman" w:cs="Times New Roman"/>
+          <w:noProof w:val="0"/>
+          <w:sz w:val="22"/>
+          <w:szCs w:val="22"/>
+          <w:lang w:val="en-GB"/>
+        </w:rPr>
+        <w:t xml:space="preserve">Home Assistant. (2026). Home Assistant: </w:t>
+      </w:r>
+      <w:r>
+        <w:rPr>
+          <w:rFonts w:ascii="Times New Roman" w:hAnsi="Times New Roman" w:eastAsia="Times New Roman" w:cs="Times New Roman"/>
+          <w:noProof w:val="0"/>
+          <w:sz w:val="22"/>
+          <w:szCs w:val="22"/>
+          <w:lang w:val="en-GB"/>
+        </w:rPr>
+        <w:t>Open source</w:t>
+      </w:r>
+      <w:r>
+        <w:rPr>
+          <w:rFonts w:ascii="Times New Roman" w:hAnsi="Times New Roman" w:eastAsia="Times New Roman" w:cs="Times New Roman"/>
+          <w:noProof w:val="0"/>
+          <w:sz w:val="22"/>
+          <w:szCs w:val="22"/>
+          <w:lang w:val="en-GB"/>
+        </w:rPr>
+        <w:t xml:space="preserve"> home automation. </w:t>
+      </w:r>
+      <w:hyperlink r:id="Rf39135aed1844641">
         <w:r>
           <w:rPr>
             <w:rStyle w:val="Hyperlink"/>
-            <w:rFonts w:ascii="Aptos" w:hAnsi="Aptos" w:eastAsia="Aptos" w:cs="Aptos" w:asciiTheme="minorAscii" w:hAnsiTheme="minorAscii" w:eastAsiaTheme="minorAscii" w:cstheme="minorAscii"/>
+            <w:rFonts w:ascii="Times New Roman" w:hAnsi="Times New Roman" w:eastAsia="Times New Roman" w:cs="Times New Roman"/>
             <w:noProof w:val="0"/>
-            <w:sz w:val="24"/>
-            <w:szCs w:val="24"/>
+            <w:sz w:val="22"/>
+            <w:szCs w:val="22"/>
             <w:lang w:val="en-GB"/>
           </w:rPr>
-          <w:t>https://www.imarcgroup.com/industrial-iot-market</w:t>
+          <w:t>https://www.home-assistant.io</w:t>
         </w:r>
       </w:hyperlink>
     </w:p>
@@ -2551,33 +7641,350 @@
         <w:spacing w:before="240" w:beforeAutospacing="off" w:after="240" w:afterAutospacing="off"/>
         <w:jc w:val="left"/>
         <w:rPr>
-          <w:rFonts w:ascii="Aptos" w:hAnsi="Aptos" w:eastAsia="Aptos" w:cs="Aptos" w:asciiTheme="minorAscii" w:hAnsiTheme="minorAscii" w:eastAsiaTheme="minorAscii" w:cstheme="minorAscii"/>
-          <w:noProof w:val="0"/>
-          <w:sz w:val="24"/>
-          <w:szCs w:val="24"/>
-          <w:lang w:val="en-GB"/>
-        </w:rPr>
-      </w:pPr>
-      <w:r>
-        <w:rPr>
-          <w:rFonts w:ascii="Aptos" w:hAnsi="Aptos" w:eastAsia="Aptos" w:cs="Aptos" w:asciiTheme="minorAscii" w:hAnsiTheme="minorAscii" w:eastAsiaTheme="minorAscii" w:cstheme="minorAscii"/>
-          <w:noProof w:val="0"/>
-          <w:sz w:val="24"/>
-          <w:szCs w:val="24"/>
-          <w:lang w:val="en-GB"/>
-        </w:rPr>
-        <w:t>https://www.cbi.eu/market-information/outsourcing-itobpo/industrial-internet-things/market-potential</w:t>
-      </w:r>
+          <w:sz w:val="22"/>
+          <w:szCs w:val="22"/>
+        </w:rPr>
+      </w:pPr>
+      <w:r>
+        <w:rPr>
+          <w:rFonts w:ascii="Times New Roman" w:hAnsi="Times New Roman" w:eastAsia="Times New Roman" w:cs="Times New Roman"/>
+          <w:noProof w:val="0"/>
+          <w:sz w:val="22"/>
+          <w:szCs w:val="22"/>
+          <w:lang w:val="en-GB"/>
+        </w:rPr>
+        <w:t xml:space="preserve">Novak, M., Picek, R., &amp; </w:t>
+      </w:r>
+      <w:r>
+        <w:rPr>
+          <w:rFonts w:ascii="Times New Roman" w:hAnsi="Times New Roman" w:eastAsia="Times New Roman" w:cs="Times New Roman"/>
+          <w:noProof w:val="0"/>
+          <w:sz w:val="22"/>
+          <w:szCs w:val="22"/>
+          <w:lang w:val="en-GB"/>
+        </w:rPr>
+        <w:t>Andročec</w:t>
+      </w:r>
+      <w:r>
+        <w:rPr>
+          <w:rFonts w:ascii="Times New Roman" w:hAnsi="Times New Roman" w:eastAsia="Times New Roman" w:cs="Times New Roman"/>
+          <w:noProof w:val="0"/>
+          <w:sz w:val="22"/>
+          <w:szCs w:val="22"/>
+          <w:lang w:val="en-GB"/>
+        </w:rPr>
+        <w:t xml:space="preserve">, D. (2025). Overview of smart home security with Raspberry Pi. Proceedings of ICISS '24, 163–169. </w:t>
+      </w:r>
+      <w:hyperlink r:id="R98202474b059481b">
+        <w:r>
+          <w:rPr>
+            <w:rFonts w:ascii="Times New Roman" w:hAnsi="Times New Roman" w:eastAsia="Times New Roman" w:cs="Times New Roman"/>
+            <w:noProof w:val="0"/>
+            <w:sz w:val="22"/>
+            <w:szCs w:val="22"/>
+            <w:lang w:val="en-GB"/>
+          </w:rPr>
+          <w:t>https://doi.org/10.1145/3700706.3700733</w:t>
+        </w:r>
+      </w:hyperlink>
+    </w:p>
+    <w:p>
+      <w:pPr>
+        <w:pStyle w:val="ListParagraph"/>
+        <w:numPr>
+          <w:ilvl w:val="0"/>
+          <w:numId w:val="5"/>
+        </w:numPr>
+        <w:spacing w:before="240" w:beforeAutospacing="off" w:after="240" w:afterAutospacing="off"/>
+        <w:jc w:val="left"/>
+        <w:rPr>
+          <w:rFonts w:ascii="Times New Roman" w:hAnsi="Times New Roman" w:eastAsia="Times New Roman" w:cs="Times New Roman"/>
+          <w:noProof w:val="0"/>
+          <w:sz w:val="22"/>
+          <w:szCs w:val="22"/>
+          <w:lang w:val="en-GB"/>
+        </w:rPr>
+      </w:pPr>
+      <w:r>
+        <w:rPr>
+          <w:rFonts w:ascii="Times New Roman" w:hAnsi="Times New Roman" w:eastAsia="Times New Roman" w:cs="Times New Roman"/>
+          <w:noProof w:val="0"/>
+          <w:sz w:val="22"/>
+          <w:szCs w:val="22"/>
+          <w:lang w:val="en-GB"/>
+        </w:rPr>
+        <w:t xml:space="preserve">Home Assistant. (2026). </w:t>
+      </w:r>
+      <w:r>
+        <w:rPr>
+          <w:rFonts w:ascii="Times New Roman" w:hAnsi="Times New Roman" w:eastAsia="Times New Roman" w:cs="Times New Roman"/>
+          <w:i w:val="1"/>
+          <w:iCs w:val="1"/>
+          <w:noProof w:val="0"/>
+          <w:sz w:val="22"/>
+          <w:szCs w:val="22"/>
+          <w:lang w:val="en-GB"/>
+        </w:rPr>
+        <w:t>Installing Home Assistant on Raspberry Pi</w:t>
+      </w:r>
+      <w:r>
+        <w:rPr>
+          <w:rFonts w:ascii="Times New Roman" w:hAnsi="Times New Roman" w:eastAsia="Times New Roman" w:cs="Times New Roman"/>
+          <w:noProof w:val="0"/>
+          <w:sz w:val="22"/>
+          <w:szCs w:val="22"/>
+          <w:lang w:val="en-GB"/>
+        </w:rPr>
+        <w:t xml:space="preserve">. </w:t>
+      </w:r>
+      <w:hyperlink r:id="Rbb124321947245e9">
+        <w:r>
+          <w:rPr>
+            <w:rStyle w:val="Hyperlink"/>
+            <w:rFonts w:ascii="Times New Roman" w:hAnsi="Times New Roman" w:eastAsia="Times New Roman" w:cs="Times New Roman"/>
+            <w:noProof w:val="0"/>
+            <w:sz w:val="22"/>
+            <w:szCs w:val="22"/>
+            <w:lang w:val="en-GB"/>
+          </w:rPr>
+          <w:t>https://www.home-assistant.io/installation/raspberrypi</w:t>
+        </w:r>
+      </w:hyperlink>
+    </w:p>
+    <w:p>
+      <w:pPr>
+        <w:pStyle w:val="ListParagraph"/>
+        <w:numPr>
+          <w:ilvl w:val="0"/>
+          <w:numId w:val="5"/>
+        </w:numPr>
+        <w:spacing w:before="240" w:beforeAutospacing="off" w:after="240" w:afterAutospacing="off"/>
+        <w:jc w:val="left"/>
+        <w:rPr>
+          <w:rFonts w:ascii="Times New Roman" w:hAnsi="Times New Roman" w:eastAsia="Times New Roman" w:cs="Times New Roman"/>
+          <w:noProof w:val="0"/>
+          <w:sz w:val="22"/>
+          <w:szCs w:val="22"/>
+          <w:lang w:val="en-GB"/>
+        </w:rPr>
+      </w:pPr>
+      <w:r>
+        <w:rPr>
+          <w:rFonts w:ascii="Times New Roman" w:hAnsi="Times New Roman" w:eastAsia="Times New Roman" w:cs="Times New Roman"/>
+          <w:noProof w:val="0"/>
+          <w:sz w:val="22"/>
+          <w:szCs w:val="22"/>
+          <w:lang w:val="en-GB"/>
+        </w:rPr>
+        <w:t xml:space="preserve">Evans, P. J. (2025). DIY home automation with Raspberry Pi. Raspberry Pi Foundation. </w:t>
+      </w:r>
+      <w:hyperlink r:id="Raddd7daa0fcf4d2d">
+        <w:r>
+          <w:rPr>
+            <w:rStyle w:val="Hyperlink"/>
+            <w:rFonts w:ascii="Times New Roman" w:hAnsi="Times New Roman" w:eastAsia="Times New Roman" w:cs="Times New Roman"/>
+            <w:noProof w:val="0"/>
+            <w:sz w:val="22"/>
+            <w:szCs w:val="22"/>
+            <w:lang w:val="en-GB"/>
+          </w:rPr>
+          <w:t>https://www.raspberrypi.com/news/diy-home-automation-with-raspberry-pi/</w:t>
+        </w:r>
+      </w:hyperlink>
+    </w:p>
+    <w:p>
+      <w:pPr>
+        <w:pStyle w:val="ListParagraph"/>
+        <w:numPr>
+          <w:ilvl w:val="0"/>
+          <w:numId w:val="5"/>
+        </w:numPr>
+        <w:spacing w:before="240" w:beforeAutospacing="off" w:after="240" w:afterAutospacing="off"/>
+        <w:jc w:val="left"/>
+        <w:rPr>
+          <w:rFonts w:ascii="Times New Roman" w:hAnsi="Times New Roman" w:eastAsia="Times New Roman" w:cs="Times New Roman"/>
+          <w:noProof w:val="0"/>
+          <w:sz w:val="22"/>
+          <w:szCs w:val="22"/>
+          <w:lang w:val="en-GB"/>
+        </w:rPr>
+      </w:pPr>
+      <w:r>
+        <w:rPr>
+          <w:rFonts w:ascii="Times New Roman" w:hAnsi="Times New Roman" w:eastAsia="Times New Roman" w:cs="Times New Roman"/>
+          <w:noProof w:val="0"/>
+          <w:sz w:val="22"/>
+          <w:szCs w:val="22"/>
+          <w:lang w:val="en-GB"/>
+        </w:rPr>
+        <w:t xml:space="preserve">APA reference: Mathe, S. E., Kondaveeti, H. K., </w:t>
+      </w:r>
+      <w:r>
+        <w:rPr>
+          <w:rFonts w:ascii="Times New Roman" w:hAnsi="Times New Roman" w:eastAsia="Times New Roman" w:cs="Times New Roman"/>
+          <w:noProof w:val="0"/>
+          <w:sz w:val="22"/>
+          <w:szCs w:val="22"/>
+          <w:lang w:val="en-GB"/>
+        </w:rPr>
+        <w:t>Vappangi</w:t>
+      </w:r>
+      <w:r>
+        <w:rPr>
+          <w:rFonts w:ascii="Times New Roman" w:hAnsi="Times New Roman" w:eastAsia="Times New Roman" w:cs="Times New Roman"/>
+          <w:noProof w:val="0"/>
+          <w:sz w:val="22"/>
+          <w:szCs w:val="22"/>
+          <w:lang w:val="en-GB"/>
+        </w:rPr>
+        <w:t xml:space="preserve">, S., </w:t>
+      </w:r>
+      <w:r>
+        <w:rPr>
+          <w:rFonts w:ascii="Times New Roman" w:hAnsi="Times New Roman" w:eastAsia="Times New Roman" w:cs="Times New Roman"/>
+          <w:noProof w:val="0"/>
+          <w:sz w:val="22"/>
+          <w:szCs w:val="22"/>
+          <w:lang w:val="en-GB"/>
+        </w:rPr>
+        <w:t>Vanambathina</w:t>
+      </w:r>
+      <w:r>
+        <w:rPr>
+          <w:rFonts w:ascii="Times New Roman" w:hAnsi="Times New Roman" w:eastAsia="Times New Roman" w:cs="Times New Roman"/>
+          <w:noProof w:val="0"/>
+          <w:sz w:val="22"/>
+          <w:szCs w:val="22"/>
+          <w:lang w:val="en-GB"/>
+        </w:rPr>
+        <w:t xml:space="preserve">, S. D., &amp; </w:t>
+      </w:r>
+      <w:r>
+        <w:rPr>
+          <w:rFonts w:ascii="Times New Roman" w:hAnsi="Times New Roman" w:eastAsia="Times New Roman" w:cs="Times New Roman"/>
+          <w:noProof w:val="0"/>
+          <w:sz w:val="22"/>
+          <w:szCs w:val="22"/>
+          <w:lang w:val="en-GB"/>
+        </w:rPr>
+        <w:t>Kumaravelu</w:t>
+      </w:r>
+      <w:r>
+        <w:rPr>
+          <w:rFonts w:ascii="Times New Roman" w:hAnsi="Times New Roman" w:eastAsia="Times New Roman" w:cs="Times New Roman"/>
+          <w:noProof w:val="0"/>
+          <w:sz w:val="22"/>
+          <w:szCs w:val="22"/>
+          <w:lang w:val="en-GB"/>
+        </w:rPr>
+        <w:t xml:space="preserve">, N. K. (2024). A comprehensive review on applications of Raspberry Pi. Computer Science Review, 52, 100636. </w:t>
+      </w:r>
+      <w:hyperlink r:id="Raaf4789c637041e6">
+        <w:r>
+          <w:rPr>
+            <w:rStyle w:val="Hyperlink"/>
+            <w:rFonts w:ascii="Times New Roman" w:hAnsi="Times New Roman" w:eastAsia="Times New Roman" w:cs="Times New Roman"/>
+            <w:noProof w:val="0"/>
+            <w:sz w:val="22"/>
+            <w:szCs w:val="22"/>
+            <w:lang w:val="en-GB"/>
+          </w:rPr>
+          <w:t>https://doi.org/10.1016/j.cosrev.2024.100636</w:t>
+        </w:r>
+      </w:hyperlink>
+    </w:p>
+    <w:p>
+      <w:pPr>
+        <w:pStyle w:val="ListParagraph"/>
+        <w:numPr>
+          <w:ilvl w:val="0"/>
+          <w:numId w:val="5"/>
+        </w:numPr>
+        <w:spacing w:before="240" w:beforeAutospacing="off" w:after="240" w:afterAutospacing="off"/>
+        <w:jc w:val="left"/>
+        <w:rPr/>
+      </w:pPr>
+      <w:r>
+        <w:rPr>
+          <w:noProof w:val="0"/>
+          <w:lang w:val="en-GB"/>
+        </w:rPr>
+        <w:t xml:space="preserve">Gagote, E. O., </w:t>
+      </w:r>
+      <w:r>
+        <w:rPr>
+          <w:noProof w:val="0"/>
+          <w:lang w:val="en-GB"/>
+        </w:rPr>
+        <w:t>Gapol</w:t>
+      </w:r>
+      <w:r>
+        <w:rPr>
+          <w:noProof w:val="0"/>
+          <w:lang w:val="en-GB"/>
+        </w:rPr>
+        <w:t xml:space="preserve">, K. J. D., Murillo, S. K. G., Velasquez, H. U., &amp; Fabro, M. N. (2026). </w:t>
+      </w:r>
+      <w:r>
+        <w:rPr>
+          <w:noProof w:val="0"/>
+          <w:lang w:val="en-GB"/>
+        </w:rPr>
+        <w:t>Autolight</w:t>
+      </w:r>
+      <w:r>
+        <w:rPr>
+          <w:noProof w:val="0"/>
+          <w:lang w:val="en-GB"/>
+        </w:rPr>
+        <w:t xml:space="preserve">: Smart motion detection lighting system (passive infrared sensor). International Journal of Research and Scientific Innovation, 13(1), 611–621. </w:t>
+      </w:r>
+      <w:hyperlink r:id="R465643983c5c42d8">
+        <w:r>
+          <w:rPr>
+            <w:noProof w:val="0"/>
+            <w:lang w:val="en-GB"/>
+          </w:rPr>
+          <w:t>https://doi.org/10.51244/IJRSI.2026.13010052</w:t>
+        </w:r>
+      </w:hyperlink>
+    </w:p>
+    <w:p>
+      <w:pPr>
+        <w:pStyle w:val="ListParagraph"/>
+        <w:numPr>
+          <w:ilvl w:val="0"/>
+          <w:numId w:val="5"/>
+        </w:numPr>
+        <w:spacing w:before="240" w:beforeAutospacing="off" w:after="240" w:afterAutospacing="off"/>
+        <w:rPr>
+          <w:noProof w:val="0"/>
+          <w:lang w:val="en-GB"/>
+        </w:rPr>
+      </w:pPr>
+    </w:p>
+    <w:p>
+      <w:pPr>
+        <w:pStyle w:val="Normal"/>
+        <w:spacing w:before="240" w:beforeAutospacing="off" w:after="240" w:afterAutospacing="off"/>
+        <w:ind w:left="0"/>
+        <w:jc w:val="left"/>
+        <w:rPr>
+          <w:noProof w:val="0"/>
+          <w:lang w:val="en-GB"/>
+        </w:rPr>
+      </w:pPr>
     </w:p>
     <w:p>
       <w:pPr>
         <w:pStyle w:val="Normal"/>
         <w:jc w:val="left"/>
         <w:rPr>
-          <w:rFonts w:ascii="Aptos" w:hAnsi="Aptos" w:eastAsia="Aptos" w:cs="Aptos" w:asciiTheme="minorAscii" w:hAnsiTheme="minorAscii" w:eastAsiaTheme="minorAscii" w:cstheme="minorAscii"/>
-          <w:noProof w:val="0"/>
-          <w:sz w:val="24"/>
-          <w:szCs w:val="24"/>
+          <w:rFonts w:ascii="Times New Roman" w:hAnsi="Times New Roman" w:eastAsia="Times New Roman" w:cs="Times New Roman"/>
+          <w:noProof w:val="0"/>
+          <w:sz w:val="22"/>
+          <w:szCs w:val="22"/>
+          <w:u w:val="none"/>
           <w:lang w:val="en-GB"/>
         </w:rPr>
       </w:pPr>
@@ -2595,6 +8002,15 @@
 <file path=word/intelligence2.xml><?xml version="1.0" encoding="utf-8"?>
 <int2:intelligence xmlns:int2="http://schemas.microsoft.com/office/intelligence/2020/intelligence">
   <int2:observations>
+    <int2:textHash int2:hashCode="WIH0uA8o+XxI52" int2:id="BOykFEgW">
+      <int2:state int2:type="spell" int2:value="Rejected"/>
+    </int2:textHash>
+    <int2:textHash int2:hashCode="kLGNgFCtnKp47t" int2:id="XeQbIb4c">
+      <int2:state int2:type="spell" int2:value="Rejected"/>
+    </int2:textHash>
+    <int2:textHash int2:hashCode="ZI232xikh8VGkP" int2:id="5aBsXtmt">
+      <int2:state int2:type="spell" int2:value="Rejected"/>
+    </int2:textHash>
     <int2:textHash int2:hashCode="w9tVOVYGgG4TWo" int2:id="JiQLhhGi">
       <int2:state int2:type="spell" int2:value="Rejected"/>
     </int2:textHash>
@@ -2605,6 +8021,454 @@
 
 <file path=word/numbering.xml><?xml version="1.0" encoding="utf-8"?>
 <w:numbering xmlns:w="http://schemas.openxmlformats.org/wordprocessingml/2006/main">
+  <w:abstractNum xmlns:w="http://schemas.openxmlformats.org/wordprocessingml/2006/main" w:abstractNumId="10">
+    <w:nsid w:val="7ada6295"/>
+    <w:multiLevelType xmlns:w="http://schemas.openxmlformats.org/wordprocessingml/2006/main" w:val="hybridMultilevel"/>
+    <w:lvl xmlns:w="http://schemas.openxmlformats.org/wordprocessingml/2006/main" w:ilvl="0">
+      <w:start w:val="1"/>
+      <w:numFmt w:val="bullet"/>
+      <w:lvlText w:val=""/>
+      <w:lvlJc w:val="left"/>
+      <w:pPr>
+        <w:ind w:left="720" w:hanging="360"/>
+      </w:pPr>
+      <w:rPr>
+        <w:rFonts w:hint="default" w:ascii="Symbol" w:hAnsi="Symbol"/>
+      </w:rPr>
+    </w:lvl>
+    <w:lvl xmlns:w="http://schemas.openxmlformats.org/wordprocessingml/2006/main" w:ilvl="1">
+      <w:start w:val="1"/>
+      <w:numFmt w:val="bullet"/>
+      <w:lvlText w:val="o"/>
+      <w:lvlJc w:val="left"/>
+      <w:pPr>
+        <w:ind w:left="1440" w:hanging="360"/>
+      </w:pPr>
+      <w:rPr>
+        <w:rFonts w:hint="default" w:ascii="Courier New" w:hAnsi="Courier New"/>
+      </w:rPr>
+    </w:lvl>
+    <w:lvl xmlns:w="http://schemas.openxmlformats.org/wordprocessingml/2006/main" w:ilvl="2">
+      <w:start w:val="1"/>
+      <w:numFmt w:val="bullet"/>
+      <w:lvlText w:val=""/>
+      <w:lvlJc w:val="left"/>
+      <w:pPr>
+        <w:ind w:left="2160" w:hanging="360"/>
+      </w:pPr>
+      <w:rPr>
+        <w:rFonts w:hint="default" w:ascii="Wingdings" w:hAnsi="Wingdings"/>
+      </w:rPr>
+    </w:lvl>
+    <w:lvl xmlns:w="http://schemas.openxmlformats.org/wordprocessingml/2006/main" w:ilvl="3">
+      <w:start w:val="1"/>
+      <w:numFmt w:val="bullet"/>
+      <w:lvlText w:val=""/>
+      <w:lvlJc w:val="left"/>
+      <w:pPr>
+        <w:ind w:left="2880" w:hanging="360"/>
+      </w:pPr>
+      <w:rPr>
+        <w:rFonts w:hint="default" w:ascii="Symbol" w:hAnsi="Symbol"/>
+      </w:rPr>
+    </w:lvl>
+    <w:lvl xmlns:w="http://schemas.openxmlformats.org/wordprocessingml/2006/main" w:ilvl="4">
+      <w:start w:val="1"/>
+      <w:numFmt w:val="bullet"/>
+      <w:lvlText w:val="o"/>
+      <w:lvlJc w:val="left"/>
+      <w:pPr>
+        <w:ind w:left="3600" w:hanging="360"/>
+      </w:pPr>
+      <w:rPr>
+        <w:rFonts w:hint="default" w:ascii="Courier New" w:hAnsi="Courier New"/>
+      </w:rPr>
+    </w:lvl>
+    <w:lvl xmlns:w="http://schemas.openxmlformats.org/wordprocessingml/2006/main" w:ilvl="5">
+      <w:start w:val="1"/>
+      <w:numFmt w:val="bullet"/>
+      <w:lvlText w:val=""/>
+      <w:lvlJc w:val="left"/>
+      <w:pPr>
+        <w:ind w:left="4320" w:hanging="360"/>
+      </w:pPr>
+      <w:rPr>
+        <w:rFonts w:hint="default" w:ascii="Wingdings" w:hAnsi="Wingdings"/>
+      </w:rPr>
+    </w:lvl>
+    <w:lvl xmlns:w="http://schemas.openxmlformats.org/wordprocessingml/2006/main" w:ilvl="6">
+      <w:start w:val="1"/>
+      <w:numFmt w:val="bullet"/>
+      <w:lvlText w:val=""/>
+      <w:lvlJc w:val="left"/>
+      <w:pPr>
+        <w:ind w:left="5040" w:hanging="360"/>
+      </w:pPr>
+      <w:rPr>
+        <w:rFonts w:hint="default" w:ascii="Symbol" w:hAnsi="Symbol"/>
+      </w:rPr>
+    </w:lvl>
+    <w:lvl xmlns:w="http://schemas.openxmlformats.org/wordprocessingml/2006/main" w:ilvl="7">
+      <w:start w:val="1"/>
+      <w:numFmt w:val="bullet"/>
+      <w:lvlText w:val="o"/>
+      <w:lvlJc w:val="left"/>
+      <w:pPr>
+        <w:ind w:left="5760" w:hanging="360"/>
+      </w:pPr>
+      <w:rPr>
+        <w:rFonts w:hint="default" w:ascii="Courier New" w:hAnsi="Courier New"/>
+      </w:rPr>
+    </w:lvl>
+    <w:lvl xmlns:w="http://schemas.openxmlformats.org/wordprocessingml/2006/main" w:ilvl="8">
+      <w:start w:val="1"/>
+      <w:numFmt w:val="bullet"/>
+      <w:lvlText w:val=""/>
+      <w:lvlJc w:val="left"/>
+      <w:pPr>
+        <w:ind w:left="6480" w:hanging="360"/>
+      </w:pPr>
+      <w:rPr>
+        <w:rFonts w:hint="default" w:ascii="Wingdings" w:hAnsi="Wingdings"/>
+      </w:rPr>
+    </w:lvl>
+  </w:abstractNum>
+  <w:abstractNum xmlns:w="http://schemas.openxmlformats.org/wordprocessingml/2006/main" w:abstractNumId="9">
+    <w:nsid w:val="a601e2a"/>
+    <w:multiLevelType xmlns:w="http://schemas.openxmlformats.org/wordprocessingml/2006/main" w:val="hybridMultilevel"/>
+    <w:lvl xmlns:w="http://schemas.openxmlformats.org/wordprocessingml/2006/main" w:ilvl="0">
+      <w:start w:val="1"/>
+      <w:numFmt w:val="bullet"/>
+      <w:lvlText w:val=""/>
+      <w:lvlJc w:val="left"/>
+      <w:pPr>
+        <w:ind w:left="720" w:hanging="360"/>
+      </w:pPr>
+      <w:rPr>
+        <w:rFonts w:hint="default" w:ascii="Symbol" w:hAnsi="Symbol"/>
+      </w:rPr>
+    </w:lvl>
+    <w:lvl xmlns:w="http://schemas.openxmlformats.org/wordprocessingml/2006/main" w:ilvl="1">
+      <w:start w:val="1"/>
+      <w:numFmt w:val="bullet"/>
+      <w:lvlText w:val="o"/>
+      <w:lvlJc w:val="left"/>
+      <w:pPr>
+        <w:ind w:left="1440" w:hanging="360"/>
+      </w:pPr>
+      <w:rPr>
+        <w:rFonts w:hint="default" w:ascii="Courier New" w:hAnsi="Courier New"/>
+      </w:rPr>
+    </w:lvl>
+    <w:lvl xmlns:w="http://schemas.openxmlformats.org/wordprocessingml/2006/main" w:ilvl="2">
+      <w:start w:val="1"/>
+      <w:numFmt w:val="bullet"/>
+      <w:lvlText w:val=""/>
+      <w:lvlJc w:val="left"/>
+      <w:pPr>
+        <w:ind w:left="2160" w:hanging="360"/>
+      </w:pPr>
+      <w:rPr>
+        <w:rFonts w:hint="default" w:ascii="Wingdings" w:hAnsi="Wingdings"/>
+      </w:rPr>
+    </w:lvl>
+    <w:lvl xmlns:w="http://schemas.openxmlformats.org/wordprocessingml/2006/main" w:ilvl="3">
+      <w:start w:val="1"/>
+      <w:numFmt w:val="bullet"/>
+      <w:lvlText w:val=""/>
+      <w:lvlJc w:val="left"/>
+      <w:pPr>
+        <w:ind w:left="2880" w:hanging="360"/>
+      </w:pPr>
+      <w:rPr>
+        <w:rFonts w:hint="default" w:ascii="Symbol" w:hAnsi="Symbol"/>
+      </w:rPr>
+    </w:lvl>
+    <w:lvl xmlns:w="http://schemas.openxmlformats.org/wordprocessingml/2006/main" w:ilvl="4">
+      <w:start w:val="1"/>
+      <w:numFmt w:val="bullet"/>
+      <w:lvlText w:val="o"/>
+      <w:lvlJc w:val="left"/>
+      <w:pPr>
+        <w:ind w:left="3600" w:hanging="360"/>
+      </w:pPr>
+      <w:rPr>
+        <w:rFonts w:hint="default" w:ascii="Courier New" w:hAnsi="Courier New"/>
+      </w:rPr>
+    </w:lvl>
+    <w:lvl xmlns:w="http://schemas.openxmlformats.org/wordprocessingml/2006/main" w:ilvl="5">
+      <w:start w:val="1"/>
+      <w:numFmt w:val="bullet"/>
+      <w:lvlText w:val=""/>
+      <w:lvlJc w:val="left"/>
+      <w:pPr>
+        <w:ind w:left="4320" w:hanging="360"/>
+      </w:pPr>
+      <w:rPr>
+        <w:rFonts w:hint="default" w:ascii="Wingdings" w:hAnsi="Wingdings"/>
+      </w:rPr>
+    </w:lvl>
+    <w:lvl xmlns:w="http://schemas.openxmlformats.org/wordprocessingml/2006/main" w:ilvl="6">
+      <w:start w:val="1"/>
+      <w:numFmt w:val="bullet"/>
+      <w:lvlText w:val=""/>
+      <w:lvlJc w:val="left"/>
+      <w:pPr>
+        <w:ind w:left="5040" w:hanging="360"/>
+      </w:pPr>
+      <w:rPr>
+        <w:rFonts w:hint="default" w:ascii="Symbol" w:hAnsi="Symbol"/>
+      </w:rPr>
+    </w:lvl>
+    <w:lvl xmlns:w="http://schemas.openxmlformats.org/wordprocessingml/2006/main" w:ilvl="7">
+      <w:start w:val="1"/>
+      <w:numFmt w:val="bullet"/>
+      <w:lvlText w:val="o"/>
+      <w:lvlJc w:val="left"/>
+      <w:pPr>
+        <w:ind w:left="5760" w:hanging="360"/>
+      </w:pPr>
+      <w:rPr>
+        <w:rFonts w:hint="default" w:ascii="Courier New" w:hAnsi="Courier New"/>
+      </w:rPr>
+    </w:lvl>
+    <w:lvl xmlns:w="http://schemas.openxmlformats.org/wordprocessingml/2006/main" w:ilvl="8">
+      <w:start w:val="1"/>
+      <w:numFmt w:val="bullet"/>
+      <w:lvlText w:val=""/>
+      <w:lvlJc w:val="left"/>
+      <w:pPr>
+        <w:ind w:left="6480" w:hanging="360"/>
+      </w:pPr>
+      <w:rPr>
+        <w:rFonts w:hint="default" w:ascii="Wingdings" w:hAnsi="Wingdings"/>
+      </w:rPr>
+    </w:lvl>
+  </w:abstractNum>
+  <w:abstractNum xmlns:w="http://schemas.openxmlformats.org/wordprocessingml/2006/main" w:abstractNumId="8">
+    <w:nsid w:val="719b9c19"/>
+    <w:multiLevelType xmlns:w="http://schemas.openxmlformats.org/wordprocessingml/2006/main" w:val="hybridMultilevel"/>
+    <w:lvl xmlns:w="http://schemas.openxmlformats.org/wordprocessingml/2006/main" w:ilvl="0">
+      <w:start w:val="1"/>
+      <w:numFmt w:val="bullet"/>
+      <w:lvlText w:val=""/>
+      <w:lvlJc w:val="left"/>
+      <w:pPr>
+        <w:ind w:left="720" w:hanging="360"/>
+      </w:pPr>
+      <w:rPr>
+        <w:rFonts w:hint="default" w:ascii="Symbol" w:hAnsi="Symbol"/>
+      </w:rPr>
+    </w:lvl>
+    <w:lvl xmlns:w="http://schemas.openxmlformats.org/wordprocessingml/2006/main" w:ilvl="1">
+      <w:start w:val="1"/>
+      <w:numFmt w:val="bullet"/>
+      <w:lvlText w:val="o"/>
+      <w:lvlJc w:val="left"/>
+      <w:pPr>
+        <w:ind w:left="1440" w:hanging="360"/>
+      </w:pPr>
+      <w:rPr>
+        <w:rFonts w:hint="default" w:ascii="Courier New" w:hAnsi="Courier New"/>
+      </w:rPr>
+    </w:lvl>
+    <w:lvl xmlns:w="http://schemas.openxmlformats.org/wordprocessingml/2006/main" w:ilvl="2">
+      <w:start w:val="1"/>
+      <w:numFmt w:val="bullet"/>
+      <w:lvlText w:val=""/>
+      <w:lvlJc w:val="left"/>
+      <w:pPr>
+        <w:ind w:left="2160" w:hanging="360"/>
+      </w:pPr>
+      <w:rPr>
+        <w:rFonts w:hint="default" w:ascii="Wingdings" w:hAnsi="Wingdings"/>
+      </w:rPr>
+    </w:lvl>
+    <w:lvl xmlns:w="http://schemas.openxmlformats.org/wordprocessingml/2006/main" w:ilvl="3">
+      <w:start w:val="1"/>
+      <w:numFmt w:val="bullet"/>
+      <w:lvlText w:val=""/>
+      <w:lvlJc w:val="left"/>
+      <w:pPr>
+        <w:ind w:left="2880" w:hanging="360"/>
+      </w:pPr>
+      <w:rPr>
+        <w:rFonts w:hint="default" w:ascii="Symbol" w:hAnsi="Symbol"/>
+      </w:rPr>
+    </w:lvl>
+    <w:lvl xmlns:w="http://schemas.openxmlformats.org/wordprocessingml/2006/main" w:ilvl="4">
+      <w:start w:val="1"/>
+      <w:numFmt w:val="bullet"/>
+      <w:lvlText w:val="o"/>
+      <w:lvlJc w:val="left"/>
+      <w:pPr>
+        <w:ind w:left="3600" w:hanging="360"/>
+      </w:pPr>
+      <w:rPr>
+        <w:rFonts w:hint="default" w:ascii="Courier New" w:hAnsi="Courier New"/>
+      </w:rPr>
+    </w:lvl>
+    <w:lvl xmlns:w="http://schemas.openxmlformats.org/wordprocessingml/2006/main" w:ilvl="5">
+      <w:start w:val="1"/>
+      <w:numFmt w:val="bullet"/>
+      <w:lvlText w:val=""/>
+      <w:lvlJc w:val="left"/>
+      <w:pPr>
+        <w:ind w:left="4320" w:hanging="360"/>
+      </w:pPr>
+      <w:rPr>
+        <w:rFonts w:hint="default" w:ascii="Wingdings" w:hAnsi="Wingdings"/>
+      </w:rPr>
+    </w:lvl>
+    <w:lvl xmlns:w="http://schemas.openxmlformats.org/wordprocessingml/2006/main" w:ilvl="6">
+      <w:start w:val="1"/>
+      <w:numFmt w:val="bullet"/>
+      <w:lvlText w:val=""/>
+      <w:lvlJc w:val="left"/>
+      <w:pPr>
+        <w:ind w:left="5040" w:hanging="360"/>
+      </w:pPr>
+      <w:rPr>
+        <w:rFonts w:hint="default" w:ascii="Symbol" w:hAnsi="Symbol"/>
+      </w:rPr>
+    </w:lvl>
+    <w:lvl xmlns:w="http://schemas.openxmlformats.org/wordprocessingml/2006/main" w:ilvl="7">
+      <w:start w:val="1"/>
+      <w:numFmt w:val="bullet"/>
+      <w:lvlText w:val="o"/>
+      <w:lvlJc w:val="left"/>
+      <w:pPr>
+        <w:ind w:left="5760" w:hanging="360"/>
+      </w:pPr>
+      <w:rPr>
+        <w:rFonts w:hint="default" w:ascii="Courier New" w:hAnsi="Courier New"/>
+      </w:rPr>
+    </w:lvl>
+    <w:lvl xmlns:w="http://schemas.openxmlformats.org/wordprocessingml/2006/main" w:ilvl="8">
+      <w:start w:val="1"/>
+      <w:numFmt w:val="bullet"/>
+      <w:lvlText w:val=""/>
+      <w:lvlJc w:val="left"/>
+      <w:pPr>
+        <w:ind w:left="6480" w:hanging="360"/>
+      </w:pPr>
+      <w:rPr>
+        <w:rFonts w:hint="default" w:ascii="Wingdings" w:hAnsi="Wingdings"/>
+      </w:rPr>
+    </w:lvl>
+  </w:abstractNum>
+  <w:abstractNum xmlns:w="http://schemas.openxmlformats.org/wordprocessingml/2006/main" w:abstractNumId="7">
+    <w:nsid w:val="64674c0d"/>
+    <w:multiLevelType xmlns:w="http://schemas.openxmlformats.org/wordprocessingml/2006/main" w:val="hybridMultilevel"/>
+    <w:lvl xmlns:w="http://schemas.openxmlformats.org/wordprocessingml/2006/main" w:ilvl="0">
+      <w:start w:val="1"/>
+      <w:numFmt w:val="bullet"/>
+      <w:lvlText w:val=""/>
+      <w:lvlJc w:val="left"/>
+      <w:pPr>
+        <w:ind w:left="720" w:hanging="360"/>
+      </w:pPr>
+      <w:rPr>
+        <w:rFonts w:hint="default" w:ascii="Symbol" w:hAnsi="Symbol"/>
+      </w:rPr>
+    </w:lvl>
+    <w:lvl xmlns:w="http://schemas.openxmlformats.org/wordprocessingml/2006/main" w:ilvl="1">
+      <w:start w:val="1"/>
+      <w:numFmt w:val="bullet"/>
+      <w:lvlText w:val="o"/>
+      <w:lvlJc w:val="left"/>
+      <w:pPr>
+        <w:ind w:left="1440" w:hanging="360"/>
+      </w:pPr>
+      <w:rPr>
+        <w:rFonts w:hint="default" w:ascii="Courier New" w:hAnsi="Courier New"/>
+      </w:rPr>
+    </w:lvl>
+    <w:lvl xmlns:w="http://schemas.openxmlformats.org/wordprocessingml/2006/main" w:ilvl="2">
+      <w:start w:val="1"/>
+      <w:numFmt w:val="bullet"/>
+      <w:lvlText w:val=""/>
+      <w:lvlJc w:val="left"/>
+      <w:pPr>
+        <w:ind w:left="2160" w:hanging="360"/>
+      </w:pPr>
+      <w:rPr>
+        <w:rFonts w:hint="default" w:ascii="Wingdings" w:hAnsi="Wingdings"/>
+      </w:rPr>
+    </w:lvl>
+    <w:lvl xmlns:w="http://schemas.openxmlformats.org/wordprocessingml/2006/main" w:ilvl="3">
+      <w:start w:val="1"/>
+      <w:numFmt w:val="bullet"/>
+      <w:lvlText w:val=""/>
+      <w:lvlJc w:val="left"/>
+      <w:pPr>
+        <w:ind w:left="2880" w:hanging="360"/>
+      </w:pPr>
+      <w:rPr>
+        <w:rFonts w:hint="default" w:ascii="Symbol" w:hAnsi="Symbol"/>
+      </w:rPr>
+    </w:lvl>
+    <w:lvl xmlns:w="http://schemas.openxmlformats.org/wordprocessingml/2006/main" w:ilvl="4">
+      <w:start w:val="1"/>
+      <w:numFmt w:val="bullet"/>
+      <w:lvlText w:val="o"/>
+      <w:lvlJc w:val="left"/>
+      <w:pPr>
+        <w:ind w:left="3600" w:hanging="360"/>
+      </w:pPr>
+      <w:rPr>
+        <w:rFonts w:hint="default" w:ascii="Courier New" w:hAnsi="Courier New"/>
+      </w:rPr>
+    </w:lvl>
+    <w:lvl xmlns:w="http://schemas.openxmlformats.org/wordprocessingml/2006/main" w:ilvl="5">
+      <w:start w:val="1"/>
+      <w:numFmt w:val="bullet"/>
+      <w:lvlText w:val=""/>
+      <w:lvlJc w:val="left"/>
+      <w:pPr>
+        <w:ind w:left="4320" w:hanging="360"/>
+      </w:pPr>
+      <w:rPr>
+        <w:rFonts w:hint="default" w:ascii="Wingdings" w:hAnsi="Wingdings"/>
+      </w:rPr>
+    </w:lvl>
+    <w:lvl xmlns:w="http://schemas.openxmlformats.org/wordprocessingml/2006/main" w:ilvl="6">
+      <w:start w:val="1"/>
+      <w:numFmt w:val="bullet"/>
+      <w:lvlText w:val=""/>
+      <w:lvlJc w:val="left"/>
+      <w:pPr>
+        <w:ind w:left="5040" w:hanging="360"/>
+      </w:pPr>
+      <w:rPr>
+        <w:rFonts w:hint="default" w:ascii="Symbol" w:hAnsi="Symbol"/>
+      </w:rPr>
+    </w:lvl>
+    <w:lvl xmlns:w="http://schemas.openxmlformats.org/wordprocessingml/2006/main" w:ilvl="7">
+      <w:start w:val="1"/>
+      <w:numFmt w:val="bullet"/>
+      <w:lvlText w:val="o"/>
+      <w:lvlJc w:val="left"/>
+      <w:pPr>
+        <w:ind w:left="5760" w:hanging="360"/>
+      </w:pPr>
+      <w:rPr>
+        <w:rFonts w:hint="default" w:ascii="Courier New" w:hAnsi="Courier New"/>
+      </w:rPr>
+    </w:lvl>
+    <w:lvl xmlns:w="http://schemas.openxmlformats.org/wordprocessingml/2006/main" w:ilvl="8">
+      <w:start w:val="1"/>
+      <w:numFmt w:val="bullet"/>
+      <w:lvlText w:val=""/>
+      <w:lvlJc w:val="left"/>
+      <w:pPr>
+        <w:ind w:left="6480" w:hanging="360"/>
+      </w:pPr>
+      <w:rPr>
+        <w:rFonts w:hint="default" w:ascii="Wingdings" w:hAnsi="Wingdings"/>
+      </w:rPr>
+    </w:lvl>
+  </w:abstractNum>
   <w:abstractNum xmlns:w="http://schemas.openxmlformats.org/wordprocessingml/2006/main" w:abstractNumId="6">
     <w:nsid w:val="4686625b"/>
     <w:multiLevelType xmlns:w="http://schemas.openxmlformats.org/wordprocessingml/2006/main" w:val="hybridMultilevel"/>
@@ -3223,6 +9087,18 @@
       </w:rPr>
     </w:lvl>
   </w:abstractNum>
+  <w:num w:numId="10">
+    <w:abstractNumId w:val="10"/>
+  </w:num>
+  <w:num w:numId="9">
+    <w:abstractNumId w:val="9"/>
+  </w:num>
+  <w:num w:numId="8">
+    <w:abstractNumId w:val="8"/>
+  </w:num>
+  <w:num w:numId="7">
+    <w:abstractNumId w:val="7"/>
+  </w:num>
   <w:num w:numId="6">
     <w:abstractNumId w:val="6"/>
   </w:num>
@@ -3695,7 +9571,7 @@
     <w:next w:val="Normal"/>
     <w:unhideWhenUsed/>
     <w:qFormat/>
-    <w:rsid w:val="5AA3A17C"/>
+    <w:rsid w:val="7D6B81EE"/>
     <w:rPr>
       <w:rFonts w:ascii="Aptos Display" w:hAnsi="Aptos Display" w:eastAsia="" w:cs="" w:asciiTheme="majorAscii" w:hAnsiTheme="majorAscii" w:eastAsiaTheme="majorEastAsia" w:cstheme="majorBidi"/>
       <w:color w:val="0F4761" w:themeColor="accent1" w:themeTint="FF" w:themeShade="BF"/>
@@ -3707,6 +9583,27 @@
       <w:keepLines w:val="1"/>
       <w:spacing w:before="160" w:after="80"/>
       <w:outlineLvl w:val="1"/>
+    </w:pPr>
+  </w:style>
+  <w:style w:type="paragraph" w:styleId="Heading3">
+    <w:uiPriority w:val="9"/>
+    <w:name w:val="heading 3"/>
+    <w:basedOn w:val="Normal"/>
+    <w:next w:val="Normal"/>
+    <w:unhideWhenUsed/>
+    <w:qFormat/>
+    <w:rsid w:val="5B2FF46B"/>
+    <w:rPr>
+      <w:rFonts w:eastAsia="" w:cs="" w:eastAsiaTheme="majorEastAsia" w:cstheme="majorBidi"/>
+      <w:color w:val="0F4761" w:themeColor="accent1" w:themeTint="FF" w:themeShade="BF"/>
+      <w:sz w:val="28"/>
+      <w:szCs w:val="28"/>
+    </w:rPr>
+    <w:pPr>
+      <w:keepNext w:val="1"/>
+      <w:keepLines w:val="1"/>
+      <w:spacing w:before="160" w:after="80"/>
+      <w:outlineLvl w:val="2"/>
     </w:pPr>
   </w:style>
 </w:styles>

--- a/docs/BusaniNcube-Thesis.docx
+++ b/docs/BusaniNcube-Thesis.docx
@@ -1237,6 +1237,18 @@
       </w:r>
     </w:p>
     <w:p>
+      <w:r>
+        <w:rPr>
+          <w:rFonts w:ascii="Times New Roman" w:hAnsi="Times New Roman" w:eastAsia="Times New Roman" w:cs="Times New Roman"/>
+          <w:noProof w:val="0"/>
+          <w:sz w:val="22"/>
+          <w:szCs w:val="22"/>
+          <w:lang w:val="en-GB"/>
+        </w:rPr>
+        <w:t>This project addresses these challenges by creating a low-cost, multi-interface smart home controller built around a Raspberry Pi 4 running Home Assistant, an ESP32 microcontroller for sensor integration via MQTT, and an ESP32-S3 paired with a Grove Vision AI V2 module for on-device artificial intelligence vision detection. Together with a Waveshare touchscreen for local control, the system demonstrates that a fully functional, AI-enhanced smart home platform can be built affordably without dependence on costly commercial alternatives.</w:t>
+      </w:r>
+    </w:p>
+    <w:p>
       <w:pPr>
         <w:pStyle w:val="Normal"/>
         <w:spacing w:before="240" w:beforeAutospacing="off" w:after="240" w:afterAutospacing="off"/>
@@ -1248,36 +1260,6 @@
           <w:lang w:val="en-GB"/>
         </w:rPr>
       </w:pPr>
-      <w:r>
-        <w:rPr>
-          <w:rFonts w:ascii="Times New Roman" w:hAnsi="Times New Roman" w:eastAsia="Times New Roman" w:cs="Times New Roman"/>
-          <w:noProof w:val="0"/>
-          <w:sz w:val="22"/>
-          <w:szCs w:val="22"/>
-          <w:lang w:val="en-GB"/>
-        </w:rPr>
-        <w:t xml:space="preserve">This project addresses these challenges by creating a low-cost smart home controller using a Raspberry Pi, with Home Assistant serving as an accessible and affordable alternative to </w:t>
-      </w:r>
-      <w:r>
-        <w:rPr>
-          <w:rFonts w:ascii="Times New Roman" w:hAnsi="Times New Roman" w:eastAsia="Times New Roman" w:cs="Times New Roman"/>
-          <w:noProof w:val="0"/>
-          <w:sz w:val="22"/>
-          <w:szCs w:val="22"/>
-          <w:lang w:val="en-GB"/>
-        </w:rPr>
-        <w:t>high priced</w:t>
-      </w:r>
-      <w:r>
-        <w:rPr>
-          <w:rFonts w:ascii="Times New Roman" w:hAnsi="Times New Roman" w:eastAsia="Times New Roman" w:cs="Times New Roman"/>
-          <w:noProof w:val="0"/>
-          <w:sz w:val="22"/>
-          <w:szCs w:val="22"/>
-          <w:lang w:val="en-GB"/>
-        </w:rPr>
-        <w:t xml:space="preserve"> commercial systems.</w:t>
-      </w:r>
     </w:p>
     <w:p>
       <w:pPr>
@@ -1803,203 +1785,16 @@
         <w:pStyle w:val="Normal"/>
         <w:spacing w:before="240" w:beforeAutospacing="off" w:after="240" w:afterAutospacing="off"/>
         <w:jc w:val="left"/>
-        <w:rPr>
-          <w:rFonts w:ascii="Aptos" w:hAnsi="Aptos" w:eastAsia="Aptos" w:cs="Aptos"/>
-          <w:noProof w:val="0"/>
-          <w:sz w:val="24"/>
-          <w:szCs w:val="24"/>
-          <w:lang w:val="en-GB"/>
-        </w:rPr>
-      </w:pPr>
-      <w:r>
-        <w:rPr>
-          <w:rFonts w:ascii="Times New Roman" w:hAnsi="Times New Roman" w:eastAsia="Times New Roman" w:cs="Times New Roman"/>
-          <w:noProof w:val="0"/>
-          <w:sz w:val="22"/>
-          <w:szCs w:val="22"/>
-          <w:lang w:val="en-GB"/>
-        </w:rPr>
-        <w:t xml:space="preserve">The aim of this project is to design and build a low-cost smart home automation system using a Raspberry Pi 4 and Home Assistant. </w:t>
-      </w:r>
-      <w:r>
-        <w:rPr>
-          <w:rFonts w:ascii="Times New Roman" w:hAnsi="Times New Roman" w:eastAsia="Times New Roman" w:cs="Times New Roman"/>
-          <w:noProof w:val="0"/>
-          <w:sz w:val="22"/>
-          <w:szCs w:val="22"/>
-          <w:lang w:val="en-GB"/>
-        </w:rPr>
-        <w:t xml:space="preserve">The system uses different sensors and actuators, including a DHT22 temperature and humidity sensor, a PIR motion sensor, a relay module, and an SG90 servo motor, to </w:t>
-      </w:r>
-      <w:r>
-        <w:rPr>
-          <w:rFonts w:ascii="Times New Roman" w:hAnsi="Times New Roman" w:eastAsia="Times New Roman" w:cs="Times New Roman"/>
-          <w:noProof w:val="0"/>
-          <w:sz w:val="22"/>
-          <w:szCs w:val="22"/>
-          <w:lang w:val="en-GB"/>
-        </w:rPr>
-        <w:t>monitor</w:t>
-      </w:r>
-      <w:r>
-        <w:rPr>
-          <w:rFonts w:ascii="Times New Roman" w:hAnsi="Times New Roman" w:eastAsia="Times New Roman" w:cs="Times New Roman"/>
-          <w:noProof w:val="0"/>
-          <w:sz w:val="22"/>
-          <w:szCs w:val="22"/>
-          <w:lang w:val="en-GB"/>
-        </w:rPr>
-        <w:t xml:space="preserve"> and automate home functions like temperature, motion detection, device control, and door locking.</w:t>
-      </w:r>
-      <w:r>
-        <w:rPr>
-          <w:rFonts w:ascii="Times New Roman" w:hAnsi="Times New Roman" w:eastAsia="Times New Roman" w:cs="Times New Roman"/>
-          <w:noProof w:val="0"/>
-          <w:sz w:val="22"/>
-          <w:szCs w:val="22"/>
-          <w:lang w:val="en-GB"/>
-        </w:rPr>
-        <w:t xml:space="preserve"> </w:t>
-      </w:r>
-      <w:r>
-        <w:rPr>
-          <w:rFonts w:ascii="Times New Roman" w:hAnsi="Times New Roman" w:eastAsia="Times New Roman" w:cs="Times New Roman"/>
-          <w:noProof w:val="0"/>
-          <w:sz w:val="22"/>
-          <w:szCs w:val="22"/>
-          <w:lang w:val="en-GB"/>
-        </w:rPr>
-        <w:t xml:space="preserve">The </w:t>
-      </w:r>
-      <w:r>
-        <w:rPr>
-          <w:rFonts w:ascii="Times New Roman" w:hAnsi="Times New Roman" w:eastAsia="Times New Roman" w:cs="Times New Roman"/>
-          <w:noProof w:val="0"/>
-          <w:sz w:val="22"/>
-          <w:szCs w:val="22"/>
-          <w:lang w:val="en-GB"/>
-        </w:rPr>
-        <w:t>completed</w:t>
-      </w:r>
-      <w:r>
-        <w:rPr>
-          <w:rFonts w:ascii="Times New Roman" w:hAnsi="Times New Roman" w:eastAsia="Times New Roman" w:cs="Times New Roman"/>
-          <w:noProof w:val="0"/>
-          <w:sz w:val="22"/>
-          <w:szCs w:val="22"/>
-          <w:lang w:val="en-GB"/>
-        </w:rPr>
-        <w:t xml:space="preserve"> system can be accessed through a dashboard on any smartphone or browser, </w:t>
-      </w:r>
-      <w:r>
-        <w:rPr>
-          <w:rFonts w:ascii="Times New Roman" w:hAnsi="Times New Roman" w:eastAsia="Times New Roman" w:cs="Times New Roman"/>
-          <w:noProof w:val="0"/>
-          <w:sz w:val="22"/>
-          <w:szCs w:val="22"/>
-          <w:lang w:val="en-GB"/>
-        </w:rPr>
-        <w:t>showing</w:t>
-      </w:r>
-      <w:r>
-        <w:rPr>
-          <w:rFonts w:ascii="Times New Roman" w:hAnsi="Times New Roman" w:eastAsia="Times New Roman" w:cs="Times New Roman"/>
-          <w:noProof w:val="0"/>
-          <w:sz w:val="22"/>
-          <w:szCs w:val="22"/>
-          <w:lang w:val="en-GB"/>
-        </w:rPr>
-        <w:t xml:space="preserve"> </w:t>
-      </w:r>
-      <w:r>
-        <w:rPr>
-          <w:rFonts w:ascii="Times New Roman" w:hAnsi="Times New Roman" w:eastAsia="Times New Roman" w:cs="Times New Roman"/>
-          <w:noProof w:val="0"/>
-          <w:sz w:val="22"/>
-          <w:szCs w:val="22"/>
-          <w:lang w:val="en-GB"/>
-        </w:rPr>
-        <w:t xml:space="preserve">that </w:t>
-      </w:r>
-      <w:r>
-        <w:rPr>
-          <w:rFonts w:ascii="Times New Roman" w:hAnsi="Times New Roman" w:eastAsia="Times New Roman" w:cs="Times New Roman"/>
-          <w:noProof w:val="0"/>
-          <w:sz w:val="22"/>
-          <w:szCs w:val="22"/>
-          <w:lang w:val="en-GB"/>
-        </w:rPr>
-        <w:t xml:space="preserve">a fully functional smart home setup </w:t>
-      </w:r>
-      <w:r>
-        <w:rPr>
-          <w:rFonts w:ascii="Times New Roman" w:hAnsi="Times New Roman" w:eastAsia="Times New Roman" w:cs="Times New Roman"/>
-          <w:noProof w:val="0"/>
-          <w:sz w:val="22"/>
-          <w:szCs w:val="22"/>
-          <w:lang w:val="en-GB"/>
-        </w:rPr>
-        <w:t xml:space="preserve">can </w:t>
-      </w:r>
-      <w:r>
-        <w:rPr>
-          <w:rFonts w:ascii="Times New Roman" w:hAnsi="Times New Roman" w:eastAsia="Times New Roman" w:cs="Times New Roman"/>
-          <w:noProof w:val="0"/>
-          <w:sz w:val="22"/>
-          <w:szCs w:val="22"/>
-          <w:lang w:val="en-GB"/>
-        </w:rPr>
-        <w:t xml:space="preserve">be </w:t>
-      </w:r>
-      <w:r>
-        <w:rPr>
-          <w:rFonts w:ascii="Times New Roman" w:hAnsi="Times New Roman" w:eastAsia="Times New Roman" w:cs="Times New Roman"/>
-          <w:noProof w:val="0"/>
-          <w:sz w:val="22"/>
-          <w:szCs w:val="22"/>
-          <w:lang w:val="en-GB"/>
-        </w:rPr>
-        <w:t>created</w:t>
-      </w:r>
-      <w:r>
-        <w:rPr>
-          <w:rFonts w:ascii="Times New Roman" w:hAnsi="Times New Roman" w:eastAsia="Times New Roman" w:cs="Times New Roman"/>
-          <w:noProof w:val="0"/>
-          <w:sz w:val="22"/>
-          <w:szCs w:val="22"/>
-          <w:lang w:val="en-GB"/>
-        </w:rPr>
-        <w:t xml:space="preserve"> without the </w:t>
-      </w:r>
-      <w:r>
-        <w:rPr>
-          <w:rFonts w:ascii="Times New Roman" w:hAnsi="Times New Roman" w:eastAsia="Times New Roman" w:cs="Times New Roman"/>
-          <w:noProof w:val="0"/>
-          <w:sz w:val="22"/>
-          <w:szCs w:val="22"/>
-          <w:lang w:val="en-GB"/>
-        </w:rPr>
-        <w:t>high costs</w:t>
-      </w:r>
-      <w:r>
-        <w:rPr>
-          <w:rFonts w:ascii="Times New Roman" w:hAnsi="Times New Roman" w:eastAsia="Times New Roman" w:cs="Times New Roman"/>
-          <w:noProof w:val="0"/>
-          <w:sz w:val="22"/>
-          <w:szCs w:val="22"/>
-          <w:lang w:val="en-GB"/>
-        </w:rPr>
-        <w:t xml:space="preserve"> associated with commercial systems</w:t>
-      </w:r>
-      <w:r>
-        <w:rPr>
-          <w:rFonts w:ascii="Aptos" w:hAnsi="Aptos" w:eastAsia="Aptos" w:cs="Aptos"/>
-          <w:noProof w:val="0"/>
-          <w:sz w:val="24"/>
-          <w:szCs w:val="24"/>
-          <w:lang w:val="en-GB"/>
-        </w:rPr>
-        <w:t>.</w:t>
+      </w:pPr>
+      <w:r>
+        <w:rPr>
+          <w:rFonts w:ascii="Aptos" w:hAnsi="Aptos" w:eastAsia="Aptos" w:cs="Aptos"/>
+          <w:noProof w:val="0"/>
+          <w:sz w:val="24"/>
+          <w:szCs w:val="24"/>
+          <w:lang w:val="en-GB"/>
+        </w:rPr>
+        <w:t>The aim of this project is to design and build a low-cost, multi-interface smart home automation system using a Raspberry Pi 4 running Home Assistant as the central control hub. The system integrates an ESP32 microcontroller for environmental sensing and device actuation, communicating over MQTT, alongside an ESP32-S3 paired with a Grove Vision AI V2 module to provide on-device artificial intelligence vision detection. A Waveshare touchscreen interface offers local control in addition to remote access through a web dashboard, while a relay module enables automated switching of connected electrical devices. Together, these components demonstrate that a fully functional, AI-enhanced smart home system can be built affordably, without dependence on costly commercial alternatives.</w:t>
       </w:r>
     </w:p>
     <w:p>
@@ -2047,43 +1842,16 @@
       <w:pPr>
         <w:spacing w:before="240" w:beforeAutospacing="off" w:after="240" w:afterAutospacing="off"/>
         <w:jc w:val="left"/>
-        <w:rPr>
-          <w:rFonts w:ascii="Times New Roman" w:hAnsi="Times New Roman" w:eastAsia="Times New Roman" w:cs="Times New Roman"/>
-          <w:noProof w:val="0"/>
-          <w:sz w:val="22"/>
-          <w:szCs w:val="22"/>
-          <w:lang w:val="en-GB"/>
-        </w:rPr>
-      </w:pPr>
-      <w:r>
-        <w:rPr>
-          <w:rFonts w:ascii="Times New Roman" w:hAnsi="Times New Roman" w:eastAsia="Times New Roman" w:cs="Times New Roman"/>
-          <w:noProof w:val="0"/>
-          <w:sz w:val="22"/>
-          <w:szCs w:val="22"/>
-          <w:lang w:val="en-GB"/>
-        </w:rPr>
-        <w:t xml:space="preserve">The following </w:t>
-      </w:r>
-      <w:r>
-        <w:rPr>
-          <w:rFonts w:ascii="Times New Roman" w:hAnsi="Times New Roman" w:eastAsia="Times New Roman" w:cs="Times New Roman"/>
-          <w:noProof w:val="0"/>
-          <w:sz w:val="22"/>
-          <w:szCs w:val="22"/>
-          <w:lang w:val="en-GB"/>
-        </w:rPr>
-        <w:t>objectives</w:t>
-      </w:r>
-      <w:r>
-        <w:rPr>
-          <w:rFonts w:ascii="Times New Roman" w:hAnsi="Times New Roman" w:eastAsia="Times New Roman" w:cs="Times New Roman"/>
-          <w:noProof w:val="0"/>
-          <w:sz w:val="22"/>
-          <w:szCs w:val="22"/>
-          <w:lang w:val="en-GB"/>
-        </w:rPr>
-        <w:t xml:space="preserve"> were set to guide the development of this project:</w:t>
+      </w:pPr>
+      <w:r>
+        <w:rPr>
+          <w:rFonts w:ascii="Aptos" w:hAnsi="Aptos" w:eastAsia="Aptos" w:cs="Aptos"/>
+          <w:noProof w:val="0"/>
+          <w:sz w:val="24"/>
+          <w:szCs w:val="24"/>
+          <w:lang w:val="en-GB"/>
+        </w:rPr>
+        <w:t>The following objectives were set to guide the development of this project:</w:t>
       </w:r>
     </w:p>
     <w:p>
@@ -2091,57 +1859,27 @@
         <w:pStyle w:val="ListParagraph"/>
         <w:numPr>
           <w:ilvl w:val="0"/>
-          <w:numId w:val="6"/>
+          <w:numId w:val="11"/>
         </w:numPr>
-        <w:spacing w:before="240" w:beforeAutospacing="off" w:after="240" w:afterAutospacing="off"/>
+        <w:spacing w:before="0" w:beforeAutospacing="off" w:after="0" w:afterAutospacing="off"/>
         <w:jc w:val="left"/>
         <w:rPr>
-          <w:rFonts w:ascii="Times New Roman" w:hAnsi="Times New Roman" w:eastAsia="Times New Roman" w:cs="Times New Roman"/>
-          <w:noProof w:val="0"/>
-          <w:sz w:val="22"/>
-          <w:szCs w:val="22"/>
-          <w:lang w:val="en-GB"/>
-        </w:rPr>
-      </w:pPr>
-      <w:r>
-        <w:rPr>
-          <w:rFonts w:ascii="Times New Roman" w:hAnsi="Times New Roman" w:eastAsia="Times New Roman" w:cs="Times New Roman"/>
-          <w:noProof w:val="0"/>
-          <w:sz w:val="22"/>
-          <w:szCs w:val="22"/>
-          <w:lang w:val="en-GB"/>
-        </w:rPr>
-        <w:t xml:space="preserve">To install and set up Home Assistant </w:t>
-      </w:r>
-      <w:r>
-        <w:rPr>
-          <w:rFonts w:ascii="Times New Roman" w:hAnsi="Times New Roman" w:eastAsia="Times New Roman" w:cs="Times New Roman"/>
-          <w:noProof w:val="0"/>
-          <w:sz w:val="22"/>
-          <w:szCs w:val="22"/>
-          <w:lang w:val="en-GB"/>
-        </w:rPr>
-        <w:t>OS (</w:t>
-      </w:r>
-      <w:r>
-        <w:rPr>
-          <w:rFonts w:ascii="Times New Roman" w:hAnsi="Times New Roman" w:eastAsia="Times New Roman" w:cs="Times New Roman"/>
-          <w:noProof w:val="0"/>
-          <w:sz w:val="22"/>
-          <w:szCs w:val="22"/>
-          <w:lang w:val="en-GB"/>
-        </w:rPr>
-        <w:t xml:space="preserve">operating system) </w:t>
-      </w:r>
-      <w:r>
-        <w:rPr>
-          <w:rFonts w:ascii="Times New Roman" w:hAnsi="Times New Roman" w:eastAsia="Times New Roman" w:cs="Times New Roman"/>
-          <w:noProof w:val="0"/>
-          <w:sz w:val="22"/>
-          <w:szCs w:val="22"/>
-          <w:lang w:val="en-GB"/>
-        </w:rPr>
-        <w:t>on a Raspberry Pi 4 as the main platform for the smart home system.</w:t>
+          <w:rFonts w:ascii="Aptos" w:hAnsi="Aptos" w:eastAsia="Aptos" w:cs="Aptos"/>
+          <w:noProof w:val="0"/>
+          <w:sz w:val="24"/>
+          <w:szCs w:val="24"/>
+          <w:lang w:val="en-GB"/>
+        </w:rPr>
+      </w:pPr>
+      <w:r>
+        <w:rPr>
+          <w:rFonts w:ascii="Aptos" w:hAnsi="Aptos" w:eastAsia="Aptos" w:cs="Aptos"/>
+          <w:noProof w:val="0"/>
+          <w:sz w:val="24"/>
+          <w:szCs w:val="24"/>
+          <w:lang w:val="en-GB"/>
+        </w:rPr>
+        <w:t>To install and configure Home Assistant OS on a Raspberry Pi 4 as the central platform for the smart home system.</w:t>
       </w:r>
     </w:p>
     <w:p>
@@ -2149,37 +1887,27 @@
         <w:pStyle w:val="ListParagraph"/>
         <w:numPr>
           <w:ilvl w:val="0"/>
-          <w:numId w:val="6"/>
+          <w:numId w:val="11"/>
         </w:numPr>
-        <w:spacing w:before="240" w:beforeAutospacing="off" w:after="240" w:afterAutospacing="off"/>
+        <w:spacing w:before="0" w:beforeAutospacing="off" w:after="0" w:afterAutospacing="off"/>
         <w:jc w:val="left"/>
         <w:rPr>
-          <w:rFonts w:ascii="Times New Roman" w:hAnsi="Times New Roman" w:eastAsia="Times New Roman" w:cs="Times New Roman"/>
-          <w:noProof w:val="0"/>
-          <w:sz w:val="22"/>
-          <w:szCs w:val="22"/>
-          <w:lang w:val="en-GB"/>
-        </w:rPr>
-      </w:pPr>
-      <w:r>
-        <w:rPr>
-          <w:rFonts w:ascii="Times New Roman" w:hAnsi="Times New Roman" w:eastAsia="Times New Roman" w:cs="Times New Roman"/>
-          <w:noProof w:val="0"/>
-          <w:sz w:val="22"/>
-          <w:szCs w:val="22"/>
-          <w:lang w:val="en-GB"/>
-        </w:rPr>
-        <w:t>To implement a DHT22 sensor for real-time monitoring of indoor temperature and humidity</w:t>
-      </w:r>
-      <w:r>
-        <w:rPr>
-          <w:rFonts w:ascii="Times New Roman" w:hAnsi="Times New Roman" w:eastAsia="Times New Roman" w:cs="Times New Roman"/>
-          <w:noProof w:val="0"/>
-          <w:sz w:val="22"/>
-          <w:szCs w:val="22"/>
-          <w:lang w:val="en-GB"/>
-        </w:rPr>
-        <w:t>.</w:t>
+          <w:rFonts w:ascii="Aptos" w:hAnsi="Aptos" w:eastAsia="Aptos" w:cs="Aptos"/>
+          <w:noProof w:val="0"/>
+          <w:sz w:val="24"/>
+          <w:szCs w:val="24"/>
+          <w:lang w:val="en-GB"/>
+        </w:rPr>
+      </w:pPr>
+      <w:r>
+        <w:rPr>
+          <w:rFonts w:ascii="Aptos" w:hAnsi="Aptos" w:eastAsia="Aptos" w:cs="Aptos"/>
+          <w:noProof w:val="0"/>
+          <w:sz w:val="24"/>
+          <w:szCs w:val="24"/>
+          <w:lang w:val="en-GB"/>
+        </w:rPr>
+        <w:t>To integrate an ESP32 microcontroller for real-time temperature monitoring, publishing sensor data to Home Assistant via MQTT.</w:t>
       </w:r>
     </w:p>
     <w:p>
@@ -2187,57 +1915,27 @@
         <w:pStyle w:val="ListParagraph"/>
         <w:numPr>
           <w:ilvl w:val="0"/>
-          <w:numId w:val="6"/>
+          <w:numId w:val="11"/>
         </w:numPr>
-        <w:spacing w:before="240" w:beforeAutospacing="off" w:after="240" w:afterAutospacing="off"/>
+        <w:spacing w:before="0" w:beforeAutospacing="off" w:after="0" w:afterAutospacing="off"/>
         <w:jc w:val="left"/>
         <w:rPr>
-          <w:rFonts w:ascii="Times New Roman" w:hAnsi="Times New Roman" w:eastAsia="Times New Roman" w:cs="Times New Roman"/>
-          <w:noProof w:val="0"/>
-          <w:sz w:val="22"/>
-          <w:szCs w:val="22"/>
-          <w:lang w:val="en-GB"/>
-        </w:rPr>
-      </w:pPr>
-      <w:r>
-        <w:rPr>
-          <w:rFonts w:ascii="Times New Roman" w:hAnsi="Times New Roman" w:eastAsia="Times New Roman" w:cs="Times New Roman"/>
-          <w:noProof w:val="0"/>
-          <w:sz w:val="22"/>
-          <w:szCs w:val="22"/>
-          <w:lang w:val="en-GB"/>
-        </w:rPr>
-        <w:t xml:space="preserve">To </w:t>
-      </w:r>
-      <w:r>
-        <w:rPr>
-          <w:rFonts w:ascii="Times New Roman" w:hAnsi="Times New Roman" w:eastAsia="Times New Roman" w:cs="Times New Roman"/>
-          <w:noProof w:val="0"/>
-          <w:sz w:val="22"/>
-          <w:szCs w:val="22"/>
-          <w:lang w:val="en-GB"/>
-        </w:rPr>
-        <w:t xml:space="preserve">connect and configure a PIR sensor to </w:t>
-      </w:r>
-      <w:r>
-        <w:rPr>
-          <w:rFonts w:ascii="Times New Roman" w:hAnsi="Times New Roman" w:eastAsia="Times New Roman" w:cs="Times New Roman"/>
-          <w:noProof w:val="0"/>
-          <w:sz w:val="22"/>
-          <w:szCs w:val="22"/>
-          <w:lang w:val="en-GB"/>
-        </w:rPr>
-        <w:t xml:space="preserve">trigger automated responses </w:t>
-      </w:r>
-      <w:r>
-        <w:rPr>
-          <w:rFonts w:ascii="Times New Roman" w:hAnsi="Times New Roman" w:eastAsia="Times New Roman" w:cs="Times New Roman"/>
-          <w:noProof w:val="0"/>
-          <w:sz w:val="22"/>
-          <w:szCs w:val="22"/>
-          <w:lang w:val="en-GB"/>
-        </w:rPr>
-        <w:t>when motion is detected.</w:t>
+          <w:rFonts w:ascii="Aptos" w:hAnsi="Aptos" w:eastAsia="Aptos" w:cs="Aptos"/>
+          <w:noProof w:val="0"/>
+          <w:sz w:val="24"/>
+          <w:szCs w:val="24"/>
+          <w:lang w:val="en-GB"/>
+        </w:rPr>
+      </w:pPr>
+      <w:r>
+        <w:rPr>
+          <w:rFonts w:ascii="Aptos" w:hAnsi="Aptos" w:eastAsia="Aptos" w:cs="Aptos"/>
+          <w:noProof w:val="0"/>
+          <w:sz w:val="24"/>
+          <w:szCs w:val="24"/>
+          <w:lang w:val="en-GB"/>
+        </w:rPr>
+        <w:t>To connect and configure a PIR motion sensor to trigger automated responses based on occupancy detection.</w:t>
       </w:r>
     </w:p>
     <w:p>
@@ -2245,27 +1943,27 @@
         <w:pStyle w:val="ListParagraph"/>
         <w:numPr>
           <w:ilvl w:val="0"/>
-          <w:numId w:val="6"/>
+          <w:numId w:val="11"/>
         </w:numPr>
-        <w:spacing w:before="240" w:beforeAutospacing="off" w:after="240" w:afterAutospacing="off"/>
+        <w:spacing w:before="0" w:beforeAutospacing="off" w:after="0" w:afterAutospacing="off"/>
         <w:jc w:val="left"/>
         <w:rPr>
-          <w:rFonts w:ascii="Times New Roman" w:hAnsi="Times New Roman" w:eastAsia="Times New Roman" w:cs="Times New Roman"/>
-          <w:noProof w:val="0"/>
-          <w:sz w:val="22"/>
-          <w:szCs w:val="22"/>
-          <w:lang w:val="en-GB"/>
-        </w:rPr>
-      </w:pPr>
-      <w:r>
-        <w:rPr>
-          <w:rFonts w:ascii="Times New Roman" w:hAnsi="Times New Roman" w:eastAsia="Times New Roman" w:cs="Times New Roman"/>
-          <w:noProof w:val="0"/>
-          <w:sz w:val="22"/>
-          <w:szCs w:val="22"/>
-          <w:lang w:val="en-GB"/>
-        </w:rPr>
-        <w:t>To wire and control a relay module for switching electrical devices on and off through the Home Assistant dashboard.</w:t>
+          <w:rFonts w:ascii="Aptos" w:hAnsi="Aptos" w:eastAsia="Aptos" w:cs="Aptos"/>
+          <w:noProof w:val="0"/>
+          <w:sz w:val="24"/>
+          <w:szCs w:val="24"/>
+          <w:lang w:val="en-GB"/>
+        </w:rPr>
+      </w:pPr>
+      <w:r>
+        <w:rPr>
+          <w:rFonts w:ascii="Aptos" w:hAnsi="Aptos" w:eastAsia="Aptos" w:cs="Aptos"/>
+          <w:noProof w:val="0"/>
+          <w:sz w:val="24"/>
+          <w:szCs w:val="24"/>
+          <w:lang w:val="en-GB"/>
+        </w:rPr>
+        <w:t>To wire and control a relay module for switching electrical devices through the Home Assistant dashboard.</w:t>
       </w:r>
     </w:p>
     <w:p>
@@ -2273,27 +1971,27 @@
         <w:pStyle w:val="ListParagraph"/>
         <w:numPr>
           <w:ilvl w:val="0"/>
-          <w:numId w:val="6"/>
+          <w:numId w:val="11"/>
         </w:numPr>
-        <w:spacing w:before="240" w:beforeAutospacing="off" w:after="240" w:afterAutospacing="off"/>
+        <w:spacing w:before="0" w:beforeAutospacing="off" w:after="0" w:afterAutospacing="off"/>
         <w:jc w:val="left"/>
         <w:rPr>
-          <w:rFonts w:ascii="Times New Roman" w:hAnsi="Times New Roman" w:eastAsia="Times New Roman" w:cs="Times New Roman"/>
-          <w:noProof w:val="0"/>
-          <w:sz w:val="22"/>
-          <w:szCs w:val="22"/>
-          <w:lang w:val="en-GB"/>
-        </w:rPr>
-      </w:pPr>
-      <w:r>
-        <w:rPr>
-          <w:rFonts w:ascii="Times New Roman" w:hAnsi="Times New Roman" w:eastAsia="Times New Roman" w:cs="Times New Roman"/>
-          <w:noProof w:val="0"/>
-          <w:sz w:val="22"/>
-          <w:szCs w:val="22"/>
-          <w:lang w:val="en-GB"/>
-        </w:rPr>
-        <w:t>To implement an SG90 servo motor to act as a door lock, controlled automatically by the system.</w:t>
+          <w:rFonts w:ascii="Aptos" w:hAnsi="Aptos" w:eastAsia="Aptos" w:cs="Aptos"/>
+          <w:noProof w:val="0"/>
+          <w:sz w:val="24"/>
+          <w:szCs w:val="24"/>
+          <w:lang w:val="en-GB"/>
+        </w:rPr>
+      </w:pPr>
+      <w:r>
+        <w:rPr>
+          <w:rFonts w:ascii="Aptos" w:hAnsi="Aptos" w:eastAsia="Aptos" w:cs="Aptos"/>
+          <w:noProof w:val="0"/>
+          <w:sz w:val="24"/>
+          <w:szCs w:val="24"/>
+          <w:lang w:val="en-GB"/>
+        </w:rPr>
+        <w:t>To integrate an ESP32-S3 with a Grove Vision AI V2 module for on-device person/object detection and automation triggering.</w:t>
       </w:r>
     </w:p>
     <w:p>
@@ -2301,27 +1999,27 @@
         <w:pStyle w:val="ListParagraph"/>
         <w:numPr>
           <w:ilvl w:val="0"/>
-          <w:numId w:val="6"/>
+          <w:numId w:val="11"/>
         </w:numPr>
-        <w:spacing w:before="240" w:beforeAutospacing="off" w:after="240" w:afterAutospacing="off"/>
+        <w:spacing w:before="0" w:beforeAutospacing="off" w:after="0" w:afterAutospacing="off"/>
         <w:jc w:val="left"/>
         <w:rPr>
-          <w:rFonts w:ascii="Times New Roman" w:hAnsi="Times New Roman" w:eastAsia="Times New Roman" w:cs="Times New Roman"/>
-          <w:noProof w:val="0"/>
-          <w:sz w:val="22"/>
-          <w:szCs w:val="22"/>
-          <w:lang w:val="en-GB"/>
-        </w:rPr>
-      </w:pPr>
-      <w:r>
-        <w:rPr>
-          <w:rFonts w:ascii="Times New Roman" w:hAnsi="Times New Roman" w:eastAsia="Times New Roman" w:cs="Times New Roman"/>
-          <w:noProof w:val="0"/>
-          <w:sz w:val="22"/>
-          <w:szCs w:val="22"/>
-          <w:lang w:val="en-GB"/>
-        </w:rPr>
-        <w:t>To evaluate the system through functional testing and user feedback.</w:t>
+          <w:rFonts w:ascii="Aptos" w:hAnsi="Aptos" w:eastAsia="Aptos" w:cs="Aptos"/>
+          <w:noProof w:val="0"/>
+          <w:sz w:val="24"/>
+          <w:szCs w:val="24"/>
+          <w:lang w:val="en-GB"/>
+        </w:rPr>
+      </w:pPr>
+      <w:r>
+        <w:rPr>
+          <w:rFonts w:ascii="Aptos" w:hAnsi="Aptos" w:eastAsia="Aptos" w:cs="Aptos"/>
+          <w:noProof w:val="0"/>
+          <w:sz w:val="24"/>
+          <w:szCs w:val="24"/>
+          <w:lang w:val="en-GB"/>
+        </w:rPr>
+        <w:t>To configure a Waveshare touchscreen for local dashboard interaction and evaluate the complete system through functional testing and user feedback.</w:t>
       </w:r>
     </w:p>
     <w:p>
@@ -2368,6 +2066,36 @@
     </w:p>
     <w:p>
       <w:pPr>
+        <w:jc w:val="left"/>
+      </w:pPr>
+      <w:r>
+        <w:rPr>
+          <w:rFonts w:ascii="Times New Roman" w:hAnsi="Times New Roman" w:eastAsia="Times New Roman" w:cs="Times New Roman"/>
+          <w:noProof w:val="0"/>
+          <w:sz w:val="22"/>
+          <w:szCs w:val="22"/>
+          <w:lang w:val="en-GB"/>
+        </w:rPr>
+        <w:t>The focus of this project is to build a functional, multi-interface smart home prototype for academic purposes. The system includes temperature monitoring, motion-based occupancy detection, automated device switching, AI-based vision detection, and both local touchscreen and remote dashboard access. The project does not aim to replace commercial smart home systems but to demonstrate that a comparably capable, AI-enhanced alternative can be built at low cost using accessible hardware.</w:t>
+      </w:r>
+    </w:p>
+    <w:p>
+      <w:pPr>
+        <w:jc w:val="left"/>
+      </w:pPr>
+      <w:r>
+        <w:rPr>
+          <w:rFonts w:ascii="Times New Roman" w:hAnsi="Times New Roman" w:eastAsia="Times New Roman" w:cs="Times New Roman"/>
+          <w:noProof w:val="0"/>
+          <w:sz w:val="22"/>
+          <w:szCs w:val="22"/>
+          <w:lang w:val="en-GB"/>
+        </w:rPr>
+        <w:t>This project has several limitations. The system depends entirely on a stable Wi-Fi connection; if the network is unavailable, both remote dashboard access and MQTT-based sensor communication are lost. The system operates at prototype level and has not been tested for long-term reliability or deployment in a real home environment. The Grove Vision AI V2 module's detection accuracy is dependent on lighting conditions and camera placement, which were not exhaustively tested across all environments. Security features such as user authentication hardening and encrypted MQTT communication are outside the scope of this project and are recommended for future development.</w:t>
+      </w:r>
+    </w:p>
+    <w:p>
+      <w:pPr>
         <w:pStyle w:val="Normal"/>
         <w:spacing w:before="240" w:beforeAutospacing="off" w:after="240" w:afterAutospacing="off"/>
         <w:jc w:val="left"/>
@@ -2379,86 +2107,6 @@
           <w:lang w:val="en-GB"/>
         </w:rPr>
       </w:pPr>
-      <w:r>
-        <w:rPr>
-          <w:rFonts w:ascii="Times New Roman" w:hAnsi="Times New Roman" w:eastAsia="Times New Roman" w:cs="Times New Roman"/>
-          <w:noProof w:val="0"/>
-          <w:sz w:val="22"/>
-          <w:szCs w:val="22"/>
-          <w:lang w:val="en-GB"/>
-        </w:rPr>
-        <w:t>The focus of this project is to build a functional smart home system as a prototype for academic purposes.</w:t>
-      </w:r>
-      <w:r>
-        <w:rPr>
-          <w:rFonts w:ascii="Times New Roman" w:hAnsi="Times New Roman" w:eastAsia="Times New Roman" w:cs="Times New Roman"/>
-          <w:noProof w:val="0"/>
-          <w:sz w:val="22"/>
-          <w:szCs w:val="22"/>
-          <w:lang w:val="en-GB"/>
-        </w:rPr>
-        <w:t xml:space="preserve"> This setup includes temperature and humidity monitoring, motion sensing, device control, and a simulated door lock</w:t>
-      </w:r>
-      <w:r>
-        <w:rPr>
-          <w:rFonts w:ascii="Times New Roman" w:hAnsi="Times New Roman" w:eastAsia="Times New Roman" w:cs="Times New Roman"/>
-          <w:noProof w:val="0"/>
-          <w:sz w:val="22"/>
-          <w:szCs w:val="22"/>
-          <w:lang w:val="en-GB"/>
-        </w:rPr>
-        <w:t>, all</w:t>
-      </w:r>
-      <w:r>
-        <w:rPr>
-          <w:rFonts w:ascii="Times New Roman" w:hAnsi="Times New Roman" w:eastAsia="Times New Roman" w:cs="Times New Roman"/>
-          <w:noProof w:val="0"/>
-          <w:sz w:val="22"/>
-          <w:szCs w:val="22"/>
-          <w:lang w:val="en-GB"/>
-        </w:rPr>
-        <w:t xml:space="preserve"> accessible through a single dashboard.</w:t>
-      </w:r>
-      <w:r>
-        <w:rPr>
-          <w:rFonts w:ascii="Times New Roman" w:hAnsi="Times New Roman" w:eastAsia="Times New Roman" w:cs="Times New Roman"/>
-          <w:noProof w:val="0"/>
-          <w:sz w:val="22"/>
-          <w:szCs w:val="22"/>
-          <w:lang w:val="en-GB"/>
-        </w:rPr>
-        <w:t xml:space="preserve"> The project does not aim to replace commercial smart home systems but rather to </w:t>
-      </w:r>
-      <w:r>
-        <w:rPr>
-          <w:rFonts w:ascii="Times New Roman" w:hAnsi="Times New Roman" w:eastAsia="Times New Roman" w:cs="Times New Roman"/>
-          <w:noProof w:val="0"/>
-          <w:sz w:val="22"/>
-          <w:szCs w:val="22"/>
-          <w:lang w:val="en-GB"/>
-        </w:rPr>
-        <w:t>show</w:t>
-      </w:r>
-      <w:r>
-        <w:rPr>
-          <w:rFonts w:ascii="Times New Roman" w:hAnsi="Times New Roman" w:eastAsia="Times New Roman" w:cs="Times New Roman"/>
-          <w:noProof w:val="0"/>
-          <w:sz w:val="22"/>
-          <w:szCs w:val="22"/>
-          <w:lang w:val="en-GB"/>
-        </w:rPr>
-        <w:t xml:space="preserve"> </w:t>
-      </w:r>
-      <w:r>
-        <w:rPr>
-          <w:rFonts w:ascii="Times New Roman" w:hAnsi="Times New Roman" w:eastAsia="Times New Roman" w:cs="Times New Roman"/>
-          <w:noProof w:val="0"/>
-          <w:sz w:val="22"/>
-          <w:szCs w:val="22"/>
-          <w:lang w:val="en-GB"/>
-        </w:rPr>
-        <w:t>that a functional alternative can be built at low cost.</w:t>
-      </w:r>
     </w:p>
     <w:p>
       <w:pPr>
@@ -2466,122 +2114,39 @@
         <w:spacing w:before="240" w:beforeAutospacing="off" w:after="240" w:afterAutospacing="off"/>
         <w:jc w:val="left"/>
         <w:rPr>
-          <w:rFonts w:ascii="Times New Roman" w:hAnsi="Times New Roman" w:eastAsia="Times New Roman" w:cs="Times New Roman"/>
-          <w:noProof w:val="0"/>
-          <w:sz w:val="22"/>
-          <w:szCs w:val="22"/>
-          <w:lang w:val="en-GB"/>
-        </w:rPr>
-      </w:pPr>
-      <w:r>
-        <w:rPr>
-          <w:rFonts w:ascii="Times New Roman" w:hAnsi="Times New Roman" w:eastAsia="Times New Roman" w:cs="Times New Roman"/>
-          <w:noProof w:val="0"/>
-          <w:sz w:val="22"/>
-          <w:szCs w:val="22"/>
-          <w:lang w:val="en-GB"/>
-        </w:rPr>
-        <w:t xml:space="preserve">This project has some limitations. The system depends entirely on a stable </w:t>
-      </w:r>
-      <w:r>
-        <w:rPr>
-          <w:rFonts w:ascii="Times New Roman" w:hAnsi="Times New Roman" w:eastAsia="Times New Roman" w:cs="Times New Roman"/>
-          <w:noProof w:val="0"/>
-          <w:sz w:val="22"/>
-          <w:szCs w:val="22"/>
-          <w:lang w:val="en-GB"/>
-        </w:rPr>
-        <w:t>Wi-Fi</w:t>
-      </w:r>
-      <w:r>
-        <w:rPr>
-          <w:rFonts w:ascii="Times New Roman" w:hAnsi="Times New Roman" w:eastAsia="Times New Roman" w:cs="Times New Roman"/>
-          <w:noProof w:val="0"/>
-          <w:sz w:val="22"/>
-          <w:szCs w:val="22"/>
-          <w:lang w:val="en-GB"/>
-        </w:rPr>
-        <w:t xml:space="preserve"> connection — if the network is unavailable, remote access to the dashboard is lost.</w:t>
-      </w:r>
-      <w:r>
-        <w:rPr>
-          <w:rFonts w:ascii="Times New Roman" w:hAnsi="Times New Roman" w:eastAsia="Times New Roman" w:cs="Times New Roman"/>
-          <w:noProof w:val="0"/>
-          <w:sz w:val="22"/>
-          <w:szCs w:val="22"/>
-          <w:lang w:val="en-GB"/>
-        </w:rPr>
-        <w:t xml:space="preserve"> The system </w:t>
-      </w:r>
-      <w:r>
-        <w:rPr>
-          <w:rFonts w:ascii="Times New Roman" w:hAnsi="Times New Roman" w:eastAsia="Times New Roman" w:cs="Times New Roman"/>
-          <w:noProof w:val="0"/>
-          <w:sz w:val="22"/>
-          <w:szCs w:val="22"/>
-          <w:lang w:val="en-GB"/>
-        </w:rPr>
-        <w:t>operates</w:t>
-      </w:r>
-      <w:r>
-        <w:rPr>
-          <w:rFonts w:ascii="Times New Roman" w:hAnsi="Times New Roman" w:eastAsia="Times New Roman" w:cs="Times New Roman"/>
-          <w:noProof w:val="0"/>
-          <w:sz w:val="22"/>
-          <w:szCs w:val="22"/>
-          <w:lang w:val="en-GB"/>
-        </w:rPr>
-        <w:t xml:space="preserve"> at prototype level and has not been tested for long-term reliability or </w:t>
-      </w:r>
-      <w:r>
-        <w:rPr>
-          <w:rFonts w:ascii="Times New Roman" w:hAnsi="Times New Roman" w:eastAsia="Times New Roman" w:cs="Times New Roman"/>
-          <w:noProof w:val="0"/>
-          <w:sz w:val="22"/>
-          <w:szCs w:val="22"/>
-          <w:lang w:val="en-GB"/>
-        </w:rPr>
-        <w:t>use</w:t>
-      </w:r>
-      <w:r>
-        <w:rPr>
-          <w:rFonts w:ascii="Times New Roman" w:hAnsi="Times New Roman" w:eastAsia="Times New Roman" w:cs="Times New Roman"/>
-          <w:noProof w:val="0"/>
-          <w:sz w:val="22"/>
-          <w:szCs w:val="22"/>
-          <w:lang w:val="en-GB"/>
-        </w:rPr>
-        <w:t xml:space="preserve"> in a real home environment.</w:t>
-      </w:r>
-      <w:r>
-        <w:rPr>
-          <w:rFonts w:ascii="Times New Roman" w:hAnsi="Times New Roman" w:eastAsia="Times New Roman" w:cs="Times New Roman"/>
-          <w:noProof w:val="0"/>
-          <w:sz w:val="22"/>
-          <w:szCs w:val="22"/>
-          <w:lang w:val="en-GB"/>
-        </w:rPr>
-        <w:t xml:space="preserve"> Security features such as user authentication and encrypted communication are outside the scope of this project and are recommended for future development.</w:t>
-      </w:r>
-      <w:r>
-        <w:rPr>
-          <w:rFonts w:ascii="Times New Roman" w:hAnsi="Times New Roman" w:eastAsia="Times New Roman" w:cs="Times New Roman"/>
-          <w:noProof w:val="0"/>
-          <w:sz w:val="22"/>
-          <w:szCs w:val="22"/>
-          <w:lang w:val="en-GB"/>
-        </w:rPr>
-        <w:t xml:space="preserve"> Hardware development is limited to scheduled sessions at school, which restricts the total time available for physical testing and integration</w:t>
-      </w:r>
-      <w:r>
-        <w:rPr>
-          <w:rFonts w:ascii="Times New Roman" w:hAnsi="Times New Roman" w:eastAsia="Times New Roman" w:cs="Times New Roman"/>
-          <w:noProof w:val="0"/>
-          <w:sz w:val="22"/>
-          <w:szCs w:val="22"/>
-          <w:lang w:val="en-GB"/>
-        </w:rPr>
-        <w:t>.</w:t>
+          <w:rFonts w:ascii="Aptos" w:hAnsi="Aptos" w:eastAsia="Aptos" w:cs="Aptos"/>
+          <w:noProof w:val="0"/>
+          <w:sz w:val="24"/>
+          <w:szCs w:val="24"/>
+          <w:lang w:val="en-GB"/>
+        </w:rPr>
+      </w:pPr>
+    </w:p>
+    <w:p>
+      <w:pPr>
+        <w:spacing w:before="240" w:beforeAutospacing="off" w:after="240" w:afterAutospacing="off"/>
+        <w:jc w:val="left"/>
+        <w:rPr>
+          <w:rFonts w:ascii="Times New Roman" w:hAnsi="Times New Roman" w:eastAsia="Times New Roman" w:cs="Times New Roman"/>
+          <w:b w:val="1"/>
+          <w:bCs w:val="1"/>
+          <w:noProof w:val="0"/>
+          <w:sz w:val="24"/>
+          <w:szCs w:val="24"/>
+          <w:lang w:val="en-GB"/>
+        </w:rPr>
+      </w:pPr>
+      <w:r>
+        <w:rPr>
+          <w:rFonts w:ascii="Times New Roman" w:hAnsi="Times New Roman" w:eastAsia="Times New Roman" w:cs="Times New Roman"/>
+          <w:b w:val="1"/>
+          <w:bCs w:val="1"/>
+          <w:noProof w:val="0"/>
+          <w:sz w:val="24"/>
+          <w:szCs w:val="24"/>
+          <w:lang w:val="en-GB"/>
+        </w:rPr>
+        <w:t>1.6 Structure of Thesis</w:t>
       </w:r>
     </w:p>
     <w:p>
@@ -2589,274 +2154,16 @@
         <w:pStyle w:val="Normal"/>
         <w:spacing w:before="240" w:beforeAutospacing="off" w:after="240" w:afterAutospacing="off"/>
         <w:jc w:val="left"/>
-        <w:rPr>
-          <w:rFonts w:ascii="Aptos" w:hAnsi="Aptos" w:eastAsia="Aptos" w:cs="Aptos"/>
-          <w:noProof w:val="0"/>
-          <w:sz w:val="24"/>
-          <w:szCs w:val="24"/>
-          <w:lang w:val="en-GB"/>
-        </w:rPr>
-      </w:pPr>
-    </w:p>
-    <w:p>
-      <w:pPr>
-        <w:spacing w:before="240" w:beforeAutospacing="off" w:after="240" w:afterAutospacing="off"/>
-        <w:jc w:val="left"/>
-        <w:rPr>
-          <w:rFonts w:ascii="Times New Roman" w:hAnsi="Times New Roman" w:eastAsia="Times New Roman" w:cs="Times New Roman"/>
-          <w:b w:val="1"/>
-          <w:bCs w:val="1"/>
-          <w:noProof w:val="0"/>
-          <w:sz w:val="24"/>
-          <w:szCs w:val="24"/>
-          <w:lang w:val="en-GB"/>
-        </w:rPr>
-      </w:pPr>
-      <w:r>
-        <w:rPr>
-          <w:rFonts w:ascii="Times New Roman" w:hAnsi="Times New Roman" w:eastAsia="Times New Roman" w:cs="Times New Roman"/>
-          <w:b w:val="1"/>
-          <w:bCs w:val="1"/>
-          <w:noProof w:val="0"/>
-          <w:sz w:val="24"/>
-          <w:szCs w:val="24"/>
-          <w:lang w:val="en-GB"/>
-        </w:rPr>
-        <w:t>1.6 Structure of Thesis</w:t>
-      </w:r>
-    </w:p>
-    <w:p>
-      <w:pPr>
-        <w:pStyle w:val="Normal"/>
-        <w:spacing w:before="240" w:beforeAutospacing="off" w:after="240" w:afterAutospacing="off"/>
-        <w:jc w:val="left"/>
-        <w:rPr>
-          <w:rFonts w:ascii="Times New Roman" w:hAnsi="Times New Roman" w:eastAsia="Times New Roman" w:cs="Times New Roman"/>
-          <w:noProof w:val="0"/>
-          <w:sz w:val="22"/>
-          <w:szCs w:val="22"/>
-          <w:lang w:val="en-GB"/>
-        </w:rPr>
-      </w:pPr>
-      <w:r>
-        <w:rPr>
-          <w:rFonts w:ascii="Times New Roman" w:hAnsi="Times New Roman" w:eastAsia="Times New Roman" w:cs="Times New Roman"/>
-          <w:noProof w:val="0"/>
-          <w:sz w:val="22"/>
-          <w:szCs w:val="22"/>
-          <w:lang w:val="en-GB"/>
-        </w:rPr>
-        <w:t xml:space="preserve">This thesis is organised into six chapters. Chapter 1 introduces the project by providing background context, </w:t>
-      </w:r>
-      <w:r>
-        <w:rPr>
-          <w:rFonts w:ascii="Times New Roman" w:hAnsi="Times New Roman" w:eastAsia="Times New Roman" w:cs="Times New Roman"/>
-          <w:noProof w:val="0"/>
-          <w:sz w:val="22"/>
-          <w:szCs w:val="22"/>
-          <w:lang w:val="en-GB"/>
-        </w:rPr>
-        <w:t>establishing</w:t>
-      </w:r>
-      <w:r>
-        <w:rPr>
-          <w:rFonts w:ascii="Times New Roman" w:hAnsi="Times New Roman" w:eastAsia="Times New Roman" w:cs="Times New Roman"/>
-          <w:noProof w:val="0"/>
-          <w:sz w:val="22"/>
-          <w:szCs w:val="22"/>
-          <w:lang w:val="en-GB"/>
-        </w:rPr>
-        <w:t xml:space="preserve"> the significance of the study, and defining the aim, </w:t>
-      </w:r>
-      <w:r>
-        <w:rPr>
-          <w:rFonts w:ascii="Times New Roman" w:hAnsi="Times New Roman" w:eastAsia="Times New Roman" w:cs="Times New Roman"/>
-          <w:noProof w:val="0"/>
-          <w:sz w:val="22"/>
-          <w:szCs w:val="22"/>
-          <w:lang w:val="en-GB"/>
-        </w:rPr>
-        <w:t>objectives</w:t>
-      </w:r>
-      <w:r>
-        <w:rPr>
-          <w:rFonts w:ascii="Times New Roman" w:hAnsi="Times New Roman" w:eastAsia="Times New Roman" w:cs="Times New Roman"/>
-          <w:noProof w:val="0"/>
-          <w:sz w:val="22"/>
-          <w:szCs w:val="22"/>
-          <w:lang w:val="en-GB"/>
-        </w:rPr>
-        <w:t>, scope, and limitations.</w:t>
-      </w:r>
-      <w:r>
-        <w:rPr>
-          <w:rFonts w:ascii="Times New Roman" w:hAnsi="Times New Roman" w:eastAsia="Times New Roman" w:cs="Times New Roman"/>
-          <w:noProof w:val="0"/>
-          <w:sz w:val="22"/>
-          <w:szCs w:val="22"/>
-          <w:lang w:val="en-GB"/>
-        </w:rPr>
-        <w:t xml:space="preserve"> Chapter 2 presents a review of existing literature covering smart home systems, the Home Assistant platform, Raspberry Pi in IoT applications, </w:t>
-      </w:r>
-      <w:r>
-        <w:rPr>
-          <w:rFonts w:ascii="Times New Roman" w:hAnsi="Times New Roman" w:eastAsia="Times New Roman" w:cs="Times New Roman"/>
-          <w:noProof w:val="0"/>
-          <w:sz w:val="22"/>
-          <w:szCs w:val="22"/>
-          <w:lang w:val="en-GB"/>
-        </w:rPr>
-        <w:t>IIoT</w:t>
-      </w:r>
-      <w:r>
-        <w:rPr>
-          <w:rFonts w:ascii="Times New Roman" w:hAnsi="Times New Roman" w:eastAsia="Times New Roman" w:cs="Times New Roman"/>
-          <w:noProof w:val="0"/>
-          <w:sz w:val="22"/>
-          <w:szCs w:val="22"/>
-          <w:lang w:val="en-GB"/>
-        </w:rPr>
-        <w:t xml:space="preserve"> trends, sensor technologies, and a comparison of existing commercial systems.</w:t>
-      </w:r>
-      <w:r>
-        <w:rPr>
-          <w:rFonts w:ascii="Times New Roman" w:hAnsi="Times New Roman" w:eastAsia="Times New Roman" w:cs="Times New Roman"/>
-          <w:noProof w:val="0"/>
-          <w:sz w:val="22"/>
-          <w:szCs w:val="22"/>
-          <w:lang w:val="en-GB"/>
-        </w:rPr>
-        <w:t xml:space="preserve"> Chapter 3 describes the system design, including the architecture, hardware selection, automation logic, dashboard layout, and wiring diagrams.</w:t>
-      </w:r>
-      <w:r>
-        <w:rPr>
-          <w:rFonts w:ascii="Times New Roman" w:hAnsi="Times New Roman" w:eastAsia="Times New Roman" w:cs="Times New Roman"/>
-          <w:noProof w:val="0"/>
-          <w:sz w:val="22"/>
-          <w:szCs w:val="22"/>
-          <w:lang w:val="en-GB"/>
-        </w:rPr>
-        <w:t xml:space="preserve"> Chapter 4 describes how the system was implemented, including setting up all the hardware parts and creating the automations and dashboard.</w:t>
-      </w:r>
-      <w:r>
-        <w:rPr>
-          <w:rFonts w:ascii="Times New Roman" w:hAnsi="Times New Roman" w:eastAsia="Times New Roman" w:cs="Times New Roman"/>
-          <w:noProof w:val="0"/>
-          <w:sz w:val="22"/>
-          <w:szCs w:val="22"/>
-          <w:lang w:val="en-GB"/>
-        </w:rPr>
-        <w:t xml:space="preserve"> </w:t>
-      </w:r>
-      <w:r>
-        <w:rPr>
-          <w:rFonts w:ascii="Times New Roman" w:hAnsi="Times New Roman" w:eastAsia="Times New Roman" w:cs="Times New Roman"/>
-          <w:noProof w:val="0"/>
-          <w:sz w:val="22"/>
-          <w:szCs w:val="22"/>
-          <w:lang w:val="en-GB"/>
-        </w:rPr>
-        <w:t xml:space="preserve">Chapter 5 explains how the system was tested, </w:t>
-      </w:r>
-      <w:r>
-        <w:rPr>
-          <w:rFonts w:ascii="Times New Roman" w:hAnsi="Times New Roman" w:eastAsia="Times New Roman" w:cs="Times New Roman"/>
-          <w:noProof w:val="0"/>
-          <w:sz w:val="22"/>
-          <w:szCs w:val="22"/>
-          <w:lang w:val="en-GB"/>
-        </w:rPr>
-        <w:t>presents sensor accuracy results</w:t>
-      </w:r>
-      <w:r>
-        <w:rPr>
-          <w:rFonts w:ascii="Times New Roman" w:hAnsi="Times New Roman" w:eastAsia="Times New Roman" w:cs="Times New Roman"/>
-          <w:noProof w:val="0"/>
-          <w:sz w:val="22"/>
-          <w:szCs w:val="22"/>
-          <w:lang w:val="en-GB"/>
-        </w:rPr>
-        <w:t xml:space="preserve">, </w:t>
-      </w:r>
-      <w:r>
-        <w:rPr>
-          <w:rFonts w:ascii="Times New Roman" w:hAnsi="Times New Roman" w:eastAsia="Times New Roman" w:cs="Times New Roman"/>
-          <w:noProof w:val="0"/>
-          <w:sz w:val="22"/>
-          <w:szCs w:val="22"/>
-          <w:lang w:val="en-GB"/>
-        </w:rPr>
-        <w:t>evaluates automation performance</w:t>
-      </w:r>
-      <w:r>
-        <w:rPr>
-          <w:rFonts w:ascii="Times New Roman" w:hAnsi="Times New Roman" w:eastAsia="Times New Roman" w:cs="Times New Roman"/>
-          <w:noProof w:val="0"/>
-          <w:sz w:val="22"/>
-          <w:szCs w:val="22"/>
-          <w:lang w:val="en-GB"/>
-        </w:rPr>
-        <w:t>, and shares feedback from users</w:t>
-      </w:r>
-      <w:r>
-        <w:rPr>
-          <w:rFonts w:ascii="Times New Roman" w:hAnsi="Times New Roman" w:eastAsia="Times New Roman" w:cs="Times New Roman"/>
-          <w:noProof w:val="0"/>
-          <w:sz w:val="22"/>
-          <w:szCs w:val="22"/>
-          <w:lang w:val="en-GB"/>
-        </w:rPr>
-        <w:t>.</w:t>
-      </w:r>
-      <w:r>
-        <w:rPr>
-          <w:rFonts w:ascii="Times New Roman" w:hAnsi="Times New Roman" w:eastAsia="Times New Roman" w:cs="Times New Roman"/>
-          <w:noProof w:val="0"/>
-          <w:sz w:val="22"/>
-          <w:szCs w:val="22"/>
-          <w:lang w:val="en-GB"/>
-        </w:rPr>
-        <w:t xml:space="preserve"> Chapter 6 concludes the thesis by summarizing what was achieved, checking the </w:t>
-      </w:r>
-      <w:r>
-        <w:rPr>
-          <w:rFonts w:ascii="Times New Roman" w:hAnsi="Times New Roman" w:eastAsia="Times New Roman" w:cs="Times New Roman"/>
-          <w:noProof w:val="0"/>
-          <w:sz w:val="22"/>
-          <w:szCs w:val="22"/>
-          <w:lang w:val="en-GB"/>
-        </w:rPr>
-        <w:t>objectives</w:t>
-      </w:r>
-      <w:r>
-        <w:rPr>
-          <w:rFonts w:ascii="Times New Roman" w:hAnsi="Times New Roman" w:eastAsia="Times New Roman" w:cs="Times New Roman"/>
-          <w:noProof w:val="0"/>
-          <w:sz w:val="22"/>
-          <w:szCs w:val="22"/>
-          <w:lang w:val="en-GB"/>
-        </w:rPr>
-        <w:t xml:space="preserve">, noting limitations, suggesting future improvements, and reflecting on how the project relates to </w:t>
-      </w:r>
-      <w:r>
-        <w:rPr>
-          <w:rFonts w:ascii="Times New Roman" w:hAnsi="Times New Roman" w:eastAsia="Times New Roman" w:cs="Times New Roman"/>
-          <w:noProof w:val="0"/>
-          <w:sz w:val="22"/>
-          <w:szCs w:val="22"/>
-          <w:lang w:val="en-GB"/>
-        </w:rPr>
-        <w:t>IIoT</w:t>
-      </w:r>
-      <w:r>
-        <w:rPr>
-          <w:rFonts w:ascii="Times New Roman" w:hAnsi="Times New Roman" w:eastAsia="Times New Roman" w:cs="Times New Roman"/>
-          <w:noProof w:val="0"/>
-          <w:sz w:val="22"/>
-          <w:szCs w:val="22"/>
-          <w:lang w:val="en-GB"/>
-        </w:rPr>
-        <w:t xml:space="preserve"> trends.</w:t>
+      </w:pPr>
+      <w:r>
+        <w:rPr>
+          <w:rFonts w:ascii="Times New Roman" w:hAnsi="Times New Roman" w:eastAsia="Times New Roman" w:cs="Times New Roman"/>
+          <w:noProof w:val="0"/>
+          <w:sz w:val="22"/>
+          <w:szCs w:val="22"/>
+          <w:lang w:val="en-GB"/>
+        </w:rPr>
+        <w:t>This thesis is organised into six chapters. Chapter 1 introduces the project by providing background context, establishing the significance of the study, and defining the aim, objectives, scope, and limitations. Chapter 2 presents a review of existing literature covering smart home systems, the Home Assistant platform, Raspberry Pi in IoT applications, IIoT trends, sensor and AI vision technologies, and a comparison of existing commercial systems. Chapter 3 describes the system design, including the architecture, hardware selection, automation logic, dashboard layout, and wiring diagrams. Chapter 4 describes the implementation of the core hardware system, including sensor integration, MQTT communication, relay control, and dashboard development. Chapter 5 details the implementation of the AI vision component, presents full system integration testing, and shares results from user evaluation. Chapter 6 concludes the thesis by summarising what was achieved, evaluating performance against the objectives, noting limitations, suggesting future improvements, and reflecting on the project's relevance to IIoT trends.</w:t>
       </w:r>
     </w:p>
     <w:p>
@@ -4807,88 +4114,49 @@
           <w:bCs w:val="1"/>
           <w:noProof w:val="0"/>
           <w:color w:val="auto"/>
+          <w:sz w:val="24"/>
+          <w:szCs w:val="24"/>
+          <w:lang w:val="en-GB"/>
+        </w:rPr>
+        <w:t xml:space="preserve">Section 2.4 — </w:t>
+      </w:r>
+      <w:r>
+        <w:rPr>
+          <w:rFonts w:ascii="Times New Roman" w:hAnsi="Times New Roman" w:eastAsia="Times New Roman" w:cs="Times New Roman"/>
+          <w:b w:val="1"/>
+          <w:bCs w:val="1"/>
+          <w:noProof w:val="0"/>
+          <w:color w:val="auto"/>
+          <w:sz w:val="24"/>
+          <w:szCs w:val="24"/>
+          <w:lang w:val="en-GB"/>
+        </w:rPr>
+        <w:t>IIoT</w:t>
+      </w:r>
+      <w:r>
+        <w:rPr>
+          <w:rFonts w:ascii="Times New Roman" w:hAnsi="Times New Roman" w:eastAsia="Times New Roman" w:cs="Times New Roman"/>
+          <w:b w:val="1"/>
+          <w:bCs w:val="1"/>
+          <w:noProof w:val="0"/>
+          <w:color w:val="auto"/>
+          <w:sz w:val="24"/>
+          <w:szCs w:val="24"/>
+          <w:lang w:val="en-GB"/>
+        </w:rPr>
+        <w:t xml:space="preserve"> Trends and Relevance</w:t>
+      </w:r>
+      <w:r>
+        <w:rPr>
+          <w:rFonts w:ascii="Times New Roman" w:hAnsi="Times New Roman" w:eastAsia="Times New Roman" w:cs="Times New Roman"/>
+          <w:b w:val="1"/>
+          <w:bCs w:val="1"/>
+          <w:noProof w:val="0"/>
           <w:sz w:val="28"/>
           <w:szCs w:val="28"/>
           <w:lang w:val="en-GB"/>
         </w:rPr>
-        <w:t xml:space="preserve">Section 2.4 — </w:t>
-      </w:r>
-      <w:r>
-        <w:rPr>
-          <w:rFonts w:ascii="Times New Roman" w:hAnsi="Times New Roman" w:eastAsia="Times New Roman" w:cs="Times New Roman"/>
-          <w:b w:val="1"/>
-          <w:bCs w:val="1"/>
-          <w:noProof w:val="0"/>
-          <w:color w:val="auto"/>
-          <w:sz w:val="28"/>
-          <w:szCs w:val="28"/>
-          <w:lang w:val="en-GB"/>
-        </w:rPr>
-        <w:t>IIoT</w:t>
-      </w:r>
-      <w:r>
-        <w:rPr>
-          <w:rFonts w:ascii="Times New Roman" w:hAnsi="Times New Roman" w:eastAsia="Times New Roman" w:cs="Times New Roman"/>
-          <w:b w:val="1"/>
-          <w:bCs w:val="1"/>
-          <w:noProof w:val="0"/>
-          <w:color w:val="auto"/>
-          <w:sz w:val="28"/>
-          <w:szCs w:val="28"/>
-          <w:lang w:val="en-GB"/>
-        </w:rPr>
-        <w:t xml:space="preserve"> Trends and Relevance</w:t>
-      </w:r>
-      <w:r>
-        <w:rPr>
-          <w:rFonts w:ascii="Times New Roman" w:hAnsi="Times New Roman" w:eastAsia="Times New Roman" w:cs="Times New Roman"/>
-          <w:b w:val="1"/>
-          <w:bCs w:val="1"/>
-          <w:noProof w:val="0"/>
-          <w:sz w:val="28"/>
-          <w:szCs w:val="28"/>
-          <w:lang w:val="en-GB"/>
-        </w:rPr>
         <w:t xml:space="preserve"> </w:t>
-      </w:r>
-    </w:p>
-    <w:p>
-      <w:pPr>
-        <w:spacing w:before="240" w:beforeAutospacing="off" w:after="240" w:afterAutospacing="off"/>
-        <w:jc w:val="left"/>
-        <w:rPr>
-          <w:rFonts w:ascii="Times New Roman" w:hAnsi="Times New Roman" w:eastAsia="Times New Roman" w:cs="Times New Roman"/>
-          <w:b w:val="1"/>
-          <w:bCs w:val="1"/>
-          <w:noProof w:val="0"/>
-          <w:sz w:val="22"/>
-          <w:szCs w:val="22"/>
-          <w:lang w:val="en-GB"/>
-        </w:rPr>
-      </w:pPr>
-      <w:r>
-        <w:rPr>
-          <w:rFonts w:ascii="Times New Roman" w:hAnsi="Times New Roman" w:eastAsia="Times New Roman" w:cs="Times New Roman"/>
-          <w:b w:val="1"/>
-          <w:bCs w:val="1"/>
-          <w:noProof w:val="0"/>
-          <w:sz w:val="22"/>
-          <w:szCs w:val="22"/>
-          <w:lang w:val="en-GB"/>
-        </w:rPr>
-        <w:t>IIoT</w:t>
-      </w:r>
-      <w:r>
-        <w:rPr>
-          <w:rFonts w:ascii="Times New Roman" w:hAnsi="Times New Roman" w:eastAsia="Times New Roman" w:cs="Times New Roman"/>
-          <w:b w:val="1"/>
-          <w:bCs w:val="1"/>
-          <w:noProof w:val="0"/>
-          <w:sz w:val="22"/>
-          <w:szCs w:val="22"/>
-          <w:lang w:val="en-GB"/>
-        </w:rPr>
-        <w:t xml:space="preserve"> market scale and growth</w:t>
       </w:r>
     </w:p>
     <w:p>
@@ -4896,53 +4164,36 @@
         <w:pStyle w:val="Normal"/>
         <w:spacing w:before="240" w:beforeAutospacing="off" w:after="240" w:afterAutospacing="off"/>
         <w:jc w:val="left"/>
-        <w:rPr>
-          <w:rFonts w:ascii="Times New Roman" w:hAnsi="Times New Roman" w:eastAsia="Times New Roman" w:cs="Times New Roman"/>
-          <w:noProof w:val="0"/>
-          <w:sz w:val="22"/>
-          <w:szCs w:val="22"/>
-          <w:lang w:val="en-GB"/>
-        </w:rPr>
-      </w:pPr>
-      <w:r>
-        <w:rPr>
-          <w:rFonts w:ascii="Times New Roman" w:hAnsi="Times New Roman" w:eastAsia="Times New Roman" w:cs="Times New Roman"/>
-          <w:noProof w:val="0"/>
-          <w:sz w:val="22"/>
-          <w:szCs w:val="22"/>
-          <w:lang w:val="en-GB"/>
-        </w:rPr>
-        <w:t xml:space="preserve">The Industrial Internet of Things is one of the fastest-growing technology sectors globally. </w:t>
-      </w:r>
-      <w:r>
-        <w:rPr>
-          <w:rFonts w:ascii="Times New Roman" w:hAnsi="Times New Roman" w:eastAsia="Times New Roman" w:cs="Times New Roman"/>
-          <w:noProof w:val="0"/>
-          <w:sz w:val="22"/>
-          <w:szCs w:val="22"/>
-          <w:lang w:val="en-GB"/>
-        </w:rPr>
-        <w:t>According to IMARC Group, the Industr</w:t>
-      </w:r>
-      <w:r>
-        <w:rPr>
-          <w:rFonts w:ascii="Times New Roman" w:hAnsi="Times New Roman" w:eastAsia="Times New Roman" w:cs="Times New Roman"/>
-          <w:noProof w:val="0"/>
-          <w:sz w:val="22"/>
-          <w:szCs w:val="22"/>
-          <w:lang w:val="en-GB"/>
-        </w:rPr>
-        <w:t xml:space="preserve">ial </w:t>
-      </w:r>
-      <w:r>
-        <w:rPr>
-          <w:rFonts w:ascii="Times New Roman" w:hAnsi="Times New Roman" w:eastAsia="Times New Roman" w:cs="Times New Roman"/>
-          <w:noProof w:val="0"/>
-          <w:sz w:val="22"/>
-          <w:szCs w:val="22"/>
-          <w:lang w:val="en-GB"/>
-        </w:rPr>
-        <w:t>Internet of Things (</w:t>
+      </w:pPr>
+      <w:r>
+        <w:rPr>
+          <w:rFonts w:ascii="Times New Roman" w:hAnsi="Times New Roman" w:eastAsia="Times New Roman" w:cs="Times New Roman"/>
+          <w:noProof w:val="0"/>
+          <w:sz w:val="22"/>
+          <w:szCs w:val="22"/>
+          <w:lang w:val="en-GB"/>
+        </w:rPr>
+        <w:t>The Industrial Internet of Things is one of the fastest-growing technology sectors globally.</w:t>
+      </w:r>
+      <w:r>
+        <w:rPr>
+          <w:rFonts w:ascii="Times New Roman" w:hAnsi="Times New Roman" w:eastAsia="Times New Roman" w:cs="Times New Roman"/>
+          <w:noProof w:val="0"/>
+          <w:sz w:val="22"/>
+          <w:szCs w:val="22"/>
+          <w:lang w:val="en-GB"/>
+        </w:rPr>
+        <w:t xml:space="preserve"> </w:t>
+      </w:r>
+      <w:r>
+        <w:rPr>
+          <w:rFonts w:ascii="Times New Roman" w:hAnsi="Times New Roman" w:eastAsia="Times New Roman" w:cs="Times New Roman"/>
+          <w:noProof w:val="0"/>
+          <w:sz w:val="22"/>
+          <w:szCs w:val="22"/>
+          <w:lang w:val="en-GB"/>
+        </w:rPr>
+        <w:t>According to IMARC Group, the Industrial Internet of Things (</w:t>
       </w:r>
       <w:r>
         <w:rPr>
@@ -4962,37 +4213,27 @@
           <w:szCs w:val="22"/>
           <w:lang w:val="en-GB"/>
         </w:rPr>
-        <w:t>) market reached USD 325.7 billion in 2025 and is expected to increase to USD 944.8 billion by 2034, representing a compound annual growth rate (CAGR) of 12.18%.</w:t>
-      </w:r>
-      <w:r>
-        <w:rPr>
-          <w:rFonts w:ascii="Times New Roman" w:hAnsi="Times New Roman" w:eastAsia="Times New Roman" w:cs="Times New Roman"/>
-          <w:noProof w:val="0"/>
-          <w:sz w:val="22"/>
-          <w:szCs w:val="22"/>
-          <w:lang w:val="en-GB"/>
-        </w:rPr>
-        <w:t xml:space="preserve">CBI reports that Europe’s IoT market is expected to grow from €179 billion in 2025 to €258 billion by 2029, at a CAGR of 9.62%. Globally, there are around 20 billion active IoT devices in 2025, projected to exceed 40 billion by 2034, with Europe accounting for approximately one-fifth of these </w:t>
-      </w:r>
-      <w:r>
-        <w:rPr>
-          <w:rFonts w:ascii="Times New Roman" w:hAnsi="Times New Roman" w:eastAsia="Times New Roman" w:cs="Times New Roman"/>
-          <w:noProof w:val="0"/>
-          <w:sz w:val="22"/>
-          <w:szCs w:val="22"/>
-          <w:lang w:val="en-GB"/>
-        </w:rPr>
-        <w:t>devices. Key</w:t>
-      </w:r>
-      <w:r>
-        <w:rPr>
-          <w:rFonts w:ascii="Times New Roman" w:hAnsi="Times New Roman" w:eastAsia="Times New Roman" w:cs="Times New Roman"/>
-          <w:noProof w:val="0"/>
-          <w:sz w:val="22"/>
-          <w:szCs w:val="22"/>
-          <w:lang w:val="en-GB"/>
-        </w:rPr>
-        <w:t xml:space="preserve"> factors driving this growth are the expansion of 5G connectivity, developments in edge computing, and the rising use of artificial intelligence within IoT systems.</w:t>
+        <w:t xml:space="preserve">) market reached USD 325.7 billion in 2025 and is expected to increase to USD 944.8 billion by 2034, </w:t>
+      </w:r>
+      <w:r>
+        <w:rPr>
+          <w:rFonts w:ascii="Times New Roman" w:hAnsi="Times New Roman" w:eastAsia="Times New Roman" w:cs="Times New Roman"/>
+          <w:noProof w:val="0"/>
+          <w:sz w:val="22"/>
+          <w:szCs w:val="22"/>
+          <w:lang w:val="en-GB"/>
+        </w:rPr>
+        <w:t>representing</w:t>
+      </w:r>
+      <w:r>
+        <w:rPr>
+          <w:rFonts w:ascii="Times New Roman" w:hAnsi="Times New Roman" w:eastAsia="Times New Roman" w:cs="Times New Roman"/>
+          <w:noProof w:val="0"/>
+          <w:sz w:val="22"/>
+          <w:szCs w:val="22"/>
+          <w:lang w:val="en-GB"/>
+        </w:rPr>
+        <w:t xml:space="preserve"> a compound annual growth rate (CAGR) of 12.18%.</w:t>
       </w:r>
       <w:r>
         <w:rPr>
@@ -5012,27 +4253,27 @@
           <w:szCs w:val="22"/>
           <w:lang w:val="en-GB"/>
         </w:rPr>
-        <w:t>Europe’s str</w:t>
-      </w:r>
-      <w:r>
-        <w:rPr>
-          <w:rFonts w:ascii="Times New Roman" w:hAnsi="Times New Roman" w:eastAsia="Times New Roman" w:cs="Times New Roman"/>
-          <w:noProof w:val="0"/>
-          <w:sz w:val="22"/>
-          <w:szCs w:val="22"/>
-          <w:lang w:val="en-GB"/>
-        </w:rPr>
-        <w:t xml:space="preserve">ong </w:t>
-      </w:r>
-      <w:r>
-        <w:rPr>
-          <w:rFonts w:ascii="Times New Roman" w:hAnsi="Times New Roman" w:eastAsia="Times New Roman" w:cs="Times New Roman"/>
-          <w:noProof w:val="0"/>
-          <w:sz w:val="22"/>
-          <w:szCs w:val="22"/>
-          <w:lang w:val="en-GB"/>
-        </w:rPr>
-        <w:t xml:space="preserve">position in </w:t>
+        <w:t>This expansion is driven by the increasing number of smart city initiatives, developments in edge computing, and the widespread deployment of 5G networks.</w:t>
+      </w:r>
+      <w:r>
+        <w:rPr>
+          <w:rFonts w:ascii="Times New Roman" w:hAnsi="Times New Roman" w:eastAsia="Times New Roman" w:cs="Times New Roman"/>
+          <w:noProof w:val="0"/>
+          <w:sz w:val="22"/>
+          <w:szCs w:val="22"/>
+          <w:lang w:val="en-GB"/>
+        </w:rPr>
+        <w:t xml:space="preserve"> </w:t>
+      </w:r>
+      <w:r>
+        <w:rPr>
+          <w:rFonts w:ascii="Times New Roman" w:hAnsi="Times New Roman" w:eastAsia="Times New Roman" w:cs="Times New Roman"/>
+          <w:noProof w:val="0"/>
+          <w:sz w:val="22"/>
+          <w:szCs w:val="22"/>
+          <w:lang w:val="en-GB"/>
+        </w:rPr>
+        <w:t xml:space="preserve">The Centre for the Promotion of Imports (CBI, 2025) reports that Europe's broader IoT market is expected to grow from €179 billion in 2025 to €258 billion by 2029, with Europe holding the largest regional </w:t>
       </w:r>
       <w:r>
         <w:rPr>
@@ -5052,46 +4293,7 @@
           <w:szCs w:val="22"/>
           <w:lang w:val="en-GB"/>
         </w:rPr>
-        <w:t xml:space="preserve"> adoption is supported by its established manufacturing industry, government-led digital transformation strategies, and sustainability requirements under initiatives such as the European Green Deal.</w:t>
-      </w:r>
-    </w:p>
-    <w:p>
-      <w:pPr>
-        <w:spacing w:before="240" w:beforeAutospacing="off" w:after="240" w:afterAutospacing="off"/>
-        <w:jc w:val="left"/>
-        <w:rPr>
-          <w:rFonts w:ascii="Times New Roman" w:hAnsi="Times New Roman" w:eastAsia="Times New Roman" w:cs="Times New Roman"/>
-          <w:b w:val="1"/>
-          <w:bCs w:val="1"/>
-          <w:noProof w:val="0"/>
-          <w:sz w:val="22"/>
-          <w:szCs w:val="22"/>
-          <w:lang w:val="en-GB"/>
-        </w:rPr>
-      </w:pPr>
-      <w:r>
-        <w:rPr>
-          <w:rFonts w:ascii="Times New Roman" w:hAnsi="Times New Roman" w:eastAsia="Times New Roman" w:cs="Times New Roman"/>
-          <w:b w:val="1"/>
-          <w:bCs w:val="1"/>
-          <w:noProof w:val="0"/>
-          <w:sz w:val="22"/>
-          <w:szCs w:val="22"/>
-          <w:lang w:val="en-GB"/>
-        </w:rPr>
-        <w:t>IIoT</w:t>
-      </w:r>
-      <w:r>
-        <w:rPr>
-          <w:rFonts w:ascii="Times New Roman" w:hAnsi="Times New Roman" w:eastAsia="Times New Roman" w:cs="Times New Roman"/>
-          <w:b w:val="1"/>
-          <w:bCs w:val="1"/>
-          <w:noProof w:val="0"/>
-          <w:sz w:val="22"/>
-          <w:szCs w:val="22"/>
-          <w:lang w:val="en-GB"/>
-        </w:rPr>
-        <w:t xml:space="preserve"> in smart homes and energy relevance</w:t>
+        <w:t xml:space="preserve"> share globally due to its robust manufacturing base and strong government investment in digital infrastructure. </w:t>
       </w:r>
     </w:p>
     <w:p>
@@ -5115,7 +4317,37 @@
           <w:szCs w:val="22"/>
           <w:lang w:val="en-GB"/>
         </w:rPr>
-        <w:t>In the residential sector, IoT-based energy management systems are becoming increasingly important.</w:t>
+        <w:t xml:space="preserve">A core principle of </w:t>
+      </w:r>
+      <w:r>
+        <w:rPr>
+          <w:rFonts w:ascii="Times New Roman" w:hAnsi="Times New Roman" w:eastAsia="Times New Roman" w:cs="Times New Roman"/>
+          <w:noProof w:val="0"/>
+          <w:sz w:val="22"/>
+          <w:szCs w:val="22"/>
+          <w:lang w:val="en-GB"/>
+        </w:rPr>
+        <w:t>IIoT</w:t>
+      </w:r>
+      <w:r>
+        <w:rPr>
+          <w:rFonts w:ascii="Times New Roman" w:hAnsi="Times New Roman" w:eastAsia="Times New Roman" w:cs="Times New Roman"/>
+          <w:noProof w:val="0"/>
+          <w:sz w:val="22"/>
+          <w:szCs w:val="22"/>
+          <w:lang w:val="en-GB"/>
+        </w:rPr>
+        <w:t xml:space="preserve"> that has direct relevance to residential smart home applications is the integration of distributed sensor networks with real-time data processing</w:t>
+      </w:r>
+      <w:r>
+        <w:rPr>
+          <w:rFonts w:ascii="Times New Roman" w:hAnsi="Times New Roman" w:eastAsia="Times New Roman" w:cs="Times New Roman"/>
+          <w:noProof w:val="0"/>
+          <w:sz w:val="22"/>
+          <w:szCs w:val="22"/>
+          <w:lang w:val="en-GB"/>
+        </w:rPr>
+        <w:t>.</w:t>
       </w:r>
       <w:r>
         <w:rPr>
@@ -5135,77 +4367,77 @@
           <w:szCs w:val="22"/>
           <w:lang w:val="en-GB"/>
         </w:rPr>
-        <w:t>Bagdadee</w:t>
-      </w:r>
-      <w:r>
-        <w:rPr>
-          <w:rFonts w:ascii="Times New Roman" w:hAnsi="Times New Roman" w:eastAsia="Times New Roman" w:cs="Times New Roman"/>
-          <w:noProof w:val="0"/>
-          <w:sz w:val="22"/>
-          <w:szCs w:val="22"/>
-          <w:lang w:val="en-GB"/>
-        </w:rPr>
-        <w:t xml:space="preserve"> et al. (2025) </w:t>
-      </w:r>
-      <w:r>
-        <w:rPr>
-          <w:rFonts w:ascii="Times New Roman" w:hAnsi="Times New Roman" w:eastAsia="Times New Roman" w:cs="Times New Roman"/>
-          <w:noProof w:val="0"/>
-          <w:sz w:val="22"/>
-          <w:szCs w:val="22"/>
-          <w:lang w:val="en-GB"/>
-        </w:rPr>
-        <w:t>demonstrated</w:t>
-      </w:r>
-      <w:r>
-        <w:rPr>
-          <w:rFonts w:ascii="Times New Roman" w:hAnsi="Times New Roman" w:eastAsia="Times New Roman" w:cs="Times New Roman"/>
-          <w:noProof w:val="0"/>
-          <w:sz w:val="22"/>
-          <w:szCs w:val="22"/>
-          <w:lang w:val="en-GB"/>
-        </w:rPr>
-        <w:t xml:space="preserve"> that an IoT-based hybrid renewable energy system integrating solar panels, wind turbines, and battery </w:t>
-      </w:r>
-      <w:r>
-        <w:rPr>
-          <w:rFonts w:ascii="Times New Roman" w:hAnsi="Times New Roman" w:eastAsia="Times New Roman" w:cs="Times New Roman"/>
-          <w:noProof w:val="0"/>
-          <w:sz w:val="22"/>
-          <w:szCs w:val="22"/>
-          <w:lang w:val="en-GB"/>
-        </w:rPr>
-        <w:t xml:space="preserve">storage managed </w:t>
-      </w:r>
-      <w:r>
-        <w:rPr>
-          <w:rFonts w:ascii="Times New Roman" w:hAnsi="Times New Roman" w:eastAsia="Times New Roman" w:cs="Times New Roman"/>
-          <w:noProof w:val="0"/>
-          <w:sz w:val="22"/>
-          <w:szCs w:val="22"/>
-          <w:lang w:val="en-GB"/>
-        </w:rPr>
-        <w:t>through</w:t>
-      </w:r>
-      <w:r>
-        <w:rPr>
-          <w:rFonts w:ascii="Times New Roman" w:hAnsi="Times New Roman" w:eastAsia="Times New Roman" w:cs="Times New Roman"/>
-          <w:noProof w:val="0"/>
-          <w:sz w:val="22"/>
-          <w:szCs w:val="22"/>
-          <w:lang w:val="en-GB"/>
-        </w:rPr>
-        <w:t xml:space="preserve"> sensors using Zigbee, Z-Wave, and Wi-Fi protocols achieved 80% system efficiency and reduced energy costs by 61% compared to conventional grid-connected systems. </w:t>
-      </w:r>
-      <w:r>
-        <w:rPr>
-          <w:rFonts w:ascii="Times New Roman" w:hAnsi="Times New Roman" w:eastAsia="Times New Roman" w:cs="Times New Roman"/>
-          <w:noProof w:val="0"/>
-          <w:sz w:val="22"/>
-          <w:szCs w:val="22"/>
-          <w:lang w:val="en-GB"/>
-        </w:rPr>
-        <w:t>Real-time monitoring through IoT sensors enabled adaptive control of energy flows, directly reducing CO₂ emissions by over 61%</w:t>
+        <w:t xml:space="preserve">Bagdadee et al. (2025) </w:t>
+      </w:r>
+      <w:r>
+        <w:rPr>
+          <w:rFonts w:ascii="Times New Roman" w:hAnsi="Times New Roman" w:eastAsia="Times New Roman" w:cs="Times New Roman"/>
+          <w:noProof w:val="0"/>
+          <w:sz w:val="22"/>
+          <w:szCs w:val="22"/>
+          <w:lang w:val="en-GB"/>
+        </w:rPr>
+        <w:t>validated</w:t>
+      </w:r>
+      <w:r>
+        <w:rPr>
+          <w:rFonts w:ascii="Times New Roman" w:hAnsi="Times New Roman" w:eastAsia="Times New Roman" w:cs="Times New Roman"/>
+          <w:noProof w:val="0"/>
+          <w:sz w:val="22"/>
+          <w:szCs w:val="22"/>
+          <w:lang w:val="en-GB"/>
+        </w:rPr>
+        <w:t xml:space="preserve"> this concept</w:t>
+      </w:r>
+      <w:r>
+        <w:rPr>
+          <w:rFonts w:ascii="Times New Roman" w:hAnsi="Times New Roman" w:eastAsia="Times New Roman" w:cs="Times New Roman"/>
+          <w:noProof w:val="0"/>
+          <w:sz w:val="22"/>
+          <w:szCs w:val="22"/>
+          <w:lang w:val="en-GB"/>
+        </w:rPr>
+        <w:t>, showing that an IoT-based hybrid energy system</w:t>
+      </w:r>
+      <w:r>
+        <w:rPr>
+          <w:rFonts w:ascii="Times New Roman" w:hAnsi="Times New Roman" w:eastAsia="Times New Roman" w:cs="Times New Roman"/>
+          <w:noProof w:val="0"/>
+          <w:sz w:val="22"/>
+          <w:szCs w:val="22"/>
+          <w:lang w:val="en-GB"/>
+        </w:rPr>
+        <w:t xml:space="preserve"> </w:t>
+      </w:r>
+      <w:r>
+        <w:rPr>
+          <w:rFonts w:ascii="Times New Roman" w:hAnsi="Times New Roman" w:eastAsia="Times New Roman" w:cs="Times New Roman"/>
+          <w:noProof w:val="0"/>
+          <w:sz w:val="22"/>
+          <w:szCs w:val="22"/>
+          <w:lang w:val="en-GB"/>
+        </w:rPr>
+        <w:t>integrating solar panels, wind turbines, and battery storage through Zigbee, Z-Wave, and Wi-Fi communication protocols</w:t>
+      </w:r>
+      <w:r>
+        <w:rPr>
+          <w:rFonts w:ascii="Times New Roman" w:hAnsi="Times New Roman" w:eastAsia="Times New Roman" w:cs="Times New Roman"/>
+          <w:noProof w:val="0"/>
+          <w:sz w:val="22"/>
+          <w:szCs w:val="22"/>
+          <w:lang w:val="en-GB"/>
+        </w:rPr>
+        <w:t xml:space="preserve"> </w:t>
+      </w:r>
+      <w:r>
+        <w:rPr>
+          <w:rFonts w:ascii="Times New Roman" w:hAnsi="Times New Roman" w:eastAsia="Times New Roman" w:cs="Times New Roman"/>
+          <w:noProof w:val="0"/>
+          <w:sz w:val="22"/>
+          <w:szCs w:val="22"/>
+          <w:lang w:val="en-GB"/>
+        </w:rPr>
+        <w:t>achieved 80% system efficiency and reduced energy costs by 61% compared to conventional grid-connected systems</w:t>
       </w:r>
       <w:r>
         <w:rPr>
@@ -5225,7 +4457,47 @@
           <w:szCs w:val="22"/>
           <w:lang w:val="en-GB"/>
         </w:rPr>
-        <w:t xml:space="preserve">This highlights the practical value of </w:t>
+        <w:t>CO₂ emissions were also reduced by over 61</w:t>
+      </w:r>
+      <w:r>
+        <w:rPr>
+          <w:rFonts w:ascii="Times New Roman" w:hAnsi="Times New Roman" w:eastAsia="Times New Roman" w:cs="Times New Roman"/>
+          <w:noProof w:val="0"/>
+          <w:sz w:val="22"/>
+          <w:szCs w:val="22"/>
+          <w:lang w:val="en-GB"/>
+        </w:rPr>
+        <w:t>%. These</w:t>
+      </w:r>
+      <w:r>
+        <w:rPr>
+          <w:rFonts w:ascii="Times New Roman" w:hAnsi="Times New Roman" w:eastAsia="Times New Roman" w:cs="Times New Roman"/>
+          <w:noProof w:val="0"/>
+          <w:sz w:val="22"/>
+          <w:szCs w:val="22"/>
+          <w:lang w:val="en-GB"/>
+        </w:rPr>
+        <w:t xml:space="preserve"> improvements are credited to real-time monitoring and adaptive energy management using IoT sensors and controllers, </w:t>
+      </w:r>
+      <w:r>
+        <w:rPr>
+          <w:rFonts w:ascii="Times New Roman" w:hAnsi="Times New Roman" w:eastAsia="Times New Roman" w:cs="Times New Roman"/>
+          <w:noProof w:val="0"/>
+          <w:sz w:val="22"/>
+          <w:szCs w:val="22"/>
+          <w:lang w:val="en-GB"/>
+        </w:rPr>
+        <w:t>showing</w:t>
+      </w:r>
+      <w:r>
+        <w:rPr>
+          <w:rFonts w:ascii="Times New Roman" w:hAnsi="Times New Roman" w:eastAsia="Times New Roman" w:cs="Times New Roman"/>
+          <w:noProof w:val="0"/>
+          <w:sz w:val="22"/>
+          <w:szCs w:val="22"/>
+          <w:lang w:val="en-GB"/>
+        </w:rPr>
+        <w:t xml:space="preserve"> that </w:t>
       </w:r>
       <w:r>
         <w:rPr>
@@ -5245,147 +4517,47 @@
           <w:szCs w:val="22"/>
           <w:lang w:val="en-GB"/>
         </w:rPr>
-        <w:t xml:space="preserve"> principles </w:t>
-      </w:r>
-      <w:r>
-        <w:rPr>
-          <w:rFonts w:ascii="Times New Roman" w:hAnsi="Times New Roman" w:eastAsia="Times New Roman" w:cs="Times New Roman"/>
-          <w:noProof w:val="0"/>
-          <w:sz w:val="22"/>
-          <w:szCs w:val="22"/>
-          <w:lang w:val="en-GB"/>
-        </w:rPr>
-        <w:t xml:space="preserve">being </w:t>
-      </w:r>
-      <w:r>
-        <w:rPr>
-          <w:rFonts w:ascii="Times New Roman" w:hAnsi="Times New Roman" w:eastAsia="Times New Roman" w:cs="Times New Roman"/>
-          <w:noProof w:val="0"/>
-          <w:sz w:val="22"/>
-          <w:szCs w:val="22"/>
-          <w:lang w:val="en-GB"/>
-        </w:rPr>
-        <w:t xml:space="preserve">applied at residential </w:t>
-      </w:r>
-      <w:r>
-        <w:rPr>
-          <w:rFonts w:ascii="Times New Roman" w:hAnsi="Times New Roman" w:eastAsia="Times New Roman" w:cs="Times New Roman"/>
-          <w:noProof w:val="0"/>
-          <w:sz w:val="22"/>
-          <w:szCs w:val="22"/>
-          <w:lang w:val="en-GB"/>
-        </w:rPr>
-        <w:t>environments</w:t>
-      </w:r>
-      <w:r>
-        <w:rPr>
-          <w:rFonts w:ascii="Times New Roman" w:hAnsi="Times New Roman" w:eastAsia="Times New Roman" w:cs="Times New Roman"/>
-          <w:noProof w:val="0"/>
-          <w:sz w:val="22"/>
-          <w:szCs w:val="22"/>
-          <w:lang w:val="en-GB"/>
-        </w:rPr>
-        <w:t xml:space="preserve">, where distributed sensing, real-time feedback, and automated </w:t>
-      </w:r>
-      <w:r>
-        <w:rPr>
-          <w:rFonts w:ascii="Times New Roman" w:hAnsi="Times New Roman" w:eastAsia="Times New Roman" w:cs="Times New Roman"/>
-          <w:noProof w:val="0"/>
-          <w:sz w:val="22"/>
-          <w:szCs w:val="22"/>
-          <w:lang w:val="en-GB"/>
-        </w:rPr>
-        <w:t xml:space="preserve">operation </w:t>
-      </w:r>
-      <w:r>
-        <w:rPr>
-          <w:rFonts w:ascii="Times New Roman" w:hAnsi="Times New Roman" w:eastAsia="Times New Roman" w:cs="Times New Roman"/>
-          <w:noProof w:val="0"/>
-          <w:sz w:val="22"/>
-          <w:szCs w:val="22"/>
-          <w:lang w:val="en-GB"/>
-        </w:rPr>
-        <w:t>work together to optimise resource use</w:t>
-      </w:r>
-      <w:r>
-        <w:rPr>
-          <w:rFonts w:ascii="Times New Roman" w:hAnsi="Times New Roman" w:eastAsia="Times New Roman" w:cs="Times New Roman"/>
-          <w:noProof w:val="0"/>
-          <w:sz w:val="22"/>
-          <w:szCs w:val="22"/>
-          <w:lang w:val="en-GB"/>
-        </w:rPr>
-        <w:t>.</w:t>
-      </w:r>
-      <w:r>
-        <w:rPr>
-          <w:rFonts w:ascii="Times New Roman" w:hAnsi="Times New Roman" w:eastAsia="Times New Roman" w:cs="Times New Roman"/>
-          <w:noProof w:val="0"/>
-          <w:sz w:val="22"/>
-          <w:szCs w:val="22"/>
-          <w:lang w:val="en-GB"/>
-        </w:rPr>
-        <w:t xml:space="preserve"> According to Mordor </w:t>
-      </w:r>
-      <w:r>
-        <w:rPr>
-          <w:rFonts w:ascii="Times New Roman" w:hAnsi="Times New Roman" w:eastAsia="Times New Roman" w:cs="Times New Roman"/>
-          <w:noProof w:val="0"/>
-          <w:sz w:val="22"/>
-          <w:szCs w:val="22"/>
-          <w:lang w:val="en-GB"/>
-        </w:rPr>
-        <w:t>Intelligence (2025)</w:t>
-      </w:r>
-      <w:r>
-        <w:rPr>
-          <w:rFonts w:ascii="Times New Roman" w:hAnsi="Times New Roman" w:eastAsia="Times New Roman" w:cs="Times New Roman"/>
-          <w:noProof w:val="0"/>
-          <w:sz w:val="22"/>
-          <w:szCs w:val="22"/>
-          <w:lang w:val="en-GB"/>
-        </w:rPr>
-        <w:t xml:space="preserve">, the </w:t>
-      </w:r>
-      <w:r>
-        <w:rPr>
-          <w:rFonts w:ascii="Times New Roman" w:hAnsi="Times New Roman" w:eastAsia="Times New Roman" w:cs="Times New Roman"/>
-          <w:noProof w:val="0"/>
-          <w:sz w:val="22"/>
-          <w:szCs w:val="22"/>
-          <w:lang w:val="en-GB"/>
-        </w:rPr>
-        <w:t xml:space="preserve">European smart homes market </w:t>
-      </w:r>
-      <w:r>
-        <w:rPr>
-          <w:rFonts w:ascii="Times New Roman" w:hAnsi="Times New Roman" w:eastAsia="Times New Roman" w:cs="Times New Roman"/>
-          <w:noProof w:val="0"/>
-          <w:sz w:val="22"/>
-          <w:szCs w:val="22"/>
-          <w:lang w:val="en-GB"/>
-        </w:rPr>
-        <w:t>was</w:t>
-      </w:r>
-      <w:r>
-        <w:rPr>
-          <w:rFonts w:ascii="Times New Roman" w:hAnsi="Times New Roman" w:eastAsia="Times New Roman" w:cs="Times New Roman"/>
-          <w:noProof w:val="0"/>
-          <w:sz w:val="22"/>
-          <w:szCs w:val="22"/>
-          <w:lang w:val="en-GB"/>
-        </w:rPr>
-        <w:t xml:space="preserve"> valued at USD 23.14 billion in 2025 and is expected to grow to USD 32.12 billion by 2031, driven by energy efficiency regulations, automated load-shifting requirements, and dynamic electricity pricing</w:t>
-      </w:r>
-      <w:r>
-        <w:rPr>
-          <w:rFonts w:ascii="Times New Roman" w:hAnsi="Times New Roman" w:eastAsia="Times New Roman" w:cs="Times New Roman"/>
-          <w:noProof w:val="0"/>
-          <w:sz w:val="22"/>
-          <w:szCs w:val="22"/>
-          <w:lang w:val="en-GB"/>
-        </w:rPr>
-        <w:t>,</w:t>
+        <w:t xml:space="preserve"> principles such as distributed sensing, centralised control, and automated actuation</w:t>
+      </w:r>
+      <w:r>
+        <w:rPr>
+          <w:rFonts w:ascii="Times New Roman" w:hAnsi="Times New Roman" w:eastAsia="Times New Roman" w:cs="Times New Roman"/>
+          <w:noProof w:val="0"/>
+          <w:sz w:val="22"/>
+          <w:szCs w:val="22"/>
+          <w:lang w:val="en-GB"/>
+        </w:rPr>
+        <w:t xml:space="preserve"> </w:t>
+      </w:r>
+      <w:r>
+        <w:rPr>
+          <w:rFonts w:ascii="Times New Roman" w:hAnsi="Times New Roman" w:eastAsia="Times New Roman" w:cs="Times New Roman"/>
+          <w:noProof w:val="0"/>
+          <w:sz w:val="22"/>
+          <w:szCs w:val="22"/>
+          <w:lang w:val="en-GB"/>
+        </w:rPr>
+        <w:t>produce measurable efficiency gains in residential environments.</w:t>
+      </w:r>
+      <w:r>
+        <w:rPr>
+          <w:rFonts w:ascii="Times New Roman" w:hAnsi="Times New Roman" w:eastAsia="Times New Roman" w:cs="Times New Roman"/>
+          <w:noProof w:val="0"/>
+          <w:sz w:val="22"/>
+          <w:szCs w:val="22"/>
+          <w:lang w:val="en-GB"/>
+        </w:rPr>
+        <w:t xml:space="preserve"> </w:t>
+      </w:r>
+      <w:r>
+        <w:rPr>
+          <w:rFonts w:ascii="Times New Roman" w:hAnsi="Times New Roman" w:eastAsia="Times New Roman" w:cs="Times New Roman"/>
+          <w:noProof w:val="0"/>
+          <w:sz w:val="22"/>
+          <w:szCs w:val="22"/>
+          <w:lang w:val="en-GB"/>
+        </w:rPr>
+        <w:t>According to Mordor Intelligence (2025), the European smart homes market was valued at USD 23.14 billion in 2025 and is expected to grow to USD 32.12 billion by 2031, driven by energy efficiency regulations, automated load-shifting requirements, and dynamic electricity pricing,</w:t>
       </w:r>
       <w:r>
         <w:rPr>
@@ -5437,44 +4609,7 @@
           <w:szCs w:val="22"/>
           <w:lang w:val="en-GB"/>
         </w:rPr>
-        <w:t>)</w:t>
-      </w:r>
-      <w:r>
-        <w:rPr>
-          <w:rFonts w:ascii="Times New Roman" w:hAnsi="Times New Roman" w:eastAsia="Times New Roman" w:cs="Times New Roman"/>
-          <w:noProof w:val="0"/>
-          <w:sz w:val="22"/>
-          <w:szCs w:val="22"/>
-          <w:lang w:val="en-GB"/>
-        </w:rPr>
-        <w:t xml:space="preserve"> provides.</w:t>
-      </w:r>
-    </w:p>
-    <w:p>
-      <w:pPr>
-        <w:spacing w:before="240" w:beforeAutospacing="off" w:after="240" w:afterAutospacing="off"/>
-        <w:jc w:val="left"/>
-        <w:rPr>
-          <w:rFonts w:ascii="Times New Roman" w:hAnsi="Times New Roman" w:eastAsia="Times New Roman" w:cs="Times New Roman"/>
-          <w:b w:val="1"/>
-          <w:bCs w:val="1"/>
-          <w:noProof w:val="0"/>
-          <w:sz w:val="22"/>
-          <w:szCs w:val="22"/>
-          <w:lang w:val="en-GB"/>
-        </w:rPr>
-      </w:pPr>
-      <w:r>
-        <w:rPr>
-          <w:rFonts w:ascii="Times New Roman" w:hAnsi="Times New Roman" w:eastAsia="Times New Roman" w:cs="Times New Roman"/>
-          <w:b w:val="1"/>
-          <w:bCs w:val="1"/>
-          <w:noProof w:val="0"/>
-          <w:sz w:val="22"/>
-          <w:szCs w:val="22"/>
-          <w:lang w:val="en-GB"/>
-        </w:rPr>
-        <w:t>Scalability, Poland, and the DIY link</w:t>
+        <w:t>) provides.</w:t>
       </w:r>
     </w:p>
     <w:p>
@@ -5482,351 +4617,342 @@
         <w:pStyle w:val="Normal"/>
         <w:spacing w:before="240" w:beforeAutospacing="off" w:after="240" w:afterAutospacing="off"/>
         <w:jc w:val="left"/>
-      </w:pPr>
-      <w:r>
-        <w:rPr>
-          <w:rFonts w:ascii="Times New Roman" w:hAnsi="Times New Roman" w:eastAsia="Times New Roman" w:cs="Times New Roman"/>
-          <w:noProof w:val="0"/>
-          <w:sz w:val="22"/>
-          <w:szCs w:val="22"/>
-          <w:lang w:val="en-GB"/>
-        </w:rPr>
-        <w:t>Ezugwu et al. (2025</w:t>
-      </w:r>
-      <w:r>
-        <w:rPr>
-          <w:rFonts w:ascii="Times New Roman" w:hAnsi="Times New Roman" w:eastAsia="Times New Roman" w:cs="Times New Roman"/>
-          <w:noProof w:val="0"/>
-          <w:sz w:val="22"/>
-          <w:szCs w:val="22"/>
-          <w:lang w:val="en-GB"/>
-        </w:rPr>
-        <w:t>) states</w:t>
-      </w:r>
-      <w:r>
-        <w:rPr>
-          <w:rFonts w:ascii="Times New Roman" w:hAnsi="Times New Roman" w:eastAsia="Times New Roman" w:cs="Times New Roman"/>
-          <w:noProof w:val="0"/>
-          <w:sz w:val="22"/>
-          <w:szCs w:val="22"/>
-          <w:lang w:val="en-GB"/>
-        </w:rPr>
-        <w:t xml:space="preserve"> that h</w:t>
-      </w:r>
-      <w:r>
-        <w:rPr>
-          <w:rFonts w:ascii="Times New Roman" w:hAnsi="Times New Roman" w:eastAsia="Times New Roman" w:cs="Times New Roman"/>
-          <w:noProof w:val="0"/>
-          <w:sz w:val="22"/>
-          <w:szCs w:val="22"/>
-          <w:lang w:val="en-GB"/>
-        </w:rPr>
-        <w:t>ome automation developers rely on hardware from multiple manufacturers, which often leads to systems that are not fully scalable</w:t>
-      </w:r>
-      <w:r>
-        <w:rPr>
-          <w:rFonts w:ascii="Times New Roman" w:hAnsi="Times New Roman" w:eastAsia="Times New Roman" w:cs="Times New Roman"/>
-          <w:noProof w:val="0"/>
-          <w:sz w:val="22"/>
-          <w:szCs w:val="22"/>
-          <w:lang w:val="en-GB"/>
-        </w:rPr>
-        <w:t xml:space="preserve"> or compatible</w:t>
-      </w:r>
-      <w:r>
-        <w:rPr>
-          <w:rFonts w:ascii="Times New Roman" w:hAnsi="Times New Roman" w:eastAsia="Times New Roman" w:cs="Times New Roman"/>
-          <w:noProof w:val="0"/>
-          <w:sz w:val="22"/>
-          <w:szCs w:val="22"/>
-          <w:lang w:val="en-GB"/>
-        </w:rPr>
-        <w:t xml:space="preserve">. Differences in IoT hardware standards can cause communication and connectivity problems between devices. </w:t>
-      </w:r>
-      <w:r>
-        <w:rPr>
-          <w:rFonts w:ascii="Times New Roman" w:hAnsi="Times New Roman" w:eastAsia="Times New Roman" w:cs="Times New Roman"/>
-          <w:noProof w:val="0"/>
-          <w:sz w:val="22"/>
-          <w:szCs w:val="22"/>
-          <w:lang w:val="en-GB"/>
-        </w:rPr>
-        <w:t xml:space="preserve">The integration of AI with IoT transforms systems from simple monitoring tools into predictive solutions capable of </w:t>
-      </w:r>
-      <w:r>
-        <w:rPr>
-          <w:rFonts w:ascii="Times New Roman" w:hAnsi="Times New Roman" w:eastAsia="Times New Roman" w:cs="Times New Roman"/>
-          <w:noProof w:val="0"/>
-          <w:sz w:val="22"/>
-          <w:szCs w:val="22"/>
-          <w:lang w:val="en-GB"/>
-        </w:rPr>
-        <w:t>identifying</w:t>
-      </w:r>
-      <w:r>
-        <w:rPr>
-          <w:rFonts w:ascii="Times New Roman" w:hAnsi="Times New Roman" w:eastAsia="Times New Roman" w:cs="Times New Roman"/>
-          <w:noProof w:val="0"/>
-          <w:sz w:val="22"/>
-          <w:szCs w:val="22"/>
-          <w:lang w:val="en-GB"/>
-        </w:rPr>
-        <w:t xml:space="preserve"> and preventing potential issues within the home environment.</w:t>
-      </w:r>
-      <w:r>
-        <w:rPr>
-          <w:rFonts w:ascii="Times New Roman" w:hAnsi="Times New Roman" w:eastAsia="Times New Roman" w:cs="Times New Roman"/>
-          <w:noProof w:val="0"/>
-          <w:sz w:val="22"/>
-          <w:szCs w:val="22"/>
-          <w:lang w:val="en-GB"/>
-        </w:rPr>
-        <w:t xml:space="preserve"> </w:t>
-      </w:r>
-      <w:r>
-        <w:rPr>
-          <w:rFonts w:ascii="Times New Roman" w:hAnsi="Times New Roman" w:eastAsia="Times New Roman" w:cs="Times New Roman"/>
-          <w:noProof w:val="0"/>
-          <w:sz w:val="22"/>
-          <w:szCs w:val="22"/>
-          <w:lang w:val="en-GB"/>
-        </w:rPr>
-        <w:t>However, these</w:t>
-      </w:r>
-      <w:r>
-        <w:rPr>
-          <w:rFonts w:ascii="Times New Roman" w:hAnsi="Times New Roman" w:eastAsia="Times New Roman" w:cs="Times New Roman"/>
-          <w:noProof w:val="0"/>
-          <w:sz w:val="22"/>
-          <w:szCs w:val="22"/>
-          <w:lang w:val="en-GB"/>
-        </w:rPr>
-        <w:t xml:space="preserve"> advanced</w:t>
-      </w:r>
-      <w:r>
-        <w:rPr>
-          <w:rFonts w:ascii="Times New Roman" w:hAnsi="Times New Roman" w:eastAsia="Times New Roman" w:cs="Times New Roman"/>
-          <w:noProof w:val="0"/>
-          <w:sz w:val="22"/>
-          <w:szCs w:val="22"/>
-          <w:lang w:val="en-GB"/>
-        </w:rPr>
-        <w:t xml:space="preserve"> systems often demand high processing power and </w:t>
-      </w:r>
-      <w:r>
-        <w:rPr>
-          <w:rFonts w:ascii="Times New Roman" w:hAnsi="Times New Roman" w:eastAsia="Times New Roman" w:cs="Times New Roman"/>
-          <w:noProof w:val="0"/>
-          <w:sz w:val="22"/>
-          <w:szCs w:val="22"/>
-          <w:lang w:val="en-GB"/>
-        </w:rPr>
-        <w:t xml:space="preserve">infrastructure </w:t>
-      </w:r>
-      <w:r>
-        <w:rPr>
-          <w:rFonts w:ascii="Times New Roman" w:hAnsi="Times New Roman" w:eastAsia="Times New Roman" w:cs="Times New Roman"/>
-          <w:noProof w:val="0"/>
-          <w:sz w:val="22"/>
-          <w:szCs w:val="22"/>
-          <w:lang w:val="en-GB"/>
-        </w:rPr>
-        <w:t>investment.</w:t>
-      </w:r>
-      <w:r>
-        <w:rPr>
-          <w:rFonts w:ascii="Times New Roman" w:hAnsi="Times New Roman" w:eastAsia="Times New Roman" w:cs="Times New Roman"/>
-          <w:noProof w:val="0"/>
-          <w:sz w:val="22"/>
-          <w:szCs w:val="22"/>
-          <w:lang w:val="en-GB"/>
-        </w:rPr>
-        <w:t xml:space="preserve"> </w:t>
-      </w:r>
-      <w:r>
-        <w:rPr>
-          <w:rFonts w:ascii="Times New Roman" w:hAnsi="Times New Roman" w:eastAsia="Times New Roman" w:cs="Times New Roman"/>
-          <w:noProof w:val="0"/>
-          <w:sz w:val="22"/>
-          <w:szCs w:val="22"/>
-          <w:lang w:val="en-GB"/>
-        </w:rPr>
-        <w:t>CBI (2025</w:t>
-      </w:r>
-      <w:r>
-        <w:rPr>
-          <w:rFonts w:ascii="Times New Roman" w:hAnsi="Times New Roman" w:eastAsia="Times New Roman" w:cs="Times New Roman"/>
-          <w:noProof w:val="0"/>
-          <w:sz w:val="22"/>
-          <w:szCs w:val="22"/>
-          <w:lang w:val="en-GB"/>
-        </w:rPr>
-        <w:t>) reports</w:t>
-      </w:r>
-      <w:r>
-        <w:rPr>
-          <w:rFonts w:ascii="Times New Roman" w:hAnsi="Times New Roman" w:eastAsia="Times New Roman" w:cs="Times New Roman"/>
-          <w:noProof w:val="0"/>
-          <w:sz w:val="22"/>
-          <w:szCs w:val="22"/>
-          <w:lang w:val="en-GB"/>
-        </w:rPr>
-        <w:t xml:space="preserve"> that Poland is one of Europe’s fastest-growing IoT markets, with a projected CAGR of 12.06% through 2029, driven by key sectors such as manufacturing, energy, and </w:t>
-      </w:r>
-      <w:r>
-        <w:rPr>
-          <w:rFonts w:ascii="Times New Roman" w:hAnsi="Times New Roman" w:eastAsia="Times New Roman" w:cs="Times New Roman"/>
-          <w:noProof w:val="0"/>
-          <w:sz w:val="22"/>
-          <w:szCs w:val="22"/>
-          <w:lang w:val="en-GB"/>
-        </w:rPr>
-        <w:t>logistics</w:t>
-      </w:r>
-      <w:r>
-        <w:rPr>
-          <w:rFonts w:ascii="Times New Roman" w:hAnsi="Times New Roman" w:eastAsia="Times New Roman" w:cs="Times New Roman"/>
-          <w:noProof w:val="0"/>
-          <w:sz w:val="22"/>
-          <w:szCs w:val="22"/>
-          <w:lang w:val="en-GB"/>
-        </w:rPr>
-        <w:t>.</w:t>
-      </w:r>
-      <w:r>
-        <w:rPr>
-          <w:rFonts w:ascii="Times New Roman" w:hAnsi="Times New Roman" w:eastAsia="Times New Roman" w:cs="Times New Roman"/>
-          <w:noProof w:val="0"/>
-          <w:sz w:val="22"/>
-          <w:szCs w:val="22"/>
-          <w:lang w:val="en-GB"/>
-        </w:rPr>
-        <w:t xml:space="preserve"> </w:t>
-      </w:r>
-      <w:r>
-        <w:rPr>
-          <w:rFonts w:ascii="Times New Roman" w:hAnsi="Times New Roman" w:eastAsia="Times New Roman" w:cs="Times New Roman"/>
-          <w:noProof w:val="0"/>
-          <w:sz w:val="22"/>
-          <w:szCs w:val="22"/>
-          <w:lang w:val="en-GB"/>
-        </w:rPr>
-        <w:t xml:space="preserve">For most households, high-level </w:t>
-      </w:r>
-      <w:r>
-        <w:rPr>
-          <w:rFonts w:ascii="Times New Roman" w:hAnsi="Times New Roman" w:eastAsia="Times New Roman" w:cs="Times New Roman"/>
-          <w:noProof w:val="0"/>
-          <w:sz w:val="22"/>
-          <w:szCs w:val="22"/>
-          <w:lang w:val="en-GB"/>
-        </w:rPr>
-        <w:t>IIoT</w:t>
-      </w:r>
-      <w:r>
-        <w:rPr>
-          <w:rFonts w:ascii="Times New Roman" w:hAnsi="Times New Roman" w:eastAsia="Times New Roman" w:cs="Times New Roman"/>
-          <w:noProof w:val="0"/>
-          <w:sz w:val="22"/>
-          <w:szCs w:val="22"/>
-          <w:lang w:val="en-GB"/>
-        </w:rPr>
-        <w:t xml:space="preserve"> systems are too expensive and complex to implement. Platforms like Home Assistant, when deployed on a Raspberry Pi 4, help bridge this gap by offering a low-cost, open-source alternative.</w:t>
-      </w:r>
-      <w:r>
-        <w:rPr>
-          <w:rFonts w:ascii="Times New Roman" w:hAnsi="Times New Roman" w:eastAsia="Times New Roman" w:cs="Times New Roman"/>
-          <w:noProof w:val="0"/>
-          <w:sz w:val="22"/>
-          <w:szCs w:val="22"/>
-          <w:lang w:val="en-GB"/>
-        </w:rPr>
-        <w:t xml:space="preserve"> </w:t>
-      </w:r>
-      <w:r>
-        <w:rPr>
-          <w:rFonts w:ascii="Times New Roman" w:hAnsi="Times New Roman" w:eastAsia="Times New Roman" w:cs="Times New Roman"/>
-          <w:noProof w:val="0"/>
-          <w:sz w:val="22"/>
-          <w:szCs w:val="22"/>
-          <w:lang w:val="en-GB"/>
-        </w:rPr>
-        <w:t xml:space="preserve">The system developed in this thesis applies a layered </w:t>
-      </w:r>
-      <w:r>
-        <w:rPr>
-          <w:rFonts w:ascii="Times New Roman" w:hAnsi="Times New Roman" w:eastAsia="Times New Roman" w:cs="Times New Roman"/>
-          <w:noProof w:val="0"/>
-          <w:sz w:val="22"/>
-          <w:szCs w:val="22"/>
-          <w:lang w:val="en-GB"/>
-        </w:rPr>
-        <w:t>IIoT</w:t>
-      </w:r>
-      <w:r>
-        <w:rPr>
-          <w:rFonts w:ascii="Times New Roman" w:hAnsi="Times New Roman" w:eastAsia="Times New Roman" w:cs="Times New Roman"/>
-          <w:noProof w:val="0"/>
-          <w:sz w:val="22"/>
-          <w:szCs w:val="22"/>
-          <w:lang w:val="en-GB"/>
-        </w:rPr>
-        <w:t xml:space="preserve"> architecture (sensor, gateway, and control) at </w:t>
-      </w:r>
-      <w:r>
-        <w:rPr>
-          <w:rFonts w:ascii="Times New Roman" w:hAnsi="Times New Roman" w:eastAsia="Times New Roman" w:cs="Times New Roman"/>
-          <w:noProof w:val="0"/>
-          <w:sz w:val="22"/>
-          <w:szCs w:val="22"/>
-          <w:lang w:val="en-GB"/>
-        </w:rPr>
-        <w:t>a</w:t>
-      </w:r>
-      <w:r>
-        <w:rPr>
-          <w:rFonts w:ascii="Times New Roman" w:hAnsi="Times New Roman" w:eastAsia="Times New Roman" w:cs="Times New Roman"/>
-          <w:noProof w:val="0"/>
-          <w:sz w:val="22"/>
-          <w:szCs w:val="22"/>
-          <w:lang w:val="en-GB"/>
-        </w:rPr>
-        <w:t xml:space="preserve"> household scale, making </w:t>
-      </w:r>
-      <w:r>
-        <w:rPr>
-          <w:rFonts w:ascii="Times New Roman" w:hAnsi="Times New Roman" w:eastAsia="Times New Roman" w:cs="Times New Roman"/>
-          <w:noProof w:val="0"/>
-          <w:sz w:val="22"/>
-          <w:szCs w:val="22"/>
-          <w:lang w:val="en-GB"/>
-        </w:rPr>
-        <w:t>IIoT</w:t>
-      </w:r>
-      <w:r>
-        <w:rPr>
-          <w:rFonts w:ascii="Times New Roman" w:hAnsi="Times New Roman" w:eastAsia="Times New Roman" w:cs="Times New Roman"/>
-          <w:noProof w:val="0"/>
-          <w:sz w:val="22"/>
-          <w:szCs w:val="22"/>
-          <w:lang w:val="en-GB"/>
-        </w:rPr>
-        <w:t xml:space="preserve"> functionality accessible to ordinary users without significant costs.</w:t>
-      </w:r>
+        <w:rPr>
+          <w:rFonts w:ascii="Times New Roman" w:hAnsi="Times New Roman" w:eastAsia="Times New Roman" w:cs="Times New Roman"/>
+          <w:noProof w:val="0"/>
+          <w:sz w:val="22"/>
+          <w:szCs w:val="22"/>
+          <w:lang w:val="en-GB"/>
+        </w:rPr>
+      </w:pPr>
     </w:p>
     <w:p>
       <w:pPr>
         <w:pStyle w:val="Normal"/>
         <w:spacing w:before="240" w:beforeAutospacing="off" w:after="240" w:afterAutospacing="off"/>
         <w:jc w:val="left"/>
-        <w:rPr>
-          <w:rFonts w:ascii="Times New Roman" w:hAnsi="Times New Roman" w:eastAsia="Times New Roman" w:cs="Times New Roman"/>
-          <w:noProof w:val="0"/>
-          <w:sz w:val="22"/>
-          <w:szCs w:val="22"/>
-          <w:lang w:val="en-GB"/>
-        </w:rPr>
-      </w:pPr>
+      </w:pPr>
+      <w:r>
+        <w:rPr>
+          <w:rFonts w:ascii="Times New Roman" w:hAnsi="Times New Roman" w:eastAsia="Times New Roman" w:cs="Times New Roman"/>
+          <w:noProof w:val="0"/>
+          <w:sz w:val="22"/>
+          <w:szCs w:val="22"/>
+          <w:lang w:val="en-GB"/>
+        </w:rPr>
+        <w:t>In addition to energy management, the integration of AI and IoT enables predictive and adaptive features that enhance smart home systems beyond simple reactive automation.</w:t>
+      </w:r>
+      <w:r>
+        <w:rPr>
+          <w:rFonts w:ascii="Times New Roman" w:hAnsi="Times New Roman" w:eastAsia="Times New Roman" w:cs="Times New Roman"/>
+          <w:noProof w:val="0"/>
+          <w:sz w:val="22"/>
+          <w:szCs w:val="22"/>
+          <w:lang w:val="en-GB"/>
+        </w:rPr>
+        <w:t xml:space="preserve"> </w:t>
+      </w:r>
+      <w:r>
+        <w:rPr>
+          <w:rFonts w:ascii="Times New Roman" w:hAnsi="Times New Roman" w:eastAsia="Times New Roman" w:cs="Times New Roman"/>
+          <w:noProof w:val="0"/>
+          <w:sz w:val="22"/>
+          <w:szCs w:val="22"/>
+          <w:lang w:val="en-GB"/>
+        </w:rPr>
+        <w:t>Ezugwu et al. (2025) states that</w:t>
+      </w:r>
+      <w:r>
+        <w:rPr>
+          <w:rFonts w:ascii="Times New Roman" w:hAnsi="Times New Roman" w:eastAsia="Times New Roman" w:cs="Times New Roman"/>
+          <w:noProof w:val="0"/>
+          <w:sz w:val="22"/>
+          <w:szCs w:val="22"/>
+          <w:lang w:val="en-GB"/>
+        </w:rPr>
+        <w:t xml:space="preserve"> </w:t>
+      </w:r>
+      <w:r>
+        <w:rPr>
+          <w:rFonts w:ascii="Times New Roman" w:hAnsi="Times New Roman" w:eastAsia="Times New Roman" w:cs="Times New Roman"/>
+          <w:noProof w:val="0"/>
+          <w:sz w:val="22"/>
+          <w:szCs w:val="22"/>
+          <w:lang w:val="en-GB"/>
+        </w:rPr>
+        <w:t>advanced</w:t>
+      </w:r>
+      <w:r>
+        <w:rPr>
+          <w:rFonts w:ascii="Times New Roman" w:hAnsi="Times New Roman" w:eastAsia="Times New Roman" w:cs="Times New Roman"/>
+          <w:noProof w:val="0"/>
+          <w:sz w:val="22"/>
+          <w:szCs w:val="22"/>
+          <w:lang w:val="en-GB"/>
+        </w:rPr>
+        <w:t xml:space="preserve"> smart home systems extend beyond basic monitoring and control by enabling the prediction and prevention of potential incidents in the home. </w:t>
+      </w:r>
+      <w:r>
+        <w:rPr>
+          <w:rFonts w:ascii="Times New Roman" w:hAnsi="Times New Roman" w:eastAsia="Times New Roman" w:cs="Times New Roman"/>
+          <w:noProof w:val="0"/>
+          <w:sz w:val="22"/>
+          <w:szCs w:val="22"/>
+          <w:lang w:val="en-GB"/>
+        </w:rPr>
+        <w:t xml:space="preserve">Their six-layer architecture consisting of smart devices and sensors, communication and gateway, intelligent management and decision-making, cloud computing, control, and security layers—closely aligns with the layered frameworks commonly applied in industrial </w:t>
+      </w:r>
+      <w:r>
+        <w:rPr>
+          <w:rFonts w:ascii="Times New Roman" w:hAnsi="Times New Roman" w:eastAsia="Times New Roman" w:cs="Times New Roman"/>
+          <w:noProof w:val="0"/>
+          <w:sz w:val="22"/>
+          <w:szCs w:val="22"/>
+          <w:lang w:val="en-GB"/>
+        </w:rPr>
+        <w:t>IIoT</w:t>
+      </w:r>
+      <w:r>
+        <w:rPr>
+          <w:rFonts w:ascii="Times New Roman" w:hAnsi="Times New Roman" w:eastAsia="Times New Roman" w:cs="Times New Roman"/>
+          <w:noProof w:val="0"/>
+          <w:sz w:val="22"/>
+          <w:szCs w:val="22"/>
+          <w:lang w:val="en-GB"/>
+        </w:rPr>
+        <w:t xml:space="preserve"> systems</w:t>
+      </w:r>
+      <w:r>
+        <w:rPr>
+          <w:rFonts w:ascii="Times New Roman" w:hAnsi="Times New Roman" w:eastAsia="Times New Roman" w:cs="Times New Roman"/>
+          <w:noProof w:val="0"/>
+          <w:sz w:val="22"/>
+          <w:szCs w:val="22"/>
+          <w:lang w:val="en-GB"/>
+        </w:rPr>
+        <w:t>.</w:t>
+      </w:r>
+      <w:r>
+        <w:rPr>
+          <w:rFonts w:ascii="Times New Roman" w:hAnsi="Times New Roman" w:eastAsia="Times New Roman" w:cs="Times New Roman"/>
+          <w:noProof w:val="0"/>
+          <w:sz w:val="22"/>
+          <w:szCs w:val="22"/>
+          <w:lang w:val="en-GB"/>
+        </w:rPr>
+        <w:t xml:space="preserve"> </w:t>
+      </w:r>
+      <w:r>
+        <w:rPr>
+          <w:rFonts w:ascii="Times New Roman" w:hAnsi="Times New Roman" w:eastAsia="Times New Roman" w:cs="Times New Roman"/>
+          <w:noProof w:val="0"/>
+          <w:sz w:val="22"/>
+          <w:szCs w:val="22"/>
+          <w:lang w:val="en-GB"/>
+        </w:rPr>
+        <w:t xml:space="preserve">CBI (2025) </w:t>
+      </w:r>
+      <w:r>
+        <w:rPr>
+          <w:rFonts w:ascii="Times New Roman" w:hAnsi="Times New Roman" w:eastAsia="Times New Roman" w:cs="Times New Roman"/>
+          <w:noProof w:val="0"/>
+          <w:sz w:val="22"/>
+          <w:szCs w:val="22"/>
+          <w:lang w:val="en-GB"/>
+        </w:rPr>
+        <w:t>identifies</w:t>
+      </w:r>
+      <w:r>
+        <w:rPr>
+          <w:rFonts w:ascii="Times New Roman" w:hAnsi="Times New Roman" w:eastAsia="Times New Roman" w:cs="Times New Roman"/>
+          <w:noProof w:val="0"/>
+          <w:sz w:val="22"/>
+          <w:szCs w:val="22"/>
+          <w:lang w:val="en-GB"/>
+        </w:rPr>
+        <w:t xml:space="preserve"> </w:t>
+      </w:r>
+      <w:r>
+        <w:rPr>
+          <w:rFonts w:ascii="Times New Roman" w:hAnsi="Times New Roman" w:eastAsia="Times New Roman" w:cs="Times New Roman"/>
+          <w:noProof w:val="0"/>
+          <w:sz w:val="22"/>
+          <w:szCs w:val="22"/>
+          <w:lang w:val="en-GB"/>
+        </w:rPr>
+        <w:t xml:space="preserve">Poland as one of the fastest-growing IoT markets in Europe, with a projected CAGR of 12.06% through 2029, </w:t>
+      </w:r>
+      <w:r>
+        <w:rPr>
+          <w:rFonts w:ascii="Times New Roman" w:hAnsi="Times New Roman" w:eastAsia="Times New Roman" w:cs="Times New Roman"/>
+          <w:noProof w:val="0"/>
+          <w:sz w:val="22"/>
+          <w:szCs w:val="22"/>
+          <w:lang w:val="en-GB"/>
+        </w:rPr>
+        <w:t>highlighting</w:t>
+      </w:r>
+      <w:r>
+        <w:rPr>
+          <w:rFonts w:ascii="Times New Roman" w:hAnsi="Times New Roman" w:eastAsia="Times New Roman" w:cs="Times New Roman"/>
+          <w:noProof w:val="0"/>
+          <w:sz w:val="22"/>
+          <w:szCs w:val="22"/>
+          <w:lang w:val="en-GB"/>
+        </w:rPr>
+        <w:t xml:space="preserve"> the regional relevance of IoT adoption trends to the deployment context of this project. </w:t>
+      </w:r>
+      <w:r>
+        <w:rPr>
+          <w:rFonts w:ascii="Times New Roman" w:hAnsi="Times New Roman" w:eastAsia="Times New Roman" w:cs="Times New Roman"/>
+          <w:noProof w:val="0"/>
+          <w:sz w:val="22"/>
+          <w:szCs w:val="22"/>
+          <w:lang w:val="en-GB"/>
+        </w:rPr>
+        <w:t>While</w:t>
+      </w:r>
+      <w:r>
+        <w:rPr>
+          <w:rFonts w:ascii="Times New Roman" w:hAnsi="Times New Roman" w:eastAsia="Times New Roman" w:cs="Times New Roman"/>
+          <w:noProof w:val="0"/>
+          <w:sz w:val="22"/>
+          <w:szCs w:val="22"/>
+          <w:lang w:val="en-GB"/>
+        </w:rPr>
+        <w:t xml:space="preserve"> enterprise </w:t>
+      </w:r>
+      <w:r>
+        <w:rPr>
+          <w:rFonts w:ascii="Times New Roman" w:hAnsi="Times New Roman" w:eastAsia="Times New Roman" w:cs="Times New Roman"/>
+          <w:noProof w:val="0"/>
+          <w:sz w:val="22"/>
+          <w:szCs w:val="22"/>
+          <w:lang w:val="en-GB"/>
+        </w:rPr>
+        <w:t>IIoT</w:t>
+      </w:r>
+      <w:r>
+        <w:rPr>
+          <w:rFonts w:ascii="Times New Roman" w:hAnsi="Times New Roman" w:eastAsia="Times New Roman" w:cs="Times New Roman"/>
+          <w:noProof w:val="0"/>
+          <w:sz w:val="22"/>
+          <w:szCs w:val="22"/>
+          <w:lang w:val="en-GB"/>
+        </w:rPr>
+        <w:t xml:space="preserve"> systems often demand significant infrastructure investment, this thesis implements the same architectural principles at a lower cost using a Raspberry Pi 4 and Home Assistant, showing that </w:t>
+      </w:r>
+      <w:r>
+        <w:rPr>
+          <w:rFonts w:ascii="Times New Roman" w:hAnsi="Times New Roman" w:eastAsia="Times New Roman" w:cs="Times New Roman"/>
+          <w:noProof w:val="0"/>
+          <w:sz w:val="22"/>
+          <w:szCs w:val="22"/>
+          <w:lang w:val="en-GB"/>
+        </w:rPr>
+        <w:t>IIoT</w:t>
+      </w:r>
+      <w:r>
+        <w:rPr>
+          <w:rFonts w:ascii="Times New Roman" w:hAnsi="Times New Roman" w:eastAsia="Times New Roman" w:cs="Times New Roman"/>
+          <w:noProof w:val="0"/>
+          <w:sz w:val="22"/>
+          <w:szCs w:val="22"/>
+          <w:lang w:val="en-GB"/>
+        </w:rPr>
+        <w:t xml:space="preserve"> design concepts can be reproduced affordably while </w:t>
+      </w:r>
+      <w:r>
+        <w:rPr>
+          <w:rFonts w:ascii="Times New Roman" w:hAnsi="Times New Roman" w:eastAsia="Times New Roman" w:cs="Times New Roman"/>
+          <w:noProof w:val="0"/>
+          <w:sz w:val="22"/>
+          <w:szCs w:val="22"/>
+          <w:lang w:val="en-GB"/>
+        </w:rPr>
+        <w:t>maintaining</w:t>
+      </w:r>
+      <w:r>
+        <w:rPr>
+          <w:rFonts w:ascii="Times New Roman" w:hAnsi="Times New Roman" w:eastAsia="Times New Roman" w:cs="Times New Roman"/>
+          <w:noProof w:val="0"/>
+          <w:sz w:val="22"/>
+          <w:szCs w:val="22"/>
+          <w:lang w:val="en-GB"/>
+        </w:rPr>
+        <w:t xml:space="preserve"> core functionality.</w:t>
+      </w:r>
+    </w:p>
+    <w:p>
+      <w:pPr>
+        <w:pStyle w:val="Normal"/>
+        <w:spacing w:before="240" w:beforeAutospacing="off" w:after="240" w:afterAutospacing="off"/>
+        <w:jc w:val="left"/>
+        <w:rPr>
+          <w:rFonts w:ascii="Times New Roman" w:hAnsi="Times New Roman" w:eastAsia="Times New Roman" w:cs="Times New Roman"/>
+          <w:noProof w:val="0"/>
+          <w:sz w:val="22"/>
+          <w:szCs w:val="22"/>
+          <w:lang w:val="en-GB"/>
+        </w:rPr>
+      </w:pPr>
+    </w:p>
+    <w:p>
+      <w:pPr>
+        <w:pStyle w:val="Normal"/>
+        <w:spacing w:before="240" w:beforeAutospacing="off" w:after="240" w:afterAutospacing="off"/>
+        <w:jc w:val="left"/>
+        <w:rPr>
+          <w:rFonts w:ascii="Times New Roman" w:hAnsi="Times New Roman" w:eastAsia="Times New Roman" w:cs="Times New Roman"/>
+          <w:noProof w:val="0"/>
+          <w:sz w:val="22"/>
+          <w:szCs w:val="22"/>
+          <w:lang w:val="en-GB"/>
+        </w:rPr>
+      </w:pPr>
+    </w:p>
+    <w:p>
+      <w:pPr>
+        <w:pStyle w:val="Normal"/>
+        <w:spacing w:before="240" w:beforeAutospacing="off" w:after="240" w:afterAutospacing="off"/>
+        <w:jc w:val="left"/>
+        <w:rPr>
+          <w:rFonts w:ascii="Aptos" w:hAnsi="Aptos" w:eastAsia="Aptos" w:cs="Aptos"/>
+          <w:noProof w:val="0"/>
+          <w:sz w:val="24"/>
+          <w:szCs w:val="24"/>
+          <w:lang w:val="en-GB"/>
+        </w:rPr>
+      </w:pPr>
+    </w:p>
+    <w:p>
+      <w:pPr>
+        <w:spacing w:before="240" w:beforeAutospacing="off" w:after="240" w:afterAutospacing="off"/>
+        <w:jc w:val="left"/>
+        <w:rPr>
+          <w:rFonts w:ascii="Aptos" w:hAnsi="Aptos" w:eastAsia="Aptos" w:cs="Aptos"/>
+          <w:b w:val="1"/>
+          <w:bCs w:val="1"/>
+          <w:noProof w:val="0"/>
+          <w:color w:val="auto"/>
+          <w:sz w:val="36"/>
+          <w:szCs w:val="36"/>
+          <w:lang w:val="en-GB"/>
+        </w:rPr>
+      </w:pPr>
+      <w:r>
+        <w:rPr>
+          <w:rFonts w:ascii="Aptos" w:hAnsi="Aptos" w:eastAsia="Aptos" w:cs="Aptos"/>
+          <w:b w:val="1"/>
+          <w:bCs w:val="1"/>
+          <w:noProof w:val="0"/>
+          <w:color w:val="auto"/>
+          <w:sz w:val="36"/>
+          <w:szCs w:val="36"/>
+          <w:lang w:val="en-GB"/>
+        </w:rPr>
+        <w:t xml:space="preserve">Section 2.5 — Sensor Technologies: DHT22, PIR, Relay </w:t>
+      </w:r>
     </w:p>
     <w:p>
       <w:pPr>
@@ -5836,7 +4962,7 @@
       </w:pPr>
       <w:r>
         <w:rPr>
-          <w:rFonts w:ascii="Times New Roman" w:hAnsi="Times New Roman" w:eastAsia="Times New Roman" w:cs="Times New Roman"/>
+          <w:rFonts w:ascii="Aptos" w:hAnsi="Aptos" w:eastAsia="Aptos" w:cs="Aptos"/>
           <w:b w:val="1"/>
           <w:bCs w:val="1"/>
           <w:noProof w:val="0"/>
@@ -5844,55 +4970,7 @@
           <w:szCs w:val="28"/>
           <w:lang w:val="en-GB"/>
         </w:rPr>
-        <w:t>2.4 IIoT Trends and Relevance</w:t>
-      </w:r>
-    </w:p>
-    <w:p>
-      <w:pPr>
-        <w:spacing w:before="240" w:beforeAutospacing="off" w:after="240" w:afterAutospacing="off"/>
-        <w:jc w:val="left"/>
-      </w:pPr>
-      <w:r>
-        <w:rPr>
-          <w:rFonts w:ascii="Times New Roman" w:hAnsi="Times New Roman" w:eastAsia="Times New Roman" w:cs="Times New Roman"/>
-          <w:noProof w:val="0"/>
-          <w:sz w:val="22"/>
-          <w:szCs w:val="22"/>
-          <w:lang w:val="en-GB"/>
-        </w:rPr>
-        <w:t>The Industrial Internet of Things represents one of the most significant technological developments of the current decade, transforming how industries monitor, control, and optimise physical processes through interconnected sensor networks and real-time data analytics. According to IMARC Group (2025), the global IIoT market reached USD 325.7 billion in 2025 and is projected to grow to USD 944.8 billion by 2034, at a compound annual growth rate of 12.18%. The primary drivers of this expansion include the proliferation of smart city initiatives, advances in edge computing, and the rapid deployment of 5G connectivity. The Centre for the Promotion of Imports (CBI, 2025) reports that Europe's broader IoT market is expected to grow from €179 billion in 2025 to €258 billion by 2029, with Europe holding the largest regional IIoT share globally due to its robust manufacturing base and strong government investment in digital infrastructure. Germany alone is projected to have 84% of its manufacturers investing approximately EUR 10 billion annually in smart manufacturing technologies by 2025 (IMARC, 2025).</w:t>
-      </w:r>
-    </w:p>
-    <w:p>
-      <w:pPr>
-        <w:spacing w:before="240" w:beforeAutospacing="off" w:after="240" w:afterAutospacing="off"/>
-        <w:jc w:val="left"/>
-      </w:pPr>
-      <w:r>
-        <w:rPr>
-          <w:rFonts w:ascii="Times New Roman" w:hAnsi="Times New Roman" w:eastAsia="Times New Roman" w:cs="Times New Roman"/>
-          <w:noProof w:val="0"/>
-          <w:sz w:val="22"/>
-          <w:szCs w:val="22"/>
-          <w:lang w:val="en-GB"/>
-        </w:rPr>
-        <w:t>A core principle of IIoT that has direct relevance to residential smart home applications is the integration of distributed sensor networks with real-time data processing and automated actuation. Bagdadee et al. (2025) demonstrated this principle at the household scale, showing that an IoT-based hybrid energy system — coordinating solar panels, wind turbines, and battery storage through Zigbee, Z-Wave, and Wi-Fi communication protocols — achieved system efficiency of 80% and reduced energy costs by 61% compared to conventional grid-connected systems. CO₂ emissions were simultaneously reduced by over 61%. The authors attribute these gains to real-time monitoring and adaptive energy management enabled by IoT sensors and controllers, confirming that the architectural logic of IIoT — distributed sensing, centralised decision-making, and automated response — produces measurable efficiency improvements even at the residential level. The Mordor Intelligence Europe Smart Homes Market Report (2026) contextualises this within market trends, projecting the European smart homes market to grow from USD 23.14 billion in 2025 to USD 32.12 billion by 2031, driven substantially by energy performance mandates, dynamic electricity tariffs, and demand for automated load-shifting capabilities.</w:t>
-      </w:r>
-    </w:p>
-    <w:p>
-      <w:pPr>
-        <w:spacing w:before="240" w:beforeAutospacing="off" w:after="240" w:afterAutospacing="off"/>
-        <w:jc w:val="left"/>
-      </w:pPr>
-      <w:r>
-        <w:rPr>
-          <w:rFonts w:ascii="Times New Roman" w:hAnsi="Times New Roman" w:eastAsia="Times New Roman" w:cs="Times New Roman"/>
-          <w:noProof w:val="0"/>
-          <w:sz w:val="22"/>
-          <w:szCs w:val="22"/>
-          <w:lang w:val="en-GB"/>
-        </w:rPr>
-        <w:t>Beyond energy management, the convergence of AI and IoT — increasingly referred to as AIoT — introduces predictive and adaptive capabilities that extend smart home functionality beyond reactive automation. Ezugwu et al. (2025) note that intelligent smart home automation systems go beyond mere monitoring and control, possessing the capability to predict and prevent potential incidents within the home environment. Their proposed six-layer architecture — encompassing a smart device and sensor layer, a communication and gateway layer, an intelligent management and decision layer, a cloud computing layer, a control layer, and a security layer — directly mirrors the layered architectures developed for industrial IIoT deployments. The CBI (2025) highlights Poland as one of the fastest-growing IoT markets in Europe, with a projected CAGR of 12.06% through 2029, underscoring the regional relevance of IoT adoption trends to the deployment context of this project. While enterprise-grade IIoT systems typically require significant infrastructure investment, the system developed in this thesis applies these same architectural principles at an accessible scale using a Raspberry Pi 4 and Home Assistant, demonstrating that IIoT design logic can be replicated affordably without sacrificing core functionality.</w:t>
+        <w:t>2.5 Sensor Technologies: DHT22, PIR, and Relay Module</w:t>
       </w:r>
     </w:p>
     <w:p>
@@ -5900,14 +4978,384 @@
         <w:pStyle w:val="Normal"/>
         <w:spacing w:before="240" w:beforeAutospacing="off" w:after="240" w:afterAutospacing="off"/>
         <w:jc w:val="left"/>
-        <w:rPr>
-          <w:rFonts w:ascii="Times New Roman" w:hAnsi="Times New Roman" w:eastAsia="Times New Roman" w:cs="Times New Roman"/>
-          <w:noProof w:val="0"/>
-          <w:sz w:val="22"/>
-          <w:szCs w:val="22"/>
-          <w:lang w:val="en-GB"/>
-        </w:rPr>
-      </w:pPr>
+      </w:pPr>
+      <w:r>
+        <w:rPr>
+          <w:rFonts w:ascii="Aptos" w:hAnsi="Aptos" w:eastAsia="Aptos" w:cs="Aptos"/>
+          <w:noProof w:val="0"/>
+          <w:sz w:val="24"/>
+          <w:szCs w:val="24"/>
+          <w:lang w:val="en-GB"/>
+        </w:rPr>
+        <w:t>Sensors form the foundation of IoT systems by converting physical environmental conditions into digital data that can be processed, recorded, and used for decision-making. Ezugwu et al. (2025) define</w:t>
+      </w:r>
+      <w:r>
+        <w:rPr>
+          <w:rFonts w:ascii="Aptos" w:hAnsi="Aptos" w:eastAsia="Aptos" w:cs="Aptos"/>
+          <w:noProof w:val="0"/>
+          <w:sz w:val="24"/>
+          <w:szCs w:val="24"/>
+          <w:lang w:val="en-GB"/>
+        </w:rPr>
+        <w:t>s</w:t>
+      </w:r>
+      <w:r>
+        <w:rPr>
+          <w:rFonts w:ascii="Aptos" w:hAnsi="Aptos" w:eastAsia="Aptos" w:cs="Aptos"/>
+          <w:noProof w:val="0"/>
+          <w:sz w:val="24"/>
+          <w:szCs w:val="24"/>
+          <w:lang w:val="en-GB"/>
+        </w:rPr>
+        <w:t xml:space="preserve"> a</w:t>
+      </w:r>
+      <w:r>
+        <w:rPr>
+          <w:rFonts w:ascii="Aptos" w:hAnsi="Aptos" w:eastAsia="Aptos" w:cs="Aptos"/>
+          <w:noProof w:val="0"/>
+          <w:sz w:val="24"/>
+          <w:szCs w:val="24"/>
+          <w:lang w:val="en-GB"/>
+        </w:rPr>
+        <w:t xml:space="preserve"> sensor </w:t>
+      </w:r>
+      <w:r>
+        <w:rPr>
+          <w:rFonts w:ascii="Aptos" w:hAnsi="Aptos" w:eastAsia="Aptos" w:cs="Aptos"/>
+          <w:noProof w:val="0"/>
+          <w:sz w:val="24"/>
+          <w:szCs w:val="24"/>
+          <w:lang w:val="en-GB"/>
+        </w:rPr>
+        <w:t>as</w:t>
+      </w:r>
+      <w:r>
+        <w:rPr>
+          <w:rFonts w:ascii="Aptos" w:hAnsi="Aptos" w:eastAsia="Aptos" w:cs="Aptos"/>
+          <w:noProof w:val="0"/>
+          <w:sz w:val="24"/>
+          <w:szCs w:val="24"/>
+          <w:lang w:val="en-GB"/>
+        </w:rPr>
+        <w:t xml:space="preserve"> a device that detects certain external factors in the environment and responds accordingly, with sensor technology forming the foundation of smart home automation systems. </w:t>
+      </w:r>
+      <w:r>
+        <w:rPr>
+          <w:rFonts w:ascii="Aptos" w:hAnsi="Aptos" w:eastAsia="Aptos" w:cs="Aptos"/>
+          <w:noProof w:val="0"/>
+          <w:sz w:val="24"/>
+          <w:szCs w:val="24"/>
+          <w:lang w:val="en-GB"/>
+        </w:rPr>
+        <w:t xml:space="preserve">Environmental sensors such as those for temperature, humidity, motion, smoke, and gas detection are considered the primary data-gathering layer in IoT systems and are typically installed on surfaces like walls, doors, and furniture to enable continuous monitoring of home environments. </w:t>
+      </w:r>
+      <w:r>
+        <w:rPr>
+          <w:rFonts w:ascii="Aptos" w:hAnsi="Aptos" w:eastAsia="Aptos" w:cs="Aptos"/>
+          <w:noProof w:val="0"/>
+          <w:sz w:val="24"/>
+          <w:szCs w:val="24"/>
+          <w:lang w:val="en-GB"/>
+        </w:rPr>
+        <w:t>In this thesis, the sensing and actuation functionality is implemented using three core components: the DHT22 temperature and humidity sensor, the Passive Infrared (PIR) motion sensor, and an electromagnetic relay module.</w:t>
+      </w:r>
+    </w:p>
+    <w:p>
+      <w:pPr>
+        <w:pStyle w:val="Normal"/>
+        <w:suppressLineNumbers w:val="0"/>
+        <w:bidi w:val="0"/>
+        <w:spacing w:before="240" w:beforeAutospacing="off" w:after="240" w:afterAutospacing="off" w:line="279" w:lineRule="auto"/>
+        <w:ind w:left="0" w:right="0"/>
+        <w:jc w:val="left"/>
+        <w:rPr>
+          <w:rFonts w:ascii="Aptos" w:hAnsi="Aptos" w:eastAsia="Aptos" w:cs="Aptos"/>
+          <w:noProof w:val="0"/>
+          <w:sz w:val="24"/>
+          <w:szCs w:val="24"/>
+          <w:lang w:val="en-GB"/>
+        </w:rPr>
+      </w:pPr>
+      <w:r>
+        <w:rPr>
+          <w:rFonts w:ascii="Aptos" w:hAnsi="Aptos" w:eastAsia="Aptos" w:cs="Aptos"/>
+          <w:noProof w:val="0"/>
+          <w:sz w:val="24"/>
+          <w:szCs w:val="24"/>
+          <w:lang w:val="en-GB"/>
+        </w:rPr>
+        <w:t xml:space="preserve">The DHT22 is a digital environmental sensor that integrates a thermistor for temperature </w:t>
+      </w:r>
+      <w:r>
+        <w:rPr>
+          <w:rFonts w:ascii="Aptos" w:hAnsi="Aptos" w:eastAsia="Aptos" w:cs="Aptos"/>
+          <w:noProof w:val="0"/>
+          <w:sz w:val="24"/>
+          <w:szCs w:val="24"/>
+          <w:lang w:val="en-GB"/>
+        </w:rPr>
+        <w:t>measuremnt</w:t>
+      </w:r>
+      <w:r>
+        <w:rPr>
+          <w:rFonts w:ascii="Aptos" w:hAnsi="Aptos" w:eastAsia="Aptos" w:cs="Aptos"/>
+          <w:noProof w:val="0"/>
+          <w:sz w:val="24"/>
+          <w:szCs w:val="24"/>
+          <w:lang w:val="en-GB"/>
+        </w:rPr>
+        <w:t xml:space="preserve"> and a capacitive </w:t>
+      </w:r>
+      <w:r>
+        <w:rPr>
+          <w:rFonts w:ascii="Aptos" w:hAnsi="Aptos" w:eastAsia="Aptos" w:cs="Aptos"/>
+          <w:noProof w:val="0"/>
+          <w:sz w:val="24"/>
+          <w:szCs w:val="24"/>
+          <w:lang w:val="en-GB"/>
+        </w:rPr>
+        <w:t>componet</w:t>
+      </w:r>
+      <w:r>
+        <w:rPr>
+          <w:rFonts w:ascii="Aptos" w:hAnsi="Aptos" w:eastAsia="Aptos" w:cs="Aptos"/>
+          <w:noProof w:val="0"/>
+          <w:sz w:val="24"/>
+          <w:szCs w:val="24"/>
+          <w:lang w:val="en-GB"/>
+        </w:rPr>
+        <w:t xml:space="preserve"> for relative humidity detection.</w:t>
+      </w:r>
+      <w:r>
+        <w:rPr>
+          <w:rFonts w:ascii="Aptos" w:hAnsi="Aptos" w:eastAsia="Aptos" w:cs="Aptos"/>
+          <w:noProof w:val="0"/>
+          <w:sz w:val="24"/>
+          <w:szCs w:val="24"/>
+          <w:lang w:val="en-GB"/>
+        </w:rPr>
+        <w:t xml:space="preserve"> </w:t>
+      </w:r>
+      <w:r>
+        <w:rPr>
+          <w:rFonts w:ascii="Aptos" w:hAnsi="Aptos" w:eastAsia="Aptos" w:cs="Aptos"/>
+          <w:noProof w:val="0"/>
+          <w:sz w:val="24"/>
+          <w:szCs w:val="24"/>
+          <w:lang w:val="en-GB"/>
+        </w:rPr>
+        <w:t xml:space="preserve">Khan et al. (2024) deployed DHT sensors on a Raspberry Pi as part of a predictive energy optimisation system, collecting indoor temperature and humidity data at hourly intervals to train deep learning models including Long Short-Term Memory (LSTM), Recurrent Neural Networks (RNN), and Gated Recurrent Unit (GRU) </w:t>
+      </w:r>
+      <w:r>
+        <w:rPr>
+          <w:rFonts w:ascii="Aptos" w:hAnsi="Aptos" w:eastAsia="Aptos" w:cs="Aptos"/>
+          <w:noProof w:val="0"/>
+          <w:sz w:val="24"/>
+          <w:szCs w:val="24"/>
+          <w:lang w:val="en-GB"/>
+        </w:rPr>
+        <w:t>architectures</w:t>
+      </w:r>
+      <w:r>
+        <w:rPr>
+          <w:rFonts w:ascii="Aptos" w:hAnsi="Aptos" w:eastAsia="Aptos" w:cs="Aptos"/>
+          <w:noProof w:val="0"/>
+          <w:sz w:val="24"/>
+          <w:szCs w:val="24"/>
+          <w:lang w:val="en-GB"/>
+        </w:rPr>
+        <w:t xml:space="preserve">, </w:t>
+      </w:r>
+      <w:r>
+        <w:rPr>
+          <w:rFonts w:ascii="Aptos" w:hAnsi="Aptos" w:eastAsia="Aptos" w:cs="Aptos"/>
+          <w:noProof w:val="0"/>
+          <w:sz w:val="24"/>
+          <w:szCs w:val="24"/>
+          <w:lang w:val="en-GB"/>
+        </w:rPr>
+        <w:t>capable of predicting environmental conditions and energy consumption one time-step</w:t>
+      </w:r>
+      <w:r>
+        <w:rPr>
+          <w:rFonts w:ascii="Aptos" w:hAnsi="Aptos" w:eastAsia="Aptos" w:cs="Aptos"/>
+          <w:noProof w:val="0"/>
+          <w:sz w:val="24"/>
+          <w:szCs w:val="24"/>
+          <w:lang w:val="en-GB"/>
+        </w:rPr>
+        <w:t xml:space="preserve"> in advance</w:t>
+      </w:r>
+      <w:r>
+        <w:rPr>
+          <w:rFonts w:ascii="Aptos" w:hAnsi="Aptos" w:eastAsia="Aptos" w:cs="Aptos"/>
+          <w:noProof w:val="0"/>
+          <w:sz w:val="24"/>
+          <w:szCs w:val="24"/>
+          <w:lang w:val="en-GB"/>
+        </w:rPr>
+        <w:t xml:space="preserve">. </w:t>
+      </w:r>
+      <w:r>
+        <w:rPr>
+          <w:rFonts w:ascii="Aptos" w:hAnsi="Aptos" w:eastAsia="Aptos" w:cs="Aptos"/>
+          <w:noProof w:val="0"/>
+          <w:sz w:val="24"/>
+          <w:szCs w:val="24"/>
+          <w:lang w:val="en-GB"/>
+        </w:rPr>
+        <w:t xml:space="preserve">One </w:t>
+      </w:r>
+      <w:r>
+        <w:rPr>
+          <w:rFonts w:ascii="Aptos" w:hAnsi="Aptos" w:eastAsia="Aptos" w:cs="Aptos"/>
+          <w:noProof w:val="0"/>
+          <w:sz w:val="24"/>
+          <w:szCs w:val="24"/>
+          <w:lang w:val="en-GB"/>
+        </w:rPr>
+        <w:t>practical</w:t>
+      </w:r>
+      <w:r>
+        <w:rPr>
+          <w:rFonts w:ascii="Aptos" w:hAnsi="Aptos" w:eastAsia="Aptos" w:cs="Aptos"/>
+          <w:noProof w:val="0"/>
+          <w:sz w:val="24"/>
+          <w:szCs w:val="24"/>
+          <w:lang w:val="en-GB"/>
+        </w:rPr>
+        <w:t xml:space="preserve"> limitation </w:t>
+      </w:r>
+      <w:r>
+        <w:rPr>
+          <w:rFonts w:ascii="Aptos" w:hAnsi="Aptos" w:eastAsia="Aptos" w:cs="Aptos"/>
+          <w:noProof w:val="0"/>
+          <w:sz w:val="24"/>
+          <w:szCs w:val="24"/>
+          <w:lang w:val="en-GB"/>
+        </w:rPr>
+        <w:t>identified</w:t>
+      </w:r>
+      <w:r>
+        <w:rPr>
+          <w:rFonts w:ascii="Aptos" w:hAnsi="Aptos" w:eastAsia="Aptos" w:cs="Aptos"/>
+          <w:noProof w:val="0"/>
+          <w:sz w:val="24"/>
+          <w:szCs w:val="24"/>
+          <w:lang w:val="en-GB"/>
+        </w:rPr>
+        <w:t xml:space="preserve"> is that the sensing process can</w:t>
+      </w:r>
+      <w:r>
+        <w:rPr>
+          <w:rFonts w:ascii="Aptos" w:hAnsi="Aptos" w:eastAsia="Aptos" w:cs="Aptos"/>
+          <w:noProof w:val="0"/>
+          <w:sz w:val="24"/>
+          <w:szCs w:val="24"/>
+          <w:lang w:val="en-GB"/>
+        </w:rPr>
+        <w:t xml:space="preserve"> occasionally</w:t>
+      </w:r>
+      <w:r>
+        <w:rPr>
+          <w:rFonts w:ascii="Aptos" w:hAnsi="Aptos" w:eastAsia="Aptos" w:cs="Aptos"/>
+          <w:noProof w:val="0"/>
+          <w:sz w:val="24"/>
+          <w:szCs w:val="24"/>
+          <w:lang w:val="en-GB"/>
+        </w:rPr>
+        <w:t xml:space="preserve"> generate null values due to sensor calibration and saturation, requiring</w:t>
+      </w:r>
+      <w:r>
+        <w:rPr>
+          <w:rFonts w:ascii="Aptos" w:hAnsi="Aptos" w:eastAsia="Aptos" w:cs="Aptos"/>
+          <w:noProof w:val="0"/>
+          <w:sz w:val="24"/>
+          <w:szCs w:val="24"/>
+          <w:lang w:val="en-GB"/>
+        </w:rPr>
+        <w:t xml:space="preserve"> </w:t>
+      </w:r>
+      <w:r>
+        <w:rPr>
+          <w:rFonts w:ascii="Aptos" w:hAnsi="Aptos" w:eastAsia="Aptos" w:cs="Aptos"/>
+          <w:noProof w:val="0"/>
+          <w:sz w:val="24"/>
+          <w:szCs w:val="24"/>
+          <w:lang w:val="en-GB"/>
+        </w:rPr>
+        <w:t xml:space="preserve">data cleaning </w:t>
+      </w:r>
+      <w:r>
+        <w:rPr>
+          <w:rFonts w:ascii="Aptos" w:hAnsi="Aptos" w:eastAsia="Aptos" w:cs="Aptos"/>
+          <w:noProof w:val="0"/>
+          <w:sz w:val="24"/>
+          <w:szCs w:val="24"/>
+          <w:lang w:val="en-GB"/>
+        </w:rPr>
+        <w:t>prior to</w:t>
+      </w:r>
+      <w:r>
+        <w:rPr>
+          <w:rFonts w:ascii="Aptos" w:hAnsi="Aptos" w:eastAsia="Aptos" w:cs="Aptos"/>
+          <w:noProof w:val="0"/>
+          <w:sz w:val="24"/>
+          <w:szCs w:val="24"/>
+          <w:lang w:val="en-GB"/>
+        </w:rPr>
+        <w:t xml:space="preserve"> model training.</w:t>
+      </w:r>
+      <w:r>
+        <w:rPr>
+          <w:rFonts w:ascii="Aptos" w:hAnsi="Aptos" w:eastAsia="Aptos" w:cs="Aptos"/>
+          <w:noProof w:val="0"/>
+          <w:sz w:val="24"/>
+          <w:szCs w:val="24"/>
+          <w:lang w:val="en-GB"/>
+        </w:rPr>
+        <w:t xml:space="preserve"> </w:t>
+      </w:r>
+      <w:r>
+        <w:rPr>
+          <w:rFonts w:ascii="Aptos" w:hAnsi="Aptos" w:eastAsia="Aptos" w:cs="Aptos"/>
+          <w:noProof w:val="0"/>
+          <w:sz w:val="24"/>
+          <w:szCs w:val="24"/>
+          <w:lang w:val="en-GB"/>
+        </w:rPr>
+        <w:t xml:space="preserve">Energy cost savings of 35.98% to 38.22% were achieved across different pricing policies, </w:t>
+      </w:r>
+      <w:r>
+        <w:rPr>
+          <w:rFonts w:ascii="Aptos" w:hAnsi="Aptos" w:eastAsia="Aptos" w:cs="Aptos"/>
+          <w:noProof w:val="0"/>
+          <w:sz w:val="24"/>
+          <w:szCs w:val="24"/>
+          <w:lang w:val="en-GB"/>
+        </w:rPr>
+        <w:t>demonstrating</w:t>
+      </w:r>
+      <w:r>
+        <w:rPr>
+          <w:rFonts w:ascii="Aptos" w:hAnsi="Aptos" w:eastAsia="Aptos" w:cs="Aptos"/>
+          <w:noProof w:val="0"/>
+          <w:sz w:val="24"/>
+          <w:szCs w:val="24"/>
+          <w:lang w:val="en-GB"/>
+        </w:rPr>
+        <w:t xml:space="preserve"> how continuous environmental sensing supports proactive and efficient home energy management.</w:t>
+      </w:r>
+      <w:r>
+        <w:rPr>
+          <w:rFonts w:ascii="Aptos" w:hAnsi="Aptos" w:eastAsia="Aptos" w:cs="Aptos"/>
+          <w:noProof w:val="0"/>
+          <w:sz w:val="24"/>
+          <w:szCs w:val="24"/>
+          <w:lang w:val="en-GB"/>
+        </w:rPr>
+        <w:t xml:space="preserve"> </w:t>
+      </w:r>
     </w:p>
     <w:p>
       <w:pPr>
@@ -5922,197 +5370,326 @@
           <w:lang w:val="en-GB"/>
         </w:rPr>
       </w:pPr>
-    </w:p>
-    <w:p>
-      <w:pPr>
+      <w:r>
+        <w:rPr>
+          <w:rFonts w:ascii="Aptos" w:hAnsi="Aptos" w:eastAsia="Aptos" w:cs="Aptos"/>
+          <w:noProof w:val="0"/>
+          <w:sz w:val="24"/>
+          <w:szCs w:val="24"/>
+          <w:lang w:val="en-GB"/>
+        </w:rPr>
+        <w:t>The Passive Infrared (PIR) sensor detects motion by measuring changes in infrared radiation emitted by warm bodies within its detection range</w:t>
+      </w:r>
+      <w:r>
+        <w:rPr>
+          <w:rFonts w:ascii="Aptos" w:hAnsi="Aptos" w:eastAsia="Aptos" w:cs="Aptos"/>
+          <w:noProof w:val="0"/>
+          <w:sz w:val="24"/>
+          <w:szCs w:val="24"/>
+          <w:lang w:val="en-GB"/>
+        </w:rPr>
+        <w:t xml:space="preserve">. </w:t>
+      </w:r>
+      <w:r>
+        <w:rPr>
+          <w:rFonts w:ascii="Aptos" w:hAnsi="Aptos" w:eastAsia="Aptos" w:cs="Aptos"/>
+          <w:noProof w:val="0"/>
+          <w:sz w:val="24"/>
+          <w:szCs w:val="24"/>
+          <w:lang w:val="en-GB"/>
+        </w:rPr>
+        <w:t>Gagote et al. (2026) developed a PIR-based automatic lighting system designed to activate an LED circui</w:t>
+      </w:r>
+      <w:r>
+        <w:rPr>
+          <w:rFonts w:ascii="Aptos" w:hAnsi="Aptos" w:eastAsia="Aptos" w:cs="Aptos"/>
+          <w:noProof w:val="0"/>
+          <w:sz w:val="24"/>
+          <w:szCs w:val="24"/>
+          <w:lang w:val="en-GB"/>
+        </w:rPr>
+        <w:t xml:space="preserve">t upon </w:t>
+      </w:r>
+      <w:r>
+        <w:rPr>
+          <w:rFonts w:ascii="Aptos" w:hAnsi="Aptos" w:eastAsia="Aptos" w:cs="Aptos"/>
+          <w:noProof w:val="0"/>
+          <w:sz w:val="24"/>
+          <w:szCs w:val="24"/>
+          <w:lang w:val="en-GB"/>
+        </w:rPr>
+        <w:t>detection</w:t>
+      </w:r>
+      <w:r>
+        <w:rPr>
+          <w:rFonts w:ascii="Aptos" w:hAnsi="Aptos" w:eastAsia="Aptos" w:cs="Aptos"/>
+          <w:noProof w:val="0"/>
+          <w:sz w:val="24"/>
+          <w:szCs w:val="24"/>
+          <w:lang w:val="en-GB"/>
+        </w:rPr>
+        <w:t xml:space="preserve"> of</w:t>
+      </w:r>
+      <w:r>
+        <w:rPr>
+          <w:rFonts w:ascii="Aptos" w:hAnsi="Aptos" w:eastAsia="Aptos" w:cs="Aptos"/>
+          <w:noProof w:val="0"/>
+          <w:sz w:val="24"/>
+          <w:szCs w:val="24"/>
+          <w:lang w:val="en-GB"/>
+        </w:rPr>
+        <w:t xml:space="preserve"> </w:t>
+      </w:r>
+      <w:r>
+        <w:rPr>
+          <w:rFonts w:ascii="Aptos" w:hAnsi="Aptos" w:eastAsia="Aptos" w:cs="Aptos"/>
+          <w:noProof w:val="0"/>
+          <w:sz w:val="24"/>
+          <w:szCs w:val="24"/>
+          <w:lang w:val="en-GB"/>
+        </w:rPr>
+        <w:t>motion</w:t>
+      </w:r>
+      <w:r>
+        <w:rPr>
+          <w:rFonts w:ascii="Aptos" w:hAnsi="Aptos" w:eastAsia="Aptos" w:cs="Aptos"/>
+          <w:noProof w:val="0"/>
+          <w:sz w:val="24"/>
+          <w:szCs w:val="24"/>
+          <w:lang w:val="en-GB"/>
+        </w:rPr>
+        <w:t xml:space="preserve">, </w:t>
+      </w:r>
+      <w:r>
+        <w:rPr>
+          <w:rFonts w:ascii="Aptos" w:hAnsi="Aptos" w:eastAsia="Aptos" w:cs="Aptos"/>
+          <w:noProof w:val="0"/>
+          <w:sz w:val="24"/>
+          <w:szCs w:val="24"/>
+          <w:lang w:val="en-GB"/>
+        </w:rPr>
+        <w:t>demonstrating</w:t>
+      </w:r>
+      <w:r>
+        <w:rPr>
+          <w:rFonts w:ascii="Aptos" w:hAnsi="Aptos" w:eastAsia="Aptos" w:cs="Aptos"/>
+          <w:noProof w:val="0"/>
+          <w:sz w:val="24"/>
+          <w:szCs w:val="24"/>
+          <w:lang w:val="en-GB"/>
+        </w:rPr>
+        <w:t xml:space="preserve"> </w:t>
+      </w:r>
+      <w:r>
+        <w:rPr>
+          <w:rFonts w:ascii="Aptos" w:hAnsi="Aptos" w:eastAsia="Aptos" w:cs="Aptos"/>
+          <w:noProof w:val="0"/>
+          <w:sz w:val="24"/>
+          <w:szCs w:val="24"/>
+          <w:lang w:val="en-GB"/>
+        </w:rPr>
+        <w:t>consistent</w:t>
+      </w:r>
+      <w:r>
+        <w:rPr>
+          <w:rFonts w:ascii="Aptos" w:hAnsi="Aptos" w:eastAsia="Aptos" w:cs="Aptos"/>
+          <w:noProof w:val="0"/>
+          <w:sz w:val="24"/>
+          <w:szCs w:val="24"/>
+          <w:lang w:val="en-GB"/>
+        </w:rPr>
+        <w:t xml:space="preserve"> indoor operation with minimal delay.</w:t>
+      </w:r>
+      <w:r>
+        <w:rPr>
+          <w:rFonts w:ascii="Aptos" w:hAnsi="Aptos" w:eastAsia="Aptos" w:cs="Aptos"/>
+          <w:noProof w:val="0"/>
+          <w:sz w:val="24"/>
+          <w:szCs w:val="24"/>
+          <w:lang w:val="en-GB"/>
+        </w:rPr>
+        <w:t xml:space="preserve"> </w:t>
+      </w:r>
+      <w:r>
+        <w:rPr>
+          <w:rFonts w:ascii="Aptos" w:hAnsi="Aptos" w:eastAsia="Aptos" w:cs="Aptos"/>
+          <w:noProof w:val="0"/>
+          <w:sz w:val="24"/>
+          <w:szCs w:val="24"/>
+          <w:lang w:val="en-GB"/>
+        </w:rPr>
+        <w:t>Although</w:t>
+      </w:r>
+      <w:r>
+        <w:rPr>
+          <w:rFonts w:ascii="Aptos" w:hAnsi="Aptos" w:eastAsia="Aptos" w:cs="Aptos"/>
+          <w:noProof w:val="0"/>
+          <w:sz w:val="24"/>
+          <w:szCs w:val="24"/>
+          <w:lang w:val="en-GB"/>
+        </w:rPr>
+        <w:t xml:space="preserve"> limitations such as sensitivity to temperature fluctuations and a limited detection range, t</w:t>
+      </w:r>
+      <w:r>
+        <w:rPr>
+          <w:rFonts w:ascii="Aptos" w:hAnsi="Aptos" w:eastAsia="Aptos" w:cs="Aptos"/>
+          <w:noProof w:val="0"/>
+          <w:sz w:val="24"/>
+          <w:szCs w:val="24"/>
+          <w:lang w:val="en-GB"/>
+        </w:rPr>
+        <w:t xml:space="preserve">he study confirms that PIR sensors are </w:t>
+      </w:r>
+      <w:r>
+        <w:rPr>
+          <w:rFonts w:ascii="Aptos" w:hAnsi="Aptos" w:eastAsia="Aptos" w:cs="Aptos"/>
+          <w:noProof w:val="0"/>
+          <w:sz w:val="24"/>
+          <w:szCs w:val="24"/>
+          <w:lang w:val="en-GB"/>
+        </w:rPr>
+        <w:t>viable</w:t>
+      </w:r>
+      <w:r>
+        <w:rPr>
+          <w:rFonts w:ascii="Aptos" w:hAnsi="Aptos" w:eastAsia="Aptos" w:cs="Aptos"/>
+          <w:noProof w:val="0"/>
+          <w:sz w:val="24"/>
+          <w:szCs w:val="24"/>
+          <w:lang w:val="en-GB"/>
+        </w:rPr>
+        <w:t xml:space="preserve"> low-cost, energy-efficient components for occupancy-based automation</w:t>
+      </w:r>
+      <w:r>
+        <w:rPr>
+          <w:rFonts w:ascii="Aptos" w:hAnsi="Aptos" w:eastAsia="Aptos" w:cs="Aptos"/>
+          <w:noProof w:val="0"/>
+          <w:sz w:val="24"/>
+          <w:szCs w:val="24"/>
+          <w:lang w:val="en-GB"/>
+        </w:rPr>
+        <w:t>.</w:t>
+      </w:r>
+      <w:r>
+        <w:rPr>
+          <w:rFonts w:ascii="Aptos" w:hAnsi="Aptos" w:eastAsia="Aptos" w:cs="Aptos"/>
+          <w:noProof w:val="0"/>
+          <w:sz w:val="24"/>
+          <w:szCs w:val="24"/>
+          <w:lang w:val="en-GB"/>
+        </w:rPr>
+        <w:t xml:space="preserve"> </w:t>
+      </w:r>
+    </w:p>
+    <w:p>
+      <w:pPr>
+        <w:pStyle w:val="Normal"/>
         <w:spacing w:before="240" w:beforeAutospacing="off" w:after="240" w:afterAutospacing="off"/>
         <w:jc w:val="left"/>
-        <w:rPr>
-          <w:rFonts w:ascii="Aptos" w:hAnsi="Aptos" w:eastAsia="Aptos" w:cs="Aptos"/>
-          <w:b w:val="1"/>
-          <w:bCs w:val="1"/>
-          <w:noProof w:val="0"/>
-          <w:color w:val="auto"/>
-          <w:sz w:val="36"/>
-          <w:szCs w:val="36"/>
-          <w:lang w:val="en-GB"/>
-        </w:rPr>
-      </w:pPr>
-      <w:r>
-        <w:rPr>
-          <w:rFonts w:ascii="Aptos" w:hAnsi="Aptos" w:eastAsia="Aptos" w:cs="Aptos"/>
-          <w:b w:val="1"/>
-          <w:bCs w:val="1"/>
-          <w:noProof w:val="0"/>
-          <w:color w:val="auto"/>
-          <w:sz w:val="36"/>
-          <w:szCs w:val="36"/>
-          <w:lang w:val="en-GB"/>
-        </w:rPr>
-        <w:t xml:space="preserve">Section 2.5 — Sensor Technologies: DHT22, PIR, Relay </w:t>
+      </w:pPr>
+      <w:r>
+        <w:rPr>
+          <w:rFonts w:ascii="Aptos" w:hAnsi="Aptos" w:eastAsia="Aptos" w:cs="Aptos"/>
+          <w:noProof w:val="0"/>
+          <w:sz w:val="24"/>
+          <w:szCs w:val="24"/>
+          <w:lang w:val="en-GB"/>
+        </w:rPr>
+        <w:t xml:space="preserve">The relay module acts as an interface between the Raspberry Pi’s low-voltage control signals and high-voltage household appliances, functioning as an electrically controlled switch that enables digital signals to safely control mains-voltage </w:t>
+      </w:r>
+      <w:r>
+        <w:rPr>
+          <w:rFonts w:ascii="Aptos" w:hAnsi="Aptos" w:eastAsia="Aptos" w:cs="Aptos"/>
+          <w:noProof w:val="0"/>
+          <w:sz w:val="24"/>
+          <w:szCs w:val="24"/>
+          <w:lang w:val="en-GB"/>
+        </w:rPr>
+        <w:t>circuits.</w:t>
+      </w:r>
+      <w:r>
+        <w:rPr>
+          <w:rFonts w:ascii="Aptos" w:hAnsi="Aptos" w:eastAsia="Aptos" w:cs="Aptos"/>
+          <w:noProof w:val="0"/>
+          <w:sz w:val="24"/>
+          <w:szCs w:val="24"/>
+          <w:lang w:val="en-GB"/>
+        </w:rPr>
+        <w:t xml:space="preserve"> Mathe et al. (2024) document relay use across </w:t>
+      </w:r>
+      <w:r>
+        <w:rPr>
+          <w:rFonts w:ascii="Aptos" w:hAnsi="Aptos" w:eastAsia="Aptos" w:cs="Aptos"/>
+          <w:noProof w:val="0"/>
+          <w:sz w:val="24"/>
+          <w:szCs w:val="24"/>
+          <w:lang w:val="en-GB"/>
+        </w:rPr>
+        <w:t>numerous</w:t>
+      </w:r>
+      <w:r>
+        <w:rPr>
+          <w:rFonts w:ascii="Aptos" w:hAnsi="Aptos" w:eastAsia="Aptos" w:cs="Aptos"/>
+          <w:noProof w:val="0"/>
+          <w:sz w:val="24"/>
+          <w:szCs w:val="24"/>
+          <w:lang w:val="en-GB"/>
+        </w:rPr>
+        <w:t xml:space="preserve"> Raspberry Pi-based home automation implementations, </w:t>
+      </w:r>
+      <w:r>
+        <w:rPr>
+          <w:rFonts w:ascii="Aptos" w:hAnsi="Aptos" w:eastAsia="Aptos" w:cs="Aptos"/>
+          <w:noProof w:val="0"/>
+          <w:sz w:val="24"/>
+          <w:szCs w:val="24"/>
+          <w:lang w:val="en-GB"/>
+        </w:rPr>
+        <w:t>identifying</w:t>
+      </w:r>
+      <w:r>
+        <w:rPr>
+          <w:rFonts w:ascii="Aptos" w:hAnsi="Aptos" w:eastAsia="Aptos" w:cs="Aptos"/>
+          <w:noProof w:val="0"/>
+          <w:sz w:val="24"/>
+          <w:szCs w:val="24"/>
+          <w:lang w:val="en-GB"/>
+        </w:rPr>
+        <w:t xml:space="preserve"> it as a standard hardware </w:t>
+      </w:r>
+      <w:r>
+        <w:rPr>
+          <w:rFonts w:ascii="Aptos" w:hAnsi="Aptos" w:eastAsia="Aptos" w:cs="Aptos"/>
+          <w:noProof w:val="0"/>
+          <w:sz w:val="24"/>
+          <w:szCs w:val="24"/>
+          <w:lang w:val="en-GB"/>
+        </w:rPr>
+        <w:t>component</w:t>
+      </w:r>
+      <w:r>
+        <w:rPr>
+          <w:rFonts w:ascii="Aptos" w:hAnsi="Aptos" w:eastAsia="Aptos" w:cs="Aptos"/>
+          <w:noProof w:val="0"/>
+          <w:sz w:val="24"/>
+          <w:szCs w:val="24"/>
+          <w:lang w:val="en-GB"/>
+        </w:rPr>
+        <w:t xml:space="preserve"> for appliance control in both research prototypes and practical deployments. Ezugwu et al. (2025) similarly list relay boards as essential elements of the smart home hardware stack, used to translate digital control commands into physical actuation of devices such as lights, fans, and heating elements. Together with an SG90 servo motor providing additional mechanical actuation, the relay module completes the sense-decide-actuate loop that underpins the thesis system: the DHT22 and PIR sensors gather environmental and occupancy data, Home Assistant processes this input and applies user-defined automation logic, and the relay and servo respond by controlling connected devices accordingly.</w:t>
       </w:r>
     </w:p>
     <w:p>
       <w:pPr>
         <w:spacing w:before="240" w:beforeAutospacing="off" w:after="240" w:afterAutospacing="off"/>
         <w:jc w:val="left"/>
-      </w:pPr>
-      <w:r>
-        <w:rPr>
-          <w:rFonts w:ascii="Aptos" w:hAnsi="Aptos" w:eastAsia="Aptos" w:cs="Aptos"/>
-          <w:b w:val="1"/>
-          <w:bCs w:val="1"/>
-          <w:noProof w:val="0"/>
-          <w:sz w:val="24"/>
-          <w:szCs w:val="24"/>
-          <w:lang w:val="en-GB"/>
-        </w:rPr>
-        <w:t>DHT22 temperature and humidity sensor</w:t>
-      </w:r>
-    </w:p>
-    <w:p>
-      <w:pPr>
-        <w:spacing w:before="240" w:beforeAutospacing="off" w:after="240" w:afterAutospacing="off"/>
-        <w:jc w:val="left"/>
-      </w:pPr>
-      <w:r>
-        <w:rPr>
-          <w:rFonts w:ascii="Aptos" w:hAnsi="Aptos" w:eastAsia="Aptos" w:cs="Aptos"/>
-          <w:noProof w:val="0"/>
-          <w:sz w:val="24"/>
-          <w:szCs w:val="24"/>
-          <w:lang w:val="en-GB"/>
-        </w:rPr>
-        <w:t>Khan et al. (2024) deployed DHT sensors on a Raspberry Pi device to collect indoor temperature and humidity data at hourly intervals as part of a predictive energy optimisation framework. The DHT sensor combines a thermistor for temperature measurement with a capacitative element for humidity detection. The collected data was used to train deep learning models — including LSTM, RNN, and GRU networks — to predict environmental conditions and energy consumption one time-step ahead, enabling proactive rather than reactive control of heating and cooling actuators. Ezugwu et al. (2025) classify DHT22 as an environmental sensor used for measuring humidity and temperature in smart home contexts, noting it as an improved alternative to the DHT11 with greater accuracy. In the system developed for this thesis, two DHT22 sensors are deployed — one indoors and one to monitor ambient conditions — providing the environmental data that drives Home Assistant automations for fan and ventilation control.</w:t>
-      </w:r>
-    </w:p>
-    <w:p>
-      <w:pPr>
-        <w:spacing w:before="240" w:beforeAutospacing="off" w:after="240" w:afterAutospacing="off"/>
-        <w:jc w:val="left"/>
-      </w:pPr>
-      <w:r>
-        <w:rPr>
-          <w:rFonts w:ascii="Aptos" w:hAnsi="Aptos" w:eastAsia="Aptos" w:cs="Aptos"/>
-          <w:b w:val="1"/>
-          <w:bCs w:val="1"/>
-          <w:noProof w:val="0"/>
-          <w:sz w:val="24"/>
-          <w:szCs w:val="24"/>
-          <w:lang w:val="en-GB"/>
-        </w:rPr>
-        <w:t>PIR motion sensor</w:t>
-      </w:r>
-    </w:p>
-    <w:p>
-      <w:pPr>
-        <w:spacing w:before="240" w:beforeAutospacing="off" w:after="240" w:afterAutospacing="off"/>
-        <w:jc w:val="left"/>
-      </w:pPr>
-      <w:r>
-        <w:rPr>
-          <w:rFonts w:ascii="Aptos" w:hAnsi="Aptos" w:eastAsia="Aptos" w:cs="Aptos"/>
-          <w:noProof w:val="0"/>
-          <w:sz w:val="24"/>
-          <w:szCs w:val="24"/>
-          <w:lang w:val="en-GB"/>
-        </w:rPr>
-        <w:t>Gagote et al. (2026) present a PIR-based automatic lighting system designed to detect human motion and activate LED outputs without a microcontroller, demonstrating that the sensor can directly control a circuit through motion detection alone. The PIR sensor works by detecting changes in infrared radiation emitted by the human body — when a person enters the detection zone, the sensor triggers a response. In their prototype, the system successfully detected motion within its effective indoor range with minimal delay, and showed consistent performance for lighting automation applications. Limitations noted include sensitivity to environmental temperature changes and a restricted detection range. Ezugwu et al. (2025) categorise the HC-SR501 PIR as an environmental sensor used for motion detection and home monitoring, noting its use for safety and security through detection and alarm triggering. In the thesis project, the PIR sensor is connected to the Raspberry Pi GPIO pins, allowing Home Assistant to trigger automations — such as activating a relay-controlled device — whenever occupancy is detected.</w:t>
-      </w:r>
-    </w:p>
-    <w:p>
-      <w:pPr>
-        <w:spacing w:before="240" w:beforeAutospacing="off" w:after="240" w:afterAutospacing="off"/>
-        <w:jc w:val="left"/>
-      </w:pPr>
-      <w:r>
-        <w:rPr>
-          <w:rFonts w:ascii="Aptos" w:hAnsi="Aptos" w:eastAsia="Aptos" w:cs="Aptos"/>
-          <w:b w:val="1"/>
-          <w:bCs w:val="1"/>
-          <w:noProof w:val="0"/>
-          <w:sz w:val="24"/>
-          <w:szCs w:val="24"/>
-          <w:lang w:val="en-GB"/>
-        </w:rPr>
-        <w:t>Relay module and the sense-decide-actuate loop</w:t>
-      </w:r>
-    </w:p>
-    <w:p>
-      <w:pPr>
-        <w:spacing w:before="240" w:beforeAutospacing="off" w:after="240" w:afterAutospacing="off"/>
-        <w:jc w:val="left"/>
-      </w:pPr>
-      <w:r>
-        <w:rPr>
-          <w:rFonts w:ascii="Aptos" w:hAnsi="Aptos" w:eastAsia="Aptos" w:cs="Aptos"/>
-          <w:noProof w:val="0"/>
-          <w:sz w:val="24"/>
-          <w:szCs w:val="24"/>
-          <w:lang w:val="en-GB"/>
-        </w:rPr>
-        <w:t xml:space="preserve">Mathe et al. (2024) provide a comprehensive review of Raspberry Pi applications in home automation, </w:t>
-      </w:r>
-      <w:r>
-        <w:rPr>
-          <w:rFonts w:ascii="Aptos" w:hAnsi="Aptos" w:eastAsia="Aptos" w:cs="Aptos"/>
-          <w:noProof w:val="0"/>
-          <w:sz w:val="24"/>
-          <w:szCs w:val="24"/>
-          <w:lang w:val="en-GB"/>
-        </w:rPr>
-        <w:t>identifying</w:t>
-      </w:r>
-      <w:r>
-        <w:rPr>
-          <w:rFonts w:ascii="Aptos" w:hAnsi="Aptos" w:eastAsia="Aptos" w:cs="Aptos"/>
-          <w:noProof w:val="0"/>
-          <w:sz w:val="24"/>
-          <w:szCs w:val="24"/>
-          <w:lang w:val="en-GB"/>
-        </w:rPr>
-        <w:t xml:space="preserve"> relay modules as standard components for controlling household appliances from a low-voltage microcontroller signal. Their review documents relay use across </w:t>
-      </w:r>
-      <w:r>
-        <w:rPr>
-          <w:rFonts w:ascii="Aptos" w:hAnsi="Aptos" w:eastAsia="Aptos" w:cs="Aptos"/>
-          <w:noProof w:val="0"/>
-          <w:sz w:val="24"/>
-          <w:szCs w:val="24"/>
-          <w:lang w:val="en-GB"/>
-        </w:rPr>
-        <w:t>numerous</w:t>
-      </w:r>
-      <w:r>
-        <w:rPr>
-          <w:rFonts w:ascii="Aptos" w:hAnsi="Aptos" w:eastAsia="Aptos" w:cs="Aptos"/>
-          <w:noProof w:val="0"/>
-          <w:sz w:val="24"/>
-          <w:szCs w:val="24"/>
-          <w:lang w:val="en-GB"/>
-        </w:rPr>
-        <w:t xml:space="preserve"> automation studies, where the relay acts as an electrically operated switch — allowing the Raspberry Pi to turn on or off mains-voltage devices safely. Ezugwu et al. (2025) similarly document relay modules as core hardware in smart home automation systems, noting that they are essential for translating digital control signals into physical actuation of appliances such as lights, fans, and heating elements. In the system developed for this thesis, the relay module connects to the Raspberry Pi and is controlled through Home Assistant, while an SG90 servo provides </w:t>
-      </w:r>
-      <w:r>
-        <w:rPr>
-          <w:rFonts w:ascii="Aptos" w:hAnsi="Aptos" w:eastAsia="Aptos" w:cs="Aptos"/>
-          <w:noProof w:val="0"/>
-          <w:sz w:val="24"/>
-          <w:szCs w:val="24"/>
-          <w:lang w:val="en-GB"/>
-        </w:rPr>
-        <w:t>additional</w:t>
-      </w:r>
-      <w:r>
-        <w:rPr>
-          <w:rFonts w:ascii="Aptos" w:hAnsi="Aptos" w:eastAsia="Aptos" w:cs="Aptos"/>
-          <w:noProof w:val="0"/>
-          <w:sz w:val="24"/>
-          <w:szCs w:val="24"/>
-          <w:lang w:val="en-GB"/>
-        </w:rPr>
-        <w:t xml:space="preserve"> physical actuation — for example, triggering a mechanical lock or vent. Together, the DHT22, PIR, relay, and servo form a complete sense-decide-actuate loop: the sensors gather data, Home Assistant processes it and applies automation logic, and the actuators respond accordingly.</w:t>
-      </w:r>
+        <w:rPr>
+          <w:rFonts w:ascii="Aptos" w:hAnsi="Aptos" w:eastAsia="Aptos" w:cs="Aptos"/>
+          <w:noProof w:val="0"/>
+          <w:sz w:val="24"/>
+          <w:szCs w:val="24"/>
+          <w:lang w:val="en-GB"/>
+        </w:rPr>
+      </w:pPr>
     </w:p>
     <w:p>
       <w:pPr>
@@ -7617,7 +7194,7 @@
         </w:rPr>
         <w:t xml:space="preserve"> home automation. </w:t>
       </w:r>
-      <w:hyperlink r:id="Rf39135aed1844641">
+      <w:hyperlink r:id="Rca0a40c1dad54333">
         <w:r>
           <w:rPr>
             <w:rStyle w:val="Hyperlink"/>
@@ -7675,7 +7252,7 @@
         </w:rPr>
         <w:t xml:space="preserve">, D. (2025). Overview of smart home security with Raspberry Pi. Proceedings of ICISS '24, 163–169. </w:t>
       </w:r>
-      <w:hyperlink r:id="R98202474b059481b">
+      <w:hyperlink r:id="R036e3b9e7dac4731">
         <w:r>
           <w:rPr>
             <w:rFonts w:ascii="Times New Roman" w:hAnsi="Times New Roman" w:eastAsia="Times New Roman" w:cs="Times New Roman"/>
@@ -7737,7 +7314,7 @@
         </w:rPr>
         <w:t xml:space="preserve">. </w:t>
       </w:r>
-      <w:hyperlink r:id="Rbb124321947245e9">
+      <w:hyperlink r:id="R05f534e933fc4de3">
         <w:r>
           <w:rPr>
             <w:rStyle w:val="Hyperlink"/>
@@ -7778,7 +7355,7 @@
         </w:rPr>
         <w:t xml:space="preserve">Evans, P. J. (2025). DIY home automation with Raspberry Pi. Raspberry Pi Foundation. </w:t>
       </w:r>
-      <w:hyperlink r:id="Raddd7daa0fcf4d2d">
+      <w:hyperlink r:id="Raddf6ad9f1b84ecf">
         <w:r>
           <w:rPr>
             <w:rStyle w:val="Hyperlink"/>
@@ -7879,7 +7456,7 @@
         </w:rPr>
         <w:t xml:space="preserve">, N. K. (2024). A comprehensive review on applications of Raspberry Pi. Computer Science Review, 52, 100636. </w:t>
       </w:r>
-      <w:hyperlink r:id="Raaf4789c637041e6">
+      <w:hyperlink r:id="R668543ba5d61418d">
         <w:r>
           <w:rPr>
             <w:rStyle w:val="Hyperlink"/>
@@ -7902,47 +7479,79 @@
         </w:numPr>
         <w:spacing w:before="240" w:beforeAutospacing="off" w:after="240" w:afterAutospacing="off"/>
         <w:jc w:val="left"/>
-        <w:rPr/>
-      </w:pPr>
-      <w:r>
-        <w:rPr>
-          <w:noProof w:val="0"/>
-          <w:lang w:val="en-GB"/>
-        </w:rPr>
-        <w:t xml:space="preserve">Gagote, E. O., </w:t>
-      </w:r>
-      <w:r>
-        <w:rPr>
-          <w:noProof w:val="0"/>
+        <w:rPr>
+          <w:rFonts w:ascii="Times New Roman" w:hAnsi="Times New Roman" w:eastAsia="Times New Roman" w:cs="Times New Roman"/>
+          <w:sz w:val="22"/>
+          <w:szCs w:val="22"/>
+        </w:rPr>
+      </w:pPr>
+      <w:r>
+        <w:rPr>
+          <w:rFonts w:ascii="Times New Roman" w:hAnsi="Times New Roman" w:eastAsia="Times New Roman" w:cs="Times New Roman"/>
+          <w:noProof w:val="0"/>
+          <w:sz w:val="22"/>
+          <w:szCs w:val="22"/>
+          <w:lang w:val="en-GB"/>
+        </w:rPr>
+        <w:t>Gagote</w:t>
+      </w:r>
+      <w:r>
+        <w:rPr>
+          <w:rFonts w:ascii="Times New Roman" w:hAnsi="Times New Roman" w:eastAsia="Times New Roman" w:cs="Times New Roman"/>
+          <w:noProof w:val="0"/>
+          <w:sz w:val="22"/>
+          <w:szCs w:val="22"/>
+          <w:lang w:val="en-GB"/>
+        </w:rPr>
+        <w:t xml:space="preserve">, E. O., </w:t>
+      </w:r>
+      <w:r>
+        <w:rPr>
+          <w:rFonts w:ascii="Times New Roman" w:hAnsi="Times New Roman" w:eastAsia="Times New Roman" w:cs="Times New Roman"/>
+          <w:noProof w:val="0"/>
+          <w:sz w:val="22"/>
+          <w:szCs w:val="22"/>
           <w:lang w:val="en-GB"/>
         </w:rPr>
         <w:t>Gapol</w:t>
       </w:r>
       <w:r>
         <w:rPr>
-          <w:noProof w:val="0"/>
+          <w:rFonts w:ascii="Times New Roman" w:hAnsi="Times New Roman" w:eastAsia="Times New Roman" w:cs="Times New Roman"/>
+          <w:noProof w:val="0"/>
+          <w:sz w:val="22"/>
+          <w:szCs w:val="22"/>
           <w:lang w:val="en-GB"/>
         </w:rPr>
         <w:t xml:space="preserve">, K. J. D., Murillo, S. K. G., Velasquez, H. U., &amp; Fabro, M. N. (2026). </w:t>
       </w:r>
       <w:r>
         <w:rPr>
-          <w:noProof w:val="0"/>
+          <w:rFonts w:ascii="Times New Roman" w:hAnsi="Times New Roman" w:eastAsia="Times New Roman" w:cs="Times New Roman"/>
+          <w:noProof w:val="0"/>
+          <w:sz w:val="22"/>
+          <w:szCs w:val="22"/>
           <w:lang w:val="en-GB"/>
         </w:rPr>
         <w:t>Autolight</w:t>
       </w:r>
       <w:r>
         <w:rPr>
-          <w:noProof w:val="0"/>
+          <w:rFonts w:ascii="Times New Roman" w:hAnsi="Times New Roman" w:eastAsia="Times New Roman" w:cs="Times New Roman"/>
+          <w:noProof w:val="0"/>
+          <w:sz w:val="22"/>
+          <w:szCs w:val="22"/>
           <w:lang w:val="en-GB"/>
         </w:rPr>
         <w:t xml:space="preserve">: Smart motion detection lighting system (passive infrared sensor). International Journal of Research and Scientific Innovation, 13(1), 611–621. </w:t>
       </w:r>
-      <w:hyperlink r:id="R465643983c5c42d8">
+      <w:hyperlink r:id="R6e5eb5ad3ab742f8">
         <w:r>
           <w:rPr>
+            <w:rFonts w:ascii="Times New Roman" w:hAnsi="Times New Roman" w:eastAsia="Times New Roman" w:cs="Times New Roman"/>
             <w:noProof w:val="0"/>
+            <w:sz w:val="22"/>
+            <w:szCs w:val="22"/>
             <w:lang w:val="en-GB"/>
           </w:rPr>
           <w:t>https://doi.org/10.51244/IJRSI.2026.13010052</w:t>
@@ -7958,7 +7567,10 @@
         </w:numPr>
         <w:spacing w:before="240" w:beforeAutospacing="off" w:after="240" w:afterAutospacing="off"/>
         <w:rPr>
-          <w:noProof w:val="0"/>
+          <w:rFonts w:ascii="Times New Roman" w:hAnsi="Times New Roman" w:eastAsia="Times New Roman" w:cs="Times New Roman"/>
+          <w:noProof w:val="0"/>
+          <w:sz w:val="22"/>
+          <w:szCs w:val="22"/>
           <w:lang w:val="en-GB"/>
         </w:rPr>
       </w:pPr>
@@ -8021,6 +7633,91 @@
 
 <file path=word/numbering.xml><?xml version="1.0" encoding="utf-8"?>
 <w:numbering xmlns:w="http://schemas.openxmlformats.org/wordprocessingml/2006/main">
+  <w:abstractNum xmlns:w="http://schemas.openxmlformats.org/wordprocessingml/2006/main" w:abstractNumId="11">
+    <w:nsid w:val="2e473c0"/>
+    <w:multiLevelType xmlns:w="http://schemas.openxmlformats.org/wordprocessingml/2006/main" w:val="hybridMultilevel"/>
+    <w:lvl xmlns:w="http://schemas.openxmlformats.org/wordprocessingml/2006/main" w:ilvl="0">
+      <w:start w:val="1"/>
+      <w:numFmt w:val="decimal"/>
+      <w:lvlText w:val="%1."/>
+      <w:lvlJc w:val="left"/>
+      <w:pPr>
+        <w:ind w:left="720" w:hanging="360"/>
+      </w:pPr>
+    </w:lvl>
+    <w:lvl xmlns:w="http://schemas.openxmlformats.org/wordprocessingml/2006/main" w:ilvl="1">
+      <w:start w:val="1"/>
+      <w:numFmt w:val="lowerLetter"/>
+      <w:lvlText w:val="%2."/>
+      <w:lvlJc w:val="left"/>
+      <w:pPr>
+        <w:ind w:left="1440" w:hanging="360"/>
+      </w:pPr>
+    </w:lvl>
+    <w:lvl xmlns:w="http://schemas.openxmlformats.org/wordprocessingml/2006/main" w:ilvl="2">
+      <w:start w:val="1"/>
+      <w:numFmt w:val="lowerRoman"/>
+      <w:lvlText w:val="%3."/>
+      <w:lvlJc w:val="right"/>
+      <w:pPr>
+        <w:ind w:left="2160" w:hanging="180"/>
+      </w:pPr>
+    </w:lvl>
+    <w:lvl xmlns:w="http://schemas.openxmlformats.org/wordprocessingml/2006/main" w:ilvl="3">
+      <w:start w:val="1"/>
+      <w:numFmt w:val="decimal"/>
+      <w:lvlText w:val="%4."/>
+      <w:lvlJc w:val="left"/>
+      <w:pPr>
+        <w:ind w:left="2880" w:hanging="360"/>
+      </w:pPr>
+    </w:lvl>
+    <w:lvl xmlns:w="http://schemas.openxmlformats.org/wordprocessingml/2006/main" w:ilvl="4">
+      <w:start w:val="1"/>
+      <w:numFmt w:val="lowerLetter"/>
+      <w:lvlText w:val="%5."/>
+      <w:lvlJc w:val="left"/>
+      <w:pPr>
+        <w:ind w:left="3600" w:hanging="360"/>
+      </w:pPr>
+    </w:lvl>
+    <w:lvl xmlns:w="http://schemas.openxmlformats.org/wordprocessingml/2006/main" w:ilvl="5">
+      <w:start w:val="1"/>
+      <w:numFmt w:val="lowerRoman"/>
+      <w:lvlText w:val="%6."/>
+      <w:lvlJc w:val="right"/>
+      <w:pPr>
+        <w:ind w:left="4320" w:hanging="180"/>
+      </w:pPr>
+    </w:lvl>
+    <w:lvl xmlns:w="http://schemas.openxmlformats.org/wordprocessingml/2006/main" w:ilvl="6">
+      <w:start w:val="1"/>
+      <w:numFmt w:val="decimal"/>
+      <w:lvlText w:val="%7."/>
+      <w:lvlJc w:val="left"/>
+      <w:pPr>
+        <w:ind w:left="5040" w:hanging="360"/>
+      </w:pPr>
+    </w:lvl>
+    <w:lvl xmlns:w="http://schemas.openxmlformats.org/wordprocessingml/2006/main" w:ilvl="7">
+      <w:start w:val="1"/>
+      <w:numFmt w:val="lowerLetter"/>
+      <w:lvlText w:val="%8."/>
+      <w:lvlJc w:val="left"/>
+      <w:pPr>
+        <w:ind w:left="5760" w:hanging="360"/>
+      </w:pPr>
+    </w:lvl>
+    <w:lvl xmlns:w="http://schemas.openxmlformats.org/wordprocessingml/2006/main" w:ilvl="8">
+      <w:start w:val="1"/>
+      <w:numFmt w:val="lowerRoman"/>
+      <w:lvlText w:val="%9."/>
+      <w:lvlJc w:val="right"/>
+      <w:pPr>
+        <w:ind w:left="6480" w:hanging="180"/>
+      </w:pPr>
+    </w:lvl>
+  </w:abstractNum>
   <w:abstractNum xmlns:w="http://schemas.openxmlformats.org/wordprocessingml/2006/main" w:abstractNumId="10">
     <w:nsid w:val="7ada6295"/>
     <w:multiLevelType xmlns:w="http://schemas.openxmlformats.org/wordprocessingml/2006/main" w:val="hybridMultilevel"/>
@@ -9087,6 +8784,9 @@
       </w:rPr>
     </w:lvl>
   </w:abstractNum>
+  <w:num w:numId="11">
+    <w:abstractNumId w:val="11"/>
+  </w:num>
   <w:num w:numId="10">
     <w:abstractNumId w:val="10"/>
   </w:num>
@@ -9592,7 +9292,7 @@
     <w:next w:val="Normal"/>
     <w:unhideWhenUsed/>
     <w:qFormat/>
-    <w:rsid w:val="5B2FF46B"/>
+    <w:rsid w:val="3C7ECAD0"/>
     <w:rPr>
       <w:rFonts w:eastAsia="" w:cs="" w:eastAsiaTheme="majorEastAsia" w:cstheme="majorBidi"/>
       <w:color w:val="0F4761" w:themeColor="accent1" w:themeTint="FF" w:themeShade="BF"/>
